--- a/Manual de uso.docx
+++ b/Manual de uso.docx
@@ -42,7 +42,13 @@
         <w:spacing w:after="240"/>
       </w:pPr>
       <w:r>
-        <w:t>Degradación de redes a partir de la simulación secuencial de fallos (eliminación aleatoria de nodos) o de ataques (elimunación de nodos con el grado más alto).</w:t>
+        <w:t>Degradación de redes a partir de la simulación secuencial de fallos (eliminación aleatoria de nodos) o de ataques (elim</w:t>
+      </w:r>
+      <w:r>
+        <w:t>i</w:t>
+      </w:r>
+      <w:r>
+        <w:t>nación de nodos con el grado más alto).</w:t>
       </w:r>
     </w:p>
     <w:p>
@@ -55,15 +61,35 @@
     </w:p>
     <w:p>
       <w:pPr>
+        <w:rPr>
+          <w:rFonts w:asciiTheme="majorHAnsi" w:eastAsiaTheme="majorEastAsia" w:hAnsiTheme="majorHAnsi" w:cstheme="majorBidi"/>
+          <w:color w:val="0F4761" w:themeColor="accent1" w:themeShade="BF"/>
+          <w:sz w:val="32"/>
+          <w:szCs w:val="32"/>
+          <w:lang w:val="es-ES_tradnl"/>
+        </w:rPr>
+      </w:pPr>
+      <w:r>
+        <w:rPr>
+          <w:lang w:val="es-ES_tradnl"/>
+        </w:rPr>
+        <w:br w:type="page"/>
+      </w:r>
+    </w:p>
+    <w:p>
+      <w:pPr>
         <w:pStyle w:val="Ttulo2"/>
-        <w:numPr>
-          <w:ilvl w:val="0"/>
-          <w:numId w:val="2"/>
-        </w:numPr>
-        <w:rPr>
-          <w:lang w:val="es-ES_tradnl"/>
-        </w:rPr>
-      </w:pPr>
+        <w:rPr>
+          <w:lang w:val="es-ES_tradnl"/>
+        </w:rPr>
+      </w:pPr>
+      <w:r>
+        <w:rPr>
+          <w:lang w:val="es-ES_tradnl"/>
+        </w:rPr>
+        <w:lastRenderedPageBreak/>
+        <w:t xml:space="preserve">I. </w:t>
+      </w:r>
       <w:r>
         <w:rPr>
           <w:lang w:val="es-ES_tradnl"/>
@@ -106,19 +132,7 @@
         <w:rPr>
           <w:lang w:val="es-ES_tradnl"/>
         </w:rPr>
-        <w:t xml:space="preserve">Crear un ambiente de Python en el que se ejecutará el simulador, </w:t>
-      </w:r>
-      <w:r>
-        <w:rPr>
-          <w:lang w:val="es-ES_tradnl"/>
-        </w:rPr>
-        <w:t>se recomienda usar Anaconda</w:t>
-      </w:r>
-      <w:r>
-        <w:rPr>
-          <w:lang w:val="es-ES_tradnl"/>
-        </w:rPr>
-        <w:t>.</w:t>
+        <w:t>Crear un ambiente de Python en el que se ejecutará el simulador, se recomienda usar Anaconda.</w:t>
       </w:r>
     </w:p>
     <w:p>
@@ -503,7 +517,6 @@
         <w:rPr>
           <w:lang w:val="es-ES_tradnl"/>
         </w:rPr>
-        <w:lastRenderedPageBreak/>
         <w:t xml:space="preserve">Modificar el archivo </w:t>
       </w:r>
       <w:r>
@@ -700,11 +713,39 @@
     </w:p>
     <w:p>
       <w:pPr>
+        <w:rPr>
+          <w:rFonts w:asciiTheme="majorHAnsi" w:eastAsiaTheme="majorEastAsia" w:hAnsiTheme="majorHAnsi" w:cstheme="majorBidi"/>
+          <w:color w:val="0F4761" w:themeColor="accent1" w:themeShade="BF"/>
+          <w:sz w:val="32"/>
+          <w:szCs w:val="32"/>
+          <w:lang w:val="es-ES_tradnl"/>
+        </w:rPr>
+      </w:pPr>
+      <w:r>
+        <w:rPr>
+          <w:lang w:val="es-ES_tradnl"/>
+        </w:rPr>
+        <w:br w:type="page"/>
+      </w:r>
+    </w:p>
+    <w:p>
+      <w:pPr>
         <w:pStyle w:val="Ttulo2"/>
-        <w:numPr>
-          <w:ilvl w:val="0"/>
-          <w:numId w:val="1"/>
-        </w:numPr>
+        <w:rPr>
+          <w:lang w:val="es-ES_tradnl"/>
+        </w:rPr>
+      </w:pPr>
+      <w:r>
+        <w:rPr>
+          <w:lang w:val="es-ES_tradnl"/>
+        </w:rPr>
+        <w:lastRenderedPageBreak/>
+        <w:t>II. Experimentos de formación de redes</w:t>
+      </w:r>
+    </w:p>
+    <w:p>
+      <w:pPr>
+        <w:pStyle w:val="Ttulo3"/>
         <w:rPr>
           <w:lang w:val="es-ES_tradnl"/>
         </w:rPr>
@@ -1014,23 +1055,7 @@
           <w:bCs/>
           <w:lang w:val="es-ES_tradnl"/>
         </w:rPr>
-        <w:t>Longitud del enlace dinámico</w:t>
-      </w:r>
-      <w:r>
-        <w:rPr>
-          <w:b/>
-          <w:bCs/>
-          <w:lang w:val="es-ES_tradnl"/>
-        </w:rPr>
-        <w:t>:</w:t>
-      </w:r>
-      <w:r>
-        <w:rPr>
-          <w:b/>
-          <w:bCs/>
-          <w:lang w:val="es-ES_tradnl"/>
-        </w:rPr>
-        <w:t xml:space="preserve"> </w:t>
+        <w:t xml:space="preserve">Longitud del enlace dinámico: </w:t>
       </w:r>
       <w:r>
         <w:rPr>
@@ -1057,23 +1082,7 @@
           <w:bCs/>
           <w:lang w:val="es-ES_tradnl"/>
         </w:rPr>
-        <w:t>Regla de reconexión</w:t>
-      </w:r>
-      <w:r>
-        <w:rPr>
-          <w:b/>
-          <w:bCs/>
-          <w:lang w:val="es-ES_tradnl"/>
-        </w:rPr>
-        <w:t>:</w:t>
-      </w:r>
-      <w:r>
-        <w:rPr>
-          <w:b/>
-          <w:bCs/>
-          <w:lang w:val="es-ES_tradnl"/>
-        </w:rPr>
-        <w:t xml:space="preserve"> </w:t>
+        <w:t xml:space="preserve">Regla de reconexión: </w:t>
       </w:r>
       <w:r>
         <w:rPr>
@@ -1100,23 +1109,7 @@
           <w:bCs/>
           <w:lang w:val="es-ES_tradnl"/>
         </w:rPr>
-        <w:t>Topología inicial</w:t>
-      </w:r>
-      <w:r>
-        <w:rPr>
-          <w:b/>
-          <w:bCs/>
-          <w:lang w:val="es-ES_tradnl"/>
-        </w:rPr>
-        <w:t>:</w:t>
-      </w:r>
-      <w:r>
-        <w:rPr>
-          <w:b/>
-          <w:bCs/>
-          <w:lang w:val="es-ES_tradnl"/>
-        </w:rPr>
-        <w:t xml:space="preserve"> </w:t>
+        <w:t xml:space="preserve">Topología inicial: </w:t>
       </w:r>
       <w:r>
         <w:rPr>
@@ -1143,23 +1136,7 @@
           <w:bCs/>
           <w:lang w:val="es-ES_tradnl"/>
         </w:rPr>
-        <w:t>Orden de la topología inicial</w:t>
-      </w:r>
-      <w:r>
-        <w:rPr>
-          <w:b/>
-          <w:bCs/>
-          <w:lang w:val="es-ES_tradnl"/>
-        </w:rPr>
-        <w:t xml:space="preserve">: </w:t>
-      </w:r>
-      <w:r>
-        <w:rPr>
-          <w:b/>
-          <w:bCs/>
-          <w:lang w:val="es-ES_tradnl"/>
-        </w:rPr>
-        <w:t xml:space="preserve"> </w:t>
+        <w:t xml:space="preserve">Orden de la topología inicial:  </w:t>
       </w:r>
       <w:r>
         <w:rPr>
@@ -1186,23 +1163,7 @@
           <w:bCs/>
           <w:lang w:val="es-ES_tradnl"/>
         </w:rPr>
-        <w:t>Algoritmo de ruteo</w:t>
-      </w:r>
-      <w:r>
-        <w:rPr>
-          <w:b/>
-          <w:bCs/>
-          <w:lang w:val="es-ES_tradnl"/>
-        </w:rPr>
-        <w:t>:</w:t>
-      </w:r>
-      <w:r>
-        <w:rPr>
-          <w:b/>
-          <w:bCs/>
-          <w:lang w:val="es-ES_tradnl"/>
-        </w:rPr>
-        <w:t xml:space="preserve">  </w:t>
+        <w:t xml:space="preserve">Algoritmo de ruteo:  </w:t>
       </w:r>
       <w:proofErr w:type="spellStart"/>
       <w:r>
@@ -1251,15 +1212,7 @@
           <w:bCs/>
           <w:lang w:val="es-ES_tradnl"/>
         </w:rPr>
-        <w:t>Número de ciclos de ejecución</w:t>
-      </w:r>
-      <w:r>
-        <w:rPr>
-          <w:b/>
-          <w:bCs/>
-          <w:lang w:val="es-ES_tradnl"/>
-        </w:rPr>
-        <w:t xml:space="preserve">: </w:t>
+        <w:t xml:space="preserve">Número de ciclos de ejecución: </w:t>
       </w:r>
       <w:r>
         <w:rPr>
@@ -1270,23 +1223,6 @@
     </w:p>
     <w:p>
       <w:pPr>
-        <w:rPr>
-          <w:rFonts w:eastAsiaTheme="majorEastAsia" w:cstheme="majorBidi"/>
-          <w:color w:val="0F4761" w:themeColor="accent1" w:themeShade="BF"/>
-          <w:sz w:val="28"/>
-          <w:szCs w:val="28"/>
-          <w:lang w:val="es-ES_tradnl"/>
-        </w:rPr>
-      </w:pPr>
-      <w:r>
-        <w:rPr>
-          <w:lang w:val="es-ES_tradnl"/>
-        </w:rPr>
-        <w:br w:type="page"/>
-      </w:r>
-    </w:p>
-    <w:p>
-      <w:pPr>
         <w:pStyle w:val="Ttulo3"/>
         <w:rPr>
           <w:lang w:val="es-ES_tradnl"/>
@@ -1296,7 +1232,6 @@
         <w:rPr>
           <w:lang w:val="es-ES_tradnl"/>
         </w:rPr>
-        <w:lastRenderedPageBreak/>
         <w:t>Pasos:</w:t>
       </w:r>
     </w:p>
@@ -1437,6 +1372,7 @@
         <w:rPr>
           <w:lang w:val="es-ES_tradnl"/>
         </w:rPr>
+        <w:lastRenderedPageBreak/>
         <w:t>Modificar el archivo config.</w:t>
       </w:r>
       <w:r>
@@ -2643,7 +2579,6 @@
         <w:rPr>
           <w:lang w:val="es-ES_tradnl"/>
         </w:rPr>
-        <w:lastRenderedPageBreak/>
         <w:t xml:space="preserve">Es importante notar que para la variable LONG_ENLACE debemos configurar 3 longitudes (D, D/2 y D/4), esto se realizará en el paso </w:t>
       </w:r>
       <w:r>
@@ -2769,39 +2704,7 @@
           <w:sz w:val="20"/>
           <w:szCs w:val="20"/>
         </w:rPr>
-        <w:t xml:space="preserve">Figura </w:t>
-      </w:r>
-      <w:r>
-        <w:rPr>
-          <w:rStyle w:val="nfasissutil"/>
-          <w:sz w:val="20"/>
-          <w:szCs w:val="20"/>
-        </w:rPr>
-        <w:t>2</w:t>
-      </w:r>
-      <w:r>
-        <w:rPr>
-          <w:rStyle w:val="nfasissutil"/>
-          <w:sz w:val="20"/>
-          <w:szCs w:val="20"/>
-        </w:rPr>
-        <w:t xml:space="preserve">. </w:t>
-      </w:r>
-      <w:r>
-        <w:rPr>
-          <w:rStyle w:val="nfasissutil"/>
-          <w:sz w:val="20"/>
-          <w:szCs w:val="20"/>
-        </w:rPr>
-        <w:t xml:space="preserve">Archivos contenidos en las directorios hoja </w:t>
-      </w:r>
-      <w:r>
-        <w:rPr>
-          <w:rStyle w:val="nfasissutil"/>
-          <w:sz w:val="20"/>
-          <w:szCs w:val="20"/>
-        </w:rPr>
-        <w:t>del directorio de resultados de Formación.</w:t>
+        <w:t>Figura 2. Archivos contenidos en las directorios hoja del directorio de resultados de Formación.</w:t>
       </w:r>
     </w:p>
     <w:p>
@@ -2859,6 +2762,7 @@
         <w:rPr>
           <w:lang w:val="es-ES_tradnl"/>
         </w:rPr>
+        <w:lastRenderedPageBreak/>
         <w:t xml:space="preserve">En el archivo </w:t>
       </w:r>
       <w:r>
@@ -2984,31 +2888,7 @@
           <w:lang w:eastAsia="es-MX"/>
           <w14:ligatures w14:val="none"/>
         </w:rPr>
-        <w:t>D</w:t>
-      </w:r>
-      <w:r>
-        <w:rPr>
-          <w:rFonts w:ascii="Menlo" w:eastAsia="Times New Roman" w:hAnsi="Menlo" w:cs="Menlo"/>
-          <w:color w:val="A31515"/>
-          <w:kern w:val="0"/>
-          <w:sz w:val="18"/>
-          <w:szCs w:val="18"/>
-          <w:lang w:eastAsia="es-MX"/>
-          <w14:ligatures w14:val="none"/>
-        </w:rPr>
-        <w:t>2</w:t>
-      </w:r>
-      <w:r>
-        <w:rPr>
-          <w:rFonts w:ascii="Menlo" w:eastAsia="Times New Roman" w:hAnsi="Menlo" w:cs="Menlo"/>
-          <w:color w:val="A31515"/>
-          <w:kern w:val="0"/>
-          <w:sz w:val="18"/>
-          <w:szCs w:val="18"/>
-          <w:lang w:eastAsia="es-MX"/>
-          <w14:ligatures w14:val="none"/>
-        </w:rPr>
-        <w:t xml:space="preserve">/ExperimentosCooperadores/R1/malla8x8/CR/config.py </w:t>
+        <w:t xml:space="preserve">D2/ExperimentosCooperadores/R1/malla8x8/CR/config.py </w:t>
       </w:r>
       <w:r>
         <w:rPr>
@@ -3097,31 +2977,7 @@
           <w:lang w:eastAsia="es-MX"/>
           <w14:ligatures w14:val="none"/>
         </w:rPr>
-        <w:t>D</w:t>
-      </w:r>
-      <w:r>
-        <w:rPr>
-          <w:rFonts w:ascii="Menlo" w:eastAsia="Times New Roman" w:hAnsi="Menlo" w:cs="Menlo"/>
-          <w:color w:val="A31515"/>
-          <w:kern w:val="0"/>
-          <w:sz w:val="18"/>
-          <w:szCs w:val="18"/>
-          <w:lang w:eastAsia="es-MX"/>
-          <w14:ligatures w14:val="none"/>
-        </w:rPr>
-        <w:t>4</w:t>
-      </w:r>
-      <w:r>
-        <w:rPr>
-          <w:rFonts w:ascii="Menlo" w:eastAsia="Times New Roman" w:hAnsi="Menlo" w:cs="Menlo"/>
-          <w:color w:val="A31515"/>
-          <w:kern w:val="0"/>
-          <w:sz w:val="18"/>
-          <w:szCs w:val="18"/>
-          <w:lang w:eastAsia="es-MX"/>
-          <w14:ligatures w14:val="none"/>
-        </w:rPr>
-        <w:t xml:space="preserve">/ExperimentosCooperadores/R1/malla8x8/CR/config.py </w:t>
+        <w:t xml:space="preserve">D4/ExperimentosCooperadores/R1/malla8x8/CR/config.py </w:t>
       </w:r>
       <w:r>
         <w:rPr>
@@ -3333,7 +3189,7 @@
           <w:sz w:val="20"/>
           <w:szCs w:val="20"/>
         </w:rPr>
-        <w:t xml:space="preserve">Figura </w:t>
+        <w:t xml:space="preserve">Figura 3. </w:t>
       </w:r>
       <w:r>
         <w:rPr>
@@ -3341,7 +3197,7 @@
           <w:sz w:val="20"/>
           <w:szCs w:val="20"/>
         </w:rPr>
-        <w:t>3</w:t>
+        <w:t>U</w:t>
       </w:r>
       <w:r>
         <w:rPr>
@@ -3349,23 +3205,7 @@
           <w:sz w:val="20"/>
           <w:szCs w:val="20"/>
         </w:rPr>
-        <w:t xml:space="preserve">. </w:t>
-      </w:r>
-      <w:r>
-        <w:rPr>
-          <w:rStyle w:val="nfasissutil"/>
-          <w:sz w:val="20"/>
-          <w:szCs w:val="20"/>
-        </w:rPr>
-        <w:t>Hubicación de los scripts formacion.sh y config.sh</w:t>
-      </w:r>
-      <w:r>
-        <w:rPr>
-          <w:rStyle w:val="nfasissutil"/>
-          <w:sz w:val="20"/>
-          <w:szCs w:val="20"/>
-        </w:rPr>
-        <w:t>.</w:t>
+        <w:t>bicación de los scripts formacion.sh y config.sh.</w:t>
       </w:r>
       <w:r>
         <w:rPr>
@@ -3502,6 +3342,63 @@
       </w:r>
       <w:r>
         <w:rPr>
+          <w:rFonts w:ascii="Consolas" w:hAnsi="Consolas" w:cs="Consolas"/>
+          <w:b/>
+          <w:bCs/>
+          <w:color w:val="156082" w:themeColor="accent1"/>
+          <w:sz w:val="20"/>
+          <w:szCs w:val="20"/>
+          <w:lang w:val="es-ES_tradnl"/>
+        </w:rPr>
+        <w:t xml:space="preserve"> 1</w:t>
+      </w:r>
+      <w:r>
+        <w:rPr>
+          <w:rFonts w:ascii="Consolas" w:hAnsi="Consolas" w:cs="Consolas"/>
+          <w:b/>
+          <w:bCs/>
+          <w:color w:val="156082" w:themeColor="accent1"/>
+          <w:sz w:val="20"/>
+          <w:szCs w:val="20"/>
+          <w:lang w:val="es-ES_tradnl"/>
+        </w:rPr>
+        <w:tab/>
+      </w:r>
+      <w:r>
+        <w:rPr>
+          <w:rFonts w:ascii="Consolas" w:hAnsi="Consolas" w:cs="Consolas"/>
+          <w:b/>
+          <w:bCs/>
+          <w:color w:val="156082" w:themeColor="accent1"/>
+          <w:sz w:val="20"/>
+          <w:szCs w:val="20"/>
+          <w:lang w:val="es-ES_tradnl"/>
+        </w:rPr>
+        <w:tab/>
+      </w:r>
+      <w:r>
+        <w:rPr>
+          <w:lang w:val="es-ES_tradnl"/>
+        </w:rPr>
+        <w:tab/>
+      </w:r>
+    </w:p>
+    <w:p>
+      <w:pPr>
+        <w:pStyle w:val="Prrafodelista"/>
+        <w:spacing w:after="240"/>
+        <w:rPr>
+          <w:lang w:val="es-ES_tradnl"/>
+        </w:rPr>
+      </w:pPr>
+      <w:r>
+        <w:rPr>
+          <w:lang w:val="es-ES_tradnl"/>
+        </w:rPr>
+        <w:t>Pasar como argumento 1 si se trabaja con malla y 3 con anillo.</w:t>
+      </w:r>
+      <w:r>
+        <w:rPr>
           <w:lang w:val="es-ES_tradnl"/>
         </w:rPr>
         <w:tab/>
@@ -3523,7 +3420,6 @@
         <w:rPr>
           <w:lang w:val="es-ES_tradnl"/>
         </w:rPr>
-        <w:lastRenderedPageBreak/>
         <w:t xml:space="preserve">Para cada configuración se realizarán 10 ejecuciones del experimento. De modo que al terminar la ejecución del script </w:t>
       </w:r>
       <w:r>
@@ -3565,24 +3461,18 @@
         <w:rPr>
           <w:lang w:val="es-ES_tradnl"/>
         </w:rPr>
-        <w:t xml:space="preserve"> (archivos de </w:t>
-      </w:r>
-      <w:proofErr w:type="gramStart"/>
-      <w:r>
-        <w:rPr>
-          <w:lang w:val="es-ES_tradnl"/>
-        </w:rPr>
-        <w:t>extensión .</w:t>
+        <w:t xml:space="preserve"> (archivos de extensión </w:t>
       </w:r>
       <w:proofErr w:type="spellStart"/>
       <w:r>
         <w:rPr>
+          <w:i/>
+          <w:iCs/>
           <w:lang w:val="es-ES_tradnl"/>
         </w:rPr>
         <w:t>adjlist</w:t>
       </w:r>
       <w:proofErr w:type="spellEnd"/>
-      <w:proofErr w:type="gramEnd"/>
       <w:r>
         <w:rPr>
           <w:lang w:val="es-ES_tradnl"/>
@@ -3622,23 +3512,13 @@
         <w:rPr>
           <w:lang w:val="es-ES_tradnl"/>
         </w:rPr>
-        <w:t xml:space="preserve"> </w:t>
-      </w:r>
-      <w:r>
-        <w:rPr>
-          <w:lang w:val="es-ES_tradnl"/>
-        </w:rPr>
-        <w:t xml:space="preserve">(archivos de </w:t>
-      </w:r>
-      <w:r>
-        <w:rPr>
-          <w:lang w:val="es-ES_tradnl"/>
-        </w:rPr>
-        <w:t xml:space="preserve">nombre </w:t>
+        <w:t xml:space="preserve"> (archivos de nombre </w:t>
       </w:r>
       <w:proofErr w:type="spellStart"/>
       <w:r>
         <w:rPr>
+          <w:i/>
+          <w:iCs/>
           <w:lang w:val="es-ES_tradnl"/>
         </w:rPr>
         <w:t>hist_test</w:t>
@@ -3687,103 +3567,1017 @@
         <w:rPr>
           <w:lang w:val="es-ES_tradnl"/>
         </w:rPr>
-        <w:t xml:space="preserve">(coeficiente de </w:t>
-      </w:r>
-      <w:proofErr w:type="spellStart"/>
-      <w:r>
-        <w:rPr>
-          <w:lang w:val="es-ES_tradnl"/>
-        </w:rPr>
-        <w:t>clustering</w:t>
-      </w:r>
-      <w:proofErr w:type="spellEnd"/>
-      <w:r>
-        <w:rPr>
-          <w:lang w:val="es-ES_tradnl"/>
-        </w:rPr>
-        <w:t xml:space="preserve"> promedio, </w:t>
-      </w:r>
-      <w:proofErr w:type="spellStart"/>
-      <w:r>
-        <w:rPr>
-          <w:lang w:val="es-ES_tradnl"/>
-        </w:rPr>
-        <w:t>average</w:t>
-      </w:r>
-      <w:proofErr w:type="spellEnd"/>
-      <w:r>
-        <w:rPr>
+        <w:t>(coeficiente promedio</w:t>
+      </w:r>
+      <w:r>
+        <w:rPr>
+          <w:lang w:val="es-ES_tradnl"/>
+        </w:rPr>
+        <w:t xml:space="preserve"> de agrupamiento</w:t>
+      </w:r>
+      <w:r>
+        <w:rPr>
+          <w:lang w:val="es-ES_tradnl"/>
+        </w:rPr>
+        <w:t xml:space="preserve">, </w:t>
+      </w:r>
+      <w:r>
+        <w:rPr>
+          <w:lang w:val="es-ES_tradnl"/>
+        </w:rPr>
+        <w:t>longitud promedio de la trayectoria más corta</w:t>
+      </w:r>
+      <w:r>
+        <w:rPr>
+          <w:lang w:val="es-ES_tradnl"/>
+        </w:rPr>
+        <w:t xml:space="preserve">, diámetro) de las redes </w:t>
+      </w:r>
+      <w:r>
+        <w:rPr>
+          <w:lang w:val="es-ES_tradnl"/>
+        </w:rPr>
+        <w:t>obtenidas en cada ciclo de ejecución (archivo datos-salida).</w:t>
+      </w:r>
+    </w:p>
+    <w:p>
+      <w:pPr>
+        <w:pStyle w:val="Ttulo3"/>
+        <w:rPr>
+          <w:lang w:val="es-ES_tradnl"/>
+        </w:rPr>
+      </w:pPr>
+      <w:r>
+        <w:rPr>
+          <w:lang w:val="es-ES_tradnl"/>
+        </w:rPr>
+        <w:t>Generación de imágenes de las redes obtenidas y gráficas de sus medidas estructurales</w:t>
+      </w:r>
+    </w:p>
+    <w:p>
+      <w:pPr>
+        <w:rPr>
+          <w:lang w:val="es-ES_tradnl"/>
+        </w:rPr>
+      </w:pPr>
+      <w:r>
+        <w:rPr>
+          <w:lang w:val="es-ES_tradnl"/>
+        </w:rPr>
+        <w:t xml:space="preserve">A continuación, se indican la lista de archivos para obtener distintos reportes de medidas estructurales e imágenes de las redes generadas. </w:t>
+      </w:r>
+    </w:p>
+    <w:p>
+      <w:pPr>
+        <w:rPr>
+          <w:lang w:val="es-ES_tradnl"/>
+        </w:rPr>
+      </w:pPr>
+      <w:r>
+        <w:rPr>
+          <w:lang w:val="es-ES_tradnl"/>
+        </w:rPr>
+        <w:lastRenderedPageBreak/>
+        <w:t>Antes de ejecutar los archivos se debe</w:t>
+      </w:r>
+      <w:r>
+        <w:rPr>
+          <w:lang w:val="es-ES_tradnl"/>
+        </w:rPr>
+        <w:t>n ejecutar los experimentos de formación y</w:t>
+      </w:r>
+      <w:r>
+        <w:rPr>
+          <w:lang w:val="es-ES_tradnl"/>
+        </w:rPr>
+        <w:t xml:space="preserve"> configurar el archivo </w:t>
+      </w:r>
+      <w:r>
+        <w:rPr>
+          <w:color w:val="0070C0"/>
+          <w:lang w:val="es-ES_tradnl"/>
+        </w:rPr>
+        <w:t>config_7GraficasFormacion.py</w:t>
+      </w:r>
+      <w:r>
+        <w:rPr>
+          <w:color w:val="0070C0"/>
           <w:lang w:val="es-ES_tradnl"/>
         </w:rPr>
         <w:t xml:space="preserve"> </w:t>
       </w:r>
-      <w:proofErr w:type="spellStart"/>
-      <w:r>
-        <w:rPr>
-          <w:lang w:val="es-ES_tradnl"/>
-        </w:rPr>
-        <w:t>shortest</w:t>
-      </w:r>
-      <w:proofErr w:type="spellEnd"/>
-      <w:r>
-        <w:rPr>
-          <w:lang w:val="es-ES_tradnl"/>
-        </w:rPr>
-        <w:t xml:space="preserve"> </w:t>
-      </w:r>
-      <w:proofErr w:type="spellStart"/>
-      <w:r>
-        <w:rPr>
-          <w:lang w:val="es-ES_tradnl"/>
-        </w:rPr>
-        <w:t>path</w:t>
-      </w:r>
-      <w:proofErr w:type="spellEnd"/>
-      <w:r>
-        <w:rPr>
-          <w:lang w:val="es-ES_tradnl"/>
-        </w:rPr>
-        <w:t xml:space="preserve"> </w:t>
-      </w:r>
-      <w:proofErr w:type="spellStart"/>
-      <w:r>
-        <w:rPr>
-          <w:lang w:val="es-ES_tradnl"/>
-        </w:rPr>
-        <w:t>length</w:t>
-      </w:r>
-      <w:proofErr w:type="spellEnd"/>
-      <w:r>
-        <w:rPr>
-          <w:lang w:val="es-ES_tradnl"/>
-        </w:rPr>
-        <w:t xml:space="preserve">, diámetro) de las redes </w:t>
-      </w:r>
-      <w:r>
-        <w:rPr>
-          <w:lang w:val="es-ES_tradnl"/>
-        </w:rPr>
-        <w:t>obtenidas en cada ciclo de ejecución</w:t>
-      </w:r>
-      <w:r>
-        <w:rPr>
-          <w:lang w:val="es-ES_tradnl"/>
-        </w:rPr>
-        <w:t xml:space="preserve"> (archivo datos-salida)</w:t>
-      </w:r>
-      <w:r>
-        <w:rPr>
-          <w:lang w:val="es-ES_tradnl"/>
-        </w:rPr>
-        <w:t>.</w:t>
-      </w:r>
-    </w:p>
-    <w:p>
-      <w:pPr>
-        <w:pStyle w:val="Ttulo2"/>
+      <w:r>
+        <w:rPr>
+          <w:lang w:val="es-ES_tradnl"/>
+        </w:rPr>
+        <w:t xml:space="preserve">con información de los experimentos </w:t>
+      </w:r>
+      <w:r>
+        <w:rPr>
+          <w:lang w:val="es-ES_tradnl"/>
+        </w:rPr>
+        <w:t>ejecutados</w:t>
+      </w:r>
+      <w:r>
+        <w:rPr>
+          <w:lang w:val="es-ES_tradnl"/>
+        </w:rPr>
+        <w:t>, por ejemplo:</w:t>
+      </w:r>
+    </w:p>
+    <w:p>
+      <w:pPr>
+        <w:rPr>
+          <w:lang w:val="es-ES_tradnl"/>
+        </w:rPr>
+      </w:pPr>
+    </w:p>
+    <w:p>
+      <w:pPr>
+        <w:shd w:val="clear" w:color="auto" w:fill="FFFFFF"/>
+        <w:spacing w:line="270" w:lineRule="atLeast"/>
+        <w:rPr>
+          <w:rFonts w:ascii="Menlo" w:eastAsia="Times New Roman" w:hAnsi="Menlo" w:cs="Menlo"/>
+          <w:color w:val="3B3B3B"/>
+          <w:kern w:val="0"/>
+          <w:sz w:val="16"/>
+          <w:szCs w:val="16"/>
+          <w:lang w:eastAsia="es-MX"/>
+          <w14:ligatures w14:val="none"/>
+        </w:rPr>
+      </w:pPr>
+      <w:r>
+        <w:rPr>
+          <w:rFonts w:ascii="Menlo" w:eastAsia="Times New Roman" w:hAnsi="Menlo" w:cs="Menlo"/>
+          <w:color w:val="008000"/>
+          <w:kern w:val="0"/>
+          <w:sz w:val="16"/>
+          <w:szCs w:val="16"/>
+          <w:lang w:eastAsia="es-MX"/>
+          <w14:ligatures w14:val="none"/>
+        </w:rPr>
+        <w:t>#PARA AGENTES COOPERADORES:</w:t>
+      </w:r>
+    </w:p>
+    <w:p>
+      <w:pPr>
+        <w:shd w:val="clear" w:color="auto" w:fill="FFFFFF"/>
+        <w:spacing w:line="270" w:lineRule="atLeast"/>
+        <w:rPr>
+          <w:rFonts w:ascii="Menlo" w:eastAsia="Times New Roman" w:hAnsi="Menlo" w:cs="Menlo"/>
+          <w:color w:val="3B3B3B"/>
+          <w:kern w:val="0"/>
+          <w:sz w:val="16"/>
+          <w:szCs w:val="16"/>
+          <w:lang w:eastAsia="es-MX"/>
+          <w14:ligatures w14:val="none"/>
+        </w:rPr>
+      </w:pPr>
+      <w:r>
+        <w:rPr>
+          <w:rFonts w:ascii="Menlo" w:eastAsia="Times New Roman" w:hAnsi="Menlo" w:cs="Menlo"/>
+          <w:color w:val="0070C1"/>
+          <w:kern w:val="0"/>
+          <w:sz w:val="16"/>
+          <w:szCs w:val="16"/>
+          <w:lang w:eastAsia="es-MX"/>
+          <w14:ligatures w14:val="none"/>
+        </w:rPr>
+        <w:t>TAM_ENLACES</w:t>
+      </w:r>
+      <w:r>
+        <w:rPr>
+          <w:rFonts w:ascii="Menlo" w:eastAsia="Times New Roman" w:hAnsi="Menlo" w:cs="Menlo"/>
+          <w:color w:val="000000"/>
+          <w:kern w:val="0"/>
+          <w:sz w:val="16"/>
+          <w:szCs w:val="16"/>
+          <w:lang w:eastAsia="es-MX"/>
+          <w14:ligatures w14:val="none"/>
+        </w:rPr>
+        <w:t>=</w:t>
+      </w:r>
+      <w:r>
+        <w:rPr>
+          <w:rFonts w:ascii="Menlo" w:eastAsia="Times New Roman" w:hAnsi="Menlo" w:cs="Menlo"/>
+          <w:color w:val="3B3B3B"/>
+          <w:kern w:val="0"/>
+          <w:sz w:val="16"/>
+          <w:szCs w:val="16"/>
+          <w:lang w:eastAsia="es-MX"/>
+          <w14:ligatures w14:val="none"/>
+        </w:rPr>
+        <w:t>[</w:t>
+      </w:r>
+      <w:r>
+        <w:rPr>
+          <w:rFonts w:ascii="Menlo" w:eastAsia="Times New Roman" w:hAnsi="Menlo" w:cs="Menlo"/>
+          <w:color w:val="A31515"/>
+          <w:kern w:val="0"/>
+          <w:sz w:val="16"/>
+          <w:szCs w:val="16"/>
+          <w:lang w:eastAsia="es-MX"/>
+          <w14:ligatures w14:val="none"/>
+        </w:rPr>
+        <w:t>"D"</w:t>
+      </w:r>
+      <w:r>
+        <w:rPr>
+          <w:rFonts w:ascii="Menlo" w:eastAsia="Times New Roman" w:hAnsi="Menlo" w:cs="Menlo"/>
+          <w:color w:val="3B3B3B"/>
+          <w:kern w:val="0"/>
+          <w:sz w:val="16"/>
+          <w:szCs w:val="16"/>
+          <w:lang w:eastAsia="es-MX"/>
+          <w14:ligatures w14:val="none"/>
+        </w:rPr>
+        <w:t>,</w:t>
+      </w:r>
+      <w:r>
+        <w:rPr>
+          <w:rFonts w:ascii="Menlo" w:eastAsia="Times New Roman" w:hAnsi="Menlo" w:cs="Menlo"/>
+          <w:color w:val="A31515"/>
+          <w:kern w:val="0"/>
+          <w:sz w:val="16"/>
+          <w:szCs w:val="16"/>
+          <w:lang w:eastAsia="es-MX"/>
+          <w14:ligatures w14:val="none"/>
+        </w:rPr>
+        <w:t>"D2"</w:t>
+      </w:r>
+      <w:r>
+        <w:rPr>
+          <w:rFonts w:ascii="Menlo" w:eastAsia="Times New Roman" w:hAnsi="Menlo" w:cs="Menlo"/>
+          <w:color w:val="3B3B3B"/>
+          <w:kern w:val="0"/>
+          <w:sz w:val="16"/>
+          <w:szCs w:val="16"/>
+          <w:lang w:eastAsia="es-MX"/>
+          <w14:ligatures w14:val="none"/>
+        </w:rPr>
+        <w:t>,</w:t>
+      </w:r>
+      <w:r>
+        <w:rPr>
+          <w:rFonts w:ascii="Menlo" w:eastAsia="Times New Roman" w:hAnsi="Menlo" w:cs="Menlo"/>
+          <w:color w:val="A31515"/>
+          <w:kern w:val="0"/>
+          <w:sz w:val="16"/>
+          <w:szCs w:val="16"/>
+          <w:lang w:eastAsia="es-MX"/>
+          <w14:ligatures w14:val="none"/>
+        </w:rPr>
+        <w:t>"D4"</w:t>
+      </w:r>
+      <w:r>
+        <w:rPr>
+          <w:rFonts w:ascii="Menlo" w:eastAsia="Times New Roman" w:hAnsi="Menlo" w:cs="Menlo"/>
+          <w:color w:val="3B3B3B"/>
+          <w:kern w:val="0"/>
+          <w:sz w:val="16"/>
+          <w:szCs w:val="16"/>
+          <w:lang w:eastAsia="es-MX"/>
+          <w14:ligatures w14:val="none"/>
+        </w:rPr>
+        <w:t>]</w:t>
+      </w:r>
+    </w:p>
+    <w:p>
+      <w:pPr>
+        <w:shd w:val="clear" w:color="auto" w:fill="FFFFFF"/>
+        <w:spacing w:line="270" w:lineRule="atLeast"/>
+        <w:rPr>
+          <w:rFonts w:ascii="Menlo" w:eastAsia="Times New Roman" w:hAnsi="Menlo" w:cs="Menlo"/>
+          <w:color w:val="3B3B3B"/>
+          <w:kern w:val="0"/>
+          <w:sz w:val="16"/>
+          <w:szCs w:val="16"/>
+          <w:lang w:eastAsia="es-MX"/>
+          <w14:ligatures w14:val="none"/>
+        </w:rPr>
+      </w:pPr>
+      <w:r>
+        <w:rPr>
+          <w:rFonts w:ascii="Menlo" w:eastAsia="Times New Roman" w:hAnsi="Menlo" w:cs="Menlo"/>
+          <w:color w:val="0070C1"/>
+          <w:kern w:val="0"/>
+          <w:sz w:val="16"/>
+          <w:szCs w:val="16"/>
+          <w:lang w:eastAsia="es-MX"/>
+          <w14:ligatures w14:val="none"/>
+        </w:rPr>
+        <w:t>REGLAS</w:t>
+      </w:r>
+      <w:r>
+        <w:rPr>
+          <w:rFonts w:ascii="Menlo" w:eastAsia="Times New Roman" w:hAnsi="Menlo" w:cs="Menlo"/>
+          <w:color w:val="000000"/>
+          <w:kern w:val="0"/>
+          <w:sz w:val="16"/>
+          <w:szCs w:val="16"/>
+          <w:lang w:eastAsia="es-MX"/>
+          <w14:ligatures w14:val="none"/>
+        </w:rPr>
+        <w:t>=</w:t>
+      </w:r>
+      <w:r>
+        <w:rPr>
+          <w:rFonts w:ascii="Menlo" w:eastAsia="Times New Roman" w:hAnsi="Menlo" w:cs="Menlo"/>
+          <w:color w:val="3B3B3B"/>
+          <w:kern w:val="0"/>
+          <w:sz w:val="16"/>
+          <w:szCs w:val="16"/>
+          <w:lang w:eastAsia="es-MX"/>
+          <w14:ligatures w14:val="none"/>
+        </w:rPr>
+        <w:t>[</w:t>
+      </w:r>
+      <w:r>
+        <w:rPr>
+          <w:rFonts w:ascii="Menlo" w:eastAsia="Times New Roman" w:hAnsi="Menlo" w:cs="Menlo"/>
+          <w:color w:val="A31515"/>
+          <w:kern w:val="0"/>
+          <w:sz w:val="16"/>
+          <w:szCs w:val="16"/>
+          <w:lang w:eastAsia="es-MX"/>
+          <w14:ligatures w14:val="none"/>
+        </w:rPr>
+        <w:t>"R1"</w:t>
+      </w:r>
+      <w:r>
+        <w:rPr>
+          <w:rFonts w:ascii="Menlo" w:eastAsia="Times New Roman" w:hAnsi="Menlo" w:cs="Menlo"/>
+          <w:color w:val="3B3B3B"/>
+          <w:kern w:val="0"/>
+          <w:sz w:val="16"/>
+          <w:szCs w:val="16"/>
+          <w:lang w:eastAsia="es-MX"/>
+          <w14:ligatures w14:val="none"/>
+        </w:rPr>
+        <w:t>]</w:t>
+      </w:r>
+    </w:p>
+    <w:p>
+      <w:pPr>
+        <w:shd w:val="clear" w:color="auto" w:fill="FFFFFF"/>
+        <w:spacing w:line="270" w:lineRule="atLeast"/>
+        <w:rPr>
+          <w:rFonts w:ascii="Menlo" w:eastAsia="Times New Roman" w:hAnsi="Menlo" w:cs="Menlo"/>
+          <w:color w:val="3B3B3B"/>
+          <w:kern w:val="0"/>
+          <w:sz w:val="16"/>
+          <w:szCs w:val="16"/>
+          <w:lang w:eastAsia="es-MX"/>
+          <w14:ligatures w14:val="none"/>
+        </w:rPr>
+      </w:pPr>
+      <w:r>
+        <w:rPr>
+          <w:rFonts w:ascii="Menlo" w:eastAsia="Times New Roman" w:hAnsi="Menlo" w:cs="Menlo"/>
+          <w:color w:val="0070C1"/>
+          <w:kern w:val="0"/>
+          <w:sz w:val="16"/>
+          <w:szCs w:val="16"/>
+          <w:lang w:eastAsia="es-MX"/>
+          <w14:ligatures w14:val="none"/>
+        </w:rPr>
+        <w:t>TOPOLOGIAS</w:t>
+      </w:r>
+      <w:r>
+        <w:rPr>
+          <w:rFonts w:ascii="Menlo" w:eastAsia="Times New Roman" w:hAnsi="Menlo" w:cs="Menlo"/>
+          <w:color w:val="000000"/>
+          <w:kern w:val="0"/>
+          <w:sz w:val="16"/>
+          <w:szCs w:val="16"/>
+          <w:lang w:eastAsia="es-MX"/>
+          <w14:ligatures w14:val="none"/>
+        </w:rPr>
+        <w:t>=</w:t>
+      </w:r>
+      <w:r>
+        <w:rPr>
+          <w:rFonts w:ascii="Menlo" w:eastAsia="Times New Roman" w:hAnsi="Menlo" w:cs="Menlo"/>
+          <w:color w:val="3B3B3B"/>
+          <w:kern w:val="0"/>
+          <w:sz w:val="16"/>
+          <w:szCs w:val="16"/>
+          <w:lang w:eastAsia="es-MX"/>
+          <w14:ligatures w14:val="none"/>
+        </w:rPr>
+        <w:t>[</w:t>
+      </w:r>
+      <w:r>
+        <w:rPr>
+          <w:rFonts w:ascii="Menlo" w:eastAsia="Times New Roman" w:hAnsi="Menlo" w:cs="Menlo"/>
+          <w:color w:val="A31515"/>
+          <w:kern w:val="0"/>
+          <w:sz w:val="16"/>
+          <w:szCs w:val="16"/>
+          <w:lang w:eastAsia="es-MX"/>
+          <w14:ligatures w14:val="none"/>
+        </w:rPr>
+        <w:t>"malla8x8"</w:t>
+      </w:r>
+      <w:r>
+        <w:rPr>
+          <w:rFonts w:ascii="Menlo" w:eastAsia="Times New Roman" w:hAnsi="Menlo" w:cs="Menlo"/>
+          <w:color w:val="3B3B3B"/>
+          <w:kern w:val="0"/>
+          <w:sz w:val="16"/>
+          <w:szCs w:val="16"/>
+          <w:lang w:eastAsia="es-MX"/>
+          <w14:ligatures w14:val="none"/>
+        </w:rPr>
+        <w:t>]</w:t>
+      </w:r>
+    </w:p>
+    <w:p>
+      <w:pPr>
+        <w:shd w:val="clear" w:color="auto" w:fill="FFFFFF"/>
+        <w:spacing w:line="270" w:lineRule="atLeast"/>
+        <w:rPr>
+          <w:rFonts w:ascii="Menlo" w:eastAsia="Times New Roman" w:hAnsi="Menlo" w:cs="Menlo"/>
+          <w:color w:val="3B3B3B"/>
+          <w:kern w:val="0"/>
+          <w:sz w:val="16"/>
+          <w:szCs w:val="16"/>
+          <w:lang w:eastAsia="es-MX"/>
+          <w14:ligatures w14:val="none"/>
+        </w:rPr>
+      </w:pPr>
+      <w:r>
+        <w:rPr>
+          <w:rFonts w:ascii="Menlo" w:eastAsia="Times New Roman" w:hAnsi="Menlo" w:cs="Menlo"/>
+          <w:color w:val="0070C1"/>
+          <w:kern w:val="0"/>
+          <w:sz w:val="16"/>
+          <w:szCs w:val="16"/>
+          <w:lang w:eastAsia="es-MX"/>
+          <w14:ligatures w14:val="none"/>
+        </w:rPr>
+        <w:t>ALG_ENCAMINAMIENTO</w:t>
+      </w:r>
+      <w:r>
+        <w:rPr>
+          <w:rFonts w:ascii="Menlo" w:eastAsia="Times New Roman" w:hAnsi="Menlo" w:cs="Menlo"/>
+          <w:color w:val="000000"/>
+          <w:kern w:val="0"/>
+          <w:sz w:val="16"/>
+          <w:szCs w:val="16"/>
+          <w:lang w:eastAsia="es-MX"/>
+          <w14:ligatures w14:val="none"/>
+        </w:rPr>
+        <w:t>=</w:t>
+      </w:r>
+      <w:r>
+        <w:rPr>
+          <w:rFonts w:ascii="Menlo" w:eastAsia="Times New Roman" w:hAnsi="Menlo" w:cs="Menlo"/>
+          <w:color w:val="3B3B3B"/>
+          <w:kern w:val="0"/>
+          <w:sz w:val="16"/>
+          <w:szCs w:val="16"/>
+          <w:lang w:eastAsia="es-MX"/>
+          <w14:ligatures w14:val="none"/>
+        </w:rPr>
+        <w:t>[</w:t>
+      </w:r>
+      <w:r>
+        <w:rPr>
+          <w:rFonts w:ascii="Menlo" w:eastAsia="Times New Roman" w:hAnsi="Menlo" w:cs="Menlo"/>
+          <w:color w:val="A31515"/>
+          <w:kern w:val="0"/>
+          <w:sz w:val="16"/>
+          <w:szCs w:val="16"/>
+          <w:lang w:eastAsia="es-MX"/>
+          <w14:ligatures w14:val="none"/>
+        </w:rPr>
+        <w:t>"CR"</w:t>
+      </w:r>
+      <w:r>
+        <w:rPr>
+          <w:rFonts w:ascii="Menlo" w:eastAsia="Times New Roman" w:hAnsi="Menlo" w:cs="Menlo"/>
+          <w:color w:val="3B3B3B"/>
+          <w:kern w:val="0"/>
+          <w:sz w:val="16"/>
+          <w:szCs w:val="16"/>
+          <w:lang w:eastAsia="es-MX"/>
+          <w14:ligatures w14:val="none"/>
+        </w:rPr>
+        <w:t>]</w:t>
+      </w:r>
+    </w:p>
+    <w:p>
+      <w:pPr>
+        <w:shd w:val="clear" w:color="auto" w:fill="FFFFFF"/>
+        <w:spacing w:line="270" w:lineRule="atLeast"/>
+        <w:rPr>
+          <w:rFonts w:ascii="Menlo" w:eastAsia="Times New Roman" w:hAnsi="Menlo" w:cs="Menlo"/>
+          <w:color w:val="3B3B3B"/>
+          <w:kern w:val="0"/>
+          <w:sz w:val="16"/>
+          <w:szCs w:val="16"/>
+          <w:lang w:eastAsia="es-MX"/>
+          <w14:ligatures w14:val="none"/>
+        </w:rPr>
+      </w:pPr>
+    </w:p>
+    <w:p>
+      <w:pPr>
+        <w:shd w:val="clear" w:color="auto" w:fill="FFFFFF"/>
+        <w:spacing w:line="270" w:lineRule="atLeast"/>
+        <w:rPr>
+          <w:rFonts w:ascii="Menlo" w:eastAsia="Times New Roman" w:hAnsi="Menlo" w:cs="Menlo"/>
+          <w:color w:val="3B3B3B"/>
+          <w:kern w:val="0"/>
+          <w:sz w:val="16"/>
+          <w:szCs w:val="16"/>
+          <w:lang w:eastAsia="es-MX"/>
+          <w14:ligatures w14:val="none"/>
+        </w:rPr>
+      </w:pPr>
+      <w:r>
+        <w:rPr>
+          <w:rFonts w:ascii="Menlo" w:eastAsia="Times New Roman" w:hAnsi="Menlo" w:cs="Menlo"/>
+          <w:color w:val="008000"/>
+          <w:kern w:val="0"/>
+          <w:sz w:val="16"/>
+          <w:szCs w:val="16"/>
+          <w:lang w:eastAsia="es-MX"/>
+          <w14:ligatures w14:val="none"/>
+        </w:rPr>
+        <w:t>#PARA AGENTES SEMI-COOPERADORES:</w:t>
+      </w:r>
+    </w:p>
+    <w:p>
+      <w:pPr>
+        <w:shd w:val="clear" w:color="auto" w:fill="FFFFFF"/>
+        <w:spacing w:line="270" w:lineRule="atLeast"/>
+        <w:rPr>
+          <w:rFonts w:ascii="Menlo" w:eastAsia="Times New Roman" w:hAnsi="Menlo" w:cs="Menlo"/>
+          <w:color w:val="3B3B3B"/>
+          <w:kern w:val="0"/>
+          <w:sz w:val="16"/>
+          <w:szCs w:val="16"/>
+          <w:lang w:eastAsia="es-MX"/>
+          <w14:ligatures w14:val="none"/>
+        </w:rPr>
+      </w:pPr>
+      <w:r>
+        <w:rPr>
+          <w:rFonts w:ascii="Menlo" w:eastAsia="Times New Roman" w:hAnsi="Menlo" w:cs="Menlo"/>
+          <w:color w:val="0070C1"/>
+          <w:kern w:val="0"/>
+          <w:sz w:val="16"/>
+          <w:szCs w:val="16"/>
+          <w:lang w:eastAsia="es-MX"/>
+          <w14:ligatures w14:val="none"/>
+        </w:rPr>
+        <w:t>TAM_ENLACES_SC</w:t>
+      </w:r>
+      <w:r>
+        <w:rPr>
+          <w:rFonts w:ascii="Menlo" w:eastAsia="Times New Roman" w:hAnsi="Menlo" w:cs="Menlo"/>
+          <w:color w:val="000000"/>
+          <w:kern w:val="0"/>
+          <w:sz w:val="16"/>
+          <w:szCs w:val="16"/>
+          <w:lang w:eastAsia="es-MX"/>
+          <w14:ligatures w14:val="none"/>
+        </w:rPr>
+        <w:t>=</w:t>
+      </w:r>
+      <w:r>
+        <w:rPr>
+          <w:rFonts w:ascii="Menlo" w:eastAsia="Times New Roman" w:hAnsi="Menlo" w:cs="Menlo"/>
+          <w:color w:val="3B3B3B"/>
+          <w:kern w:val="0"/>
+          <w:sz w:val="16"/>
+          <w:szCs w:val="16"/>
+          <w:lang w:eastAsia="es-MX"/>
+          <w14:ligatures w14:val="none"/>
+        </w:rPr>
+        <w:t>[</w:t>
+      </w:r>
+      <w:r>
+        <w:rPr>
+          <w:rFonts w:ascii="Menlo" w:eastAsia="Times New Roman" w:hAnsi="Menlo" w:cs="Menlo"/>
+          <w:color w:val="A31515"/>
+          <w:kern w:val="0"/>
+          <w:sz w:val="16"/>
+          <w:szCs w:val="16"/>
+          <w:lang w:eastAsia="es-MX"/>
+          <w14:ligatures w14:val="none"/>
+        </w:rPr>
+        <w:t>"D"</w:t>
+      </w:r>
+      <w:r>
+        <w:rPr>
+          <w:rFonts w:ascii="Menlo" w:eastAsia="Times New Roman" w:hAnsi="Menlo" w:cs="Menlo"/>
+          <w:color w:val="3B3B3B"/>
+          <w:kern w:val="0"/>
+          <w:sz w:val="16"/>
+          <w:szCs w:val="16"/>
+          <w:lang w:eastAsia="es-MX"/>
+          <w14:ligatures w14:val="none"/>
+        </w:rPr>
+        <w:t>,</w:t>
+      </w:r>
+      <w:r>
+        <w:rPr>
+          <w:rFonts w:ascii="Menlo" w:eastAsia="Times New Roman" w:hAnsi="Menlo" w:cs="Menlo"/>
+          <w:color w:val="A31515"/>
+          <w:kern w:val="0"/>
+          <w:sz w:val="16"/>
+          <w:szCs w:val="16"/>
+          <w:lang w:eastAsia="es-MX"/>
+          <w14:ligatures w14:val="none"/>
+        </w:rPr>
+        <w:t>"D2"</w:t>
+      </w:r>
+      <w:r>
+        <w:rPr>
+          <w:rFonts w:ascii="Menlo" w:eastAsia="Times New Roman" w:hAnsi="Menlo" w:cs="Menlo"/>
+          <w:color w:val="3B3B3B"/>
+          <w:kern w:val="0"/>
+          <w:sz w:val="16"/>
+          <w:szCs w:val="16"/>
+          <w:lang w:eastAsia="es-MX"/>
+          <w14:ligatures w14:val="none"/>
+        </w:rPr>
+        <w:t>,</w:t>
+      </w:r>
+      <w:r>
+        <w:rPr>
+          <w:rFonts w:ascii="Menlo" w:eastAsia="Times New Roman" w:hAnsi="Menlo" w:cs="Menlo"/>
+          <w:color w:val="A31515"/>
+          <w:kern w:val="0"/>
+          <w:sz w:val="16"/>
+          <w:szCs w:val="16"/>
+          <w:lang w:eastAsia="es-MX"/>
+          <w14:ligatures w14:val="none"/>
+        </w:rPr>
+        <w:t>"D4"</w:t>
+      </w:r>
+      <w:r>
+        <w:rPr>
+          <w:rFonts w:ascii="Menlo" w:eastAsia="Times New Roman" w:hAnsi="Menlo" w:cs="Menlo"/>
+          <w:color w:val="3B3B3B"/>
+          <w:kern w:val="0"/>
+          <w:sz w:val="16"/>
+          <w:szCs w:val="16"/>
+          <w:lang w:eastAsia="es-MX"/>
+          <w14:ligatures w14:val="none"/>
+        </w:rPr>
+        <w:t>,</w:t>
+      </w:r>
+      <w:r>
+        <w:rPr>
+          <w:rFonts w:ascii="Menlo" w:eastAsia="Times New Roman" w:hAnsi="Menlo" w:cs="Menlo"/>
+          <w:color w:val="A31515"/>
+          <w:kern w:val="0"/>
+          <w:sz w:val="16"/>
+          <w:szCs w:val="16"/>
+          <w:lang w:eastAsia="es-MX"/>
+          <w14:ligatures w14:val="none"/>
+        </w:rPr>
+        <w:t>"D8"</w:t>
+      </w:r>
+      <w:r>
+        <w:rPr>
+          <w:rFonts w:ascii="Menlo" w:eastAsia="Times New Roman" w:hAnsi="Menlo" w:cs="Menlo"/>
+          <w:color w:val="3B3B3B"/>
+          <w:kern w:val="0"/>
+          <w:sz w:val="16"/>
+          <w:szCs w:val="16"/>
+          <w:lang w:eastAsia="es-MX"/>
+          <w14:ligatures w14:val="none"/>
+        </w:rPr>
+        <w:t>,</w:t>
+      </w:r>
+      <w:r>
+        <w:rPr>
+          <w:rFonts w:ascii="Menlo" w:eastAsia="Times New Roman" w:hAnsi="Menlo" w:cs="Menlo"/>
+          <w:color w:val="A31515"/>
+          <w:kern w:val="0"/>
+          <w:sz w:val="16"/>
+          <w:szCs w:val="16"/>
+          <w:lang w:eastAsia="es-MX"/>
+          <w14:ligatures w14:val="none"/>
+        </w:rPr>
+        <w:t>"D16"</w:t>
+      </w:r>
+      <w:r>
+        <w:rPr>
+          <w:rFonts w:ascii="Menlo" w:eastAsia="Times New Roman" w:hAnsi="Menlo" w:cs="Menlo"/>
+          <w:color w:val="3B3B3B"/>
+          <w:kern w:val="0"/>
+          <w:sz w:val="16"/>
+          <w:szCs w:val="16"/>
+          <w:lang w:eastAsia="es-MX"/>
+          <w14:ligatures w14:val="none"/>
+        </w:rPr>
+        <w:t>]</w:t>
+      </w:r>
+    </w:p>
+    <w:p>
+      <w:pPr>
+        <w:shd w:val="clear" w:color="auto" w:fill="FFFFFF"/>
+        <w:spacing w:line="270" w:lineRule="atLeast"/>
+        <w:rPr>
+          <w:rFonts w:ascii="Menlo" w:eastAsia="Times New Roman" w:hAnsi="Menlo" w:cs="Menlo"/>
+          <w:color w:val="3B3B3B"/>
+          <w:kern w:val="0"/>
+          <w:sz w:val="16"/>
+          <w:szCs w:val="16"/>
+          <w:lang w:eastAsia="es-MX"/>
+          <w14:ligatures w14:val="none"/>
+        </w:rPr>
+      </w:pPr>
+      <w:r>
+        <w:rPr>
+          <w:rFonts w:ascii="Menlo" w:eastAsia="Times New Roman" w:hAnsi="Menlo" w:cs="Menlo"/>
+          <w:color w:val="0070C1"/>
+          <w:kern w:val="0"/>
+          <w:sz w:val="16"/>
+          <w:szCs w:val="16"/>
+          <w:lang w:eastAsia="es-MX"/>
+          <w14:ligatures w14:val="none"/>
+        </w:rPr>
+        <w:t>REGLAS_SC</w:t>
+      </w:r>
+      <w:r>
+        <w:rPr>
+          <w:rFonts w:ascii="Menlo" w:eastAsia="Times New Roman" w:hAnsi="Menlo" w:cs="Menlo"/>
+          <w:color w:val="000000"/>
+          <w:kern w:val="0"/>
+          <w:sz w:val="16"/>
+          <w:szCs w:val="16"/>
+          <w:lang w:eastAsia="es-MX"/>
+          <w14:ligatures w14:val="none"/>
+        </w:rPr>
+        <w:t>=</w:t>
+      </w:r>
+      <w:r>
+        <w:rPr>
+          <w:rFonts w:ascii="Menlo" w:eastAsia="Times New Roman" w:hAnsi="Menlo" w:cs="Menlo"/>
+          <w:color w:val="3B3B3B"/>
+          <w:kern w:val="0"/>
+          <w:sz w:val="16"/>
+          <w:szCs w:val="16"/>
+          <w:lang w:eastAsia="es-MX"/>
+          <w14:ligatures w14:val="none"/>
+        </w:rPr>
+        <w:t>[]</w:t>
+      </w:r>
+      <w:r>
+        <w:rPr>
+          <w:rFonts w:ascii="Menlo" w:eastAsia="Times New Roman" w:hAnsi="Menlo" w:cs="Menlo"/>
+          <w:color w:val="008000"/>
+          <w:kern w:val="0"/>
+          <w:sz w:val="16"/>
+          <w:szCs w:val="16"/>
+          <w:lang w:eastAsia="es-MX"/>
+          <w14:ligatures w14:val="none"/>
+        </w:rPr>
+        <w:t>#["R1","R2","R3"]</w:t>
+      </w:r>
+    </w:p>
+    <w:p>
+      <w:pPr>
+        <w:shd w:val="clear" w:color="auto" w:fill="FFFFFF"/>
+        <w:spacing w:line="270" w:lineRule="atLeast"/>
+        <w:rPr>
+          <w:rFonts w:ascii="Menlo" w:eastAsia="Times New Roman" w:hAnsi="Menlo" w:cs="Menlo"/>
+          <w:color w:val="3B3B3B"/>
+          <w:kern w:val="0"/>
+          <w:sz w:val="16"/>
+          <w:szCs w:val="16"/>
+          <w:lang w:eastAsia="es-MX"/>
+          <w14:ligatures w14:val="none"/>
+        </w:rPr>
+      </w:pPr>
+      <w:r>
+        <w:rPr>
+          <w:rFonts w:ascii="Menlo" w:eastAsia="Times New Roman" w:hAnsi="Menlo" w:cs="Menlo"/>
+          <w:color w:val="0070C1"/>
+          <w:kern w:val="0"/>
+          <w:sz w:val="16"/>
+          <w:szCs w:val="16"/>
+          <w:lang w:eastAsia="es-MX"/>
+          <w14:ligatures w14:val="none"/>
+        </w:rPr>
+        <w:t>TOPOLOGIAS_SC</w:t>
+      </w:r>
+      <w:r>
+        <w:rPr>
+          <w:rFonts w:ascii="Menlo" w:eastAsia="Times New Roman" w:hAnsi="Menlo" w:cs="Menlo"/>
+          <w:color w:val="000000"/>
+          <w:kern w:val="0"/>
+          <w:sz w:val="16"/>
+          <w:szCs w:val="16"/>
+          <w:lang w:eastAsia="es-MX"/>
+          <w14:ligatures w14:val="none"/>
+        </w:rPr>
+        <w:t>=</w:t>
+      </w:r>
+      <w:r>
+        <w:rPr>
+          <w:rFonts w:ascii="Menlo" w:eastAsia="Times New Roman" w:hAnsi="Menlo" w:cs="Menlo"/>
+          <w:color w:val="3B3B3B"/>
+          <w:kern w:val="0"/>
+          <w:sz w:val="16"/>
+          <w:szCs w:val="16"/>
+          <w:lang w:eastAsia="es-MX"/>
+          <w14:ligatures w14:val="none"/>
+        </w:rPr>
+        <w:t>[</w:t>
+      </w:r>
+      <w:r>
+        <w:rPr>
+          <w:rFonts w:ascii="Menlo" w:eastAsia="Times New Roman" w:hAnsi="Menlo" w:cs="Menlo"/>
+          <w:color w:val="A31515"/>
+          <w:kern w:val="0"/>
+          <w:sz w:val="16"/>
+          <w:szCs w:val="16"/>
+          <w:lang w:eastAsia="es-MX"/>
+          <w14:ligatures w14:val="none"/>
+        </w:rPr>
+        <w:t>"anillo1500"</w:t>
+      </w:r>
+      <w:r>
+        <w:rPr>
+          <w:rFonts w:ascii="Menlo" w:eastAsia="Times New Roman" w:hAnsi="Menlo" w:cs="Menlo"/>
+          <w:color w:val="3B3B3B"/>
+          <w:kern w:val="0"/>
+          <w:sz w:val="16"/>
+          <w:szCs w:val="16"/>
+          <w:lang w:eastAsia="es-MX"/>
+          <w14:ligatures w14:val="none"/>
+        </w:rPr>
+        <w:t>,</w:t>
+      </w:r>
+      <w:r>
+        <w:rPr>
+          <w:rFonts w:ascii="Menlo" w:eastAsia="Times New Roman" w:hAnsi="Menlo" w:cs="Menlo"/>
+          <w:color w:val="A31515"/>
+          <w:kern w:val="0"/>
+          <w:sz w:val="16"/>
+          <w:szCs w:val="16"/>
+          <w:lang w:eastAsia="es-MX"/>
+          <w14:ligatures w14:val="none"/>
+        </w:rPr>
+        <w:t>"malla50x50"</w:t>
+      </w:r>
+      <w:r>
+        <w:rPr>
+          <w:rFonts w:ascii="Menlo" w:eastAsia="Times New Roman" w:hAnsi="Menlo" w:cs="Menlo"/>
+          <w:color w:val="3B3B3B"/>
+          <w:kern w:val="0"/>
+          <w:sz w:val="16"/>
+          <w:szCs w:val="16"/>
+          <w:lang w:eastAsia="es-MX"/>
+          <w14:ligatures w14:val="none"/>
+        </w:rPr>
+        <w:t>]</w:t>
+      </w:r>
+    </w:p>
+    <w:p>
+      <w:pPr>
+        <w:shd w:val="clear" w:color="auto" w:fill="FFFFFF"/>
+        <w:spacing w:line="270" w:lineRule="atLeast"/>
+        <w:rPr>
+          <w:rFonts w:ascii="Menlo" w:eastAsia="Times New Roman" w:hAnsi="Menlo" w:cs="Menlo"/>
+          <w:color w:val="3B3B3B"/>
+          <w:kern w:val="0"/>
+          <w:sz w:val="16"/>
+          <w:szCs w:val="16"/>
+          <w:lang w:eastAsia="es-MX"/>
+          <w14:ligatures w14:val="none"/>
+        </w:rPr>
+      </w:pPr>
+      <w:r>
+        <w:rPr>
+          <w:rFonts w:ascii="Menlo" w:eastAsia="Times New Roman" w:hAnsi="Menlo" w:cs="Menlo"/>
+          <w:color w:val="0070C1"/>
+          <w:kern w:val="0"/>
+          <w:sz w:val="16"/>
+          <w:szCs w:val="16"/>
+          <w:lang w:eastAsia="es-MX"/>
+          <w14:ligatures w14:val="none"/>
+        </w:rPr>
+        <w:t>CONEXIONES_SC</w:t>
+      </w:r>
+      <w:r>
+        <w:rPr>
+          <w:rFonts w:ascii="Menlo" w:eastAsia="Times New Roman" w:hAnsi="Menlo" w:cs="Menlo"/>
+          <w:color w:val="000000"/>
+          <w:kern w:val="0"/>
+          <w:sz w:val="16"/>
+          <w:szCs w:val="16"/>
+          <w:lang w:eastAsia="es-MX"/>
+          <w14:ligatures w14:val="none"/>
+        </w:rPr>
+        <w:t>=</w:t>
+      </w:r>
+      <w:r>
+        <w:rPr>
+          <w:rFonts w:ascii="Menlo" w:eastAsia="Times New Roman" w:hAnsi="Menlo" w:cs="Menlo"/>
+          <w:color w:val="3B3B3B"/>
+          <w:kern w:val="0"/>
+          <w:sz w:val="16"/>
+          <w:szCs w:val="16"/>
+          <w:lang w:eastAsia="es-MX"/>
+          <w14:ligatures w14:val="none"/>
+        </w:rPr>
+        <w:t>[</w:t>
+      </w:r>
+      <w:r>
+        <w:rPr>
+          <w:rFonts w:ascii="Menlo" w:eastAsia="Times New Roman" w:hAnsi="Menlo" w:cs="Menlo"/>
+          <w:color w:val="A31515"/>
+          <w:kern w:val="0"/>
+          <w:sz w:val="16"/>
+          <w:szCs w:val="16"/>
+          <w:lang w:eastAsia="es-MX"/>
+          <w14:ligatures w14:val="none"/>
+        </w:rPr>
+        <w:t>"n4"</w:t>
+      </w:r>
+      <w:r>
+        <w:rPr>
+          <w:rFonts w:ascii="Menlo" w:eastAsia="Times New Roman" w:hAnsi="Menlo" w:cs="Menlo"/>
+          <w:color w:val="3B3B3B"/>
+          <w:kern w:val="0"/>
+          <w:sz w:val="16"/>
+          <w:szCs w:val="16"/>
+          <w:lang w:eastAsia="es-MX"/>
+          <w14:ligatures w14:val="none"/>
+        </w:rPr>
+        <w:t>,</w:t>
+      </w:r>
+      <w:r>
+        <w:rPr>
+          <w:rFonts w:ascii="Menlo" w:eastAsia="Times New Roman" w:hAnsi="Menlo" w:cs="Menlo"/>
+          <w:color w:val="A31515"/>
+          <w:kern w:val="0"/>
+          <w:sz w:val="16"/>
+          <w:szCs w:val="16"/>
+          <w:lang w:eastAsia="es-MX"/>
+          <w14:ligatures w14:val="none"/>
+        </w:rPr>
+        <w:t>"n16"</w:t>
+      </w:r>
+      <w:r>
+        <w:rPr>
+          <w:rFonts w:ascii="Menlo" w:eastAsia="Times New Roman" w:hAnsi="Menlo" w:cs="Menlo"/>
+          <w:color w:val="3B3B3B"/>
+          <w:kern w:val="0"/>
+          <w:sz w:val="16"/>
+          <w:szCs w:val="16"/>
+          <w:lang w:eastAsia="es-MX"/>
+          <w14:ligatures w14:val="none"/>
+        </w:rPr>
+        <w:t>,</w:t>
+      </w:r>
+      <w:r>
+        <w:rPr>
+          <w:rFonts w:ascii="Menlo" w:eastAsia="Times New Roman" w:hAnsi="Menlo" w:cs="Menlo"/>
+          <w:color w:val="A31515"/>
+          <w:kern w:val="0"/>
+          <w:sz w:val="16"/>
+          <w:szCs w:val="16"/>
+          <w:lang w:eastAsia="es-MX"/>
+          <w14:ligatures w14:val="none"/>
+        </w:rPr>
+        <w:t>"n64"</w:t>
+      </w:r>
+      <w:r>
+        <w:rPr>
+          <w:rFonts w:ascii="Menlo" w:eastAsia="Times New Roman" w:hAnsi="Menlo" w:cs="Menlo"/>
+          <w:color w:val="3B3B3B"/>
+          <w:kern w:val="0"/>
+          <w:sz w:val="16"/>
+          <w:szCs w:val="16"/>
+          <w:lang w:eastAsia="es-MX"/>
+          <w14:ligatures w14:val="none"/>
+        </w:rPr>
+        <w:t>]</w:t>
+      </w:r>
+    </w:p>
+    <w:p>
+      <w:pPr>
+        <w:rPr>
+          <w:lang w:val="es-ES_tradnl"/>
+        </w:rPr>
+      </w:pPr>
+    </w:p>
+    <w:p>
+      <w:pPr>
+        <w:pStyle w:val="Prrafodelista"/>
         <w:numPr>
           <w:ilvl w:val="0"/>
-          <w:numId w:val="1"/>
+          <w:numId w:val="9"/>
         </w:numPr>
         <w:rPr>
           <w:lang w:val="es-ES_tradnl"/>
@@ -3791,59 +4585,331 @@
       </w:pPr>
       <w:r>
         <w:rPr>
-          <w:lang w:val="es-ES_tradnl"/>
-        </w:rPr>
-        <w:t>Generación de imágenes de</w:t>
-      </w:r>
-      <w:r>
-        <w:rPr>
-          <w:lang w:val="es-ES_tradnl"/>
-        </w:rPr>
-        <w:t xml:space="preserve"> las</w:t>
-      </w:r>
-      <w:r>
-        <w:rPr>
-          <w:lang w:val="es-ES_tradnl"/>
-        </w:rPr>
-        <w:t xml:space="preserve"> redes</w:t>
-      </w:r>
-      <w:r>
-        <w:rPr>
-          <w:lang w:val="es-ES_tradnl"/>
-        </w:rPr>
-        <w:t xml:space="preserve"> obtenidas</w:t>
-      </w:r>
-      <w:r>
-        <w:rPr>
-          <w:lang w:val="es-ES_tradnl"/>
-        </w:rPr>
-        <w:t xml:space="preserve"> y gráficas de </w:t>
-      </w:r>
-      <w:r>
-        <w:rPr>
-          <w:lang w:val="es-ES_tradnl"/>
-        </w:rPr>
-        <w:t>sus m</w:t>
-      </w:r>
-      <w:r>
-        <w:rPr>
-          <w:lang w:val="es-ES_tradnl"/>
-        </w:rPr>
-        <w:t>edidas</w:t>
-      </w:r>
-      <w:r>
-        <w:rPr>
-          <w:lang w:val="es-ES_tradnl"/>
-        </w:rPr>
-        <w:t xml:space="preserve"> estructurales</w:t>
-      </w:r>
-    </w:p>
-    <w:p>
-      <w:pPr>
-        <w:pStyle w:val="Ttulo2"/>
+          <w:b/>
+          <w:bCs/>
+          <w:lang w:val="es-ES_tradnl"/>
+        </w:rPr>
+        <w:t>1creaPromediosFormacion.py</w:t>
+      </w:r>
+    </w:p>
+    <w:p>
+      <w:pPr>
+        <w:ind w:left="360"/>
+        <w:rPr>
+          <w:lang w:val="es-ES_tradnl"/>
+        </w:rPr>
+      </w:pPr>
+      <w:r>
+        <w:rPr>
+          <w:lang w:val="es-ES_tradnl"/>
+        </w:rPr>
+        <w:t xml:space="preserve">Para cada </w:t>
+      </w:r>
+      <w:r>
+        <w:rPr>
+          <w:color w:val="0070C0"/>
+          <w:lang w:val="es-ES_tradnl"/>
+        </w:rPr>
+        <w:t xml:space="preserve">configuración de </w:t>
+      </w:r>
+      <w:r>
+        <w:rPr>
+          <w:color w:val="0070C0"/>
+          <w:lang w:val="es-ES_tradnl"/>
+        </w:rPr>
+        <w:t>experimen</w:t>
+      </w:r>
+      <w:r>
+        <w:rPr>
+          <w:color w:val="0070C0"/>
+          <w:lang w:val="es-ES_tradnl"/>
+        </w:rPr>
+        <w:t>to</w:t>
+      </w:r>
+      <w:r>
+        <w:rPr>
+          <w:lang w:val="es-ES_tradnl"/>
+        </w:rPr>
+        <w:t xml:space="preserve"> (</w:t>
+      </w:r>
+      <w:proofErr w:type="spellStart"/>
+      <w:r>
+        <w:rPr>
+          <w:sz w:val="12"/>
+          <w:szCs w:val="12"/>
+          <w:lang w:val="es-ES_tradnl"/>
+        </w:rPr>
+        <w:t>p.e</w:t>
+      </w:r>
+      <w:proofErr w:type="spellEnd"/>
+      <w:r>
+        <w:rPr>
+          <w:sz w:val="12"/>
+          <w:szCs w:val="12"/>
+          <w:lang w:val="es-ES_tradnl"/>
+        </w:rPr>
+        <w:t xml:space="preserve">. </w:t>
+      </w:r>
+      <w:r>
+        <w:rPr>
+          <w:color w:val="0070C0"/>
+          <w:sz w:val="12"/>
+          <w:szCs w:val="12"/>
+          <w:lang w:val="es-ES_tradnl"/>
+        </w:rPr>
+        <w:t>ResultadosCN/Formación/D2/ExperimentosCooperadores/R1/malla8x8/CR</w:t>
+      </w:r>
+      <w:r>
+        <w:rPr>
+          <w:lang w:val="es-ES_tradnl"/>
+        </w:rPr>
+        <w:t xml:space="preserve">) crea el archivo </w:t>
+      </w:r>
+      <w:r>
+        <w:rPr>
+          <w:color w:val="0070C0"/>
+          <w:lang w:val="es-ES_tradnl"/>
+        </w:rPr>
+        <w:t xml:space="preserve">datos-promedio.csv </w:t>
+      </w:r>
+      <w:r>
+        <w:rPr>
+          <w:lang w:val="es-ES_tradnl"/>
+        </w:rPr>
+        <w:t>que contiene</w:t>
+      </w:r>
+      <w:r>
+        <w:rPr>
+          <w:lang w:val="es-ES_tradnl"/>
+        </w:rPr>
+        <w:t xml:space="preserve"> los promedios y la desviación estándar para medidas estructurales de tod</w:t>
+      </w:r>
+      <w:r>
+        <w:rPr>
+          <w:lang w:val="es-ES_tradnl"/>
+        </w:rPr>
+        <w:t>a</w:t>
+      </w:r>
+      <w:r>
+        <w:rPr>
+          <w:lang w:val="es-ES_tradnl"/>
+        </w:rPr>
+        <w:t>s l</w:t>
+      </w:r>
+      <w:r>
+        <w:rPr>
+          <w:lang w:val="es-ES_tradnl"/>
+        </w:rPr>
+        <w:t>a</w:t>
+      </w:r>
+      <w:r>
+        <w:rPr>
+          <w:lang w:val="es-ES_tradnl"/>
+        </w:rPr>
+        <w:t>s</w:t>
+      </w:r>
+      <w:r>
+        <w:rPr>
+          <w:lang w:val="es-ES_tradnl"/>
+        </w:rPr>
+        <w:t xml:space="preserve"> ejecuciones del</w:t>
+      </w:r>
+      <w:r>
+        <w:rPr>
+          <w:lang w:val="es-ES_tradnl"/>
+        </w:rPr>
+        <w:t xml:space="preserve"> experimento.</w:t>
+      </w:r>
+    </w:p>
+    <w:p>
+      <w:pPr>
+        <w:ind w:left="360"/>
+        <w:rPr>
+          <w:lang w:val="es-ES_tradnl"/>
+        </w:rPr>
+      </w:pPr>
+      <w:r>
+        <w:rPr>
+          <w:lang w:val="es-ES_tradnl"/>
+        </w:rPr>
+        <w:t>Los datos se muestran en</w:t>
+      </w:r>
+      <w:r>
+        <w:rPr>
+          <w:lang w:val="es-ES_tradnl"/>
+        </w:rPr>
+        <w:t xml:space="preserve"> una tabla con l</w:t>
+      </w:r>
+      <w:r>
+        <w:rPr>
+          <w:lang w:val="es-ES_tradnl"/>
+        </w:rPr>
+        <w:t>as</w:t>
+      </w:r>
+      <w:r>
+        <w:rPr>
+          <w:lang w:val="es-ES_tradnl"/>
+        </w:rPr>
+        <w:t xml:space="preserve"> siguientes </w:t>
+      </w:r>
+      <w:r>
+        <w:rPr>
+          <w:lang w:val="es-ES_tradnl"/>
+        </w:rPr>
+        <w:t>columnas</w:t>
+      </w:r>
+      <w:r>
+        <w:rPr>
+          <w:lang w:val="es-ES_tradnl"/>
+        </w:rPr>
+        <w:t>:</w:t>
+      </w:r>
+    </w:p>
+    <w:p>
+      <w:pPr>
+        <w:pStyle w:val="Prrafodelista"/>
+        <w:numPr>
+          <w:ilvl w:val="1"/>
+          <w:numId w:val="9"/>
+        </w:numPr>
+        <w:rPr>
+          <w:lang w:val="es-ES_tradnl"/>
+        </w:rPr>
+      </w:pPr>
+      <w:r>
+        <w:rPr>
+          <w:lang w:val="es-ES_tradnl"/>
+        </w:rPr>
+        <w:t>Ciclo</w:t>
+      </w:r>
+    </w:p>
+    <w:p>
+      <w:pPr>
+        <w:pStyle w:val="Prrafodelista"/>
+        <w:numPr>
+          <w:ilvl w:val="1"/>
+          <w:numId w:val="9"/>
+        </w:numPr>
+        <w:rPr>
+          <w:lang w:val="es-ES_tradnl"/>
+        </w:rPr>
+      </w:pPr>
+      <w:r>
+        <w:rPr>
+          <w:lang w:val="es-ES_tradnl"/>
+        </w:rPr>
+        <w:t>Promedio del coeficiente de agrupamiento</w:t>
+      </w:r>
+    </w:p>
+    <w:p>
+      <w:pPr>
+        <w:pStyle w:val="Prrafodelista"/>
+        <w:numPr>
+          <w:ilvl w:val="1"/>
+          <w:numId w:val="9"/>
+        </w:numPr>
+        <w:rPr>
+          <w:lang w:val="es-ES_tradnl"/>
+        </w:rPr>
+      </w:pPr>
+      <w:r>
+        <w:rPr>
+          <w:lang w:val="es-ES_tradnl"/>
+        </w:rPr>
+        <w:t>Promedio de la trayectoria más corta</w:t>
+      </w:r>
+    </w:p>
+    <w:p>
+      <w:pPr>
+        <w:pStyle w:val="Prrafodelista"/>
+        <w:numPr>
+          <w:ilvl w:val="1"/>
+          <w:numId w:val="9"/>
+        </w:numPr>
+        <w:rPr>
+          <w:lang w:val="es-ES_tradnl"/>
+        </w:rPr>
+      </w:pPr>
+      <w:r>
+        <w:rPr>
+          <w:lang w:val="es-ES_tradnl"/>
+        </w:rPr>
+        <w:t>Diámetro</w:t>
+      </w:r>
+    </w:p>
+    <w:p>
+      <w:pPr>
+        <w:pStyle w:val="Prrafodelista"/>
+        <w:numPr>
+          <w:ilvl w:val="1"/>
+          <w:numId w:val="9"/>
+        </w:numPr>
+        <w:rPr>
+          <w:lang w:val="es-ES_tradnl"/>
+        </w:rPr>
+      </w:pPr>
+      <w:r>
+        <w:rPr>
+          <w:lang w:val="es-ES_tradnl"/>
+        </w:rPr>
+        <w:t>Desviación estándar del promedio del coeficiente de agrupamiento</w:t>
+      </w:r>
+    </w:p>
+    <w:p>
+      <w:pPr>
+        <w:pStyle w:val="Prrafodelista"/>
+        <w:numPr>
+          <w:ilvl w:val="1"/>
+          <w:numId w:val="9"/>
+        </w:numPr>
+        <w:rPr>
+          <w:lang w:val="es-ES_tradnl"/>
+        </w:rPr>
+      </w:pPr>
+      <w:r>
+        <w:rPr>
+          <w:lang w:val="es-ES_tradnl"/>
+        </w:rPr>
+        <w:t>Desviación estándar del promedio de la trayectoria más corta</w:t>
+      </w:r>
+    </w:p>
+    <w:p>
+      <w:pPr>
+        <w:pStyle w:val="Prrafodelista"/>
+        <w:numPr>
+          <w:ilvl w:val="1"/>
+          <w:numId w:val="9"/>
+        </w:numPr>
+        <w:rPr>
+          <w:lang w:val="es-ES_tradnl"/>
+        </w:rPr>
+      </w:pPr>
+      <w:r>
+        <w:rPr>
+          <w:lang w:val="es-ES_tradnl"/>
+        </w:rPr>
+        <w:t>Desviación estándar del diámetro</w:t>
+      </w:r>
+      <w:r>
+        <w:rPr>
+          <w:lang w:val="es-ES_tradnl"/>
+        </w:rPr>
+        <w:tab/>
+      </w:r>
+    </w:p>
+    <w:p>
+      <w:pPr>
+        <w:rPr>
+          <w:lang w:val="es-ES_tradnl"/>
+        </w:rPr>
+      </w:pPr>
+    </w:p>
+    <w:p>
+      <w:pPr>
+        <w:pStyle w:val="Prrafodelista"/>
         <w:numPr>
           <w:ilvl w:val="0"/>
-          <w:numId w:val="1"/>
+          <w:numId w:val="9"/>
         </w:numPr>
         <w:rPr>
           <w:lang w:val="es-ES_tradnl"/>
@@ -3851,17 +4917,239 @@
       </w:pPr>
       <w:r>
         <w:rPr>
-          <w:lang w:val="es-ES_tradnl"/>
-        </w:rPr>
-        <w:t>Configuración de experimentos de degradación de las redes obtenidas</w:t>
-      </w:r>
-    </w:p>
-    <w:p>
-      <w:pPr>
-        <w:pStyle w:val="Ttulo2"/>
+          <w:b/>
+          <w:bCs/>
+          <w:lang w:val="es-ES_tradnl"/>
+        </w:rPr>
+        <w:t>2</w:t>
+      </w:r>
+      <w:r>
+        <w:rPr>
+          <w:b/>
+          <w:bCs/>
+          <w:lang w:val="es-ES_tradnl"/>
+        </w:rPr>
+        <w:t>creaPromedios</w:t>
+      </w:r>
+      <w:r>
+        <w:rPr>
+          <w:b/>
+          <w:bCs/>
+          <w:lang w:val="es-ES_tradnl"/>
+        </w:rPr>
+        <w:t>DistGrados</w:t>
+      </w:r>
+      <w:r>
+        <w:rPr>
+          <w:b/>
+          <w:bCs/>
+          <w:lang w:val="es-ES_tradnl"/>
+        </w:rPr>
+        <w:t>Formacion.py</w:t>
+      </w:r>
+    </w:p>
+    <w:p>
+      <w:pPr>
+        <w:ind w:left="360"/>
+        <w:rPr>
+          <w:lang w:val="es-ES_tradnl"/>
+        </w:rPr>
+      </w:pPr>
+      <w:r>
+        <w:rPr>
+          <w:lang w:val="es-ES_tradnl"/>
+        </w:rPr>
+        <w:t xml:space="preserve">Para cada </w:t>
+      </w:r>
+      <w:r>
+        <w:rPr>
+          <w:color w:val="0070C0"/>
+          <w:lang w:val="es-ES_tradnl"/>
+        </w:rPr>
+        <w:t>configuración de experimento</w:t>
+      </w:r>
+      <w:r>
+        <w:rPr>
+          <w:lang w:val="es-ES_tradnl"/>
+        </w:rPr>
+        <w:t xml:space="preserve"> (</w:t>
+      </w:r>
+      <w:proofErr w:type="spellStart"/>
+      <w:r>
+        <w:rPr>
+          <w:sz w:val="12"/>
+          <w:szCs w:val="12"/>
+          <w:lang w:val="es-ES_tradnl"/>
+        </w:rPr>
+        <w:t>p.e</w:t>
+      </w:r>
+      <w:proofErr w:type="spellEnd"/>
+      <w:r>
+        <w:rPr>
+          <w:sz w:val="12"/>
+          <w:szCs w:val="12"/>
+          <w:lang w:val="es-ES_tradnl"/>
+        </w:rPr>
+        <w:t xml:space="preserve">. </w:t>
+      </w:r>
+      <w:r>
+        <w:rPr>
+          <w:color w:val="0070C0"/>
+          <w:sz w:val="12"/>
+          <w:szCs w:val="12"/>
+          <w:lang w:val="es-ES_tradnl"/>
+        </w:rPr>
+        <w:t>ResultadosCN/Formación/D2/ExperimentosCooperadores/R1/malla8x8/CR</w:t>
+      </w:r>
+      <w:r>
+        <w:rPr>
+          <w:lang w:val="es-ES_tradnl"/>
+        </w:rPr>
+        <w:t>) crea el</w:t>
+      </w:r>
+      <w:r>
+        <w:rPr>
+          <w:lang w:val="es-ES_tradnl"/>
+        </w:rPr>
+        <w:t xml:space="preserve"> archivo</w:t>
+      </w:r>
+      <w:r>
+        <w:rPr>
+          <w:lang w:val="es-ES_tradnl"/>
+        </w:rPr>
+        <w:t xml:space="preserve"> </w:t>
+      </w:r>
+      <w:r>
+        <w:rPr>
+          <w:color w:val="0070C0"/>
+          <w:lang w:val="es-ES_tradnl"/>
+        </w:rPr>
+        <w:t>datos-promedio</w:t>
+      </w:r>
+      <w:r>
+        <w:rPr>
+          <w:color w:val="0070C0"/>
+          <w:lang w:val="es-ES_tradnl"/>
+        </w:rPr>
+        <w:t>_grados</w:t>
+      </w:r>
+      <w:r>
+        <w:rPr>
+          <w:color w:val="0070C0"/>
+          <w:lang w:val="es-ES_tradnl"/>
+        </w:rPr>
+        <w:t xml:space="preserve">.csv </w:t>
+      </w:r>
+      <w:r>
+        <w:rPr>
+          <w:lang w:val="es-ES_tradnl"/>
+        </w:rPr>
+        <w:t>que contiene los promedios de la distribución de grados de tod</w:t>
+      </w:r>
+      <w:r>
+        <w:rPr>
+          <w:lang w:val="es-ES_tradnl"/>
+        </w:rPr>
+        <w:t>a</w:t>
+      </w:r>
+      <w:r>
+        <w:rPr>
+          <w:lang w:val="es-ES_tradnl"/>
+        </w:rPr>
+        <w:t>s l</w:t>
+      </w:r>
+      <w:r>
+        <w:rPr>
+          <w:lang w:val="es-ES_tradnl"/>
+        </w:rPr>
+        <w:t>a</w:t>
+      </w:r>
+      <w:r>
+        <w:rPr>
+          <w:lang w:val="es-ES_tradnl"/>
+        </w:rPr>
+        <w:t>s</w:t>
+      </w:r>
+      <w:r>
+        <w:rPr>
+          <w:lang w:val="es-ES_tradnl"/>
+        </w:rPr>
+        <w:t xml:space="preserve"> ejecuciones del</w:t>
+      </w:r>
+      <w:r>
+        <w:rPr>
+          <w:lang w:val="es-ES_tradnl"/>
+        </w:rPr>
+        <w:t xml:space="preserve"> experimento. </w:t>
+      </w:r>
+    </w:p>
+    <w:p>
+      <w:pPr>
+        <w:ind w:left="360"/>
+        <w:rPr>
+          <w:lang w:val="es-ES_tradnl"/>
+        </w:rPr>
+      </w:pPr>
+      <w:r>
+        <w:rPr>
+          <w:lang w:val="es-ES_tradnl"/>
+        </w:rPr>
+        <w:t>Los datos se muestran en una tabla con las siguientes columnas:</w:t>
+      </w:r>
+    </w:p>
+    <w:p>
+      <w:pPr>
+        <w:pStyle w:val="Prrafodelista"/>
+        <w:numPr>
+          <w:ilvl w:val="1"/>
+          <w:numId w:val="9"/>
+        </w:numPr>
+        <w:rPr>
+          <w:lang w:val="es-ES_tradnl"/>
+        </w:rPr>
+      </w:pPr>
+      <w:r>
+        <w:rPr>
+          <w:lang w:val="es-ES_tradnl"/>
+        </w:rPr>
+        <w:t>grado</w:t>
+      </w:r>
+    </w:p>
+    <w:p>
+      <w:pPr>
+        <w:pStyle w:val="Prrafodelista"/>
+        <w:numPr>
+          <w:ilvl w:val="1"/>
+          <w:numId w:val="9"/>
+        </w:numPr>
+        <w:rPr>
+          <w:lang w:val="es-ES_tradnl"/>
+        </w:rPr>
+      </w:pPr>
+      <w:proofErr w:type="spellStart"/>
+      <w:r>
+        <w:rPr>
+          <w:lang w:val="es-ES_tradnl"/>
+        </w:rPr>
+        <w:t>prom_nodos</w:t>
+      </w:r>
+      <w:proofErr w:type="spellEnd"/>
+    </w:p>
+    <w:p>
+      <w:pPr>
+        <w:pStyle w:val="Prrafodelista"/>
+        <w:ind w:left="1440"/>
+        <w:rPr>
+          <w:lang w:val="es-ES_tradnl"/>
+        </w:rPr>
+      </w:pPr>
+    </w:p>
+    <w:p>
+      <w:pPr>
+        <w:pStyle w:val="Prrafodelista"/>
         <w:numPr>
           <w:ilvl w:val="0"/>
-          <w:numId w:val="1"/>
+          <w:numId w:val="9"/>
         </w:numPr>
         <w:rPr>
           <w:lang w:val="es-ES_tradnl"/>
@@ -3869,10 +5157,5240 @@
       </w:pPr>
       <w:r>
         <w:rPr>
+          <w:b/>
+          <w:bCs/>
+          <w:lang w:val="es-ES_tradnl"/>
+        </w:rPr>
+        <w:t>3creaImagenesPNG.py</w:t>
+      </w:r>
+    </w:p>
+    <w:p>
+      <w:pPr>
+        <w:ind w:left="360"/>
+        <w:rPr>
+          <w:lang w:val="es-ES_tradnl"/>
+        </w:rPr>
+      </w:pPr>
+      <w:r>
+        <w:rPr>
+          <w:lang w:val="es-ES_tradnl"/>
+        </w:rPr>
+        <w:t xml:space="preserve">Para cada </w:t>
+      </w:r>
+      <w:r>
+        <w:rPr>
+          <w:color w:val="0070C0"/>
+          <w:lang w:val="es-ES_tradnl"/>
+        </w:rPr>
+        <w:t xml:space="preserve">ejecución </w:t>
+      </w:r>
+      <w:r>
+        <w:rPr>
+          <w:color w:val="0070C0"/>
+          <w:lang w:val="es-ES_tradnl"/>
+        </w:rPr>
+        <w:t xml:space="preserve">de experimento </w:t>
+      </w:r>
+      <w:r>
+        <w:rPr>
+          <w:lang w:val="es-ES_tradnl"/>
+        </w:rPr>
+        <w:t>(</w:t>
+      </w:r>
+      <w:proofErr w:type="spellStart"/>
+      <w:r>
+        <w:rPr>
+          <w:sz w:val="12"/>
+          <w:szCs w:val="12"/>
+          <w:lang w:val="es-ES_tradnl"/>
+        </w:rPr>
+        <w:t>p.e</w:t>
+      </w:r>
+      <w:proofErr w:type="spellEnd"/>
+      <w:r>
+        <w:rPr>
+          <w:sz w:val="12"/>
+          <w:szCs w:val="12"/>
+          <w:lang w:val="es-ES_tradnl"/>
+        </w:rPr>
+        <w:t xml:space="preserve">. </w:t>
+      </w:r>
+      <w:r>
+        <w:rPr>
+          <w:color w:val="0070C0"/>
+          <w:sz w:val="12"/>
+          <w:szCs w:val="12"/>
+          <w:lang w:val="es-ES_tradnl"/>
+        </w:rPr>
+        <w:t>ResultadosCN/Formación/D2/ExperimentosCooperadores/R1/malla8x8/CR/</w:t>
+      </w:r>
+      <w:r>
+        <w:rPr>
+          <w:color w:val="0070C0"/>
+          <w:sz w:val="12"/>
+          <w:szCs w:val="12"/>
+          <w:lang w:val="es-ES_tradnl"/>
+        </w:rPr>
+        <w:t>5</w:t>
+      </w:r>
+      <w:r>
+        <w:rPr>
+          <w:lang w:val="es-ES_tradnl"/>
+        </w:rPr>
+        <w:t xml:space="preserve">) crea </w:t>
+      </w:r>
+      <w:r>
+        <w:rPr>
+          <w:lang w:val="es-ES_tradnl"/>
+        </w:rPr>
+        <w:t>imágenes de la red final y su distribución de grados promedio (estos datos se obtienen de</w:t>
+      </w:r>
+      <w:r>
+        <w:rPr>
+          <w:lang w:val="es-ES_tradnl"/>
+        </w:rPr>
+        <w:t xml:space="preserve"> </w:t>
+      </w:r>
+      <w:r>
+        <w:rPr>
+          <w:color w:val="0070C0"/>
+          <w:lang w:val="es-ES_tradnl"/>
+        </w:rPr>
+        <w:t>datos-promedio</w:t>
+      </w:r>
+      <w:r>
+        <w:rPr>
+          <w:color w:val="0070C0"/>
+          <w:lang w:val="es-ES_tradnl"/>
+        </w:rPr>
+        <w:t>_grados</w:t>
+      </w:r>
+      <w:r>
+        <w:rPr>
+          <w:color w:val="0070C0"/>
+          <w:lang w:val="es-ES_tradnl"/>
+        </w:rPr>
+        <w:t>.csv</w:t>
+      </w:r>
+      <w:r>
+        <w:rPr>
+          <w:lang w:val="es-ES_tradnl"/>
+        </w:rPr>
+        <w:t>).</w:t>
+      </w:r>
+      <w:r>
+        <w:rPr>
+          <w:lang w:val="es-ES_tradnl"/>
+        </w:rPr>
+        <w:t xml:space="preserve"> </w:t>
+      </w:r>
+    </w:p>
+    <w:p>
+      <w:pPr>
+        <w:ind w:left="360"/>
+        <w:rPr>
+          <w:lang w:val="es-ES_tradnl"/>
+        </w:rPr>
+      </w:pPr>
+      <w:r>
+        <w:rPr>
+          <w:lang w:val="es-ES_tradnl"/>
+        </w:rPr>
+        <w:t>Por ejemplo, para el experimento 5, las imágenes se guardan en los archivos</w:t>
+      </w:r>
+      <w:r>
+        <w:rPr>
+          <w:lang w:val="es-ES_tradnl"/>
+        </w:rPr>
+        <w:t>:</w:t>
+      </w:r>
+    </w:p>
+    <w:p>
+      <w:pPr>
+        <w:pStyle w:val="Prrafodelista"/>
+        <w:numPr>
+          <w:ilvl w:val="1"/>
+          <w:numId w:val="11"/>
+        </w:numPr>
+        <w:rPr>
+          <w:lang w:val="es-ES_tradnl"/>
+        </w:rPr>
+      </w:pPr>
+      <w:r>
+        <w:rPr>
+          <w:lang w:val="es-ES_tradnl"/>
+        </w:rPr>
+        <w:t>distGradosHist_test_5.png</w:t>
+      </w:r>
+    </w:p>
+    <w:p>
+      <w:pPr>
+        <w:pStyle w:val="Prrafodelista"/>
+        <w:numPr>
+          <w:ilvl w:val="1"/>
+          <w:numId w:val="11"/>
+        </w:numPr>
+        <w:rPr>
+          <w:lang w:val="es-ES_tradnl"/>
+        </w:rPr>
+      </w:pPr>
+      <w:r>
+        <w:rPr>
+          <w:lang w:val="es-ES_tradnl"/>
+        </w:rPr>
+        <w:t>img_graph_test_5.png</w:t>
+      </w:r>
+    </w:p>
+    <w:p>
+      <w:pPr>
+        <w:pStyle w:val="Prrafodelista"/>
+        <w:ind w:left="1440"/>
+        <w:rPr>
+          <w:lang w:val="es-ES_tradnl"/>
+        </w:rPr>
+      </w:pPr>
+    </w:p>
+    <w:p>
+      <w:pPr>
+        <w:pStyle w:val="Prrafodelista"/>
+        <w:numPr>
+          <w:ilvl w:val="0"/>
+          <w:numId w:val="13"/>
+        </w:numPr>
+        <w:rPr>
+          <w:lang w:val="es-ES_tradnl"/>
+        </w:rPr>
+      </w:pPr>
+      <w:r>
+        <w:rPr>
+          <w:b/>
+          <w:bCs/>
+          <w:lang w:val="es-ES_tradnl"/>
+        </w:rPr>
+        <w:lastRenderedPageBreak/>
+        <w:t>4creaGEXF</w:t>
+      </w:r>
+      <w:r>
+        <w:rPr>
+          <w:b/>
+          <w:bCs/>
+          <w:lang w:val="es-ES_tradnl"/>
+        </w:rPr>
+        <w:t>.py</w:t>
+      </w:r>
+    </w:p>
+    <w:p>
+      <w:pPr>
+        <w:ind w:left="360"/>
+        <w:rPr>
+          <w:lang w:val="es-ES_tradnl"/>
+        </w:rPr>
+      </w:pPr>
+      <w:r>
+        <w:rPr>
+          <w:lang w:val="es-ES_tradnl"/>
+        </w:rPr>
+        <w:t xml:space="preserve">Para cada </w:t>
+      </w:r>
+      <w:r>
+        <w:rPr>
+          <w:color w:val="0070C0"/>
+          <w:lang w:val="es-ES_tradnl"/>
+        </w:rPr>
+        <w:t xml:space="preserve">ejecución de experimento </w:t>
+      </w:r>
+      <w:r>
+        <w:rPr>
+          <w:lang w:val="es-ES_tradnl"/>
+        </w:rPr>
+        <w:t>(</w:t>
+      </w:r>
+      <w:proofErr w:type="spellStart"/>
+      <w:r>
+        <w:rPr>
+          <w:sz w:val="12"/>
+          <w:szCs w:val="12"/>
+          <w:lang w:val="es-ES_tradnl"/>
+        </w:rPr>
+        <w:t>p.e</w:t>
+      </w:r>
+      <w:proofErr w:type="spellEnd"/>
+      <w:r>
+        <w:rPr>
+          <w:sz w:val="12"/>
+          <w:szCs w:val="12"/>
+          <w:lang w:val="es-ES_tradnl"/>
+        </w:rPr>
+        <w:t xml:space="preserve">. </w:t>
+      </w:r>
+      <w:r>
+        <w:rPr>
+          <w:color w:val="0070C0"/>
+          <w:sz w:val="12"/>
+          <w:szCs w:val="12"/>
+          <w:lang w:val="es-ES_tradnl"/>
+        </w:rPr>
+        <w:t>ResultadosCN/Formación/D2/ExperimentosCooperadores/R1/malla8x8/CR/</w:t>
+      </w:r>
+      <w:r>
+        <w:rPr>
+          <w:color w:val="0070C0"/>
+          <w:sz w:val="12"/>
+          <w:szCs w:val="12"/>
+          <w:lang w:val="es-ES_tradnl"/>
+        </w:rPr>
+        <w:t>5</w:t>
+      </w:r>
+      <w:r>
+        <w:rPr>
+          <w:lang w:val="es-ES_tradnl"/>
+        </w:rPr>
+        <w:t>) crea</w:t>
+      </w:r>
+      <w:r>
+        <w:rPr>
+          <w:lang w:val="es-ES_tradnl"/>
+        </w:rPr>
+        <w:t xml:space="preserve"> un archivo GEXF de la red final</w:t>
+      </w:r>
+      <w:r>
+        <w:rPr>
+          <w:lang w:val="es-ES_tradnl"/>
+        </w:rPr>
+        <w:t>, p</w:t>
+      </w:r>
+      <w:r>
+        <w:rPr>
+          <w:lang w:val="es-ES_tradnl"/>
+        </w:rPr>
+        <w:t xml:space="preserve">or ejemplo, para el experimento 5, el archivo se guarda con el nombre </w:t>
+      </w:r>
+      <w:r>
+        <w:rPr>
+          <w:color w:val="0070C0"/>
+          <w:lang w:val="es-ES_tradnl"/>
+        </w:rPr>
+        <w:t>graph_test_</w:t>
+      </w:r>
+      <w:proofErr w:type="gramStart"/>
+      <w:r>
+        <w:rPr>
+          <w:color w:val="0070C0"/>
+          <w:lang w:val="es-ES_tradnl"/>
+        </w:rPr>
+        <w:t>5.</w:t>
+      </w:r>
+      <w:r>
+        <w:rPr>
+          <w:color w:val="0070C0"/>
+          <w:lang w:val="es-ES_tradnl"/>
+        </w:rPr>
+        <w:t>gexf</w:t>
+      </w:r>
+      <w:proofErr w:type="gramEnd"/>
+      <w:r>
+        <w:rPr>
+          <w:lang w:val="es-ES_tradnl"/>
+        </w:rPr>
+        <w:t xml:space="preserve"> y</w:t>
+      </w:r>
+      <w:r>
+        <w:rPr>
+          <w:lang w:val="es-ES_tradnl"/>
+        </w:rPr>
+        <w:t xml:space="preserve"> </w:t>
+      </w:r>
+      <w:r>
+        <w:rPr>
+          <w:lang w:val="es-ES_tradnl"/>
+        </w:rPr>
+        <w:t xml:space="preserve">se puede visualizar en </w:t>
+      </w:r>
+      <w:proofErr w:type="spellStart"/>
+      <w:r>
+        <w:rPr>
+          <w:lang w:val="es-ES_tradnl"/>
+        </w:rPr>
+        <w:t>gephi</w:t>
+      </w:r>
+      <w:proofErr w:type="spellEnd"/>
+      <w:r>
+        <w:rPr>
+          <w:lang w:val="es-ES_tradnl"/>
+        </w:rPr>
+        <w:t>.</w:t>
+      </w:r>
+    </w:p>
+    <w:p>
+      <w:pPr>
+        <w:ind w:left="360"/>
+        <w:rPr>
+          <w:lang w:val="es-ES_tradnl"/>
+        </w:rPr>
+      </w:pPr>
+      <w:r>
+        <w:rPr>
+          <w:lang w:val="es-ES_tradnl"/>
+        </w:rPr>
+        <w:t xml:space="preserve">El archivo contiene las coordenadas de cada nodo y se pueden usar en </w:t>
+      </w:r>
+      <w:proofErr w:type="spellStart"/>
+      <w:r>
+        <w:rPr>
+          <w:lang w:val="es-ES_tradnl"/>
+        </w:rPr>
+        <w:t>gephi</w:t>
+      </w:r>
+      <w:proofErr w:type="spellEnd"/>
+      <w:r>
+        <w:rPr>
+          <w:lang w:val="es-ES_tradnl"/>
+        </w:rPr>
+        <w:t xml:space="preserve"> con el plugin </w:t>
+      </w:r>
+      <w:proofErr w:type="spellStart"/>
+      <w:r>
+        <w:rPr>
+          <w:color w:val="0070C0"/>
+          <w:lang w:val="es-ES_tradnl"/>
+        </w:rPr>
+        <w:t>geoLayout</w:t>
+      </w:r>
+      <w:proofErr w:type="spellEnd"/>
+      <w:r>
+        <w:rPr>
+          <w:lang w:val="es-ES_tradnl"/>
+        </w:rPr>
+        <w:t>.</w:t>
+      </w:r>
+    </w:p>
+    <w:p>
+      <w:pPr>
+        <w:ind w:left="360"/>
+        <w:rPr>
+          <w:lang w:val="es-ES_tradnl"/>
+        </w:rPr>
+      </w:pPr>
+    </w:p>
+    <w:p>
+      <w:pPr>
+        <w:pStyle w:val="Prrafodelista"/>
+        <w:numPr>
+          <w:ilvl w:val="0"/>
+          <w:numId w:val="10"/>
+        </w:numPr>
+        <w:rPr>
+          <w:b/>
+          <w:bCs/>
+          <w:lang w:val="es-ES_tradnl"/>
+        </w:rPr>
+      </w:pPr>
+      <w:r>
+        <w:rPr>
+          <w:b/>
+          <w:bCs/>
+          <w:lang w:val="es-ES_tradnl"/>
+        </w:rPr>
+        <w:t>5creaSemicooperadores.py</w:t>
+      </w:r>
+    </w:p>
+    <w:p>
+      <w:pPr>
+        <w:ind w:left="360"/>
+        <w:rPr>
+          <w:color w:val="EE0000"/>
+          <w:lang w:val="es-ES_tradnl"/>
+        </w:rPr>
+      </w:pPr>
+      <w:r>
+        <w:rPr>
+          <w:lang w:val="es-ES_tradnl"/>
+        </w:rPr>
+        <w:t xml:space="preserve">Crea promedio para los experimentos para los experimentos </w:t>
+      </w:r>
+      <w:proofErr w:type="spellStart"/>
+      <w:r>
+        <w:rPr>
+          <w:lang w:val="es-ES_tradnl"/>
+        </w:rPr>
+        <w:t>semicooperadores</w:t>
+      </w:r>
+      <w:proofErr w:type="spellEnd"/>
+      <w:r>
+        <w:rPr>
+          <w:lang w:val="es-ES_tradnl"/>
+        </w:rPr>
+        <w:t xml:space="preserve">. </w:t>
+      </w:r>
+      <w:r>
+        <w:rPr>
+          <w:color w:val="EE0000"/>
+          <w:lang w:val="es-ES_tradnl"/>
+        </w:rPr>
+        <w:t>Falta documentar.</w:t>
+      </w:r>
+    </w:p>
+    <w:p>
+      <w:pPr>
+        <w:ind w:left="360"/>
+        <w:rPr>
+          <w:color w:val="EE0000"/>
+          <w:lang w:val="es-ES_tradnl"/>
+        </w:rPr>
+      </w:pPr>
+    </w:p>
+    <w:p>
+      <w:pPr>
+        <w:pStyle w:val="Prrafodelista"/>
+        <w:numPr>
+          <w:ilvl w:val="0"/>
+          <w:numId w:val="10"/>
+        </w:numPr>
+        <w:rPr>
+          <w:b/>
+          <w:bCs/>
+          <w:lang w:val="es-ES_tradnl"/>
+        </w:rPr>
+      </w:pPr>
+      <w:r>
+        <w:rPr>
+          <w:b/>
+          <w:bCs/>
+          <w:lang w:val="es-ES_tradnl"/>
+        </w:rPr>
+        <w:t>7creaGraficasFormacion.py</w:t>
+      </w:r>
+    </w:p>
+    <w:p>
+      <w:pPr>
+        <w:ind w:left="360"/>
+        <w:rPr>
+          <w:lang w:val="es-ES_tradnl"/>
+        </w:rPr>
+      </w:pPr>
+      <w:r>
+        <w:rPr>
+          <w:lang w:val="es-ES_tradnl"/>
+        </w:rPr>
+        <w:t xml:space="preserve">Para las redes finales obtenidas en </w:t>
+      </w:r>
+      <w:r>
+        <w:rPr>
+          <w:color w:val="0070C0"/>
+          <w:lang w:val="es-ES_tradnl"/>
+        </w:rPr>
+        <w:t>todas las c</w:t>
+      </w:r>
+      <w:r>
+        <w:rPr>
+          <w:color w:val="0070C0"/>
+          <w:lang w:val="es-ES_tradnl"/>
+        </w:rPr>
+        <w:t>onfiguraci</w:t>
+      </w:r>
+      <w:r>
+        <w:rPr>
+          <w:color w:val="0070C0"/>
+          <w:lang w:val="es-ES_tradnl"/>
+        </w:rPr>
+        <w:t>o</w:t>
+      </w:r>
+      <w:r>
+        <w:rPr>
+          <w:color w:val="0070C0"/>
+          <w:lang w:val="es-ES_tradnl"/>
+        </w:rPr>
+        <w:t>n</w:t>
+      </w:r>
+      <w:r>
+        <w:rPr>
+          <w:color w:val="0070C0"/>
+          <w:lang w:val="es-ES_tradnl"/>
+        </w:rPr>
+        <w:t>es</w:t>
+      </w:r>
+      <w:r>
+        <w:rPr>
+          <w:color w:val="0070C0"/>
+          <w:lang w:val="es-ES_tradnl"/>
+        </w:rPr>
+        <w:t xml:space="preserve"> de experimen</w:t>
+      </w:r>
+      <w:r>
+        <w:rPr>
+          <w:color w:val="0070C0"/>
+          <w:lang w:val="es-ES_tradnl"/>
+        </w:rPr>
+        <w:t xml:space="preserve">tos </w:t>
+      </w:r>
+      <w:r>
+        <w:rPr>
+          <w:lang w:val="es-ES_tradnl"/>
+        </w:rPr>
+        <w:t>agrupa los datos promedio de las siguientes medidas estructurales:</w:t>
+      </w:r>
+    </w:p>
+    <w:p>
+      <w:pPr>
+        <w:pStyle w:val="Prrafodelista"/>
+        <w:numPr>
+          <w:ilvl w:val="1"/>
+          <w:numId w:val="9"/>
+        </w:numPr>
+        <w:rPr>
+          <w:lang w:val="es-ES_tradnl"/>
+        </w:rPr>
+      </w:pPr>
+      <w:r>
+        <w:rPr>
+          <w:lang w:val="es-ES_tradnl"/>
+        </w:rPr>
+        <w:t>Promedio del coeficiente de agrupamiento</w:t>
+      </w:r>
+    </w:p>
+    <w:p>
+      <w:pPr>
+        <w:pStyle w:val="Prrafodelista"/>
+        <w:numPr>
+          <w:ilvl w:val="1"/>
+          <w:numId w:val="9"/>
+        </w:numPr>
+        <w:rPr>
+          <w:lang w:val="es-ES_tradnl"/>
+        </w:rPr>
+      </w:pPr>
+      <w:r>
+        <w:rPr>
+          <w:lang w:val="es-ES_tradnl"/>
+        </w:rPr>
+        <w:t>Promedio de la trayectoria más corta</w:t>
+      </w:r>
+    </w:p>
+    <w:p>
+      <w:pPr>
+        <w:pStyle w:val="Prrafodelista"/>
+        <w:numPr>
+          <w:ilvl w:val="1"/>
+          <w:numId w:val="9"/>
+        </w:numPr>
+        <w:rPr>
+          <w:lang w:val="es-ES_tradnl"/>
+        </w:rPr>
+      </w:pPr>
+      <w:r>
+        <w:rPr>
+          <w:lang w:val="es-ES_tradnl"/>
+        </w:rPr>
+        <w:t>Diámetro</w:t>
+      </w:r>
+    </w:p>
+    <w:p>
+      <w:pPr>
+        <w:pStyle w:val="Prrafodelista"/>
+        <w:numPr>
+          <w:ilvl w:val="1"/>
+          <w:numId w:val="9"/>
+        </w:numPr>
+        <w:rPr>
+          <w:lang w:val="es-ES_tradnl"/>
+        </w:rPr>
+      </w:pPr>
+      <w:r>
+        <w:rPr>
+          <w:lang w:val="es-ES_tradnl"/>
+        </w:rPr>
+        <w:t>Distribución de grados</w:t>
+      </w:r>
+      <w:r>
+        <w:rPr>
+          <w:lang w:val="es-ES_tradnl"/>
+        </w:rPr>
+        <w:tab/>
+      </w:r>
+    </w:p>
+    <w:p>
+      <w:pPr>
+        <w:ind w:left="360"/>
+        <w:rPr>
+          <w:b/>
+          <w:bCs/>
+          <w:lang w:val="es-ES_tradnl"/>
+        </w:rPr>
+      </w:pPr>
+    </w:p>
+    <w:p>
+      <w:pPr>
+        <w:rPr>
+          <w:rFonts w:asciiTheme="majorHAnsi" w:eastAsiaTheme="majorEastAsia" w:hAnsiTheme="majorHAnsi" w:cstheme="majorBidi"/>
+          <w:color w:val="0F4761" w:themeColor="accent1" w:themeShade="BF"/>
+          <w:sz w:val="32"/>
+          <w:szCs w:val="32"/>
+          <w:lang w:val="es-ES_tradnl"/>
+        </w:rPr>
+      </w:pPr>
+      <w:r>
+        <w:rPr>
+          <w:lang w:val="es-ES_tradnl"/>
+        </w:rPr>
+        <w:br w:type="page"/>
+      </w:r>
+    </w:p>
+    <w:p>
+      <w:pPr>
+        <w:pStyle w:val="Ttulo2"/>
+        <w:rPr>
+          <w:lang w:val="es-ES_tradnl"/>
+        </w:rPr>
+      </w:pPr>
+      <w:r>
+        <w:rPr>
+          <w:lang w:val="es-ES_tradnl"/>
+        </w:rPr>
+        <w:lastRenderedPageBreak/>
+        <w:t>II</w:t>
+      </w:r>
+      <w:r>
+        <w:rPr>
+          <w:lang w:val="es-ES_tradnl"/>
+        </w:rPr>
+        <w:t>I</w:t>
+      </w:r>
+      <w:r>
+        <w:rPr>
+          <w:lang w:val="es-ES_tradnl"/>
+        </w:rPr>
+        <w:t xml:space="preserve">. </w:t>
+      </w:r>
+      <w:r>
+        <w:rPr>
+          <w:lang w:val="es-ES_tradnl"/>
+        </w:rPr>
+        <w:t>Experimentos de degradación de redes</w:t>
+      </w:r>
+    </w:p>
+    <w:p>
+      <w:pPr>
+        <w:pStyle w:val="Ttulo3"/>
+        <w:rPr>
+          <w:lang w:val="es-ES_tradnl"/>
+        </w:rPr>
+      </w:pPr>
+      <w:r>
+        <w:rPr>
+          <w:lang w:val="es-ES_tradnl"/>
+        </w:rPr>
+        <w:t>Configuración de experimentos de degradación de las redes obtenidas</w:t>
+      </w:r>
+    </w:p>
+    <w:p>
+      <w:pPr>
+        <w:spacing w:after="240"/>
+        <w:rPr>
+          <w:lang w:val="es-ES_tradnl"/>
+        </w:rPr>
+      </w:pPr>
+      <w:r>
+        <w:rPr>
+          <w:lang w:val="es-ES_tradnl"/>
+        </w:rPr>
+        <w:t>Para configurar un experimento de degradación, se deben haber ejecutado los experimentos de formación y considerar los siguientes parámetros de dichos experimentos y el tipo de degradación:</w:t>
+      </w:r>
+    </w:p>
+    <w:p>
+      <w:pPr>
+        <w:pStyle w:val="Prrafodelista"/>
+        <w:numPr>
+          <w:ilvl w:val="0"/>
+          <w:numId w:val="3"/>
+        </w:numPr>
+        <w:spacing w:after="240"/>
+        <w:rPr>
+          <w:lang w:val="es-ES_tradnl"/>
+        </w:rPr>
+      </w:pPr>
+      <w:r>
+        <w:rPr>
+          <w:b/>
+          <w:bCs/>
+          <w:lang w:val="es-ES_tradnl"/>
+        </w:rPr>
+        <w:t>Tipo de degradación.</w:t>
+      </w:r>
+      <w:r>
+        <w:rPr>
+          <w:lang w:val="es-ES_tradnl"/>
+        </w:rPr>
+        <w:t xml:space="preserve"> Ataques, Fallas</w:t>
+      </w:r>
+    </w:p>
+    <w:p>
+      <w:pPr>
+        <w:pStyle w:val="Prrafodelista"/>
+        <w:numPr>
+          <w:ilvl w:val="0"/>
+          <w:numId w:val="3"/>
+        </w:numPr>
+        <w:spacing w:after="240"/>
+        <w:rPr>
+          <w:lang w:val="es-ES_tradnl"/>
+        </w:rPr>
+      </w:pPr>
+      <w:r>
+        <w:rPr>
+          <w:b/>
+          <w:bCs/>
+          <w:lang w:val="es-ES_tradnl"/>
+        </w:rPr>
+        <w:t xml:space="preserve">Longitud del enlace dinámico. </w:t>
+      </w:r>
+      <w:r>
+        <w:rPr>
+          <w:lang w:val="es-ES_tradnl"/>
+        </w:rPr>
+        <w:t>D, D/2, D/4, D/8, D/16, etc.</w:t>
+      </w:r>
+    </w:p>
+    <w:p>
+      <w:pPr>
+        <w:pStyle w:val="Prrafodelista"/>
+        <w:numPr>
+          <w:ilvl w:val="0"/>
+          <w:numId w:val="3"/>
+        </w:numPr>
+        <w:spacing w:after="240"/>
+        <w:rPr>
+          <w:lang w:val="es-ES_tradnl"/>
+        </w:rPr>
+      </w:pPr>
+      <w:r>
+        <w:rPr>
+          <w:b/>
+          <w:bCs/>
+          <w:lang w:val="es-ES_tradnl"/>
+        </w:rPr>
+        <w:t xml:space="preserve">Regla de reconexión. </w:t>
+      </w:r>
+      <w:r>
+        <w:rPr>
+          <w:lang w:val="es-ES_tradnl"/>
+        </w:rPr>
+        <w:t>R1, R2, R3</w:t>
+      </w:r>
+    </w:p>
+    <w:p>
+      <w:pPr>
+        <w:pStyle w:val="Prrafodelista"/>
+        <w:numPr>
+          <w:ilvl w:val="0"/>
+          <w:numId w:val="3"/>
+        </w:numPr>
+        <w:spacing w:after="240"/>
+        <w:rPr>
+          <w:lang w:val="es-ES_tradnl"/>
+        </w:rPr>
+      </w:pPr>
+      <w:r>
+        <w:rPr>
+          <w:b/>
+          <w:bCs/>
+          <w:lang w:val="es-ES_tradnl"/>
+        </w:rPr>
+        <w:t xml:space="preserve">Topología inicial. </w:t>
+      </w:r>
+      <w:r>
+        <w:rPr>
+          <w:lang w:val="es-ES_tradnl"/>
+        </w:rPr>
+        <w:t>Malla, Anillo</w:t>
+      </w:r>
+    </w:p>
+    <w:p>
+      <w:pPr>
+        <w:pStyle w:val="Prrafodelista"/>
+        <w:numPr>
+          <w:ilvl w:val="0"/>
+          <w:numId w:val="3"/>
+        </w:numPr>
+        <w:spacing w:after="240"/>
+        <w:rPr>
+          <w:lang w:val="es-ES_tradnl"/>
+        </w:rPr>
+      </w:pPr>
+      <w:r>
+        <w:rPr>
+          <w:b/>
+          <w:bCs/>
+          <w:lang w:val="es-ES_tradnl"/>
+        </w:rPr>
+        <w:t xml:space="preserve">Orden de la topología inicial. </w:t>
+      </w:r>
+    </w:p>
+    <w:p>
+      <w:pPr>
+        <w:pStyle w:val="Prrafodelista"/>
+        <w:numPr>
+          <w:ilvl w:val="0"/>
+          <w:numId w:val="3"/>
+        </w:numPr>
+        <w:spacing w:after="240"/>
+        <w:rPr>
+          <w:lang w:val="es-ES_tradnl"/>
+        </w:rPr>
+      </w:pPr>
+      <w:r>
+        <w:rPr>
+          <w:b/>
+          <w:bCs/>
+          <w:lang w:val="es-ES_tradnl"/>
+        </w:rPr>
+        <w:t xml:space="preserve">Algoritmo de ruteo.  </w:t>
+      </w:r>
+      <w:proofErr w:type="spellStart"/>
+      <w:r>
+        <w:rPr>
+          <w:lang w:val="es-ES_tradnl"/>
+        </w:rPr>
+        <w:t>Compass</w:t>
+      </w:r>
+      <w:proofErr w:type="spellEnd"/>
+      <w:r>
+        <w:rPr>
+          <w:lang w:val="es-ES_tradnl"/>
+        </w:rPr>
+        <w:t xml:space="preserve"> </w:t>
+      </w:r>
+      <w:proofErr w:type="spellStart"/>
+      <w:r>
+        <w:rPr>
+          <w:lang w:val="es-ES_tradnl"/>
+        </w:rPr>
+        <w:t>routing</w:t>
+      </w:r>
+      <w:proofErr w:type="spellEnd"/>
+      <w:r>
+        <w:rPr>
+          <w:lang w:val="es-ES_tradnl"/>
+        </w:rPr>
+        <w:t xml:space="preserve"> (CR), </w:t>
+      </w:r>
+      <w:proofErr w:type="spellStart"/>
+      <w:r>
+        <w:rPr>
+          <w:lang w:val="es-ES_tradnl"/>
+        </w:rPr>
+        <w:t>Shortest</w:t>
+      </w:r>
+      <w:proofErr w:type="spellEnd"/>
+      <w:r>
+        <w:rPr>
+          <w:lang w:val="es-ES_tradnl"/>
+        </w:rPr>
+        <w:t xml:space="preserve"> </w:t>
+      </w:r>
+      <w:proofErr w:type="spellStart"/>
+      <w:r>
+        <w:rPr>
+          <w:lang w:val="es-ES_tradnl"/>
+        </w:rPr>
+        <w:t>path</w:t>
+      </w:r>
+      <w:proofErr w:type="spellEnd"/>
+      <w:r>
+        <w:rPr>
+          <w:lang w:val="es-ES_tradnl"/>
+        </w:rPr>
+        <w:t xml:space="preserve"> (SP). </w:t>
+      </w:r>
+      <w:proofErr w:type="spellStart"/>
+      <w:r>
+        <w:rPr>
+          <w:lang w:val="es-ES_tradnl"/>
+        </w:rPr>
+        <w:t>Random</w:t>
+      </w:r>
+      <w:proofErr w:type="spellEnd"/>
+      <w:r>
+        <w:rPr>
+          <w:lang w:val="es-ES_tradnl"/>
+        </w:rPr>
+        <w:t xml:space="preserve"> </w:t>
+      </w:r>
+      <w:proofErr w:type="spellStart"/>
+      <w:r>
+        <w:rPr>
+          <w:lang w:val="es-ES_tradnl"/>
+        </w:rPr>
+        <w:t>walk</w:t>
+      </w:r>
+      <w:proofErr w:type="spellEnd"/>
+      <w:r>
+        <w:rPr>
+          <w:lang w:val="es-ES_tradnl"/>
+        </w:rPr>
+        <w:t xml:space="preserve"> (RW).</w:t>
+      </w:r>
+    </w:p>
+    <w:p>
+      <w:pPr>
+        <w:spacing w:after="240"/>
+        <w:rPr>
+          <w:lang w:val="es-ES_tradnl"/>
+        </w:rPr>
+      </w:pPr>
+      <w:r>
+        <w:rPr>
+          <w:lang w:val="es-ES_tradnl"/>
+        </w:rPr>
+        <w:t>A continuación, se indican los pasos para configurar un experimento con los siguientes parámetros de entrada:</w:t>
+      </w:r>
+    </w:p>
+    <w:p>
+      <w:pPr>
+        <w:pStyle w:val="Prrafodelista"/>
+        <w:numPr>
+          <w:ilvl w:val="0"/>
+          <w:numId w:val="3"/>
+        </w:numPr>
+        <w:spacing w:after="240"/>
+        <w:rPr>
+          <w:lang w:val="es-ES_tradnl"/>
+        </w:rPr>
+      </w:pPr>
+      <w:r>
+        <w:rPr>
+          <w:b/>
+          <w:bCs/>
+          <w:lang w:val="es-ES_tradnl"/>
+        </w:rPr>
+        <w:t>Tipo de degradación:</w:t>
+      </w:r>
+      <w:r>
+        <w:rPr>
+          <w:lang w:val="es-ES_tradnl"/>
+        </w:rPr>
+        <w:t xml:space="preserve"> Ataques.</w:t>
+      </w:r>
+    </w:p>
+    <w:p>
+      <w:pPr>
+        <w:pStyle w:val="Prrafodelista"/>
+        <w:numPr>
+          <w:ilvl w:val="0"/>
+          <w:numId w:val="3"/>
+        </w:numPr>
+        <w:spacing w:after="240"/>
+        <w:rPr>
+          <w:lang w:val="es-ES_tradnl"/>
+        </w:rPr>
+      </w:pPr>
+      <w:r>
+        <w:rPr>
+          <w:b/>
+          <w:bCs/>
+          <w:lang w:val="es-ES_tradnl"/>
+        </w:rPr>
+        <w:t xml:space="preserve">Longitud del enlace dinámico: </w:t>
+      </w:r>
+      <w:r>
+        <w:rPr>
+          <w:lang w:val="es-ES_tradnl"/>
+        </w:rPr>
+        <w:t>D, D/2, D/4.</w:t>
+      </w:r>
+    </w:p>
+    <w:p>
+      <w:pPr>
+        <w:pStyle w:val="Prrafodelista"/>
+        <w:numPr>
+          <w:ilvl w:val="0"/>
+          <w:numId w:val="3"/>
+        </w:numPr>
+        <w:spacing w:after="240"/>
+        <w:rPr>
+          <w:lang w:val="es-ES_tradnl"/>
+        </w:rPr>
+      </w:pPr>
+      <w:r>
+        <w:rPr>
+          <w:b/>
+          <w:bCs/>
+          <w:lang w:val="es-ES_tradnl"/>
+        </w:rPr>
+        <w:t xml:space="preserve">Regla de reconexión: </w:t>
+      </w:r>
+      <w:r>
+        <w:rPr>
+          <w:lang w:val="es-ES_tradnl"/>
+        </w:rPr>
+        <w:t>R1</w:t>
+      </w:r>
+    </w:p>
+    <w:p>
+      <w:pPr>
+        <w:pStyle w:val="Prrafodelista"/>
+        <w:numPr>
+          <w:ilvl w:val="0"/>
+          <w:numId w:val="3"/>
+        </w:numPr>
+        <w:spacing w:after="240"/>
+        <w:rPr>
+          <w:lang w:val="es-ES_tradnl"/>
+        </w:rPr>
+      </w:pPr>
+      <w:r>
+        <w:rPr>
+          <w:b/>
+          <w:bCs/>
+          <w:lang w:val="es-ES_tradnl"/>
+        </w:rPr>
+        <w:t xml:space="preserve">Topología inicial: </w:t>
+      </w:r>
+      <w:r>
+        <w:rPr>
+          <w:lang w:val="es-ES_tradnl"/>
+        </w:rPr>
+        <w:t>Malla</w:t>
+      </w:r>
+    </w:p>
+    <w:p>
+      <w:pPr>
+        <w:pStyle w:val="Prrafodelista"/>
+        <w:numPr>
+          <w:ilvl w:val="0"/>
+          <w:numId w:val="3"/>
+        </w:numPr>
+        <w:spacing w:after="240"/>
+        <w:rPr>
+          <w:lang w:val="es-ES_tradnl"/>
+        </w:rPr>
+      </w:pPr>
+      <w:r>
+        <w:rPr>
+          <w:b/>
+          <w:bCs/>
+          <w:lang w:val="es-ES_tradnl"/>
+        </w:rPr>
+        <w:t xml:space="preserve">Orden de la topología inicial:  </w:t>
+      </w:r>
+      <w:r>
+        <w:rPr>
+          <w:lang w:val="es-ES_tradnl"/>
+        </w:rPr>
+        <w:t>8 columnas x 8 renglones = 64</w:t>
+      </w:r>
+    </w:p>
+    <w:p>
+      <w:pPr>
+        <w:pStyle w:val="Prrafodelista"/>
+        <w:numPr>
+          <w:ilvl w:val="0"/>
+          <w:numId w:val="3"/>
+        </w:numPr>
+        <w:spacing w:after="240"/>
+        <w:rPr>
+          <w:lang w:val="es-ES_tradnl"/>
+        </w:rPr>
+      </w:pPr>
+      <w:r>
+        <w:rPr>
+          <w:b/>
+          <w:bCs/>
+          <w:lang w:val="es-ES_tradnl"/>
+        </w:rPr>
+        <w:t xml:space="preserve">Algoritmo de ruteo:  </w:t>
+      </w:r>
+      <w:proofErr w:type="spellStart"/>
+      <w:r>
+        <w:rPr>
+          <w:lang w:val="es-ES_tradnl"/>
+        </w:rPr>
+        <w:t>Compass</w:t>
+      </w:r>
+      <w:proofErr w:type="spellEnd"/>
+      <w:r>
+        <w:rPr>
+          <w:lang w:val="es-ES_tradnl"/>
+        </w:rPr>
+        <w:t xml:space="preserve"> </w:t>
+      </w:r>
+      <w:proofErr w:type="spellStart"/>
+      <w:r>
+        <w:rPr>
+          <w:lang w:val="es-ES_tradnl"/>
+        </w:rPr>
+        <w:t>routing</w:t>
+      </w:r>
+      <w:proofErr w:type="spellEnd"/>
+      <w:r>
+        <w:rPr>
+          <w:lang w:val="es-ES_tradnl"/>
+        </w:rPr>
+        <w:t xml:space="preserve"> (CR).</w:t>
+      </w:r>
+    </w:p>
+    <w:p>
+      <w:pPr>
+        <w:pStyle w:val="Ttulo3"/>
+        <w:rPr>
+          <w:lang w:val="es-ES_tradnl"/>
+        </w:rPr>
+      </w:pPr>
+      <w:r>
+        <w:rPr>
+          <w:lang w:val="es-ES_tradnl"/>
+        </w:rPr>
+        <w:t>Pasos:</w:t>
+      </w:r>
+    </w:p>
+    <w:p>
+      <w:pPr>
+        <w:pStyle w:val="Prrafodelista"/>
+        <w:numPr>
+          <w:ilvl w:val="0"/>
+          <w:numId w:val="12"/>
+        </w:numPr>
+        <w:spacing w:after="240"/>
+        <w:rPr>
+          <w:lang w:val="es-ES_tradnl"/>
+        </w:rPr>
+      </w:pPr>
+      <w:r>
+        <w:rPr>
+          <w:lang w:val="es-ES_tradnl"/>
+        </w:rPr>
+        <w:t>Dentro de la carpeta de resultados, crear una carpeta Degradaci</w:t>
+      </w:r>
+      <w:r>
+        <w:rPr>
+          <w:lang w:val="es-ES_tradnl"/>
+        </w:rPr>
+        <w:t>ó</w:t>
+      </w:r>
+      <w:r>
+        <w:rPr>
+          <w:lang w:val="es-ES_tradnl"/>
+        </w:rPr>
+        <w:t xml:space="preserve">n, dentro de ella dos carpetas: Ataques y Fallas; dentro de cada una de estas carpetas crear una carpeta </w:t>
+      </w:r>
+      <w:proofErr w:type="spellStart"/>
+      <w:r>
+        <w:rPr>
+          <w:lang w:val="es-ES_tradnl"/>
+        </w:rPr>
+        <w:t>GrafosFinales</w:t>
+      </w:r>
+      <w:proofErr w:type="spellEnd"/>
+      <w:r>
+        <w:rPr>
+          <w:lang w:val="es-ES_tradnl"/>
+        </w:rPr>
+        <w:t>. Un ejemplo de los directorios creados es:</w:t>
+      </w:r>
+    </w:p>
+    <w:p>
+      <w:pPr>
+        <w:pStyle w:val="Prrafodelista"/>
+        <w:spacing w:after="240"/>
+        <w:rPr>
+          <w:lang w:val="es-ES_tradnl"/>
+        </w:rPr>
+      </w:pPr>
+    </w:p>
+    <w:p>
+      <w:pPr>
+        <w:pStyle w:val="Prrafodelista"/>
+        <w:spacing w:after="240"/>
+        <w:rPr>
+          <w:rFonts w:ascii="Menlo" w:eastAsia="Times New Roman" w:hAnsi="Menlo" w:cs="Menlo"/>
+          <w:color w:val="A31515"/>
+          <w:kern w:val="0"/>
+          <w:sz w:val="18"/>
+          <w:szCs w:val="18"/>
+          <w:lang w:eastAsia="es-MX"/>
+          <w14:ligatures w14:val="none"/>
+        </w:rPr>
+      </w:pPr>
+      <w:r>
+        <w:rPr>
+          <w:rFonts w:ascii="Menlo" w:eastAsia="Times New Roman" w:hAnsi="Menlo" w:cs="Menlo"/>
+          <w:color w:val="A31515"/>
+          <w:kern w:val="0"/>
+          <w:sz w:val="18"/>
+          <w:szCs w:val="18"/>
+          <w:lang w:eastAsia="es-MX"/>
+          <w14:ligatures w14:val="none"/>
+        </w:rPr>
+        <w:t>/</w:t>
+      </w:r>
+      <w:r>
+        <w:rPr>
+          <w:rFonts w:ascii="Menlo" w:eastAsia="Times New Roman" w:hAnsi="Menlo" w:cs="Menlo"/>
+          <w:color w:val="A31515"/>
+          <w:kern w:val="0"/>
+          <w:sz w:val="18"/>
+          <w:szCs w:val="18"/>
+          <w:lang w:eastAsia="es-MX"/>
+          <w14:ligatures w14:val="none"/>
+        </w:rPr>
+        <w:t>Documents/Repositorios/ResultadosCN/Degradación</w:t>
+      </w:r>
+      <w:r>
+        <w:rPr>
+          <w:rFonts w:ascii="Menlo" w:eastAsia="Times New Roman" w:hAnsi="Menlo" w:cs="Menlo"/>
+          <w:color w:val="A31515"/>
+          <w:kern w:val="0"/>
+          <w:sz w:val="18"/>
+          <w:szCs w:val="18"/>
+          <w:lang w:eastAsia="es-MX"/>
+          <w14:ligatures w14:val="none"/>
+        </w:rPr>
+        <w:t>/Ataques/GrafosFinales</w:t>
+      </w:r>
+    </w:p>
+    <w:p>
+      <w:pPr>
+        <w:pStyle w:val="Prrafodelista"/>
+        <w:spacing w:after="240"/>
+        <w:rPr>
+          <w:rFonts w:ascii="Menlo" w:eastAsia="Times New Roman" w:hAnsi="Menlo" w:cs="Menlo"/>
+          <w:color w:val="A31515"/>
+          <w:kern w:val="0"/>
+          <w:sz w:val="18"/>
+          <w:szCs w:val="18"/>
+          <w:lang w:eastAsia="es-MX"/>
+          <w14:ligatures w14:val="none"/>
+        </w:rPr>
+      </w:pPr>
+      <w:r>
+        <w:rPr>
+          <w:rFonts w:ascii="Menlo" w:eastAsia="Times New Roman" w:hAnsi="Menlo" w:cs="Menlo"/>
+          <w:color w:val="A31515"/>
+          <w:kern w:val="0"/>
+          <w:sz w:val="18"/>
+          <w:szCs w:val="18"/>
+          <w:lang w:eastAsia="es-MX"/>
+          <w14:ligatures w14:val="none"/>
+        </w:rPr>
+        <w:t>/</w:t>
+      </w:r>
+      <w:r>
+        <w:rPr>
+          <w:rFonts w:ascii="Menlo" w:eastAsia="Times New Roman" w:hAnsi="Menlo" w:cs="Menlo"/>
+          <w:color w:val="A31515"/>
+          <w:kern w:val="0"/>
+          <w:sz w:val="18"/>
+          <w:szCs w:val="18"/>
+          <w:lang w:eastAsia="es-MX"/>
+          <w14:ligatures w14:val="none"/>
+        </w:rPr>
+        <w:t>Documents/Repositorios/ResultadosCN/Degradación</w:t>
+      </w:r>
+      <w:r>
+        <w:rPr>
+          <w:rFonts w:ascii="Menlo" w:eastAsia="Times New Roman" w:hAnsi="Menlo" w:cs="Menlo"/>
+          <w:color w:val="A31515"/>
+          <w:kern w:val="0"/>
+          <w:sz w:val="18"/>
+          <w:szCs w:val="18"/>
+          <w:lang w:eastAsia="es-MX"/>
+          <w14:ligatures w14:val="none"/>
+        </w:rPr>
+        <w:t>/Fallas/GrafosFinales</w:t>
+      </w:r>
+    </w:p>
+    <w:p>
+      <w:pPr>
+        <w:pStyle w:val="Prrafodelista"/>
+        <w:spacing w:after="240"/>
+        <w:rPr>
+          <w:lang w:val="es-ES_tradnl"/>
+        </w:rPr>
+      </w:pPr>
+    </w:p>
+    <w:p>
+      <w:pPr>
+        <w:pStyle w:val="Prrafodelista"/>
+        <w:numPr>
+          <w:ilvl w:val="0"/>
+          <w:numId w:val="12"/>
+        </w:numPr>
+        <w:spacing w:after="240"/>
+        <w:rPr>
+          <w:lang w:val="es-ES_tradnl"/>
+        </w:rPr>
+      </w:pPr>
+      <w:r>
+        <w:rPr>
+          <w:lang w:val="es-ES_tradnl"/>
+        </w:rPr>
+        <w:t xml:space="preserve">Dentro de la </w:t>
+      </w:r>
+      <w:r>
+        <w:rPr>
+          <w:lang w:val="es-ES_tradnl"/>
+        </w:rPr>
+        <w:t xml:space="preserve">carpeta </w:t>
+      </w:r>
+      <w:r>
+        <w:rPr>
+          <w:lang w:val="es-ES_tradnl"/>
+        </w:rPr>
+        <w:t xml:space="preserve">Degradación, </w:t>
+      </w:r>
+      <w:r>
+        <w:rPr>
+          <w:lang w:val="es-ES_tradnl"/>
+        </w:rPr>
+        <w:t>crear las siguientes carpetas</w:t>
+      </w:r>
+      <w:r>
+        <w:rPr>
+          <w:lang w:val="es-ES_tradnl"/>
+        </w:rPr>
+        <w:t>:</w:t>
+      </w:r>
+    </w:p>
+    <w:p>
+      <w:pPr>
+        <w:pStyle w:val="Prrafodelista"/>
+        <w:spacing w:after="240"/>
+        <w:rPr>
+          <w:lang w:val="es-ES_tradnl"/>
+        </w:rPr>
+      </w:pPr>
+    </w:p>
+    <w:p>
+      <w:pPr>
+        <w:pStyle w:val="Prrafodelista"/>
+        <w:spacing w:after="240"/>
+        <w:ind w:left="360"/>
+        <w:rPr>
+          <w:rFonts w:ascii="Menlo" w:eastAsia="Times New Roman" w:hAnsi="Menlo" w:cs="Menlo"/>
+          <w:color w:val="A31515"/>
+          <w:kern w:val="0"/>
+          <w:sz w:val="18"/>
+          <w:szCs w:val="18"/>
+          <w:lang w:eastAsia="es-MX"/>
+          <w14:ligatures w14:val="none"/>
+        </w:rPr>
+      </w:pPr>
+      <w:r>
+        <w:rPr>
+          <w:rFonts w:ascii="Menlo" w:eastAsia="Times New Roman" w:hAnsi="Menlo" w:cs="Menlo"/>
+          <w:color w:val="A31515"/>
+          <w:kern w:val="0"/>
+          <w:sz w:val="18"/>
+          <w:szCs w:val="18"/>
+          <w:lang w:eastAsia="es-MX"/>
+          <w14:ligatures w14:val="none"/>
+        </w:rPr>
+        <w:t>/</w:t>
+      </w:r>
+      <w:r>
+        <w:rPr>
+          <w:rFonts w:ascii="Menlo" w:eastAsia="Times New Roman" w:hAnsi="Menlo" w:cs="Menlo"/>
+          <w:color w:val="A31515"/>
+          <w:kern w:val="0"/>
+          <w:sz w:val="18"/>
+          <w:szCs w:val="18"/>
+          <w:lang w:eastAsia="es-MX"/>
+          <w14:ligatures w14:val="none"/>
+        </w:rPr>
+        <w:t>Documents/Repositorios/ResultadosCN/Degradación</w:t>
+      </w:r>
+      <w:r>
+        <w:rPr>
+          <w:rFonts w:ascii="Menlo" w:eastAsia="Times New Roman" w:hAnsi="Menlo" w:cs="Menlo"/>
+          <w:color w:val="A31515"/>
+          <w:kern w:val="0"/>
+          <w:sz w:val="18"/>
+          <w:szCs w:val="18"/>
+          <w:lang w:eastAsia="es-MX"/>
+          <w14:ligatures w14:val="none"/>
+        </w:rPr>
+        <w:t>/</w:t>
+      </w:r>
+      <w:r>
+        <w:rPr>
+          <w:rFonts w:ascii="Menlo" w:eastAsia="Times New Roman" w:hAnsi="Menlo" w:cs="Menlo"/>
+          <w:color w:val="A31515"/>
+          <w:kern w:val="0"/>
+          <w:sz w:val="18"/>
+          <w:szCs w:val="18"/>
+          <w:lang w:eastAsia="es-MX"/>
+          <w14:ligatures w14:val="none"/>
+        </w:rPr>
+        <w:t>Gráficas_Degradación_</w:t>
+      </w:r>
+      <w:r>
+        <w:rPr>
+          <w:rFonts w:ascii="Menlo" w:eastAsia="Times New Roman" w:hAnsi="Menlo" w:cs="Menlo"/>
+          <w:color w:val="A31515"/>
+          <w:kern w:val="0"/>
+          <w:sz w:val="18"/>
+          <w:szCs w:val="18"/>
+          <w:lang w:eastAsia="es-MX"/>
+          <w14:ligatures w14:val="none"/>
+        </w:rPr>
+        <w:t>Ataques</w:t>
+      </w:r>
+    </w:p>
+    <w:p>
+      <w:pPr>
+        <w:pStyle w:val="Prrafodelista"/>
+        <w:spacing w:after="240"/>
+        <w:ind w:left="360"/>
+        <w:rPr>
+          <w:rFonts w:ascii="Menlo" w:eastAsia="Times New Roman" w:hAnsi="Menlo" w:cs="Menlo"/>
+          <w:color w:val="A31515"/>
+          <w:kern w:val="0"/>
+          <w:sz w:val="18"/>
+          <w:szCs w:val="18"/>
+          <w:lang w:eastAsia="es-MX"/>
+          <w14:ligatures w14:val="none"/>
+        </w:rPr>
+      </w:pPr>
+      <w:r>
+        <w:rPr>
+          <w:rFonts w:ascii="Menlo" w:eastAsia="Times New Roman" w:hAnsi="Menlo" w:cs="Menlo"/>
+          <w:color w:val="A31515"/>
+          <w:kern w:val="0"/>
+          <w:sz w:val="18"/>
+          <w:szCs w:val="18"/>
+          <w:lang w:eastAsia="es-MX"/>
+          <w14:ligatures w14:val="none"/>
+        </w:rPr>
+        <w:t>/</w:t>
+      </w:r>
+      <w:r>
+        <w:rPr>
+          <w:rFonts w:ascii="Menlo" w:eastAsia="Times New Roman" w:hAnsi="Menlo" w:cs="Menlo"/>
+          <w:color w:val="A31515"/>
+          <w:kern w:val="0"/>
+          <w:sz w:val="18"/>
+          <w:szCs w:val="18"/>
+          <w:lang w:eastAsia="es-MX"/>
+          <w14:ligatures w14:val="none"/>
+        </w:rPr>
+        <w:t>Documents/Repositorios/ResultadosCN/Degradación</w:t>
+      </w:r>
+      <w:r>
+        <w:rPr>
+          <w:rFonts w:ascii="Menlo" w:eastAsia="Times New Roman" w:hAnsi="Menlo" w:cs="Menlo"/>
+          <w:color w:val="A31515"/>
+          <w:kern w:val="0"/>
+          <w:sz w:val="18"/>
+          <w:szCs w:val="18"/>
+          <w:lang w:eastAsia="es-MX"/>
+          <w14:ligatures w14:val="none"/>
+        </w:rPr>
+        <w:t>/</w:t>
+      </w:r>
+      <w:r>
+        <w:rPr>
+          <w:rFonts w:ascii="Menlo" w:eastAsia="Times New Roman" w:hAnsi="Menlo" w:cs="Menlo"/>
+          <w:color w:val="A31515"/>
+          <w:kern w:val="0"/>
+          <w:sz w:val="18"/>
+          <w:szCs w:val="18"/>
+          <w:lang w:eastAsia="es-MX"/>
+          <w14:ligatures w14:val="none"/>
+        </w:rPr>
+        <w:t>Gráficas_Degradación_</w:t>
+      </w:r>
+      <w:r>
+        <w:rPr>
+          <w:rFonts w:ascii="Menlo" w:eastAsia="Times New Roman" w:hAnsi="Menlo" w:cs="Menlo"/>
+          <w:color w:val="A31515"/>
+          <w:kern w:val="0"/>
+          <w:sz w:val="18"/>
+          <w:szCs w:val="18"/>
+          <w:lang w:eastAsia="es-MX"/>
+          <w14:ligatures w14:val="none"/>
+        </w:rPr>
+        <w:t>Fallas</w:t>
+      </w:r>
+    </w:p>
+    <w:p>
+      <w:pPr>
+        <w:pStyle w:val="Prrafodelista"/>
+        <w:spacing w:after="240"/>
+        <w:rPr>
+          <w:lang w:val="es-ES_tradnl"/>
+        </w:rPr>
+      </w:pPr>
+    </w:p>
+    <w:p>
+      <w:pPr>
+        <w:pStyle w:val="Prrafodelista"/>
+        <w:numPr>
+          <w:ilvl w:val="0"/>
+          <w:numId w:val="12"/>
+        </w:numPr>
+        <w:spacing w:after="240"/>
+        <w:rPr>
+          <w:lang w:val="es-ES_tradnl"/>
+        </w:rPr>
+      </w:pPr>
+      <w:r>
+        <w:rPr>
+          <w:lang w:val="es-ES_tradnl"/>
+        </w:rPr>
+        <w:t xml:space="preserve">Dentro de las carpetas </w:t>
+      </w:r>
+      <w:proofErr w:type="spellStart"/>
+      <w:r>
+        <w:rPr>
+          <w:lang w:val="es-ES_tradnl"/>
+        </w:rPr>
+        <w:t>GrafosFinales</w:t>
+      </w:r>
+      <w:proofErr w:type="spellEnd"/>
+      <w:r>
+        <w:rPr>
+          <w:lang w:val="es-ES_tradnl"/>
+        </w:rPr>
+        <w:t>, copiar las carpetas con las redes obtenidas en los experimentos de formación, las carpetas que se deben copiar son las que qué comienzan con D y están dentro de la carpeta Formación. De este modo se obtiene el siguiente árbol de directorios:</w:t>
+      </w:r>
+    </w:p>
+    <w:p>
+      <w:pPr>
+        <w:spacing w:after="240"/>
+        <w:ind w:left="360"/>
+        <w:jc w:val="center"/>
+        <w:rPr>
+          <w:lang w:val="es-ES_tradnl"/>
+        </w:rPr>
+      </w:pPr>
+      <w:r>
+        <w:rPr>
+          <w:noProof/>
+          <w:lang w:val="es-ES_tradnl"/>
+        </w:rPr>
+        <w:lastRenderedPageBreak/>
+        <w:drawing>
+          <wp:inline distT="0" distB="0" distL="0" distR="0" wp14:anchorId="6BD0D644" wp14:editId="736166E3">
+            <wp:extent cx="1691234" cy="3073250"/>
+            <wp:effectExtent l="0" t="0" r="0" b="635"/>
+            <wp:docPr id="1034433066" name="Imagen 1"/>
+            <wp:cNvGraphicFramePr>
+              <a:graphicFrameLocks xmlns:a="http://schemas.openxmlformats.org/drawingml/2006/main" noChangeAspect="1"/>
+            </wp:cNvGraphicFramePr>
+            <a:graphic xmlns:a="http://schemas.openxmlformats.org/drawingml/2006/main">
+              <a:graphicData uri="http://schemas.openxmlformats.org/drawingml/2006/picture">
+                <pic:pic xmlns:pic="http://schemas.openxmlformats.org/drawingml/2006/picture">
+                  <pic:nvPicPr>
+                    <pic:cNvPr id="1034433066" name="Imagen 1034433066"/>
+                    <pic:cNvPicPr/>
+                  </pic:nvPicPr>
+                  <pic:blipFill>
+                    <a:blip r:embed="rId9">
+                      <a:extLst>
+                        <a:ext uri="{28A0092B-C50C-407E-A947-70E740481C1C}">
+                          <a14:useLocalDpi xmlns:a14="http://schemas.microsoft.com/office/drawing/2010/main" val="0"/>
+                        </a:ext>
+                      </a:extLst>
+                    </a:blip>
+                    <a:stretch>
+                      <a:fillRect/>
+                    </a:stretch>
+                  </pic:blipFill>
+                  <pic:spPr>
+                    <a:xfrm>
+                      <a:off x="0" y="0"/>
+                      <a:ext cx="1761891" cy="3201645"/>
+                    </a:xfrm>
+                    <a:prstGeom prst="rect">
+                      <a:avLst/>
+                    </a:prstGeom>
+                  </pic:spPr>
+                </pic:pic>
+              </a:graphicData>
+            </a:graphic>
+          </wp:inline>
+        </w:drawing>
+      </w:r>
+    </w:p>
+    <w:p>
+      <w:pPr>
+        <w:spacing w:after="240"/>
+        <w:ind w:left="360"/>
+        <w:jc w:val="center"/>
+        <w:rPr>
+          <w:rStyle w:val="nfasissutil"/>
+          <w:sz w:val="20"/>
+          <w:szCs w:val="20"/>
+          <w:lang w:val="es-ES_tradnl"/>
+        </w:rPr>
+      </w:pPr>
+      <w:r>
+        <w:rPr>
+          <w:rStyle w:val="nfasissutil"/>
+          <w:sz w:val="20"/>
+          <w:szCs w:val="20"/>
+        </w:rPr>
+        <w:t xml:space="preserve">Figura </w:t>
+      </w:r>
+      <w:r>
+        <w:rPr>
+          <w:rStyle w:val="nfasissutil"/>
+          <w:sz w:val="20"/>
+          <w:szCs w:val="20"/>
+        </w:rPr>
+        <w:t>4</w:t>
+      </w:r>
+      <w:r>
+        <w:rPr>
+          <w:rStyle w:val="nfasissutil"/>
+          <w:sz w:val="20"/>
+          <w:szCs w:val="20"/>
+        </w:rPr>
+        <w:t xml:space="preserve">. Estructura del directorio de resultados de </w:t>
+      </w:r>
+      <w:r>
+        <w:rPr>
+          <w:rStyle w:val="nfasissutil"/>
+          <w:sz w:val="20"/>
+          <w:szCs w:val="20"/>
+        </w:rPr>
+        <w:t>Degradación</w:t>
+      </w:r>
+      <w:r>
+        <w:rPr>
+          <w:rStyle w:val="nfasissutil"/>
+          <w:sz w:val="20"/>
+          <w:szCs w:val="20"/>
+        </w:rPr>
+        <w:t>.</w:t>
+      </w:r>
+    </w:p>
+    <w:p>
+      <w:pPr>
+        <w:pStyle w:val="Prrafodelista"/>
+        <w:numPr>
+          <w:ilvl w:val="0"/>
+          <w:numId w:val="12"/>
+        </w:numPr>
+        <w:shd w:val="clear" w:color="auto" w:fill="FFFFFF"/>
+        <w:spacing w:after="240" w:line="270" w:lineRule="atLeast"/>
+        <w:ind w:left="708"/>
+        <w:rPr>
+          <w:rFonts w:ascii="Menlo" w:eastAsia="Times New Roman" w:hAnsi="Menlo" w:cs="Menlo"/>
+          <w:color w:val="3B3B3B"/>
+          <w:kern w:val="0"/>
+          <w:sz w:val="18"/>
+          <w:szCs w:val="18"/>
+          <w:lang w:eastAsia="es-MX"/>
+          <w14:ligatures w14:val="none"/>
+        </w:rPr>
+      </w:pPr>
+      <w:r>
+        <w:rPr>
+          <w:lang w:val="es-ES_tradnl"/>
+        </w:rPr>
+        <w:t>Modificar el archivo config.sh para indicar los siguientes datos del experimento</w:t>
+      </w:r>
+      <w:r>
+        <w:rPr>
+          <w:lang w:val="es-ES_tradnl"/>
+        </w:rPr>
+        <w:t xml:space="preserve"> de formación y degradación</w:t>
+      </w:r>
+      <w:r>
+        <w:rPr>
+          <w:lang w:val="es-ES_tradnl"/>
+        </w:rPr>
+        <w:t xml:space="preserve">. </w:t>
+      </w:r>
+    </w:p>
+    <w:p>
+      <w:pPr>
+        <w:pStyle w:val="Prrafodelista"/>
+        <w:shd w:val="clear" w:color="auto" w:fill="FFFFFF"/>
+        <w:spacing w:line="270" w:lineRule="atLeast"/>
+        <w:ind w:left="708"/>
+        <w:rPr>
+          <w:rFonts w:ascii="Menlo" w:eastAsia="Times New Roman" w:hAnsi="Menlo" w:cs="Menlo"/>
+          <w:color w:val="3B3B3B"/>
+          <w:kern w:val="0"/>
+          <w:sz w:val="18"/>
+          <w:szCs w:val="18"/>
+          <w:lang w:eastAsia="es-MX"/>
+          <w14:ligatures w14:val="none"/>
+        </w:rPr>
+      </w:pPr>
+      <w:r>
+        <w:rPr>
+          <w:rFonts w:ascii="Menlo" w:eastAsia="Times New Roman" w:hAnsi="Menlo" w:cs="Menlo"/>
+          <w:color w:val="008000"/>
+          <w:kern w:val="0"/>
+          <w:sz w:val="18"/>
+          <w:szCs w:val="18"/>
+          <w:lang w:eastAsia="es-MX"/>
+          <w14:ligatures w14:val="none"/>
+        </w:rPr>
+        <w:t>#--------FORMACION-------------</w:t>
+      </w:r>
+    </w:p>
+    <w:p>
+      <w:pPr>
+        <w:shd w:val="clear" w:color="auto" w:fill="FFFFFF"/>
+        <w:spacing w:line="270" w:lineRule="atLeast"/>
+        <w:ind w:left="708"/>
+        <w:rPr>
+          <w:rFonts w:ascii="Menlo" w:eastAsia="Times New Roman" w:hAnsi="Menlo" w:cs="Menlo"/>
+          <w:color w:val="3B3B3B"/>
+          <w:kern w:val="0"/>
+          <w:sz w:val="18"/>
+          <w:szCs w:val="18"/>
+          <w:lang w:eastAsia="es-MX"/>
+          <w14:ligatures w14:val="none"/>
+        </w:rPr>
+      </w:pPr>
+      <w:r>
+        <w:rPr>
+          <w:rFonts w:ascii="Menlo" w:eastAsia="Times New Roman" w:hAnsi="Menlo" w:cs="Menlo"/>
+          <w:color w:val="008000"/>
+          <w:kern w:val="0"/>
+          <w:sz w:val="18"/>
+          <w:szCs w:val="18"/>
+          <w:lang w:eastAsia="es-MX"/>
+          <w14:ligatures w14:val="none"/>
+        </w:rPr>
+        <w:t># config.sh</w:t>
+      </w:r>
+    </w:p>
+    <w:p>
+      <w:pPr>
+        <w:shd w:val="clear" w:color="auto" w:fill="FFFFFF"/>
+        <w:spacing w:line="270" w:lineRule="atLeast"/>
+        <w:ind w:left="708"/>
+        <w:rPr>
+          <w:rFonts w:ascii="Menlo" w:eastAsia="Times New Roman" w:hAnsi="Menlo" w:cs="Menlo"/>
+          <w:color w:val="3B3B3B"/>
+          <w:kern w:val="0"/>
+          <w:sz w:val="18"/>
+          <w:szCs w:val="18"/>
+          <w:lang w:eastAsia="es-MX"/>
+          <w14:ligatures w14:val="none"/>
+        </w:rPr>
+      </w:pPr>
+      <w:r>
+        <w:rPr>
+          <w:rFonts w:ascii="Menlo" w:eastAsia="Times New Roman" w:hAnsi="Menlo" w:cs="Menlo"/>
+          <w:color w:val="008000"/>
+          <w:kern w:val="0"/>
+          <w:sz w:val="18"/>
+          <w:szCs w:val="18"/>
+          <w:lang w:eastAsia="es-MX"/>
+          <w14:ligatures w14:val="none"/>
+        </w:rPr>
+        <w:t># Estos directorios debe estar definidos en el home</w:t>
+      </w:r>
+    </w:p>
+    <w:p>
+      <w:pPr>
+        <w:shd w:val="clear" w:color="auto" w:fill="FFFFFF"/>
+        <w:spacing w:line="270" w:lineRule="atLeast"/>
+        <w:ind w:left="708"/>
+        <w:rPr>
+          <w:rFonts w:ascii="Menlo" w:eastAsia="Times New Roman" w:hAnsi="Menlo" w:cs="Menlo"/>
+          <w:color w:val="3B3B3B"/>
+          <w:kern w:val="0"/>
+          <w:sz w:val="18"/>
+          <w:szCs w:val="18"/>
+          <w:lang w:eastAsia="es-MX"/>
+          <w14:ligatures w14:val="none"/>
+        </w:rPr>
+      </w:pPr>
+      <w:r>
+        <w:rPr>
+          <w:rFonts w:ascii="Menlo" w:eastAsia="Times New Roman" w:hAnsi="Menlo" w:cs="Menlo"/>
+          <w:color w:val="001080"/>
+          <w:kern w:val="0"/>
+          <w:sz w:val="18"/>
+          <w:szCs w:val="18"/>
+          <w:lang w:eastAsia="es-MX"/>
+          <w14:ligatures w14:val="none"/>
+        </w:rPr>
+        <w:t>CONDA_DIR</w:t>
+      </w:r>
+      <w:r>
+        <w:rPr>
+          <w:rFonts w:ascii="Menlo" w:eastAsia="Times New Roman" w:hAnsi="Menlo" w:cs="Menlo"/>
+          <w:color w:val="000000"/>
+          <w:kern w:val="0"/>
+          <w:sz w:val="18"/>
+          <w:szCs w:val="18"/>
+          <w:lang w:eastAsia="es-MX"/>
+          <w14:ligatures w14:val="none"/>
+        </w:rPr>
+        <w:t>=</w:t>
+      </w:r>
+      <w:r>
+        <w:rPr>
+          <w:rFonts w:ascii="Menlo" w:eastAsia="Times New Roman" w:hAnsi="Menlo" w:cs="Menlo"/>
+          <w:color w:val="A31515"/>
+          <w:kern w:val="0"/>
+          <w:sz w:val="18"/>
+          <w:szCs w:val="18"/>
+          <w:lang w:eastAsia="es-MX"/>
+          <w14:ligatures w14:val="none"/>
+        </w:rPr>
+        <w:t>"/anaconda3/envs/networks/bin"</w:t>
+      </w:r>
+    </w:p>
+    <w:p>
+      <w:pPr>
+        <w:shd w:val="clear" w:color="auto" w:fill="FFFFFF"/>
+        <w:spacing w:line="270" w:lineRule="atLeast"/>
+        <w:ind w:left="708"/>
+        <w:rPr>
+          <w:rFonts w:ascii="Menlo" w:eastAsia="Times New Roman" w:hAnsi="Menlo" w:cs="Menlo"/>
+          <w:color w:val="3B3B3B"/>
+          <w:kern w:val="0"/>
+          <w:sz w:val="18"/>
+          <w:szCs w:val="18"/>
+          <w:lang w:eastAsia="es-MX"/>
+          <w14:ligatures w14:val="none"/>
+        </w:rPr>
+      </w:pPr>
+      <w:r>
+        <w:rPr>
+          <w:rFonts w:ascii="Menlo" w:eastAsia="Times New Roman" w:hAnsi="Menlo" w:cs="Menlo"/>
+          <w:color w:val="001080"/>
+          <w:kern w:val="0"/>
+          <w:sz w:val="18"/>
+          <w:szCs w:val="18"/>
+          <w:lang w:eastAsia="es-MX"/>
+          <w14:ligatures w14:val="none"/>
+        </w:rPr>
+        <w:t>RESULTADOS_DIR</w:t>
+      </w:r>
+      <w:r>
+        <w:rPr>
+          <w:rFonts w:ascii="Menlo" w:eastAsia="Times New Roman" w:hAnsi="Menlo" w:cs="Menlo"/>
+          <w:color w:val="000000"/>
+          <w:kern w:val="0"/>
+          <w:sz w:val="18"/>
+          <w:szCs w:val="18"/>
+          <w:lang w:eastAsia="es-MX"/>
+          <w14:ligatures w14:val="none"/>
+        </w:rPr>
+        <w:t>=</w:t>
+      </w:r>
+      <w:r>
+        <w:rPr>
+          <w:rFonts w:ascii="Menlo" w:eastAsia="Times New Roman" w:hAnsi="Menlo" w:cs="Menlo"/>
+          <w:color w:val="A31515"/>
+          <w:kern w:val="0"/>
+          <w:sz w:val="18"/>
+          <w:szCs w:val="18"/>
+          <w:lang w:eastAsia="es-MX"/>
+          <w14:ligatures w14:val="none"/>
+        </w:rPr>
+        <w:t>"/Documents/Repositorios/ResultadosCN"</w:t>
+      </w:r>
+    </w:p>
+    <w:p>
+      <w:pPr>
+        <w:shd w:val="clear" w:color="auto" w:fill="FFFFFF"/>
+        <w:spacing w:line="270" w:lineRule="atLeast"/>
+        <w:ind w:left="708"/>
+        <w:rPr>
+          <w:rFonts w:ascii="Menlo" w:eastAsia="Times New Roman" w:hAnsi="Menlo" w:cs="Menlo"/>
+          <w:color w:val="3B3B3B"/>
+          <w:kern w:val="0"/>
+          <w:sz w:val="18"/>
+          <w:szCs w:val="18"/>
+          <w:lang w:eastAsia="es-MX"/>
+          <w14:ligatures w14:val="none"/>
+        </w:rPr>
+      </w:pPr>
+      <w:r>
+        <w:rPr>
+          <w:rFonts w:ascii="Menlo" w:eastAsia="Times New Roman" w:hAnsi="Menlo" w:cs="Menlo"/>
+          <w:color w:val="008000"/>
+          <w:kern w:val="0"/>
+          <w:sz w:val="18"/>
+          <w:szCs w:val="18"/>
+          <w:lang w:eastAsia="es-MX"/>
+          <w14:ligatures w14:val="none"/>
+        </w:rPr>
+        <w:t xml:space="preserve"># Las contantes de EXPERIMENTO y RED definen </w:t>
+      </w:r>
+    </w:p>
+    <w:p>
+      <w:pPr>
+        <w:shd w:val="clear" w:color="auto" w:fill="FFFFFF"/>
+        <w:spacing w:line="270" w:lineRule="atLeast"/>
+        <w:ind w:left="708"/>
+        <w:rPr>
+          <w:rFonts w:ascii="Menlo" w:eastAsia="Times New Roman" w:hAnsi="Menlo" w:cs="Menlo"/>
+          <w:color w:val="3B3B3B"/>
+          <w:kern w:val="0"/>
+          <w:sz w:val="18"/>
+          <w:szCs w:val="18"/>
+          <w:lang w:eastAsia="es-MX"/>
+          <w14:ligatures w14:val="none"/>
+        </w:rPr>
+      </w:pPr>
+      <w:r>
+        <w:rPr>
+          <w:rFonts w:ascii="Menlo" w:eastAsia="Times New Roman" w:hAnsi="Menlo" w:cs="Menlo"/>
+          <w:color w:val="008000"/>
+          <w:kern w:val="0"/>
+          <w:sz w:val="18"/>
+          <w:szCs w:val="18"/>
+          <w:lang w:eastAsia="es-MX"/>
+          <w14:ligatures w14:val="none"/>
+        </w:rPr>
+        <w:t># los nombres de las carpetas de los resultados</w:t>
+      </w:r>
+    </w:p>
+    <w:p>
+      <w:pPr>
+        <w:shd w:val="clear" w:color="auto" w:fill="FFFFFF"/>
+        <w:spacing w:line="270" w:lineRule="atLeast"/>
+        <w:ind w:left="708"/>
+        <w:rPr>
+          <w:rFonts w:ascii="Menlo" w:eastAsia="Times New Roman" w:hAnsi="Menlo" w:cs="Menlo"/>
+          <w:color w:val="3B3B3B"/>
+          <w:kern w:val="0"/>
+          <w:sz w:val="18"/>
+          <w:szCs w:val="18"/>
+          <w:lang w:eastAsia="es-MX"/>
+          <w14:ligatures w14:val="none"/>
+        </w:rPr>
+      </w:pPr>
+      <w:r>
+        <w:rPr>
+          <w:rFonts w:ascii="Menlo" w:eastAsia="Times New Roman" w:hAnsi="Menlo" w:cs="Menlo"/>
+          <w:color w:val="008000"/>
+          <w:kern w:val="0"/>
+          <w:sz w:val="18"/>
+          <w:szCs w:val="18"/>
+          <w:lang w:eastAsia="es-MX"/>
+          <w14:ligatures w14:val="none"/>
+        </w:rPr>
+        <w:t>#--------FORMACION-------------</w:t>
+      </w:r>
+    </w:p>
+    <w:p>
+      <w:pPr>
+        <w:shd w:val="clear" w:color="auto" w:fill="FFFFFF"/>
+        <w:spacing w:line="270" w:lineRule="atLeast"/>
+        <w:ind w:left="708"/>
+        <w:rPr>
+          <w:rFonts w:ascii="Menlo" w:eastAsia="Times New Roman" w:hAnsi="Menlo" w:cs="Menlo"/>
+          <w:color w:val="3B3B3B"/>
+          <w:kern w:val="0"/>
+          <w:sz w:val="18"/>
+          <w:szCs w:val="18"/>
+          <w:lang w:eastAsia="es-MX"/>
+          <w14:ligatures w14:val="none"/>
+        </w:rPr>
+      </w:pPr>
+      <w:r>
+        <w:rPr>
+          <w:rFonts w:ascii="Menlo" w:eastAsia="Times New Roman" w:hAnsi="Menlo" w:cs="Menlo"/>
+          <w:color w:val="001080"/>
+          <w:kern w:val="0"/>
+          <w:sz w:val="18"/>
+          <w:szCs w:val="18"/>
+          <w:lang w:eastAsia="es-MX"/>
+          <w14:ligatures w14:val="none"/>
+        </w:rPr>
+        <w:t>ROUTING</w:t>
+      </w:r>
+      <w:r>
+        <w:rPr>
+          <w:rFonts w:ascii="Menlo" w:eastAsia="Times New Roman" w:hAnsi="Menlo" w:cs="Menlo"/>
+          <w:color w:val="000000"/>
+          <w:kern w:val="0"/>
+          <w:sz w:val="18"/>
+          <w:szCs w:val="18"/>
+          <w:lang w:eastAsia="es-MX"/>
+          <w14:ligatures w14:val="none"/>
+        </w:rPr>
+        <w:t>=</w:t>
+      </w:r>
+      <w:r>
+        <w:rPr>
+          <w:rFonts w:ascii="Menlo" w:eastAsia="Times New Roman" w:hAnsi="Menlo" w:cs="Menlo"/>
+          <w:color w:val="A31515"/>
+          <w:kern w:val="0"/>
+          <w:sz w:val="18"/>
+          <w:szCs w:val="18"/>
+          <w:lang w:eastAsia="es-MX"/>
+          <w14:ligatures w14:val="none"/>
+        </w:rPr>
+        <w:t>"CR"</w:t>
+      </w:r>
+      <w:r>
+        <w:rPr>
+          <w:rFonts w:ascii="Menlo" w:eastAsia="Times New Roman" w:hAnsi="Menlo" w:cs="Menlo"/>
+          <w:color w:val="3B3B3B"/>
+          <w:kern w:val="0"/>
+          <w:sz w:val="18"/>
+          <w:szCs w:val="18"/>
+          <w:lang w:eastAsia="es-MX"/>
+          <w14:ligatures w14:val="none"/>
+        </w:rPr>
+        <w:t xml:space="preserve">   </w:t>
+      </w:r>
+      <w:r>
+        <w:rPr>
+          <w:rFonts w:ascii="Menlo" w:eastAsia="Times New Roman" w:hAnsi="Menlo" w:cs="Menlo"/>
+          <w:color w:val="008000"/>
+          <w:kern w:val="0"/>
+          <w:sz w:val="18"/>
+          <w:szCs w:val="18"/>
+          <w:lang w:eastAsia="es-MX"/>
+          <w14:ligatures w14:val="none"/>
+        </w:rPr>
+        <w:t># Algoritmo de encaminamiento: "CR", "RW", "SP"</w:t>
+      </w:r>
+    </w:p>
+    <w:p>
+      <w:pPr>
+        <w:shd w:val="clear" w:color="auto" w:fill="FFFFFF"/>
+        <w:spacing w:line="270" w:lineRule="atLeast"/>
+        <w:ind w:left="708"/>
+        <w:rPr>
+          <w:rFonts w:ascii="Menlo" w:eastAsia="Times New Roman" w:hAnsi="Menlo" w:cs="Menlo"/>
+          <w:color w:val="3B3B3B"/>
+          <w:kern w:val="0"/>
+          <w:sz w:val="18"/>
+          <w:szCs w:val="18"/>
+          <w:lang w:eastAsia="es-MX"/>
+          <w14:ligatures w14:val="none"/>
+        </w:rPr>
+      </w:pPr>
+      <w:r>
+        <w:rPr>
+          <w:rFonts w:ascii="Menlo" w:eastAsia="Times New Roman" w:hAnsi="Menlo" w:cs="Menlo"/>
+          <w:color w:val="001080"/>
+          <w:kern w:val="0"/>
+          <w:sz w:val="18"/>
+          <w:szCs w:val="18"/>
+          <w:lang w:eastAsia="es-MX"/>
+          <w14:ligatures w14:val="none"/>
+        </w:rPr>
+        <w:t>REGLA</w:t>
+      </w:r>
+      <w:r>
+        <w:rPr>
+          <w:rFonts w:ascii="Menlo" w:eastAsia="Times New Roman" w:hAnsi="Menlo" w:cs="Menlo"/>
+          <w:color w:val="000000"/>
+          <w:kern w:val="0"/>
+          <w:sz w:val="18"/>
+          <w:szCs w:val="18"/>
+          <w:lang w:eastAsia="es-MX"/>
+          <w14:ligatures w14:val="none"/>
+        </w:rPr>
+        <w:t>=</w:t>
+      </w:r>
+      <w:r>
+        <w:rPr>
+          <w:rFonts w:ascii="Menlo" w:eastAsia="Times New Roman" w:hAnsi="Menlo" w:cs="Menlo"/>
+          <w:color w:val="A31515"/>
+          <w:kern w:val="0"/>
+          <w:sz w:val="18"/>
+          <w:szCs w:val="18"/>
+          <w:lang w:eastAsia="es-MX"/>
+          <w14:ligatures w14:val="none"/>
+        </w:rPr>
+        <w:t>"1"</w:t>
+      </w:r>
+      <w:r>
+        <w:rPr>
+          <w:rFonts w:ascii="Menlo" w:eastAsia="Times New Roman" w:hAnsi="Menlo" w:cs="Menlo"/>
+          <w:color w:val="3B3B3B"/>
+          <w:kern w:val="0"/>
+          <w:sz w:val="18"/>
+          <w:szCs w:val="18"/>
+          <w:lang w:eastAsia="es-MX"/>
+          <w14:ligatures w14:val="none"/>
+        </w:rPr>
+        <w:t xml:space="preserve">        </w:t>
+      </w:r>
+      <w:r>
+        <w:rPr>
+          <w:rFonts w:ascii="Menlo" w:eastAsia="Times New Roman" w:hAnsi="Menlo" w:cs="Menlo"/>
+          <w:color w:val="008000"/>
+          <w:kern w:val="0"/>
+          <w:sz w:val="18"/>
+          <w:szCs w:val="18"/>
+          <w:lang w:eastAsia="es-MX"/>
+          <w14:ligatures w14:val="none"/>
+        </w:rPr>
+        <w:t># 1,2,3</w:t>
+      </w:r>
+    </w:p>
+    <w:p>
+      <w:pPr>
+        <w:shd w:val="clear" w:color="auto" w:fill="FFFFFF"/>
+        <w:spacing w:line="270" w:lineRule="atLeast"/>
+        <w:ind w:left="708"/>
+        <w:rPr>
+          <w:rFonts w:ascii="Menlo" w:eastAsia="Times New Roman" w:hAnsi="Menlo" w:cs="Menlo"/>
+          <w:color w:val="3B3B3B"/>
+          <w:kern w:val="0"/>
+          <w:sz w:val="18"/>
+          <w:szCs w:val="18"/>
+          <w:lang w:eastAsia="es-MX"/>
+          <w14:ligatures w14:val="none"/>
+        </w:rPr>
+      </w:pPr>
+      <w:r>
+        <w:rPr>
+          <w:rFonts w:ascii="Menlo" w:eastAsia="Times New Roman" w:hAnsi="Menlo" w:cs="Menlo"/>
+          <w:color w:val="001080"/>
+          <w:kern w:val="0"/>
+          <w:sz w:val="18"/>
+          <w:szCs w:val="18"/>
+          <w:lang w:eastAsia="es-MX"/>
+          <w14:ligatures w14:val="none"/>
+        </w:rPr>
+        <w:t>CICLOS</w:t>
+      </w:r>
+      <w:r>
+        <w:rPr>
+          <w:rFonts w:ascii="Menlo" w:eastAsia="Times New Roman" w:hAnsi="Menlo" w:cs="Menlo"/>
+          <w:color w:val="000000"/>
+          <w:kern w:val="0"/>
+          <w:sz w:val="18"/>
+          <w:szCs w:val="18"/>
+          <w:lang w:eastAsia="es-MX"/>
+          <w14:ligatures w14:val="none"/>
+        </w:rPr>
+        <w:t>=</w:t>
+      </w:r>
+      <w:r>
+        <w:rPr>
+          <w:rFonts w:ascii="Menlo" w:eastAsia="Times New Roman" w:hAnsi="Menlo" w:cs="Menlo"/>
+          <w:color w:val="A31515"/>
+          <w:kern w:val="0"/>
+          <w:sz w:val="18"/>
+          <w:szCs w:val="18"/>
+          <w:lang w:eastAsia="es-MX"/>
+          <w14:ligatures w14:val="none"/>
+        </w:rPr>
+        <w:t>"5"</w:t>
+      </w:r>
+    </w:p>
+    <w:p>
+      <w:pPr>
+        <w:shd w:val="clear" w:color="auto" w:fill="FFFFFF"/>
+        <w:spacing w:line="270" w:lineRule="atLeast"/>
+        <w:ind w:left="708"/>
+        <w:rPr>
+          <w:rFonts w:ascii="Menlo" w:eastAsia="Times New Roman" w:hAnsi="Menlo" w:cs="Menlo"/>
+          <w:color w:val="3B3B3B"/>
+          <w:kern w:val="0"/>
+          <w:sz w:val="18"/>
+          <w:szCs w:val="18"/>
+          <w:lang w:eastAsia="es-MX"/>
+          <w14:ligatures w14:val="none"/>
+        </w:rPr>
+      </w:pPr>
+      <w:r>
+        <w:rPr>
+          <w:rFonts w:ascii="Menlo" w:eastAsia="Times New Roman" w:hAnsi="Menlo" w:cs="Menlo"/>
+          <w:color w:val="0000FF"/>
+          <w:kern w:val="0"/>
+          <w:sz w:val="18"/>
+          <w:szCs w:val="18"/>
+          <w:lang w:eastAsia="es-MX"/>
+          <w14:ligatures w14:val="none"/>
+        </w:rPr>
+        <w:t>declare</w:t>
+      </w:r>
+      <w:r>
+        <w:rPr>
+          <w:rFonts w:ascii="Menlo" w:eastAsia="Times New Roman" w:hAnsi="Menlo" w:cs="Menlo"/>
+          <w:color w:val="3B3B3B"/>
+          <w:kern w:val="0"/>
+          <w:sz w:val="18"/>
+          <w:szCs w:val="18"/>
+          <w:lang w:eastAsia="es-MX"/>
+          <w14:ligatures w14:val="none"/>
+        </w:rPr>
+        <w:t xml:space="preserve"> </w:t>
+      </w:r>
+      <w:r>
+        <w:rPr>
+          <w:rFonts w:ascii="Menlo" w:eastAsia="Times New Roman" w:hAnsi="Menlo" w:cs="Menlo"/>
+          <w:color w:val="0000FF"/>
+          <w:kern w:val="0"/>
+          <w:sz w:val="18"/>
+          <w:szCs w:val="18"/>
+          <w:lang w:eastAsia="es-MX"/>
+          <w14:ligatures w14:val="none"/>
+        </w:rPr>
+        <w:t>-a</w:t>
+      </w:r>
+      <w:r>
+        <w:rPr>
+          <w:rFonts w:ascii="Menlo" w:eastAsia="Times New Roman" w:hAnsi="Menlo" w:cs="Menlo"/>
+          <w:color w:val="3B3B3B"/>
+          <w:kern w:val="0"/>
+          <w:sz w:val="18"/>
+          <w:szCs w:val="18"/>
+          <w:lang w:eastAsia="es-MX"/>
+          <w14:ligatures w14:val="none"/>
+        </w:rPr>
+        <w:t xml:space="preserve"> </w:t>
+      </w:r>
+      <w:r>
+        <w:rPr>
+          <w:rFonts w:ascii="Menlo" w:eastAsia="Times New Roman" w:hAnsi="Menlo" w:cs="Menlo"/>
+          <w:color w:val="001080"/>
+          <w:kern w:val="0"/>
+          <w:sz w:val="18"/>
+          <w:szCs w:val="18"/>
+          <w:lang w:eastAsia="es-MX"/>
+          <w14:ligatures w14:val="none"/>
+        </w:rPr>
+        <w:t>ARR</w:t>
+      </w:r>
+      <w:r>
+        <w:rPr>
+          <w:rFonts w:ascii="Menlo" w:eastAsia="Times New Roman" w:hAnsi="Menlo" w:cs="Menlo"/>
+          <w:color w:val="000000"/>
+          <w:kern w:val="0"/>
+          <w:sz w:val="18"/>
+          <w:szCs w:val="18"/>
+          <w:lang w:eastAsia="es-MX"/>
+          <w14:ligatures w14:val="none"/>
+        </w:rPr>
+        <w:t>=</w:t>
+      </w:r>
+      <w:r>
+        <w:rPr>
+          <w:rFonts w:ascii="Menlo" w:eastAsia="Times New Roman" w:hAnsi="Menlo" w:cs="Menlo"/>
+          <w:color w:val="3B3B3B"/>
+          <w:kern w:val="0"/>
+          <w:sz w:val="18"/>
+          <w:szCs w:val="18"/>
+          <w:lang w:eastAsia="es-MX"/>
+          <w14:ligatures w14:val="none"/>
+        </w:rPr>
+        <w:t>(</w:t>
+      </w:r>
+      <w:r>
+        <w:rPr>
+          <w:rFonts w:ascii="Menlo" w:eastAsia="Times New Roman" w:hAnsi="Menlo" w:cs="Menlo"/>
+          <w:color w:val="A31515"/>
+          <w:kern w:val="0"/>
+          <w:sz w:val="18"/>
+          <w:szCs w:val="18"/>
+          <w:lang w:eastAsia="es-MX"/>
+          <w14:ligatures w14:val="none"/>
+        </w:rPr>
+        <w:t>"D"</w:t>
+      </w:r>
+      <w:r>
+        <w:rPr>
+          <w:rFonts w:ascii="Menlo" w:eastAsia="Times New Roman" w:hAnsi="Menlo" w:cs="Menlo"/>
+          <w:color w:val="3B3B3B"/>
+          <w:kern w:val="0"/>
+          <w:sz w:val="18"/>
+          <w:szCs w:val="18"/>
+          <w:lang w:eastAsia="es-MX"/>
+          <w14:ligatures w14:val="none"/>
+        </w:rPr>
+        <w:t xml:space="preserve"> </w:t>
+      </w:r>
+      <w:r>
+        <w:rPr>
+          <w:rFonts w:ascii="Menlo" w:eastAsia="Times New Roman" w:hAnsi="Menlo" w:cs="Menlo"/>
+          <w:color w:val="A31515"/>
+          <w:kern w:val="0"/>
+          <w:sz w:val="18"/>
+          <w:szCs w:val="18"/>
+          <w:lang w:eastAsia="es-MX"/>
+          <w14:ligatures w14:val="none"/>
+        </w:rPr>
+        <w:t>"D2"</w:t>
+      </w:r>
+      <w:r>
+        <w:rPr>
+          <w:rFonts w:ascii="Menlo" w:eastAsia="Times New Roman" w:hAnsi="Menlo" w:cs="Menlo"/>
+          <w:color w:val="3B3B3B"/>
+          <w:kern w:val="0"/>
+          <w:sz w:val="18"/>
+          <w:szCs w:val="18"/>
+          <w:lang w:eastAsia="es-MX"/>
+          <w14:ligatures w14:val="none"/>
+        </w:rPr>
+        <w:t xml:space="preserve"> </w:t>
+      </w:r>
+      <w:r>
+        <w:rPr>
+          <w:rFonts w:ascii="Menlo" w:eastAsia="Times New Roman" w:hAnsi="Menlo" w:cs="Menlo"/>
+          <w:color w:val="A31515"/>
+          <w:kern w:val="0"/>
+          <w:sz w:val="18"/>
+          <w:szCs w:val="18"/>
+          <w:lang w:eastAsia="es-MX"/>
+          <w14:ligatures w14:val="none"/>
+        </w:rPr>
+        <w:t>"D4"</w:t>
+      </w:r>
+      <w:r>
+        <w:rPr>
+          <w:rFonts w:ascii="Menlo" w:eastAsia="Times New Roman" w:hAnsi="Menlo" w:cs="Menlo"/>
+          <w:color w:val="3B3B3B"/>
+          <w:kern w:val="0"/>
+          <w:sz w:val="18"/>
+          <w:szCs w:val="18"/>
+          <w:lang w:eastAsia="es-MX"/>
+          <w14:ligatures w14:val="none"/>
+        </w:rPr>
+        <w:t>)</w:t>
+      </w:r>
+    </w:p>
+    <w:p>
+      <w:pPr>
+        <w:shd w:val="clear" w:color="auto" w:fill="FFFFFF"/>
+        <w:spacing w:line="270" w:lineRule="atLeast"/>
+        <w:ind w:left="708"/>
+        <w:rPr>
+          <w:rFonts w:ascii="Menlo" w:eastAsia="Times New Roman" w:hAnsi="Menlo" w:cs="Menlo"/>
+          <w:color w:val="3B3B3B"/>
+          <w:kern w:val="0"/>
+          <w:sz w:val="18"/>
+          <w:szCs w:val="18"/>
+          <w:lang w:eastAsia="es-MX"/>
+          <w14:ligatures w14:val="none"/>
+        </w:rPr>
+      </w:pPr>
+      <w:r>
+        <w:rPr>
+          <w:rFonts w:ascii="Menlo" w:eastAsia="Times New Roman" w:hAnsi="Menlo" w:cs="Menlo"/>
+          <w:color w:val="008000"/>
+          <w:kern w:val="0"/>
+          <w:sz w:val="18"/>
+          <w:szCs w:val="18"/>
+          <w:lang w:eastAsia="es-MX"/>
+          <w14:ligatures w14:val="none"/>
+        </w:rPr>
+        <w:t>#--------RED-------------------</w:t>
+      </w:r>
+    </w:p>
+    <w:p>
+      <w:pPr>
+        <w:shd w:val="clear" w:color="auto" w:fill="FFFFFF"/>
+        <w:spacing w:line="270" w:lineRule="atLeast"/>
+        <w:ind w:left="708"/>
+        <w:rPr>
+          <w:rFonts w:ascii="Menlo" w:eastAsia="Times New Roman" w:hAnsi="Menlo" w:cs="Menlo"/>
+          <w:color w:val="3B3B3B"/>
+          <w:kern w:val="0"/>
+          <w:sz w:val="18"/>
+          <w:szCs w:val="18"/>
+          <w:lang w:eastAsia="es-MX"/>
+          <w14:ligatures w14:val="none"/>
+        </w:rPr>
+      </w:pPr>
+      <w:r>
+        <w:rPr>
+          <w:rFonts w:ascii="Menlo" w:eastAsia="Times New Roman" w:hAnsi="Menlo" w:cs="Menlo"/>
+          <w:color w:val="001080"/>
+          <w:kern w:val="0"/>
+          <w:sz w:val="18"/>
+          <w:szCs w:val="18"/>
+          <w:lang w:eastAsia="es-MX"/>
+          <w14:ligatures w14:val="none"/>
+        </w:rPr>
+        <w:t>RED</w:t>
+      </w:r>
+      <w:r>
+        <w:rPr>
+          <w:rFonts w:ascii="Menlo" w:eastAsia="Times New Roman" w:hAnsi="Menlo" w:cs="Menlo"/>
+          <w:color w:val="000000"/>
+          <w:kern w:val="0"/>
+          <w:sz w:val="18"/>
+          <w:szCs w:val="18"/>
+          <w:lang w:eastAsia="es-MX"/>
+          <w14:ligatures w14:val="none"/>
+        </w:rPr>
+        <w:t>=</w:t>
+      </w:r>
+      <w:r>
+        <w:rPr>
+          <w:rFonts w:ascii="Menlo" w:eastAsia="Times New Roman" w:hAnsi="Menlo" w:cs="Menlo"/>
+          <w:color w:val="A31515"/>
+          <w:kern w:val="0"/>
+          <w:sz w:val="18"/>
+          <w:szCs w:val="18"/>
+          <w:lang w:eastAsia="es-MX"/>
+          <w14:ligatures w14:val="none"/>
+        </w:rPr>
+        <w:t>"malla8x8"</w:t>
+      </w:r>
+      <w:r>
+        <w:rPr>
+          <w:rFonts w:ascii="Menlo" w:eastAsia="Times New Roman" w:hAnsi="Menlo" w:cs="Menlo"/>
+          <w:color w:val="3B3B3B"/>
+          <w:kern w:val="0"/>
+          <w:sz w:val="18"/>
+          <w:szCs w:val="18"/>
+          <w:lang w:eastAsia="es-MX"/>
+          <w14:ligatures w14:val="none"/>
+        </w:rPr>
+        <w:t xml:space="preserve">  </w:t>
+      </w:r>
+      <w:r>
+        <w:rPr>
+          <w:rFonts w:ascii="Menlo" w:eastAsia="Times New Roman" w:hAnsi="Menlo" w:cs="Menlo"/>
+          <w:color w:val="008000"/>
+          <w:kern w:val="0"/>
+          <w:sz w:val="18"/>
+          <w:szCs w:val="18"/>
+          <w:lang w:eastAsia="es-MX"/>
+          <w14:ligatures w14:val="none"/>
+        </w:rPr>
+        <w:t>#anillo</w:t>
+      </w:r>
+    </w:p>
+    <w:p>
+      <w:pPr>
+        <w:shd w:val="clear" w:color="auto" w:fill="FFFFFF"/>
+        <w:spacing w:line="270" w:lineRule="atLeast"/>
+        <w:ind w:left="708"/>
+        <w:rPr>
+          <w:rFonts w:ascii="Menlo" w:eastAsia="Times New Roman" w:hAnsi="Menlo" w:cs="Menlo"/>
+          <w:color w:val="3B3B3B"/>
+          <w:kern w:val="0"/>
+          <w:sz w:val="18"/>
+          <w:szCs w:val="18"/>
+          <w:lang w:eastAsia="es-MX"/>
+          <w14:ligatures w14:val="none"/>
+        </w:rPr>
+      </w:pPr>
+      <w:r>
+        <w:rPr>
+          <w:rFonts w:ascii="Menlo" w:eastAsia="Times New Roman" w:hAnsi="Menlo" w:cs="Menlo"/>
+          <w:color w:val="008000"/>
+          <w:kern w:val="0"/>
+          <w:sz w:val="18"/>
+          <w:szCs w:val="18"/>
+          <w:lang w:eastAsia="es-MX"/>
+          <w14:ligatures w14:val="none"/>
+        </w:rPr>
+        <w:t>#--------DEGRADACION-----------</w:t>
+      </w:r>
+    </w:p>
+    <w:p>
+      <w:pPr>
+        <w:shd w:val="clear" w:color="auto" w:fill="FFFFFF"/>
+        <w:spacing w:line="270" w:lineRule="atLeast"/>
+        <w:ind w:left="708"/>
+        <w:rPr>
+          <w:rFonts w:ascii="Menlo" w:eastAsia="Times New Roman" w:hAnsi="Menlo" w:cs="Menlo"/>
+          <w:color w:val="3B3B3B"/>
+          <w:kern w:val="0"/>
+          <w:sz w:val="18"/>
+          <w:szCs w:val="18"/>
+          <w:lang w:eastAsia="es-MX"/>
+          <w14:ligatures w14:val="none"/>
+        </w:rPr>
+      </w:pPr>
+      <w:r>
+        <w:rPr>
+          <w:rFonts w:ascii="Menlo" w:eastAsia="Times New Roman" w:hAnsi="Menlo" w:cs="Menlo"/>
+          <w:color w:val="001080"/>
+          <w:kern w:val="0"/>
+          <w:sz w:val="18"/>
+          <w:szCs w:val="18"/>
+          <w:lang w:eastAsia="es-MX"/>
+          <w14:ligatures w14:val="none"/>
+        </w:rPr>
+        <w:t>DEGRADACION</w:t>
+      </w:r>
+      <w:r>
+        <w:rPr>
+          <w:rFonts w:ascii="Menlo" w:eastAsia="Times New Roman" w:hAnsi="Menlo" w:cs="Menlo"/>
+          <w:color w:val="000000"/>
+          <w:kern w:val="0"/>
+          <w:sz w:val="18"/>
+          <w:szCs w:val="18"/>
+          <w:lang w:eastAsia="es-MX"/>
+          <w14:ligatures w14:val="none"/>
+        </w:rPr>
+        <w:t>=</w:t>
+      </w:r>
+      <w:r>
+        <w:rPr>
+          <w:rFonts w:ascii="Menlo" w:eastAsia="Times New Roman" w:hAnsi="Menlo" w:cs="Menlo"/>
+          <w:color w:val="A31515"/>
+          <w:kern w:val="0"/>
+          <w:sz w:val="18"/>
+          <w:szCs w:val="18"/>
+          <w:lang w:eastAsia="es-MX"/>
+          <w14:ligatures w14:val="none"/>
+        </w:rPr>
+        <w:t>"Ataques"</w:t>
+      </w:r>
+      <w:r>
+        <w:rPr>
+          <w:rFonts w:ascii="Menlo" w:eastAsia="Times New Roman" w:hAnsi="Menlo" w:cs="Menlo"/>
+          <w:color w:val="3B3B3B"/>
+          <w:kern w:val="0"/>
+          <w:sz w:val="18"/>
+          <w:szCs w:val="18"/>
+          <w:lang w:eastAsia="es-MX"/>
+          <w14:ligatures w14:val="none"/>
+        </w:rPr>
+        <w:t xml:space="preserve"> </w:t>
+      </w:r>
+      <w:r>
+        <w:rPr>
+          <w:rFonts w:ascii="Menlo" w:eastAsia="Times New Roman" w:hAnsi="Menlo" w:cs="Menlo"/>
+          <w:color w:val="008000"/>
+          <w:kern w:val="0"/>
+          <w:sz w:val="18"/>
+          <w:szCs w:val="18"/>
+          <w:lang w:eastAsia="es-MX"/>
+          <w14:ligatures w14:val="none"/>
+        </w:rPr>
+        <w:t># "Ataques" / "Fallas"</w:t>
+      </w:r>
+    </w:p>
+    <w:p>
+      <w:pPr>
+        <w:shd w:val="clear" w:color="auto" w:fill="FFFFFF"/>
+        <w:spacing w:line="270" w:lineRule="atLeast"/>
+        <w:ind w:left="708"/>
+        <w:rPr>
+          <w:rFonts w:ascii="Menlo" w:eastAsia="Times New Roman" w:hAnsi="Menlo" w:cs="Menlo"/>
+          <w:color w:val="3B3B3B"/>
+          <w:kern w:val="0"/>
+          <w:sz w:val="18"/>
+          <w:szCs w:val="18"/>
+          <w:lang w:eastAsia="es-MX"/>
+          <w14:ligatures w14:val="none"/>
+        </w:rPr>
+      </w:pPr>
+      <w:r>
+        <w:rPr>
+          <w:rFonts w:ascii="Menlo" w:eastAsia="Times New Roman" w:hAnsi="Menlo" w:cs="Menlo"/>
+          <w:color w:val="001080"/>
+          <w:kern w:val="0"/>
+          <w:sz w:val="18"/>
+          <w:szCs w:val="18"/>
+          <w:lang w:eastAsia="es-MX"/>
+          <w14:ligatures w14:val="none"/>
+        </w:rPr>
+        <w:t>FILE_DEGRADATION</w:t>
+      </w:r>
+      <w:r>
+        <w:rPr>
+          <w:rFonts w:ascii="Menlo" w:eastAsia="Times New Roman" w:hAnsi="Menlo" w:cs="Menlo"/>
+          <w:color w:val="000000"/>
+          <w:kern w:val="0"/>
+          <w:sz w:val="18"/>
+          <w:szCs w:val="18"/>
+          <w:lang w:eastAsia="es-MX"/>
+          <w14:ligatures w14:val="none"/>
+        </w:rPr>
+        <w:t>=</w:t>
+      </w:r>
+      <w:r>
+        <w:rPr>
+          <w:rFonts w:ascii="Menlo" w:eastAsia="Times New Roman" w:hAnsi="Menlo" w:cs="Menlo"/>
+          <w:color w:val="A31515"/>
+          <w:kern w:val="0"/>
+          <w:sz w:val="18"/>
+          <w:szCs w:val="18"/>
+          <w:lang w:eastAsia="es-MX"/>
+          <w14:ligatures w14:val="none"/>
+        </w:rPr>
+        <w:t>"hubDegradation.py"</w:t>
+      </w:r>
+      <w:r>
+        <w:rPr>
+          <w:rFonts w:ascii="Menlo" w:eastAsia="Times New Roman" w:hAnsi="Menlo" w:cs="Menlo"/>
+          <w:color w:val="3B3B3B"/>
+          <w:kern w:val="0"/>
+          <w:sz w:val="18"/>
+          <w:szCs w:val="18"/>
+          <w:lang w:eastAsia="es-MX"/>
+          <w14:ligatures w14:val="none"/>
+        </w:rPr>
+        <w:t xml:space="preserve"> </w:t>
+      </w:r>
+      <w:r>
+        <w:rPr>
+          <w:rFonts w:ascii="Menlo" w:eastAsia="Times New Roman" w:hAnsi="Menlo" w:cs="Menlo"/>
+          <w:color w:val="008000"/>
+          <w:kern w:val="0"/>
+          <w:sz w:val="18"/>
+          <w:szCs w:val="18"/>
+          <w:lang w:eastAsia="es-MX"/>
+          <w14:ligatures w14:val="none"/>
+        </w:rPr>
+        <w:t xml:space="preserve"># "failureDegradation.py" </w:t>
+      </w:r>
+      <w:r>
+        <w:rPr>
+          <w:rFonts w:ascii="Menlo" w:eastAsia="Times New Roman" w:hAnsi="Menlo" w:cs="Menlo"/>
+          <w:color w:val="008000"/>
+          <w:kern w:val="0"/>
+          <w:sz w:val="18"/>
+          <w:szCs w:val="18"/>
+          <w:lang w:eastAsia="es-MX"/>
+          <w14:ligatures w14:val="none"/>
+        </w:rPr>
+        <w:t xml:space="preserve">/ </w:t>
+      </w:r>
+      <w:r>
+        <w:rPr>
+          <w:rFonts w:ascii="Menlo" w:eastAsia="Times New Roman" w:hAnsi="Menlo" w:cs="Menlo"/>
+          <w:color w:val="008000"/>
+          <w:kern w:val="0"/>
+          <w:sz w:val="18"/>
+          <w:szCs w:val="18"/>
+          <w:lang w:eastAsia="es-MX"/>
+          <w14:ligatures w14:val="none"/>
+        </w:rPr>
+        <w:t>"hubDegradation.py"</w:t>
+      </w:r>
+    </w:p>
+    <w:p>
+      <w:pPr>
+        <w:pStyle w:val="Prrafodelista"/>
+        <w:spacing w:after="240"/>
+        <w:rPr>
+          <w:lang w:val="es-ES_tradnl"/>
+        </w:rPr>
+      </w:pPr>
+    </w:p>
+    <w:p>
+      <w:pPr>
+        <w:pStyle w:val="Prrafodelista"/>
+        <w:spacing w:after="240"/>
+        <w:rPr>
+          <w:lang w:val="es-ES_tradnl"/>
+        </w:rPr>
+      </w:pPr>
+      <w:r>
+        <w:rPr>
+          <w:lang w:val="es-ES_tradnl"/>
+        </w:rPr>
+        <w:t>Notar que DEGRACI</w:t>
+      </w:r>
+      <w:r>
+        <w:rPr>
+          <w:lang w:val="es-ES_tradnl"/>
+        </w:rPr>
+        <w:t>O</w:t>
+      </w:r>
+      <w:r>
+        <w:rPr>
+          <w:lang w:val="es-ES_tradnl"/>
+        </w:rPr>
+        <w:t>N y FILE_DEGRADATION deben ser congruentes, para Ataques se usa hubDegradation.py, mientras que para Fallas usa failureDegradation.py.</w:t>
+      </w:r>
+    </w:p>
+    <w:p>
+      <w:pPr>
+        <w:pStyle w:val="Prrafodelista"/>
+        <w:spacing w:after="240"/>
+        <w:rPr>
+          <w:lang w:val="es-ES_tradnl"/>
+        </w:rPr>
+      </w:pPr>
+    </w:p>
+    <w:p>
+      <w:pPr>
+        <w:pStyle w:val="Prrafodelista"/>
+        <w:numPr>
+          <w:ilvl w:val="0"/>
+          <w:numId w:val="12"/>
+        </w:numPr>
+        <w:rPr>
+          <w:lang w:val="es-ES_tradnl"/>
+        </w:rPr>
+      </w:pPr>
+      <w:r>
+        <w:rPr>
+          <w:lang w:val="es-ES_tradnl"/>
+        </w:rPr>
+        <w:lastRenderedPageBreak/>
+        <w:t>Modificar el archivo config.py (líneas 5, 6, 8, 9, 10, 11 y 13) para indicar los siguientes datos del experimento:</w:t>
+      </w:r>
+    </w:p>
+    <w:p>
+      <w:pPr>
+        <w:pStyle w:val="Prrafodelista"/>
+        <w:rPr>
+          <w:lang w:val="es-ES_tradnl"/>
+        </w:rPr>
+      </w:pPr>
+    </w:p>
+    <w:p>
+      <w:pPr>
+        <w:shd w:val="clear" w:color="auto" w:fill="FFFFFF"/>
+        <w:spacing w:line="270" w:lineRule="atLeast"/>
+        <w:ind w:left="708"/>
+        <w:rPr>
+          <w:rFonts w:ascii="Menlo" w:eastAsia="Times New Roman" w:hAnsi="Menlo" w:cs="Menlo"/>
+          <w:color w:val="3B3B3B"/>
+          <w:kern w:val="0"/>
+          <w:sz w:val="18"/>
+          <w:szCs w:val="18"/>
+          <w:lang w:eastAsia="es-MX"/>
+          <w14:ligatures w14:val="none"/>
+        </w:rPr>
+      </w:pPr>
+      <w:r>
+        <w:rPr>
+          <w:rFonts w:ascii="Menlo" w:eastAsia="Times New Roman" w:hAnsi="Menlo" w:cs="Menlo"/>
+          <w:color w:val="008000"/>
+          <w:kern w:val="0"/>
+          <w:sz w:val="18"/>
+          <w:szCs w:val="18"/>
+          <w:lang w:eastAsia="es-MX"/>
+          <w14:ligatures w14:val="none"/>
+        </w:rPr>
+        <w:t>#Configuración del experimento</w:t>
+      </w:r>
+    </w:p>
+    <w:p>
+      <w:pPr>
+        <w:shd w:val="clear" w:color="auto" w:fill="FFFFFF"/>
+        <w:spacing w:line="270" w:lineRule="atLeast"/>
+        <w:ind w:left="708"/>
+        <w:rPr>
+          <w:rFonts w:ascii="Menlo" w:eastAsia="Times New Roman" w:hAnsi="Menlo" w:cs="Menlo"/>
+          <w:color w:val="3B3B3B"/>
+          <w:kern w:val="0"/>
+          <w:sz w:val="18"/>
+          <w:szCs w:val="18"/>
+          <w:lang w:eastAsia="es-MX"/>
+          <w14:ligatures w14:val="none"/>
+        </w:rPr>
+      </w:pPr>
+      <w:r>
+        <w:rPr>
+          <w:rFonts w:ascii="Menlo" w:eastAsia="Times New Roman" w:hAnsi="Menlo" w:cs="Menlo"/>
+          <w:color w:val="008000"/>
+          <w:kern w:val="0"/>
+          <w:sz w:val="18"/>
+          <w:szCs w:val="18"/>
+          <w:lang w:eastAsia="es-MX"/>
+          <w14:ligatures w14:val="none"/>
+        </w:rPr>
+        <w:t>#--------ANILLO------------------</w:t>
+      </w:r>
+    </w:p>
+    <w:p>
+      <w:pPr>
+        <w:shd w:val="clear" w:color="auto" w:fill="FFFFFF"/>
+        <w:spacing w:line="270" w:lineRule="atLeast"/>
+        <w:ind w:left="708"/>
+        <w:rPr>
+          <w:rFonts w:ascii="Menlo" w:eastAsia="Times New Roman" w:hAnsi="Menlo" w:cs="Menlo"/>
+          <w:color w:val="3B3B3B"/>
+          <w:kern w:val="0"/>
+          <w:sz w:val="18"/>
+          <w:szCs w:val="18"/>
+          <w:lang w:eastAsia="es-MX"/>
+          <w14:ligatures w14:val="none"/>
+        </w:rPr>
+      </w:pPr>
+      <w:r>
+        <w:rPr>
+          <w:rFonts w:ascii="Menlo" w:eastAsia="Times New Roman" w:hAnsi="Menlo" w:cs="Menlo"/>
+          <w:color w:val="0070C1"/>
+          <w:kern w:val="0"/>
+          <w:sz w:val="18"/>
+          <w:szCs w:val="18"/>
+          <w:lang w:eastAsia="es-MX"/>
+          <w14:ligatures w14:val="none"/>
+        </w:rPr>
+        <w:t>NODOS_ANILLO</w:t>
+      </w:r>
+      <w:r>
+        <w:rPr>
+          <w:rFonts w:ascii="Menlo" w:eastAsia="Times New Roman" w:hAnsi="Menlo" w:cs="Menlo"/>
+          <w:color w:val="000000"/>
+          <w:kern w:val="0"/>
+          <w:sz w:val="18"/>
+          <w:szCs w:val="18"/>
+          <w:lang w:eastAsia="es-MX"/>
+          <w14:ligatures w14:val="none"/>
+        </w:rPr>
+        <w:t>=</w:t>
+      </w:r>
+      <w:r>
+        <w:rPr>
+          <w:rFonts w:ascii="Menlo" w:eastAsia="Times New Roman" w:hAnsi="Menlo" w:cs="Menlo"/>
+          <w:color w:val="098658"/>
+          <w:kern w:val="0"/>
+          <w:sz w:val="18"/>
+          <w:szCs w:val="18"/>
+          <w:lang w:eastAsia="es-MX"/>
+          <w14:ligatures w14:val="none"/>
+        </w:rPr>
+        <w:t>1500</w:t>
+      </w:r>
+      <w:r>
+        <w:rPr>
+          <w:rFonts w:ascii="Menlo" w:eastAsia="Times New Roman" w:hAnsi="Menlo" w:cs="Menlo"/>
+          <w:color w:val="3B3B3B"/>
+          <w:kern w:val="0"/>
+          <w:sz w:val="18"/>
+          <w:szCs w:val="18"/>
+          <w:lang w:eastAsia="es-MX"/>
+          <w14:ligatures w14:val="none"/>
+        </w:rPr>
+        <w:t xml:space="preserve">           </w:t>
+      </w:r>
+      <w:r>
+        <w:rPr>
+          <w:rFonts w:ascii="Menlo" w:eastAsia="Times New Roman" w:hAnsi="Menlo" w:cs="Menlo"/>
+          <w:color w:val="008000"/>
+          <w:kern w:val="0"/>
+          <w:sz w:val="18"/>
+          <w:szCs w:val="18"/>
+          <w:lang w:eastAsia="es-MX"/>
+          <w14:ligatures w14:val="none"/>
+        </w:rPr>
+        <w:t># Número de nodos del anillo</w:t>
+      </w:r>
+    </w:p>
+    <w:p>
+      <w:pPr>
+        <w:shd w:val="clear" w:color="auto" w:fill="FFFFFF"/>
+        <w:spacing w:line="270" w:lineRule="atLeast"/>
+        <w:ind w:left="708"/>
+        <w:rPr>
+          <w:rFonts w:ascii="Menlo" w:eastAsia="Times New Roman" w:hAnsi="Menlo" w:cs="Menlo"/>
+          <w:color w:val="3B3B3B"/>
+          <w:kern w:val="0"/>
+          <w:sz w:val="18"/>
+          <w:szCs w:val="18"/>
+          <w:lang w:eastAsia="es-MX"/>
+          <w14:ligatures w14:val="none"/>
+        </w:rPr>
+      </w:pPr>
+      <w:r>
+        <w:rPr>
+          <w:rFonts w:ascii="Menlo" w:eastAsia="Times New Roman" w:hAnsi="Menlo" w:cs="Menlo"/>
+          <w:color w:val="008000"/>
+          <w:kern w:val="0"/>
+          <w:sz w:val="18"/>
+          <w:szCs w:val="18"/>
+          <w:lang w:eastAsia="es-MX"/>
+          <w14:ligatures w14:val="none"/>
+        </w:rPr>
+        <w:t>#--------MALLA-------------------</w:t>
+      </w:r>
+    </w:p>
+    <w:p>
+      <w:pPr>
+        <w:shd w:val="clear" w:color="auto" w:fill="FFFFFF"/>
+        <w:spacing w:line="270" w:lineRule="atLeast"/>
+        <w:ind w:left="708"/>
+        <w:rPr>
+          <w:rFonts w:ascii="Menlo" w:eastAsia="Times New Roman" w:hAnsi="Menlo" w:cs="Menlo"/>
+          <w:color w:val="3B3B3B"/>
+          <w:kern w:val="0"/>
+          <w:sz w:val="18"/>
+          <w:szCs w:val="18"/>
+          <w:lang w:eastAsia="es-MX"/>
+          <w14:ligatures w14:val="none"/>
+        </w:rPr>
+      </w:pPr>
+      <w:r>
+        <w:rPr>
+          <w:rFonts w:ascii="Menlo" w:eastAsia="Times New Roman" w:hAnsi="Menlo" w:cs="Menlo"/>
+          <w:color w:val="0070C1"/>
+          <w:kern w:val="0"/>
+          <w:sz w:val="18"/>
+          <w:szCs w:val="18"/>
+          <w:lang w:eastAsia="es-MX"/>
+          <w14:ligatures w14:val="none"/>
+        </w:rPr>
+        <w:t>ROWS</w:t>
+      </w:r>
+      <w:r>
+        <w:rPr>
+          <w:rFonts w:ascii="Menlo" w:eastAsia="Times New Roman" w:hAnsi="Menlo" w:cs="Menlo"/>
+          <w:color w:val="000000"/>
+          <w:kern w:val="0"/>
+          <w:sz w:val="18"/>
+          <w:szCs w:val="18"/>
+          <w:lang w:eastAsia="es-MX"/>
+          <w14:ligatures w14:val="none"/>
+        </w:rPr>
+        <w:t>=</w:t>
+      </w:r>
+      <w:r>
+        <w:rPr>
+          <w:rFonts w:ascii="Menlo" w:eastAsia="Times New Roman" w:hAnsi="Menlo" w:cs="Menlo"/>
+          <w:color w:val="098658"/>
+          <w:kern w:val="0"/>
+          <w:sz w:val="18"/>
+          <w:szCs w:val="18"/>
+          <w:lang w:eastAsia="es-MX"/>
+          <w14:ligatures w14:val="none"/>
+        </w:rPr>
+        <w:t>8</w:t>
+      </w:r>
+      <w:r>
+        <w:rPr>
+          <w:rFonts w:ascii="Menlo" w:eastAsia="Times New Roman" w:hAnsi="Menlo" w:cs="Menlo"/>
+          <w:color w:val="3B3B3B"/>
+          <w:kern w:val="0"/>
+          <w:sz w:val="18"/>
+          <w:szCs w:val="18"/>
+          <w:lang w:eastAsia="es-MX"/>
+          <w14:ligatures w14:val="none"/>
+        </w:rPr>
+        <w:t xml:space="preserve">                      </w:t>
+      </w:r>
+      <w:r>
+        <w:rPr>
+          <w:rFonts w:ascii="Menlo" w:eastAsia="Times New Roman" w:hAnsi="Menlo" w:cs="Menlo"/>
+          <w:color w:val="008000"/>
+          <w:kern w:val="0"/>
+          <w:sz w:val="18"/>
+          <w:szCs w:val="18"/>
+          <w:lang w:eastAsia="es-MX"/>
+          <w14:ligatures w14:val="none"/>
+        </w:rPr>
+        <w:t># Filas de la malla</w:t>
+      </w:r>
+    </w:p>
+    <w:p>
+      <w:pPr>
+        <w:shd w:val="clear" w:color="auto" w:fill="FFFFFF"/>
+        <w:spacing w:line="270" w:lineRule="atLeast"/>
+        <w:ind w:left="708"/>
+        <w:rPr>
+          <w:rFonts w:ascii="Menlo" w:eastAsia="Times New Roman" w:hAnsi="Menlo" w:cs="Menlo"/>
+          <w:color w:val="3B3B3B"/>
+          <w:kern w:val="0"/>
+          <w:sz w:val="18"/>
+          <w:szCs w:val="18"/>
+          <w:lang w:eastAsia="es-MX"/>
+          <w14:ligatures w14:val="none"/>
+        </w:rPr>
+      </w:pPr>
+      <w:r>
+        <w:rPr>
+          <w:rFonts w:ascii="Menlo" w:eastAsia="Times New Roman" w:hAnsi="Menlo" w:cs="Menlo"/>
+          <w:color w:val="0070C1"/>
+          <w:kern w:val="0"/>
+          <w:sz w:val="18"/>
+          <w:szCs w:val="18"/>
+          <w:lang w:eastAsia="es-MX"/>
+          <w14:ligatures w14:val="none"/>
+        </w:rPr>
+        <w:t>COLUMNS</w:t>
+      </w:r>
+      <w:r>
+        <w:rPr>
+          <w:rFonts w:ascii="Menlo" w:eastAsia="Times New Roman" w:hAnsi="Menlo" w:cs="Menlo"/>
+          <w:color w:val="000000"/>
+          <w:kern w:val="0"/>
+          <w:sz w:val="18"/>
+          <w:szCs w:val="18"/>
+          <w:lang w:eastAsia="es-MX"/>
+          <w14:ligatures w14:val="none"/>
+        </w:rPr>
+        <w:t>=</w:t>
+      </w:r>
+      <w:r>
+        <w:rPr>
+          <w:rFonts w:ascii="Menlo" w:eastAsia="Times New Roman" w:hAnsi="Menlo" w:cs="Menlo"/>
+          <w:color w:val="098658"/>
+          <w:kern w:val="0"/>
+          <w:sz w:val="18"/>
+          <w:szCs w:val="18"/>
+          <w:lang w:eastAsia="es-MX"/>
+          <w14:ligatures w14:val="none"/>
+        </w:rPr>
+        <w:t>8</w:t>
+      </w:r>
+      <w:r>
+        <w:rPr>
+          <w:rFonts w:ascii="Menlo" w:eastAsia="Times New Roman" w:hAnsi="Menlo" w:cs="Menlo"/>
+          <w:color w:val="3B3B3B"/>
+          <w:kern w:val="0"/>
+          <w:sz w:val="18"/>
+          <w:szCs w:val="18"/>
+          <w:lang w:eastAsia="es-MX"/>
+          <w14:ligatures w14:val="none"/>
+        </w:rPr>
+        <w:t xml:space="preserve">                   </w:t>
+      </w:r>
+      <w:r>
+        <w:rPr>
+          <w:rFonts w:ascii="Menlo" w:eastAsia="Times New Roman" w:hAnsi="Menlo" w:cs="Menlo"/>
+          <w:color w:val="008000"/>
+          <w:kern w:val="0"/>
+          <w:sz w:val="18"/>
+          <w:szCs w:val="18"/>
+          <w:lang w:eastAsia="es-MX"/>
+          <w14:ligatures w14:val="none"/>
+        </w:rPr>
+        <w:t># Columnas de la malla</w:t>
+      </w:r>
+    </w:p>
+    <w:p>
+      <w:pPr>
+        <w:shd w:val="clear" w:color="auto" w:fill="FFFFFF"/>
+        <w:spacing w:line="270" w:lineRule="atLeast"/>
+        <w:ind w:left="708"/>
+        <w:rPr>
+          <w:rFonts w:ascii="Menlo" w:eastAsia="Times New Roman" w:hAnsi="Menlo" w:cs="Menlo"/>
+          <w:color w:val="3B3B3B"/>
+          <w:kern w:val="0"/>
+          <w:sz w:val="18"/>
+          <w:szCs w:val="18"/>
+          <w:lang w:eastAsia="es-MX"/>
+          <w14:ligatures w14:val="none"/>
+        </w:rPr>
+      </w:pPr>
+      <w:r>
+        <w:rPr>
+          <w:rFonts w:ascii="Menlo" w:eastAsia="Times New Roman" w:hAnsi="Menlo" w:cs="Menlo"/>
+          <w:color w:val="008000"/>
+          <w:kern w:val="0"/>
+          <w:sz w:val="18"/>
+          <w:szCs w:val="18"/>
+          <w:lang w:eastAsia="es-MX"/>
+          <w14:ligatures w14:val="none"/>
+        </w:rPr>
+        <w:t>#--------FORMACION-------------</w:t>
+      </w:r>
+    </w:p>
+    <w:p>
+      <w:pPr>
+        <w:shd w:val="clear" w:color="auto" w:fill="FFFFFF"/>
+        <w:spacing w:line="270" w:lineRule="atLeast"/>
+        <w:ind w:left="708"/>
+        <w:rPr>
+          <w:rFonts w:ascii="Menlo" w:eastAsia="Times New Roman" w:hAnsi="Menlo" w:cs="Menlo"/>
+          <w:color w:val="3B3B3B"/>
+          <w:kern w:val="0"/>
+          <w:sz w:val="18"/>
+          <w:szCs w:val="18"/>
+          <w:lang w:eastAsia="es-MX"/>
+          <w14:ligatures w14:val="none"/>
+        </w:rPr>
+      </w:pPr>
+      <w:r>
+        <w:rPr>
+          <w:rFonts w:ascii="Menlo" w:eastAsia="Times New Roman" w:hAnsi="Menlo" w:cs="Menlo"/>
+          <w:color w:val="0070C1"/>
+          <w:kern w:val="0"/>
+          <w:sz w:val="18"/>
+          <w:szCs w:val="18"/>
+          <w:lang w:eastAsia="es-MX"/>
+          <w14:ligatures w14:val="none"/>
+        </w:rPr>
+        <w:t>ROUTING</w:t>
+      </w:r>
+      <w:r>
+        <w:rPr>
+          <w:rFonts w:ascii="Menlo" w:eastAsia="Times New Roman" w:hAnsi="Menlo" w:cs="Menlo"/>
+          <w:color w:val="000000"/>
+          <w:kern w:val="0"/>
+          <w:sz w:val="18"/>
+          <w:szCs w:val="18"/>
+          <w:lang w:eastAsia="es-MX"/>
+          <w14:ligatures w14:val="none"/>
+        </w:rPr>
+        <w:t>=</w:t>
+      </w:r>
+      <w:r>
+        <w:rPr>
+          <w:rFonts w:ascii="Menlo" w:eastAsia="Times New Roman" w:hAnsi="Menlo" w:cs="Menlo"/>
+          <w:color w:val="A31515"/>
+          <w:kern w:val="0"/>
+          <w:sz w:val="18"/>
+          <w:szCs w:val="18"/>
+          <w:lang w:eastAsia="es-MX"/>
+          <w14:ligatures w14:val="none"/>
+        </w:rPr>
+        <w:t>"COMPASS-ROUTING"</w:t>
+      </w:r>
+      <w:r>
+        <w:rPr>
+          <w:rFonts w:ascii="Menlo" w:eastAsia="Times New Roman" w:hAnsi="Menlo" w:cs="Menlo"/>
+          <w:color w:val="3B3B3B"/>
+          <w:kern w:val="0"/>
+          <w:sz w:val="18"/>
+          <w:szCs w:val="18"/>
+          <w:lang w:eastAsia="es-MX"/>
+          <w14:ligatures w14:val="none"/>
+        </w:rPr>
+        <w:t xml:space="preserve">   </w:t>
+      </w:r>
+      <w:r>
+        <w:rPr>
+          <w:rFonts w:ascii="Menlo" w:eastAsia="Times New Roman" w:hAnsi="Menlo" w:cs="Menlo"/>
+          <w:color w:val="008000"/>
+          <w:kern w:val="0"/>
+          <w:sz w:val="18"/>
+          <w:szCs w:val="18"/>
+          <w:lang w:eastAsia="es-MX"/>
+          <w14:ligatures w14:val="none"/>
+        </w:rPr>
+        <w:t># Algoritmo de encaminamiento: "COMPASS-ROUTING", "RANDOM-WALK", "SHORTEST-PATH"</w:t>
+      </w:r>
+    </w:p>
+    <w:p>
+      <w:pPr>
+        <w:shd w:val="clear" w:color="auto" w:fill="FFFFFF"/>
+        <w:spacing w:line="270" w:lineRule="atLeast"/>
+        <w:ind w:left="708"/>
+        <w:rPr>
+          <w:rFonts w:ascii="Menlo" w:eastAsia="Times New Roman" w:hAnsi="Menlo" w:cs="Menlo"/>
+          <w:color w:val="3B3B3B"/>
+          <w:kern w:val="0"/>
+          <w:sz w:val="18"/>
+          <w:szCs w:val="18"/>
+          <w:lang w:eastAsia="es-MX"/>
+          <w14:ligatures w14:val="none"/>
+        </w:rPr>
+      </w:pPr>
+      <w:r>
+        <w:rPr>
+          <w:rFonts w:ascii="Menlo" w:eastAsia="Times New Roman" w:hAnsi="Menlo" w:cs="Menlo"/>
+          <w:color w:val="0070C1"/>
+          <w:kern w:val="0"/>
+          <w:sz w:val="18"/>
+          <w:szCs w:val="18"/>
+          <w:lang w:eastAsia="es-MX"/>
+          <w14:ligatures w14:val="none"/>
+        </w:rPr>
+        <w:t>REGLA</w:t>
+      </w:r>
+      <w:r>
+        <w:rPr>
+          <w:rFonts w:ascii="Menlo" w:eastAsia="Times New Roman" w:hAnsi="Menlo" w:cs="Menlo"/>
+          <w:color w:val="000000"/>
+          <w:kern w:val="0"/>
+          <w:sz w:val="18"/>
+          <w:szCs w:val="18"/>
+          <w:lang w:eastAsia="es-MX"/>
+          <w14:ligatures w14:val="none"/>
+        </w:rPr>
+        <w:t>=</w:t>
+      </w:r>
+      <w:r>
+        <w:rPr>
+          <w:rFonts w:ascii="Menlo" w:eastAsia="Times New Roman" w:hAnsi="Menlo" w:cs="Menlo"/>
+          <w:color w:val="098658"/>
+          <w:kern w:val="0"/>
+          <w:sz w:val="18"/>
+          <w:szCs w:val="18"/>
+          <w:lang w:eastAsia="es-MX"/>
+          <w14:ligatures w14:val="none"/>
+        </w:rPr>
+        <w:t>1</w:t>
+      </w:r>
+      <w:r>
+        <w:rPr>
+          <w:rFonts w:ascii="Menlo" w:eastAsia="Times New Roman" w:hAnsi="Menlo" w:cs="Menlo"/>
+          <w:color w:val="3B3B3B"/>
+          <w:kern w:val="0"/>
+          <w:sz w:val="18"/>
+          <w:szCs w:val="18"/>
+          <w:lang w:eastAsia="es-MX"/>
+          <w14:ligatures w14:val="none"/>
+        </w:rPr>
+        <w:t xml:space="preserve">                     </w:t>
+      </w:r>
+      <w:r>
+        <w:rPr>
+          <w:rFonts w:ascii="Menlo" w:eastAsia="Times New Roman" w:hAnsi="Menlo" w:cs="Menlo"/>
+          <w:color w:val="008000"/>
+          <w:kern w:val="0"/>
+          <w:sz w:val="18"/>
+          <w:szCs w:val="18"/>
+          <w:lang w:eastAsia="es-MX"/>
+          <w14:ligatures w14:val="none"/>
+        </w:rPr>
+        <w:t># 1,2,3</w:t>
+      </w:r>
+    </w:p>
+    <w:p>
+      <w:pPr>
+        <w:shd w:val="clear" w:color="auto" w:fill="FFFFFF"/>
+        <w:spacing w:line="270" w:lineRule="atLeast"/>
+        <w:ind w:left="708"/>
+        <w:rPr>
+          <w:rFonts w:ascii="Menlo" w:eastAsia="Times New Roman" w:hAnsi="Menlo" w:cs="Menlo"/>
+          <w:color w:val="3B3B3B"/>
+          <w:kern w:val="0"/>
+          <w:sz w:val="18"/>
+          <w:szCs w:val="18"/>
+          <w:lang w:eastAsia="es-MX"/>
+          <w14:ligatures w14:val="none"/>
+        </w:rPr>
+      </w:pPr>
+      <w:r>
+        <w:rPr>
+          <w:rFonts w:ascii="Menlo" w:eastAsia="Times New Roman" w:hAnsi="Menlo" w:cs="Menlo"/>
+          <w:color w:val="0070C1"/>
+          <w:kern w:val="0"/>
+          <w:sz w:val="18"/>
+          <w:szCs w:val="18"/>
+          <w:lang w:eastAsia="es-MX"/>
+          <w14:ligatures w14:val="none"/>
+        </w:rPr>
+        <w:t>LONG_ENLACE</w:t>
+      </w:r>
+      <w:r>
+        <w:rPr>
+          <w:rFonts w:ascii="Menlo" w:eastAsia="Times New Roman" w:hAnsi="Menlo" w:cs="Menlo"/>
+          <w:color w:val="000000"/>
+          <w:kern w:val="0"/>
+          <w:sz w:val="18"/>
+          <w:szCs w:val="18"/>
+          <w:lang w:eastAsia="es-MX"/>
+          <w14:ligatures w14:val="none"/>
+        </w:rPr>
+        <w:t>=</w:t>
+      </w:r>
+      <w:r>
+        <w:rPr>
+          <w:rFonts w:ascii="Menlo" w:eastAsia="Times New Roman" w:hAnsi="Menlo" w:cs="Menlo"/>
+          <w:color w:val="098658"/>
+          <w:kern w:val="0"/>
+          <w:sz w:val="18"/>
+          <w:szCs w:val="18"/>
+          <w:lang w:eastAsia="es-MX"/>
+          <w14:ligatures w14:val="none"/>
+        </w:rPr>
+        <w:t>1</w:t>
+      </w:r>
+      <w:r>
+        <w:rPr>
+          <w:rFonts w:ascii="Menlo" w:eastAsia="Times New Roman" w:hAnsi="Menlo" w:cs="Menlo"/>
+          <w:color w:val="3B3B3B"/>
+          <w:kern w:val="0"/>
+          <w:sz w:val="18"/>
+          <w:szCs w:val="18"/>
+          <w:lang w:eastAsia="es-MX"/>
+          <w14:ligatures w14:val="none"/>
+        </w:rPr>
+        <w:t xml:space="preserve">               </w:t>
+      </w:r>
+      <w:r>
+        <w:rPr>
+          <w:rFonts w:ascii="Menlo" w:eastAsia="Times New Roman" w:hAnsi="Menlo" w:cs="Menlo"/>
+          <w:color w:val="008000"/>
+          <w:kern w:val="0"/>
+          <w:sz w:val="18"/>
+          <w:szCs w:val="18"/>
+          <w:lang w:eastAsia="es-MX"/>
+          <w14:ligatures w14:val="none"/>
+        </w:rPr>
+        <w:t xml:space="preserve"># Divisor de la longitud de enlace dinámico: 1, 2, 4, 8, 16, 32 </w:t>
+      </w:r>
+    </w:p>
+    <w:p>
+      <w:pPr>
+        <w:shd w:val="clear" w:color="auto" w:fill="FFFFFF"/>
+        <w:spacing w:line="270" w:lineRule="atLeast"/>
+        <w:ind w:left="708"/>
+        <w:rPr>
+          <w:rFonts w:ascii="Menlo" w:eastAsia="Times New Roman" w:hAnsi="Menlo" w:cs="Menlo"/>
+          <w:color w:val="3B3B3B"/>
+          <w:kern w:val="0"/>
+          <w:sz w:val="18"/>
+          <w:szCs w:val="18"/>
+          <w:lang w:eastAsia="es-MX"/>
+          <w14:ligatures w14:val="none"/>
+        </w:rPr>
+      </w:pPr>
+      <w:r>
+        <w:rPr>
+          <w:rFonts w:ascii="Menlo" w:eastAsia="Times New Roman" w:hAnsi="Menlo" w:cs="Menlo"/>
+          <w:color w:val="008000"/>
+          <w:kern w:val="0"/>
+          <w:sz w:val="18"/>
+          <w:szCs w:val="18"/>
+          <w:lang w:eastAsia="es-MX"/>
+          <w14:ligatures w14:val="none"/>
+        </w:rPr>
+        <w:t>#--------EJECUCION---------------</w:t>
+      </w:r>
+    </w:p>
+    <w:p>
+      <w:pPr>
+        <w:shd w:val="clear" w:color="auto" w:fill="FFFFFF"/>
+        <w:spacing w:line="270" w:lineRule="atLeast"/>
+        <w:ind w:left="708"/>
+        <w:rPr>
+          <w:rFonts w:ascii="Menlo" w:eastAsia="Times New Roman" w:hAnsi="Menlo" w:cs="Menlo"/>
+          <w:color w:val="3B3B3B"/>
+          <w:kern w:val="0"/>
+          <w:sz w:val="18"/>
+          <w:szCs w:val="18"/>
+          <w:lang w:eastAsia="es-MX"/>
+          <w14:ligatures w14:val="none"/>
+        </w:rPr>
+      </w:pPr>
+      <w:r>
+        <w:rPr>
+          <w:rFonts w:ascii="Menlo" w:eastAsia="Times New Roman" w:hAnsi="Menlo" w:cs="Menlo"/>
+          <w:color w:val="0070C1"/>
+          <w:kern w:val="0"/>
+          <w:sz w:val="18"/>
+          <w:szCs w:val="18"/>
+          <w:lang w:eastAsia="es-MX"/>
+          <w14:ligatures w14:val="none"/>
+        </w:rPr>
+        <w:t>CICLOS</w:t>
+      </w:r>
+      <w:r>
+        <w:rPr>
+          <w:rFonts w:ascii="Menlo" w:eastAsia="Times New Roman" w:hAnsi="Menlo" w:cs="Menlo"/>
+          <w:color w:val="000000"/>
+          <w:kern w:val="0"/>
+          <w:sz w:val="18"/>
+          <w:szCs w:val="18"/>
+          <w:lang w:eastAsia="es-MX"/>
+          <w14:ligatures w14:val="none"/>
+        </w:rPr>
+        <w:t>=</w:t>
+      </w:r>
+      <w:r>
+        <w:rPr>
+          <w:rFonts w:ascii="Menlo" w:eastAsia="Times New Roman" w:hAnsi="Menlo" w:cs="Menlo"/>
+          <w:color w:val="098658"/>
+          <w:kern w:val="0"/>
+          <w:sz w:val="18"/>
+          <w:szCs w:val="18"/>
+          <w:lang w:eastAsia="es-MX"/>
+          <w14:ligatures w14:val="none"/>
+        </w:rPr>
+        <w:t>5</w:t>
+      </w:r>
+      <w:r>
+        <w:rPr>
+          <w:rFonts w:ascii="Menlo" w:eastAsia="Times New Roman" w:hAnsi="Menlo" w:cs="Menlo"/>
+          <w:color w:val="3B3B3B"/>
+          <w:kern w:val="0"/>
+          <w:sz w:val="18"/>
+          <w:szCs w:val="18"/>
+          <w:lang w:eastAsia="es-MX"/>
+          <w14:ligatures w14:val="none"/>
+        </w:rPr>
+        <w:t xml:space="preserve">                    </w:t>
+      </w:r>
+      <w:r>
+        <w:rPr>
+          <w:rFonts w:ascii="Menlo" w:eastAsia="Times New Roman" w:hAnsi="Menlo" w:cs="Menlo"/>
+          <w:color w:val="008000"/>
+          <w:kern w:val="0"/>
+          <w:sz w:val="18"/>
+          <w:szCs w:val="18"/>
+          <w:lang w:eastAsia="es-MX"/>
+          <w14:ligatures w14:val="none"/>
+        </w:rPr>
+        <w:t># Número de ciclos de simulación</w:t>
+      </w:r>
+    </w:p>
+    <w:p>
+      <w:pPr>
+        <w:shd w:val="clear" w:color="auto" w:fill="FFFFFF"/>
+        <w:spacing w:line="270" w:lineRule="atLeast"/>
+        <w:ind w:left="708"/>
+        <w:rPr>
+          <w:rFonts w:ascii="Menlo" w:eastAsia="Times New Roman" w:hAnsi="Menlo" w:cs="Menlo"/>
+          <w:color w:val="3B3B3B"/>
+          <w:kern w:val="0"/>
+          <w:sz w:val="18"/>
+          <w:szCs w:val="18"/>
+          <w:lang w:eastAsia="es-MX"/>
+          <w14:ligatures w14:val="none"/>
+        </w:rPr>
+      </w:pPr>
+      <w:r>
+        <w:rPr>
+          <w:rFonts w:ascii="Menlo" w:eastAsia="Times New Roman" w:hAnsi="Menlo" w:cs="Menlo"/>
+          <w:color w:val="008000"/>
+          <w:kern w:val="0"/>
+          <w:sz w:val="18"/>
+          <w:szCs w:val="18"/>
+          <w:lang w:eastAsia="es-MX"/>
+          <w14:ligatures w14:val="none"/>
+        </w:rPr>
+        <w:t>#--------EXTRAS------------------</w:t>
+      </w:r>
+    </w:p>
+    <w:p>
+      <w:pPr>
+        <w:shd w:val="clear" w:color="auto" w:fill="FFFFFF"/>
+        <w:spacing w:line="270" w:lineRule="atLeast"/>
+        <w:ind w:left="708"/>
+        <w:rPr>
+          <w:rFonts w:ascii="Menlo" w:eastAsia="Times New Roman" w:hAnsi="Menlo" w:cs="Menlo"/>
+          <w:color w:val="3B3B3B"/>
+          <w:kern w:val="0"/>
+          <w:sz w:val="18"/>
+          <w:szCs w:val="18"/>
+          <w:lang w:eastAsia="es-MX"/>
+          <w14:ligatures w14:val="none"/>
+        </w:rPr>
+      </w:pPr>
+      <w:r>
+        <w:rPr>
+          <w:rFonts w:ascii="Menlo" w:eastAsia="Times New Roman" w:hAnsi="Menlo" w:cs="Menlo"/>
+          <w:color w:val="0070C1"/>
+          <w:kern w:val="0"/>
+          <w:sz w:val="18"/>
+          <w:szCs w:val="18"/>
+          <w:lang w:eastAsia="es-MX"/>
+          <w14:ligatures w14:val="none"/>
+        </w:rPr>
+        <w:t>ENLACES_DINAMICOS</w:t>
+      </w:r>
+      <w:r>
+        <w:rPr>
+          <w:rFonts w:ascii="Menlo" w:eastAsia="Times New Roman" w:hAnsi="Menlo" w:cs="Menlo"/>
+          <w:color w:val="000000"/>
+          <w:kern w:val="0"/>
+          <w:sz w:val="18"/>
+          <w:szCs w:val="18"/>
+          <w:lang w:eastAsia="es-MX"/>
+          <w14:ligatures w14:val="none"/>
+        </w:rPr>
+        <w:t>=</w:t>
+      </w:r>
+      <w:r>
+        <w:rPr>
+          <w:rFonts w:ascii="Menlo" w:eastAsia="Times New Roman" w:hAnsi="Menlo" w:cs="Menlo"/>
+          <w:color w:val="098658"/>
+          <w:kern w:val="0"/>
+          <w:sz w:val="18"/>
+          <w:szCs w:val="18"/>
+          <w:lang w:eastAsia="es-MX"/>
+          <w14:ligatures w14:val="none"/>
+        </w:rPr>
+        <w:t>2</w:t>
+      </w:r>
+      <w:r>
+        <w:rPr>
+          <w:rFonts w:ascii="Menlo" w:eastAsia="Times New Roman" w:hAnsi="Menlo" w:cs="Menlo"/>
+          <w:color w:val="3B3B3B"/>
+          <w:kern w:val="0"/>
+          <w:sz w:val="18"/>
+          <w:szCs w:val="18"/>
+          <w:lang w:eastAsia="es-MX"/>
+          <w14:ligatures w14:val="none"/>
+        </w:rPr>
+        <w:t xml:space="preserve">         </w:t>
+      </w:r>
+      <w:r>
+        <w:rPr>
+          <w:rFonts w:ascii="Menlo" w:eastAsia="Times New Roman" w:hAnsi="Menlo" w:cs="Menlo"/>
+          <w:color w:val="008000"/>
+          <w:kern w:val="0"/>
+          <w:sz w:val="18"/>
+          <w:szCs w:val="18"/>
+          <w:lang w:eastAsia="es-MX"/>
+          <w14:ligatures w14:val="none"/>
+        </w:rPr>
+        <w:t># Número de enlaces dinámicos por nodo</w:t>
+      </w:r>
+    </w:p>
+    <w:p>
+      <w:pPr>
+        <w:shd w:val="clear" w:color="auto" w:fill="FFFFFF"/>
+        <w:spacing w:line="270" w:lineRule="atLeast"/>
+        <w:ind w:left="708"/>
+        <w:rPr>
+          <w:rFonts w:ascii="Menlo" w:eastAsia="Times New Roman" w:hAnsi="Menlo" w:cs="Menlo"/>
+          <w:color w:val="3B3B3B"/>
+          <w:kern w:val="0"/>
+          <w:sz w:val="18"/>
+          <w:szCs w:val="18"/>
+          <w:lang w:eastAsia="es-MX"/>
+          <w14:ligatures w14:val="none"/>
+        </w:rPr>
+      </w:pPr>
+      <w:r>
+        <w:rPr>
+          <w:rFonts w:ascii="Menlo" w:eastAsia="Times New Roman" w:hAnsi="Menlo" w:cs="Menlo"/>
+          <w:color w:val="0070C1"/>
+          <w:kern w:val="0"/>
+          <w:sz w:val="18"/>
+          <w:szCs w:val="18"/>
+          <w:lang w:eastAsia="es-MX"/>
+          <w14:ligatures w14:val="none"/>
+        </w:rPr>
+        <w:t>EXPLORADORES</w:t>
+      </w:r>
+      <w:r>
+        <w:rPr>
+          <w:rFonts w:ascii="Menlo" w:eastAsia="Times New Roman" w:hAnsi="Menlo" w:cs="Menlo"/>
+          <w:color w:val="000000"/>
+          <w:kern w:val="0"/>
+          <w:sz w:val="18"/>
+          <w:szCs w:val="18"/>
+          <w:lang w:eastAsia="es-MX"/>
+          <w14:ligatures w14:val="none"/>
+        </w:rPr>
+        <w:t>=</w:t>
+      </w:r>
+      <w:r>
+        <w:rPr>
+          <w:rFonts w:ascii="Menlo" w:eastAsia="Times New Roman" w:hAnsi="Menlo" w:cs="Menlo"/>
+          <w:color w:val="098658"/>
+          <w:kern w:val="0"/>
+          <w:sz w:val="18"/>
+          <w:szCs w:val="18"/>
+          <w:lang w:eastAsia="es-MX"/>
+          <w14:ligatures w14:val="none"/>
+        </w:rPr>
+        <w:t>20</w:t>
+      </w:r>
+      <w:r>
+        <w:rPr>
+          <w:rFonts w:ascii="Menlo" w:eastAsia="Times New Roman" w:hAnsi="Menlo" w:cs="Menlo"/>
+          <w:color w:val="3B3B3B"/>
+          <w:kern w:val="0"/>
+          <w:sz w:val="18"/>
+          <w:szCs w:val="18"/>
+          <w:lang w:eastAsia="es-MX"/>
+          <w14:ligatures w14:val="none"/>
+        </w:rPr>
+        <w:t xml:space="preserve">             </w:t>
+      </w:r>
+      <w:r>
+        <w:rPr>
+          <w:rFonts w:ascii="Menlo" w:eastAsia="Times New Roman" w:hAnsi="Menlo" w:cs="Menlo"/>
+          <w:color w:val="008000"/>
+          <w:kern w:val="0"/>
+          <w:sz w:val="18"/>
+          <w:szCs w:val="18"/>
+          <w:lang w:eastAsia="es-MX"/>
+          <w14:ligatures w14:val="none"/>
+        </w:rPr>
+        <w:t># Número de paquetes exploradores por ciclo</w:t>
+      </w:r>
+    </w:p>
+    <w:p>
+      <w:pPr>
+        <w:shd w:val="clear" w:color="auto" w:fill="FFFFFF"/>
+        <w:spacing w:line="270" w:lineRule="atLeast"/>
+        <w:ind w:left="708"/>
+        <w:rPr>
+          <w:rFonts w:ascii="Menlo" w:eastAsia="Times New Roman" w:hAnsi="Menlo" w:cs="Menlo"/>
+          <w:color w:val="3B3B3B"/>
+          <w:kern w:val="0"/>
+          <w:sz w:val="18"/>
+          <w:szCs w:val="18"/>
+          <w:lang w:eastAsia="es-MX"/>
+          <w14:ligatures w14:val="none"/>
+        </w:rPr>
+      </w:pPr>
+      <w:r>
+        <w:rPr>
+          <w:rFonts w:ascii="Menlo" w:eastAsia="Times New Roman" w:hAnsi="Menlo" w:cs="Menlo"/>
+          <w:color w:val="0070C1"/>
+          <w:kern w:val="0"/>
+          <w:sz w:val="18"/>
+          <w:szCs w:val="18"/>
+          <w:lang w:eastAsia="es-MX"/>
+          <w14:ligatures w14:val="none"/>
+        </w:rPr>
+        <w:t>DIV_CONEXIONES</w:t>
+      </w:r>
+      <w:r>
+        <w:rPr>
+          <w:rFonts w:ascii="Menlo" w:eastAsia="Times New Roman" w:hAnsi="Menlo" w:cs="Menlo"/>
+          <w:color w:val="000000"/>
+          <w:kern w:val="0"/>
+          <w:sz w:val="18"/>
+          <w:szCs w:val="18"/>
+          <w:lang w:eastAsia="es-MX"/>
+          <w14:ligatures w14:val="none"/>
+        </w:rPr>
+        <w:t>=</w:t>
+      </w:r>
+      <w:r>
+        <w:rPr>
+          <w:rFonts w:ascii="Menlo" w:eastAsia="Times New Roman" w:hAnsi="Menlo" w:cs="Menlo"/>
+          <w:color w:val="098658"/>
+          <w:kern w:val="0"/>
+          <w:sz w:val="18"/>
+          <w:szCs w:val="18"/>
+          <w:lang w:eastAsia="es-MX"/>
+          <w14:ligatures w14:val="none"/>
+        </w:rPr>
+        <w:t>1</w:t>
+      </w:r>
+      <w:r>
+        <w:rPr>
+          <w:rFonts w:ascii="Menlo" w:eastAsia="Times New Roman" w:hAnsi="Menlo" w:cs="Menlo"/>
+          <w:color w:val="3B3B3B"/>
+          <w:kern w:val="0"/>
+          <w:sz w:val="18"/>
+          <w:szCs w:val="18"/>
+          <w:lang w:eastAsia="es-MX"/>
+          <w14:ligatures w14:val="none"/>
+        </w:rPr>
+        <w:t xml:space="preserve">          </w:t>
+      </w:r>
+      <w:r>
+        <w:rPr>
+          <w:rFonts w:ascii="Menlo" w:eastAsia="Times New Roman" w:hAnsi="Menlo" w:cs="Menlo"/>
+          <w:color w:val="008000"/>
+          <w:kern w:val="0"/>
+          <w:sz w:val="18"/>
+          <w:szCs w:val="18"/>
+          <w:lang w:eastAsia="es-MX"/>
+          <w14:ligatures w14:val="none"/>
+        </w:rPr>
+        <w:t># Divisor (con respecto al número de nodos, num_nodos/DIV_CONEXIONES) del máximo número de conexiones permitidas</w:t>
+      </w:r>
+    </w:p>
+    <w:p>
+      <w:pPr>
+        <w:shd w:val="clear" w:color="auto" w:fill="FFFFFF"/>
+        <w:spacing w:line="270" w:lineRule="atLeast"/>
+        <w:ind w:left="708"/>
+        <w:rPr>
+          <w:rFonts w:ascii="Menlo" w:eastAsia="Times New Roman" w:hAnsi="Menlo" w:cs="Menlo"/>
+          <w:color w:val="3B3B3B"/>
+          <w:kern w:val="0"/>
+          <w:sz w:val="18"/>
+          <w:szCs w:val="18"/>
+          <w:lang w:eastAsia="es-MX"/>
+          <w14:ligatures w14:val="none"/>
+        </w:rPr>
+      </w:pPr>
+      <w:r>
+        <w:rPr>
+          <w:rFonts w:ascii="Menlo" w:eastAsia="Times New Roman" w:hAnsi="Menlo" w:cs="Menlo"/>
+          <w:color w:val="008000"/>
+          <w:kern w:val="0"/>
+          <w:sz w:val="18"/>
+          <w:szCs w:val="18"/>
+          <w:lang w:eastAsia="es-MX"/>
+          <w14:ligatures w14:val="none"/>
+        </w:rPr>
+        <w:t>#--------VISUALIZACION-----------#Parameteros para 3creaImagenesPNG.py</w:t>
+      </w:r>
+    </w:p>
+    <w:p>
+      <w:pPr>
+        <w:shd w:val="clear" w:color="auto" w:fill="FFFFFF"/>
+        <w:spacing w:line="270" w:lineRule="atLeast"/>
+        <w:ind w:left="708"/>
+        <w:rPr>
+          <w:rFonts w:ascii="Menlo" w:eastAsia="Times New Roman" w:hAnsi="Menlo" w:cs="Menlo"/>
+          <w:color w:val="3B3B3B"/>
+          <w:kern w:val="0"/>
+          <w:sz w:val="18"/>
+          <w:szCs w:val="18"/>
+          <w:lang w:eastAsia="es-MX"/>
+          <w14:ligatures w14:val="none"/>
+        </w:rPr>
+      </w:pPr>
+      <w:r>
+        <w:rPr>
+          <w:rFonts w:ascii="Menlo" w:eastAsia="Times New Roman" w:hAnsi="Menlo" w:cs="Menlo"/>
+          <w:color w:val="0070C1"/>
+          <w:kern w:val="0"/>
+          <w:sz w:val="18"/>
+          <w:szCs w:val="18"/>
+          <w:lang w:eastAsia="es-MX"/>
+          <w14:ligatures w14:val="none"/>
+        </w:rPr>
+        <w:t>NODE_SCALE</w:t>
+      </w:r>
+      <w:r>
+        <w:rPr>
+          <w:rFonts w:ascii="Menlo" w:eastAsia="Times New Roman" w:hAnsi="Menlo" w:cs="Menlo"/>
+          <w:color w:val="3B3B3B"/>
+          <w:kern w:val="0"/>
+          <w:sz w:val="18"/>
+          <w:szCs w:val="18"/>
+          <w:lang w:eastAsia="es-MX"/>
+          <w14:ligatures w14:val="none"/>
+        </w:rPr>
+        <w:t xml:space="preserve"> </w:t>
+      </w:r>
+      <w:r>
+        <w:rPr>
+          <w:rFonts w:ascii="Menlo" w:eastAsia="Times New Roman" w:hAnsi="Menlo" w:cs="Menlo"/>
+          <w:color w:val="000000"/>
+          <w:kern w:val="0"/>
+          <w:sz w:val="18"/>
+          <w:szCs w:val="18"/>
+          <w:lang w:eastAsia="es-MX"/>
+          <w14:ligatures w14:val="none"/>
+        </w:rPr>
+        <w:t>=</w:t>
+      </w:r>
+      <w:r>
+        <w:rPr>
+          <w:rFonts w:ascii="Menlo" w:eastAsia="Times New Roman" w:hAnsi="Menlo" w:cs="Menlo"/>
+          <w:color w:val="3B3B3B"/>
+          <w:kern w:val="0"/>
+          <w:sz w:val="18"/>
+          <w:szCs w:val="18"/>
+          <w:lang w:eastAsia="es-MX"/>
+          <w14:ligatures w14:val="none"/>
+        </w:rPr>
+        <w:t xml:space="preserve"> </w:t>
+      </w:r>
+      <w:r>
+        <w:rPr>
+          <w:rFonts w:ascii="Menlo" w:eastAsia="Times New Roman" w:hAnsi="Menlo" w:cs="Menlo"/>
+          <w:color w:val="098658"/>
+          <w:kern w:val="0"/>
+          <w:sz w:val="18"/>
+          <w:szCs w:val="18"/>
+          <w:lang w:eastAsia="es-MX"/>
+          <w14:ligatures w14:val="none"/>
+        </w:rPr>
+        <w:t>10</w:t>
+      </w:r>
+      <w:r>
+        <w:rPr>
+          <w:rFonts w:ascii="Menlo" w:eastAsia="Times New Roman" w:hAnsi="Menlo" w:cs="Menlo"/>
+          <w:color w:val="3B3B3B"/>
+          <w:kern w:val="0"/>
+          <w:sz w:val="18"/>
+          <w:szCs w:val="18"/>
+          <w:lang w:eastAsia="es-MX"/>
+          <w14:ligatures w14:val="none"/>
+        </w:rPr>
+        <w:t xml:space="preserve"> </w:t>
+      </w:r>
+      <w:r>
+        <w:rPr>
+          <w:rFonts w:ascii="Menlo" w:eastAsia="Times New Roman" w:hAnsi="Menlo" w:cs="Menlo"/>
+          <w:color w:val="008000"/>
+          <w:kern w:val="0"/>
+          <w:sz w:val="18"/>
+          <w:szCs w:val="18"/>
+          <w:lang w:eastAsia="es-MX"/>
+          <w14:ligatures w14:val="none"/>
+        </w:rPr>
+        <w:t>#Usar 1 para orden de anillo=1500 y orde de malla=2500</w:t>
+      </w:r>
+    </w:p>
+    <w:p>
+      <w:pPr>
+        <w:shd w:val="clear" w:color="auto" w:fill="FFFFFF"/>
+        <w:spacing w:line="270" w:lineRule="atLeast"/>
+        <w:ind w:left="708"/>
+        <w:rPr>
+          <w:rFonts w:ascii="Menlo" w:eastAsia="Times New Roman" w:hAnsi="Menlo" w:cs="Menlo"/>
+          <w:color w:val="3B3B3B"/>
+          <w:kern w:val="0"/>
+          <w:sz w:val="18"/>
+          <w:szCs w:val="18"/>
+          <w:lang w:eastAsia="es-MX"/>
+          <w14:ligatures w14:val="none"/>
+        </w:rPr>
+      </w:pPr>
+      <w:r>
+        <w:rPr>
+          <w:rFonts w:ascii="Menlo" w:eastAsia="Times New Roman" w:hAnsi="Menlo" w:cs="Menlo"/>
+          <w:color w:val="008000"/>
+          <w:kern w:val="0"/>
+          <w:sz w:val="18"/>
+          <w:szCs w:val="18"/>
+          <w:lang w:eastAsia="es-MX"/>
+          <w14:ligatures w14:val="none"/>
+        </w:rPr>
+        <w:t>#-------DEGRADACION------------</w:t>
+      </w:r>
+    </w:p>
+    <w:p>
+      <w:pPr>
+        <w:shd w:val="clear" w:color="auto" w:fill="FFFFFF"/>
+        <w:spacing w:line="270" w:lineRule="atLeast"/>
+        <w:ind w:left="708"/>
+        <w:rPr>
+          <w:rFonts w:ascii="Menlo" w:eastAsia="Times New Roman" w:hAnsi="Menlo" w:cs="Menlo"/>
+          <w:color w:val="008000"/>
+          <w:kern w:val="0"/>
+          <w:sz w:val="18"/>
+          <w:szCs w:val="18"/>
+          <w:lang w:eastAsia="es-MX"/>
+          <w14:ligatures w14:val="none"/>
+        </w:rPr>
+      </w:pPr>
+      <w:r>
+        <w:rPr>
+          <w:rFonts w:ascii="Menlo" w:eastAsia="Times New Roman" w:hAnsi="Menlo" w:cs="Menlo"/>
+          <w:color w:val="0070C1"/>
+          <w:kern w:val="0"/>
+          <w:sz w:val="18"/>
+          <w:szCs w:val="18"/>
+          <w:lang w:eastAsia="es-MX"/>
+          <w14:ligatures w14:val="none"/>
+        </w:rPr>
+        <w:t>SAVE_STEP</w:t>
+      </w:r>
+      <w:r>
+        <w:rPr>
+          <w:rFonts w:ascii="Menlo" w:eastAsia="Times New Roman" w:hAnsi="Menlo" w:cs="Menlo"/>
+          <w:color w:val="000000"/>
+          <w:kern w:val="0"/>
+          <w:sz w:val="18"/>
+          <w:szCs w:val="18"/>
+          <w:lang w:eastAsia="es-MX"/>
+          <w14:ligatures w14:val="none"/>
+        </w:rPr>
+        <w:t>=</w:t>
+      </w:r>
+      <w:r>
+        <w:rPr>
+          <w:rFonts w:ascii="Menlo" w:eastAsia="Times New Roman" w:hAnsi="Menlo" w:cs="Menlo"/>
+          <w:color w:val="098658"/>
+          <w:kern w:val="0"/>
+          <w:sz w:val="18"/>
+          <w:szCs w:val="18"/>
+          <w:lang w:eastAsia="es-MX"/>
+          <w14:ligatures w14:val="none"/>
+        </w:rPr>
+        <w:t>4</w:t>
+      </w:r>
+      <w:r>
+        <w:rPr>
+          <w:rFonts w:ascii="Menlo" w:eastAsia="Times New Roman" w:hAnsi="Menlo" w:cs="Menlo"/>
+          <w:color w:val="3B3B3B"/>
+          <w:kern w:val="0"/>
+          <w:sz w:val="18"/>
+          <w:szCs w:val="18"/>
+          <w:lang w:eastAsia="es-MX"/>
+          <w14:ligatures w14:val="none"/>
+        </w:rPr>
+        <w:t xml:space="preserve">                 </w:t>
+      </w:r>
+      <w:r>
+        <w:rPr>
+          <w:rFonts w:ascii="Menlo" w:eastAsia="Times New Roman" w:hAnsi="Menlo" w:cs="Menlo"/>
+          <w:color w:val="008000"/>
+          <w:kern w:val="0"/>
+          <w:sz w:val="18"/>
+          <w:szCs w:val="18"/>
+          <w:lang w:eastAsia="es-MX"/>
+          <w14:ligatures w14:val="none"/>
+        </w:rPr>
+        <w:t>#Cada cuántos ataques registra medidas</w:t>
+      </w:r>
+    </w:p>
+    <w:p>
+      <w:pPr>
+        <w:shd w:val="clear" w:color="auto" w:fill="FFFFFF"/>
+        <w:spacing w:line="270" w:lineRule="atLeast"/>
+        <w:ind w:left="708"/>
+        <w:rPr>
+          <w:rFonts w:ascii="Menlo" w:eastAsia="Times New Roman" w:hAnsi="Menlo" w:cs="Menlo"/>
+          <w:color w:val="3B3B3B"/>
+          <w:kern w:val="0"/>
+          <w:sz w:val="18"/>
+          <w:szCs w:val="18"/>
+          <w:lang w:eastAsia="es-MX"/>
+          <w14:ligatures w14:val="none"/>
+        </w:rPr>
+      </w:pPr>
+    </w:p>
+    <w:p>
+      <w:pPr>
+        <w:pStyle w:val="Prrafodelista"/>
+        <w:numPr>
+          <w:ilvl w:val="0"/>
+          <w:numId w:val="12"/>
+        </w:numPr>
+        <w:spacing w:after="240"/>
+        <w:rPr>
+          <w:lang w:val="es-ES_tradnl"/>
+        </w:rPr>
+      </w:pPr>
+      <w:r>
+        <w:rPr>
+          <w:lang w:val="es-ES_tradnl"/>
+        </w:rPr>
+        <w:t xml:space="preserve">Dentro del directorio </w:t>
+      </w:r>
+      <w:proofErr w:type="spellStart"/>
+      <w:r>
+        <w:rPr>
+          <w:lang w:val="es-ES_tradnl"/>
+        </w:rPr>
+        <w:t>ResultadosCN</w:t>
+      </w:r>
+      <w:proofErr w:type="spellEnd"/>
+      <w:r>
+        <w:rPr>
+          <w:lang w:val="es-ES_tradnl"/>
+        </w:rPr>
+        <w:t>, copiar los</w:t>
+      </w:r>
+      <w:r>
+        <w:rPr>
+          <w:lang w:val="es-ES_tradnl"/>
+        </w:rPr>
+        <w:t xml:space="preserve"> siguientes</w:t>
+      </w:r>
+      <w:r>
+        <w:rPr>
+          <w:lang w:val="es-ES_tradnl"/>
+        </w:rPr>
+        <w:t xml:space="preserve"> archivos </w:t>
+      </w:r>
+      <w:r>
+        <w:rPr>
+          <w:lang w:val="es-ES_tradnl"/>
+        </w:rPr>
+        <w:t xml:space="preserve">automatizan la ejecución de los experimentos de </w:t>
+      </w:r>
+      <w:r>
+        <w:rPr>
+          <w:lang w:val="es-ES_tradnl"/>
+        </w:rPr>
+        <w:t>degradación:</w:t>
+      </w:r>
+    </w:p>
+    <w:p>
+      <w:pPr>
+        <w:pStyle w:val="Prrafodelista"/>
+        <w:numPr>
+          <w:ilvl w:val="1"/>
+          <w:numId w:val="12"/>
+        </w:numPr>
+        <w:spacing w:after="240"/>
+        <w:rPr>
+          <w:lang w:val="es-ES_tradnl"/>
+        </w:rPr>
+      </w:pPr>
+      <w:r>
+        <w:rPr>
+          <w:b/>
+          <w:bCs/>
+          <w:lang w:val="es-ES_tradnl"/>
+        </w:rPr>
+        <w:t>degradacion</w:t>
+      </w:r>
+      <w:r>
+        <w:rPr>
+          <w:b/>
+          <w:bCs/>
+          <w:lang w:val="es-ES_tradnl"/>
+        </w:rPr>
+        <w:t>.sh</w:t>
+      </w:r>
+    </w:p>
+    <w:p>
+      <w:pPr>
+        <w:pStyle w:val="Prrafodelista"/>
+        <w:numPr>
+          <w:ilvl w:val="1"/>
+          <w:numId w:val="12"/>
+        </w:numPr>
+        <w:spacing w:after="240"/>
+        <w:rPr>
+          <w:lang w:val="es-ES_tradnl"/>
+        </w:rPr>
+      </w:pPr>
+      <w:r>
+        <w:rPr>
+          <w:b/>
+          <w:bCs/>
+          <w:lang w:val="es-ES_tradnl"/>
+        </w:rPr>
+        <w:t>config.sh</w:t>
+      </w:r>
+    </w:p>
+    <w:p>
+      <w:pPr>
+        <w:pStyle w:val="Prrafodelista"/>
+        <w:numPr>
+          <w:ilvl w:val="1"/>
+          <w:numId w:val="12"/>
+        </w:numPr>
+        <w:spacing w:after="240"/>
+        <w:rPr>
+          <w:lang w:val="es-ES_tradnl"/>
+        </w:rPr>
+      </w:pPr>
+      <w:r>
+        <w:rPr>
+          <w:b/>
+          <w:bCs/>
+          <w:lang w:val="es-ES_tradnl"/>
+        </w:rPr>
+        <w:t xml:space="preserve">failureDegradation.py. </w:t>
+      </w:r>
+      <w:r>
+        <w:rPr>
+          <w:lang w:val="es-ES_tradnl"/>
+        </w:rPr>
+        <w:t>Permite ejecutar degradación por fallos.</w:t>
+      </w:r>
+    </w:p>
+    <w:p>
+      <w:pPr>
+        <w:pStyle w:val="Prrafodelista"/>
+        <w:numPr>
+          <w:ilvl w:val="1"/>
+          <w:numId w:val="12"/>
+        </w:numPr>
+        <w:spacing w:after="240"/>
+        <w:rPr>
+          <w:lang w:val="es-ES_tradnl"/>
+        </w:rPr>
+      </w:pPr>
+      <w:r>
+        <w:rPr>
+          <w:b/>
+          <w:bCs/>
+          <w:lang w:val="es-ES_tradnl"/>
+        </w:rPr>
+        <w:t>hubDegradation.py</w:t>
+      </w:r>
+      <w:r>
+        <w:rPr>
+          <w:lang w:val="es-ES_tradnl"/>
+        </w:rPr>
+        <w:t>. Permite ejecutar degradación por ataques.</w:t>
+      </w:r>
+      <w:r>
+        <w:rPr>
+          <w:lang w:val="es-ES_tradnl"/>
+        </w:rPr>
+        <w:tab/>
+      </w:r>
+    </w:p>
+    <w:p>
+      <w:pPr>
+        <w:pStyle w:val="Prrafodelista"/>
+        <w:spacing w:after="240"/>
+        <w:ind w:left="2124"/>
+        <w:rPr>
+          <w:lang w:val="es-ES_tradnl"/>
+        </w:rPr>
+      </w:pPr>
+    </w:p>
+    <w:p>
+      <w:pPr>
+        <w:pStyle w:val="Prrafodelista"/>
+        <w:numPr>
+          <w:ilvl w:val="0"/>
+          <w:numId w:val="12"/>
+        </w:numPr>
+        <w:spacing w:after="240"/>
+        <w:rPr>
+          <w:lang w:val="es-ES_tradnl"/>
+        </w:rPr>
+      </w:pPr>
+      <w:r>
+        <w:rPr>
+          <w:lang w:val="es-ES_tradnl"/>
+        </w:rPr>
+        <w:t xml:space="preserve">Ejecutar el script </w:t>
+      </w:r>
+      <w:r>
+        <w:rPr>
+          <w:b/>
+          <w:bCs/>
+          <w:lang w:val="es-ES_tradnl"/>
+        </w:rPr>
+        <w:t>degradacion</w:t>
+      </w:r>
+      <w:r>
+        <w:rPr>
+          <w:b/>
+          <w:bCs/>
+          <w:lang w:val="es-ES_tradnl"/>
+        </w:rPr>
+        <w:t>.sh</w:t>
+      </w:r>
+      <w:r>
+        <w:rPr>
+          <w:lang w:val="es-ES_tradnl"/>
+        </w:rPr>
+        <w:t>.</w:t>
+      </w:r>
+    </w:p>
+    <w:p>
+      <w:pPr>
+        <w:pStyle w:val="Prrafodelista"/>
+        <w:spacing w:after="240"/>
+        <w:ind w:left="3540"/>
+        <w:rPr>
+          <w:rFonts w:ascii="Consolas" w:hAnsi="Consolas" w:cs="Consolas"/>
+          <w:b/>
+          <w:bCs/>
+          <w:color w:val="156082" w:themeColor="accent1"/>
+          <w:sz w:val="20"/>
+          <w:szCs w:val="20"/>
+          <w:lang w:val="es-ES_tradnl"/>
+        </w:rPr>
+      </w:pPr>
+      <w:proofErr w:type="spellStart"/>
+      <w:r>
+        <w:rPr>
+          <w:rFonts w:ascii="Consolas" w:hAnsi="Consolas" w:cs="Consolas"/>
+          <w:color w:val="156082" w:themeColor="accent1"/>
+          <w:sz w:val="20"/>
+          <w:szCs w:val="20"/>
+          <w:lang w:val="es-ES_tradnl"/>
+        </w:rPr>
+        <w:t>chmod</w:t>
+      </w:r>
+      <w:proofErr w:type="spellEnd"/>
+      <w:r>
+        <w:rPr>
+          <w:rFonts w:ascii="Consolas" w:hAnsi="Consolas" w:cs="Consolas"/>
+          <w:color w:val="156082" w:themeColor="accent1"/>
+          <w:sz w:val="20"/>
+          <w:szCs w:val="20"/>
+          <w:lang w:val="es-ES_tradnl"/>
+        </w:rPr>
+        <w:t xml:space="preserve"> +x </w:t>
+      </w:r>
+      <w:r>
+        <w:rPr>
+          <w:rFonts w:ascii="Consolas" w:hAnsi="Consolas" w:cs="Consolas"/>
+          <w:b/>
+          <w:bCs/>
+          <w:color w:val="156082" w:themeColor="accent1"/>
+          <w:sz w:val="20"/>
+          <w:szCs w:val="20"/>
+          <w:lang w:val="es-ES_tradnl"/>
+        </w:rPr>
+        <w:t>degradacion</w:t>
+      </w:r>
+      <w:r>
+        <w:rPr>
+          <w:rFonts w:ascii="Consolas" w:hAnsi="Consolas" w:cs="Consolas"/>
+          <w:b/>
+          <w:bCs/>
+          <w:color w:val="156082" w:themeColor="accent1"/>
+          <w:sz w:val="20"/>
+          <w:szCs w:val="20"/>
+          <w:lang w:val="es-ES_tradnl"/>
+        </w:rPr>
+        <w:t>.sh</w:t>
+      </w:r>
+    </w:p>
+    <w:p>
+      <w:pPr>
+        <w:pStyle w:val="Prrafodelista"/>
+        <w:spacing w:after="240"/>
+        <w:ind w:left="3540"/>
+        <w:rPr>
+          <w:rFonts w:ascii="Consolas" w:hAnsi="Consolas" w:cs="Consolas"/>
+          <w:b/>
+          <w:bCs/>
+          <w:color w:val="156082" w:themeColor="accent1"/>
+          <w:sz w:val="20"/>
+          <w:szCs w:val="20"/>
+          <w:lang w:val="es-ES_tradnl"/>
+        </w:rPr>
+      </w:pPr>
+      <w:r>
+        <w:rPr>
+          <w:rFonts w:ascii="Consolas" w:hAnsi="Consolas" w:cs="Consolas"/>
+          <w:color w:val="156082" w:themeColor="accent1"/>
+          <w:sz w:val="20"/>
+          <w:szCs w:val="20"/>
+          <w:lang w:val="es-ES_tradnl"/>
+        </w:rPr>
+        <w:t>./</w:t>
+      </w:r>
+      <w:r>
+        <w:rPr>
+          <w:rFonts w:ascii="Consolas" w:hAnsi="Consolas" w:cs="Consolas"/>
+          <w:b/>
+          <w:bCs/>
+          <w:color w:val="156082" w:themeColor="accent1"/>
+          <w:sz w:val="20"/>
+          <w:szCs w:val="20"/>
+          <w:lang w:val="es-ES_tradnl"/>
+        </w:rPr>
+        <w:t>degradacion</w:t>
+      </w:r>
+      <w:r>
+        <w:rPr>
+          <w:rFonts w:ascii="Consolas" w:hAnsi="Consolas" w:cs="Consolas"/>
+          <w:b/>
+          <w:bCs/>
+          <w:color w:val="156082" w:themeColor="accent1"/>
+          <w:sz w:val="20"/>
+          <w:szCs w:val="20"/>
+          <w:lang w:val="es-ES_tradnl"/>
+        </w:rPr>
+        <w:t>.sh</w:t>
+      </w:r>
+      <w:r>
+        <w:rPr>
+          <w:rFonts w:ascii="Consolas" w:hAnsi="Consolas" w:cs="Consolas"/>
+          <w:b/>
+          <w:bCs/>
+          <w:color w:val="156082" w:themeColor="accent1"/>
+          <w:sz w:val="20"/>
+          <w:szCs w:val="20"/>
+          <w:lang w:val="es-ES_tradnl"/>
+        </w:rPr>
+        <w:tab/>
+      </w:r>
+      <w:r>
+        <w:rPr>
+          <w:rFonts w:ascii="Consolas" w:hAnsi="Consolas" w:cs="Consolas"/>
+          <w:b/>
+          <w:bCs/>
+          <w:color w:val="156082" w:themeColor="accent1"/>
+          <w:sz w:val="20"/>
+          <w:szCs w:val="20"/>
+          <w:lang w:val="es-ES_tradnl"/>
+        </w:rPr>
+        <w:tab/>
+      </w:r>
+      <w:r>
+        <w:rPr>
+          <w:lang w:val="es-ES_tradnl"/>
+        </w:rPr>
+        <w:tab/>
+      </w:r>
+    </w:p>
+    <w:p>
+      <w:pPr>
+        <w:pStyle w:val="Prrafodelista"/>
+        <w:spacing w:after="240"/>
+        <w:rPr>
+          <w:lang w:val="es-ES_tradnl"/>
+        </w:rPr>
+      </w:pPr>
+      <w:r>
+        <w:rPr>
+          <w:lang w:val="es-ES_tradnl"/>
+        </w:rPr>
+        <w:t>Se ejecutará la degradación para las redes obtenidas en cada</w:t>
+      </w:r>
+      <w:r>
+        <w:rPr>
+          <w:lang w:val="es-ES_tradnl"/>
+        </w:rPr>
+        <w:t xml:space="preserve"> experimento. De modo que al terminar la ejecución del script </w:t>
+      </w:r>
+      <w:r>
+        <w:rPr>
+          <w:b/>
+          <w:bCs/>
+          <w:lang w:val="es-ES_tradnl"/>
+        </w:rPr>
+        <w:t>degradacion</w:t>
+      </w:r>
+      <w:r>
+        <w:rPr>
+          <w:b/>
+          <w:bCs/>
+          <w:lang w:val="es-ES_tradnl"/>
+        </w:rPr>
+        <w:t>.sh</w:t>
+      </w:r>
+      <w:r>
+        <w:rPr>
+          <w:lang w:val="es-ES_tradnl"/>
+        </w:rPr>
+        <w:t>, dentro de cada carpeta de experimento, se encontrarán los siguientes archivos:</w:t>
+      </w:r>
+    </w:p>
+    <w:p>
+      <w:pPr>
+        <w:pStyle w:val="Prrafodelista"/>
+        <w:numPr>
+          <w:ilvl w:val="1"/>
+          <w:numId w:val="12"/>
+        </w:numPr>
+        <w:spacing w:after="240"/>
+        <w:rPr>
+          <w:lang w:val="es-ES_tradnl"/>
+        </w:rPr>
+      </w:pPr>
+      <w:r>
+        <w:rPr>
+          <w:b/>
+          <w:bCs/>
+          <w:lang w:val="es-ES_tradnl"/>
+        </w:rPr>
+        <w:t>AttackSequence.txt</w:t>
+      </w:r>
+      <w:r>
+        <w:rPr>
+          <w:lang w:val="es-ES_tradnl"/>
+        </w:rPr>
+        <w:t xml:space="preserve"> </w:t>
+      </w:r>
+      <w:r>
+        <w:rPr>
+          <w:lang w:val="es-ES_tradnl"/>
+        </w:rPr>
+        <w:t xml:space="preserve">– Lista de </w:t>
+      </w:r>
+      <w:r>
+        <w:rPr>
+          <w:lang w:val="es-ES_tradnl"/>
+        </w:rPr>
+        <w:t>nodos en el orden que fueron eliminados</w:t>
+      </w:r>
+      <w:r>
+        <w:rPr>
+          <w:lang w:val="es-ES_tradnl"/>
+        </w:rPr>
+        <w:t>.</w:t>
+      </w:r>
+    </w:p>
+    <w:p>
+      <w:pPr>
+        <w:pStyle w:val="Prrafodelista"/>
+        <w:numPr>
+          <w:ilvl w:val="1"/>
+          <w:numId w:val="12"/>
+        </w:numPr>
+        <w:spacing w:after="240"/>
+        <w:rPr>
+          <w:lang w:val="es-ES_tradnl"/>
+        </w:rPr>
+      </w:pPr>
+      <w:r>
+        <w:rPr>
+          <w:b/>
+          <w:bCs/>
+          <w:lang w:val="es-ES_tradnl"/>
+        </w:rPr>
+        <w:t>D</w:t>
+      </w:r>
+      <w:r>
+        <w:rPr>
+          <w:b/>
+          <w:bCs/>
+          <w:lang w:val="es-ES_tradnl"/>
+        </w:rPr>
+        <w:t>egradationData.txt</w:t>
+      </w:r>
+      <w:r>
+        <w:rPr>
+          <w:lang w:val="es-ES_tradnl"/>
+        </w:rPr>
+        <w:t xml:space="preserve"> </w:t>
+      </w:r>
+      <w:r>
+        <w:rPr>
+          <w:lang w:val="es-ES_tradnl"/>
+        </w:rPr>
+        <w:t xml:space="preserve">– Reporte de medidas estructurales a lo largo del proceso de degradación (número de nodos, número de enlaces, longitud promedio de la trayectoria más corta, diámetro, coeficiente promedio de agrupamiento, </w:t>
+      </w:r>
+      <w:proofErr w:type="spellStart"/>
+      <w:r>
+        <w:rPr>
+          <w:lang w:val="es-ES_tradnl"/>
+        </w:rPr>
+        <w:t>asortatividad</w:t>
+      </w:r>
+      <w:proofErr w:type="spellEnd"/>
+      <w:r>
+        <w:rPr>
+          <w:lang w:val="es-ES_tradnl"/>
+        </w:rPr>
+        <w:t xml:space="preserve">, conectividad de la red, </w:t>
+      </w:r>
+      <w:r>
+        <w:rPr>
+          <w:lang w:val="es-ES_tradnl"/>
+        </w:rPr>
+        <w:lastRenderedPageBreak/>
+        <w:t>número de componentes conexos, numero de nodos en el componente más grande)</w:t>
+      </w:r>
+      <w:r>
+        <w:rPr>
+          <w:lang w:val="es-ES_tradnl"/>
+        </w:rPr>
+        <w:t>.</w:t>
+      </w:r>
+    </w:p>
+    <w:p>
+      <w:pPr>
+        <w:pStyle w:val="Prrafodelista"/>
+        <w:numPr>
+          <w:ilvl w:val="1"/>
+          <w:numId w:val="12"/>
+        </w:numPr>
+        <w:spacing w:after="240"/>
+        <w:rPr>
+          <w:lang w:val="es-ES_tradnl"/>
+        </w:rPr>
+      </w:pPr>
+      <w:r>
+        <w:rPr>
+          <w:b/>
+          <w:bCs/>
+          <w:lang w:val="es-ES_tradnl"/>
+        </w:rPr>
+        <w:t>d</w:t>
+      </w:r>
+      <w:r>
+        <w:rPr>
+          <w:b/>
+          <w:bCs/>
+          <w:lang w:val="es-ES_tradnl"/>
+        </w:rPr>
+        <w:t>e</w:t>
+      </w:r>
+      <w:r>
+        <w:rPr>
+          <w:b/>
+          <w:bCs/>
+          <w:lang w:val="es-ES_tradnl"/>
+        </w:rPr>
+        <w:t>greeHistograms.txt</w:t>
+      </w:r>
+      <w:r>
+        <w:rPr>
+          <w:b/>
+          <w:bCs/>
+          <w:lang w:val="es-ES_tradnl"/>
+        </w:rPr>
+        <w:t xml:space="preserve"> </w:t>
+      </w:r>
+      <w:r>
+        <w:rPr>
+          <w:b/>
+          <w:bCs/>
+          <w:lang w:val="es-ES_tradnl"/>
+        </w:rPr>
+        <w:t xml:space="preserve">– </w:t>
+      </w:r>
+      <w:r>
+        <w:rPr>
+          <w:lang w:val="es-ES_tradnl"/>
+        </w:rPr>
+        <w:t>Lista con las distribuciones de grado de las redes a lo largo del proceso de degradación.</w:t>
+      </w:r>
+    </w:p>
+    <w:p>
+      <w:pPr>
+        <w:pStyle w:val="Ttulo3"/>
+        <w:rPr>
+          <w:lang w:val="es-ES_tradnl"/>
+        </w:rPr>
+      </w:pPr>
+      <w:r>
+        <w:rPr>
           <w:lang w:val="es-ES_tradnl"/>
         </w:rPr>
         <w:t>Generación de imágenes de redes y gráficas de medidas</w:t>
       </w:r>
+    </w:p>
+    <w:p>
+      <w:pPr>
+        <w:rPr>
+          <w:lang w:val="es-ES_tradnl"/>
+        </w:rPr>
+      </w:pPr>
+      <w:r>
+        <w:rPr>
+          <w:lang w:val="es-ES_tradnl"/>
+        </w:rPr>
+        <w:t xml:space="preserve">A continuación, se indican la lista de archivos para obtener distintos reportes de medidas estructurales e imágenes de las redes </w:t>
+      </w:r>
+      <w:r>
+        <w:rPr>
+          <w:lang w:val="es-ES_tradnl"/>
+        </w:rPr>
+        <w:t>degradadas</w:t>
+      </w:r>
+      <w:r>
+        <w:rPr>
+          <w:lang w:val="es-ES_tradnl"/>
+        </w:rPr>
+        <w:t xml:space="preserve">. </w:t>
+      </w:r>
+    </w:p>
+    <w:p>
+      <w:pPr>
+        <w:rPr>
+          <w:lang w:val="es-ES_tradnl"/>
+        </w:rPr>
+      </w:pPr>
+      <w:r>
+        <w:rPr>
+          <w:lang w:val="es-ES_tradnl"/>
+        </w:rPr>
+        <w:t xml:space="preserve">Antes de ejecutar los archivos se deben ejecutar los experimentos de </w:t>
+      </w:r>
+      <w:r>
+        <w:rPr>
+          <w:lang w:val="es-ES_tradnl"/>
+        </w:rPr>
+        <w:t>degradación para fallas y ataques.</w:t>
+      </w:r>
+    </w:p>
+    <w:p>
+      <w:pPr>
+        <w:rPr>
+          <w:lang w:val="es-ES_tradnl"/>
+        </w:rPr>
+      </w:pPr>
+    </w:p>
+    <w:p>
+      <w:pPr>
+        <w:pStyle w:val="Prrafodelista"/>
+        <w:numPr>
+          <w:ilvl w:val="0"/>
+          <w:numId w:val="9"/>
+        </w:numPr>
+        <w:rPr>
+          <w:lang w:val="es-ES_tradnl"/>
+        </w:rPr>
+      </w:pPr>
+      <w:r>
+        <w:rPr>
+          <w:b/>
+          <w:bCs/>
+          <w:lang w:val="es-ES_tradnl"/>
+        </w:rPr>
+        <w:t>6</w:t>
+      </w:r>
+      <w:r>
+        <w:rPr>
+          <w:b/>
+          <w:bCs/>
+          <w:lang w:val="es-ES_tradnl"/>
+        </w:rPr>
+        <w:t>creaPromedios</w:t>
+      </w:r>
+      <w:r>
+        <w:rPr>
+          <w:b/>
+          <w:bCs/>
+          <w:lang w:val="es-ES_tradnl"/>
+        </w:rPr>
+        <w:t>Degradacion</w:t>
+      </w:r>
+      <w:r>
+        <w:rPr>
+          <w:b/>
+          <w:bCs/>
+          <w:lang w:val="es-ES_tradnl"/>
+        </w:rPr>
+        <w:t>.py</w:t>
+      </w:r>
+    </w:p>
+    <w:p>
+      <w:pPr>
+        <w:ind w:left="360"/>
+        <w:rPr>
+          <w:lang w:val="es-ES_tradnl"/>
+        </w:rPr>
+      </w:pPr>
+      <w:r>
+        <w:rPr>
+          <w:lang w:val="es-ES_tradnl"/>
+        </w:rPr>
+        <w:t xml:space="preserve">Para cada </w:t>
+      </w:r>
+      <w:r>
+        <w:rPr>
+          <w:color w:val="0070C0"/>
+          <w:lang w:val="es-ES_tradnl"/>
+        </w:rPr>
+        <w:t>configuración de experimen</w:t>
+      </w:r>
+      <w:r>
+        <w:rPr>
+          <w:color w:val="0070C0"/>
+          <w:lang w:val="es-ES_tradnl"/>
+        </w:rPr>
+        <w:t>to</w:t>
+      </w:r>
+      <w:r>
+        <w:rPr>
+          <w:color w:val="0070C0"/>
+          <w:lang w:val="es-ES_tradnl"/>
+        </w:rPr>
+        <w:t xml:space="preserve"> de degradación</w:t>
+      </w:r>
+      <w:r>
+        <w:rPr>
+          <w:color w:val="000000" w:themeColor="text1"/>
+          <w:lang w:val="es-ES_tradnl"/>
+        </w:rPr>
+        <w:t>, fallos y ataques</w:t>
+      </w:r>
+      <w:r>
+        <w:rPr>
+          <w:lang w:val="es-ES_tradnl"/>
+        </w:rPr>
+        <w:t xml:space="preserve"> (</w:t>
+      </w:r>
+      <w:proofErr w:type="spellStart"/>
+      <w:r>
+        <w:rPr>
+          <w:sz w:val="18"/>
+          <w:szCs w:val="18"/>
+          <w:lang w:val="es-ES_tradnl"/>
+        </w:rPr>
+        <w:t>p.e</w:t>
+      </w:r>
+      <w:proofErr w:type="spellEnd"/>
+      <w:r>
+        <w:rPr>
+          <w:sz w:val="18"/>
+          <w:szCs w:val="18"/>
+          <w:lang w:val="es-ES_tradnl"/>
+        </w:rPr>
+        <w:t xml:space="preserve">. </w:t>
+      </w:r>
+      <w:r>
+        <w:rPr>
+          <w:color w:val="0070C0"/>
+          <w:sz w:val="18"/>
+          <w:szCs w:val="18"/>
+          <w:lang w:val="es-ES_tradnl"/>
+        </w:rPr>
+        <w:t>ResultadosCN/</w:t>
+      </w:r>
+      <w:r>
+        <w:rPr>
+          <w:color w:val="0070C0"/>
+          <w:sz w:val="18"/>
+          <w:szCs w:val="18"/>
+          <w:lang w:val="es-ES_tradnl"/>
+        </w:rPr>
+        <w:t>Degrad</w:t>
+      </w:r>
+      <w:r>
+        <w:rPr>
+          <w:color w:val="0070C0"/>
+          <w:sz w:val="18"/>
+          <w:szCs w:val="18"/>
+          <w:lang w:val="es-ES_tradnl"/>
+        </w:rPr>
+        <w:t>ación/</w:t>
+      </w:r>
+      <w:r>
+        <w:rPr>
+          <w:color w:val="0070C0"/>
+          <w:sz w:val="18"/>
+          <w:szCs w:val="18"/>
+          <w:lang w:val="es-ES_tradnl"/>
+        </w:rPr>
+        <w:t>Atques/GrafosFinales/</w:t>
+      </w:r>
+      <w:r>
+        <w:rPr>
+          <w:color w:val="0070C0"/>
+          <w:sz w:val="18"/>
+          <w:szCs w:val="18"/>
+          <w:lang w:val="es-ES_tradnl"/>
+        </w:rPr>
+        <w:t>D2/ExperimentosCooperadores/R1/malla8x8/CR</w:t>
+      </w:r>
+      <w:r>
+        <w:rPr>
+          <w:lang w:val="es-ES_tradnl"/>
+        </w:rPr>
+        <w:t xml:space="preserve">) crea el archivo </w:t>
+      </w:r>
+      <w:r>
+        <w:rPr>
+          <w:color w:val="0070C0"/>
+          <w:lang w:val="es-ES_tradnl"/>
+        </w:rPr>
+        <w:t xml:space="preserve">datos-promedio.csv </w:t>
+      </w:r>
+      <w:r>
+        <w:rPr>
+          <w:lang w:val="es-ES_tradnl"/>
+        </w:rPr>
+        <w:t xml:space="preserve">que contiene los promedios </w:t>
+      </w:r>
+      <w:r>
+        <w:rPr>
+          <w:lang w:val="es-ES_tradnl"/>
+        </w:rPr>
+        <w:t xml:space="preserve">de </w:t>
+      </w:r>
+      <w:r>
+        <w:rPr>
+          <w:lang w:val="es-ES_tradnl"/>
+        </w:rPr>
+        <w:t xml:space="preserve">medidas estructurales de todas las ejecuciones </w:t>
+      </w:r>
+      <w:r>
+        <w:rPr>
+          <w:lang w:val="es-ES_tradnl"/>
+        </w:rPr>
+        <w:t>a lo largo del proceso de degradación</w:t>
+      </w:r>
+      <w:r>
+        <w:rPr>
+          <w:lang w:val="es-ES_tradnl"/>
+        </w:rPr>
+        <w:t>.</w:t>
+      </w:r>
+    </w:p>
+    <w:p>
+      <w:pPr>
+        <w:ind w:left="360"/>
+        <w:rPr>
+          <w:lang w:val="es-ES_tradnl"/>
+        </w:rPr>
+      </w:pPr>
+      <w:r>
+        <w:rPr>
+          <w:lang w:val="es-ES_tradnl"/>
+        </w:rPr>
+        <w:t>Los datos se muestran en una tabla con las siguientes columnas:</w:t>
+      </w:r>
+    </w:p>
+    <w:p>
+      <w:pPr>
+        <w:pStyle w:val="Prrafodelista"/>
+        <w:numPr>
+          <w:ilvl w:val="1"/>
+          <w:numId w:val="9"/>
+        </w:numPr>
+        <w:rPr>
+          <w:lang w:val="es-ES_tradnl"/>
+        </w:rPr>
+      </w:pPr>
+      <w:r>
+        <w:rPr>
+          <w:lang w:val="es-ES_tradnl"/>
+        </w:rPr>
+        <w:t>Promedio del coeficiente de agrupamiento</w:t>
+      </w:r>
+    </w:p>
+    <w:p>
+      <w:pPr>
+        <w:pStyle w:val="Prrafodelista"/>
+        <w:numPr>
+          <w:ilvl w:val="1"/>
+          <w:numId w:val="9"/>
+        </w:numPr>
+        <w:rPr>
+          <w:lang w:val="es-ES_tradnl"/>
+        </w:rPr>
+      </w:pPr>
+      <w:r>
+        <w:rPr>
+          <w:lang w:val="es-ES_tradnl"/>
+        </w:rPr>
+        <w:t>Promedio de la trayectoria más corta</w:t>
+      </w:r>
+    </w:p>
+    <w:p>
+      <w:pPr>
+        <w:pStyle w:val="Prrafodelista"/>
+        <w:numPr>
+          <w:ilvl w:val="1"/>
+          <w:numId w:val="9"/>
+        </w:numPr>
+        <w:rPr>
+          <w:lang w:val="es-ES_tradnl"/>
+        </w:rPr>
+      </w:pPr>
+      <w:r>
+        <w:rPr>
+          <w:lang w:val="es-ES_tradnl"/>
+        </w:rPr>
+        <w:t>Diámetro</w:t>
+      </w:r>
+    </w:p>
+    <w:p>
+      <w:pPr>
+        <w:pStyle w:val="Prrafodelista"/>
+        <w:numPr>
+          <w:ilvl w:val="1"/>
+          <w:numId w:val="9"/>
+        </w:numPr>
+        <w:rPr>
+          <w:lang w:val="es-ES_tradnl"/>
+        </w:rPr>
+      </w:pPr>
+      <w:r>
+        <w:rPr>
+          <w:lang w:val="es-ES_tradnl"/>
+        </w:rPr>
+        <w:t>Orden relativo del componente más grande</w:t>
+      </w:r>
+    </w:p>
+    <w:p>
+      <w:pPr>
+        <w:pStyle w:val="Prrafodelista"/>
+        <w:numPr>
+          <w:ilvl w:val="1"/>
+          <w:numId w:val="9"/>
+        </w:numPr>
+        <w:rPr>
+          <w:lang w:val="es-ES_tradnl"/>
+        </w:rPr>
+      </w:pPr>
+      <w:r>
+        <w:rPr>
+          <w:lang w:val="es-ES_tradnl"/>
+        </w:rPr>
+        <w:t xml:space="preserve">Promedio de </w:t>
+      </w:r>
+      <w:proofErr w:type="spellStart"/>
+      <w:r>
+        <w:rPr>
+          <w:lang w:val="es-ES_tradnl"/>
+        </w:rPr>
+        <w:t>asortatividad</w:t>
+      </w:r>
+      <w:proofErr w:type="spellEnd"/>
+    </w:p>
+    <w:p>
+      <w:pPr>
+        <w:pStyle w:val="Prrafodelista"/>
+        <w:ind w:left="1440"/>
+        <w:rPr>
+          <w:lang w:val="es-ES_tradnl"/>
+        </w:rPr>
+      </w:pPr>
+    </w:p>
+    <w:p>
+      <w:pPr>
+        <w:ind w:left="360"/>
+        <w:rPr>
+          <w:lang w:val="es-ES_tradnl"/>
+        </w:rPr>
+      </w:pPr>
+      <w:r>
+        <w:rPr>
+          <w:lang w:val="es-ES_tradnl"/>
+        </w:rPr>
+        <w:t>También</w:t>
+      </w:r>
+      <w:r>
+        <w:rPr>
+          <w:lang w:val="es-ES_tradnl"/>
+        </w:rPr>
+        <w:t xml:space="preserve"> </w:t>
+      </w:r>
+      <w:r>
+        <w:rPr>
+          <w:lang w:val="es-ES_tradnl"/>
+        </w:rPr>
+        <w:t xml:space="preserve">crea el archivo </w:t>
+      </w:r>
+      <w:r>
+        <w:rPr>
+          <w:color w:val="0070C0"/>
+          <w:lang w:val="es-ES_tradnl"/>
+        </w:rPr>
+        <w:t>a</w:t>
+      </w:r>
+      <w:r>
+        <w:rPr>
+          <w:color w:val="0070C0"/>
+          <w:lang w:val="es-ES_tradnl"/>
+        </w:rPr>
+        <w:t>t</w:t>
+      </w:r>
+      <w:r>
+        <w:rPr>
+          <w:color w:val="0070C0"/>
+          <w:lang w:val="es-ES_tradnl"/>
+        </w:rPr>
+        <w:t>t</w:t>
+      </w:r>
+      <w:r>
+        <w:rPr>
+          <w:color w:val="0070C0"/>
+          <w:lang w:val="es-ES_tradnl"/>
+        </w:rPr>
+        <w:t>r</w:t>
+      </w:r>
+      <w:r>
+        <w:rPr>
+          <w:color w:val="0070C0"/>
+          <w:lang w:val="es-ES_tradnl"/>
+        </w:rPr>
+        <w:t xml:space="preserve">-promedio.csv </w:t>
+      </w:r>
+      <w:r>
+        <w:rPr>
+          <w:lang w:val="es-ES_tradnl"/>
+        </w:rPr>
+        <w:t xml:space="preserve">que contiene los promedios de </w:t>
+      </w:r>
+      <w:r>
+        <w:rPr>
+          <w:lang w:val="es-ES_tradnl"/>
+        </w:rPr>
+        <w:t xml:space="preserve">ATTR y m-ATTR </w:t>
+      </w:r>
+      <w:r>
+        <w:rPr>
+          <w:lang w:val="es-ES_tradnl"/>
+        </w:rPr>
+        <w:t>de todas las ejecuciones a lo largo del proceso de degradación.</w:t>
+      </w:r>
+    </w:p>
+    <w:p>
+      <w:pPr>
+        <w:ind w:left="360"/>
+        <w:rPr>
+          <w:lang w:val="es-ES_tradnl"/>
+        </w:rPr>
+      </w:pPr>
+    </w:p>
+    <w:p>
+      <w:pPr>
+        <w:pStyle w:val="Prrafodelista"/>
+        <w:numPr>
+          <w:ilvl w:val="0"/>
+          <w:numId w:val="10"/>
+        </w:numPr>
+        <w:rPr>
+          <w:b/>
+          <w:bCs/>
+          <w:lang w:val="es-ES_tradnl"/>
+        </w:rPr>
+      </w:pPr>
+      <w:r>
+        <w:rPr>
+          <w:b/>
+          <w:bCs/>
+          <w:lang w:val="es-ES_tradnl"/>
+        </w:rPr>
+        <w:t>8</w:t>
+      </w:r>
+      <w:r>
+        <w:rPr>
+          <w:b/>
+          <w:bCs/>
+          <w:lang w:val="es-ES_tradnl"/>
+        </w:rPr>
+        <w:t>creaGraficas</w:t>
+      </w:r>
+      <w:r>
+        <w:rPr>
+          <w:b/>
+          <w:bCs/>
+          <w:lang w:val="es-ES_tradnl"/>
+        </w:rPr>
+        <w:t>Degrad</w:t>
+      </w:r>
+      <w:r>
+        <w:rPr>
+          <w:b/>
+          <w:bCs/>
+          <w:lang w:val="es-ES_tradnl"/>
+        </w:rPr>
+        <w:t>acion.py</w:t>
+      </w:r>
+    </w:p>
+    <w:p>
+      <w:pPr>
+        <w:ind w:left="360"/>
+        <w:rPr>
+          <w:lang w:val="es-ES_tradnl"/>
+        </w:rPr>
+      </w:pPr>
+      <w:r>
+        <w:rPr>
+          <w:lang w:val="es-ES_tradnl"/>
+        </w:rPr>
+        <w:t xml:space="preserve">Para las redes finales </w:t>
+      </w:r>
+      <w:r>
+        <w:rPr>
+          <w:lang w:val="es-ES_tradnl"/>
+        </w:rPr>
+        <w:t>degradadas</w:t>
+      </w:r>
+      <w:r>
+        <w:rPr>
+          <w:lang w:val="es-ES_tradnl"/>
+        </w:rPr>
+        <w:t xml:space="preserve"> en </w:t>
+      </w:r>
+      <w:r>
+        <w:rPr>
+          <w:color w:val="0070C0"/>
+          <w:lang w:val="es-ES_tradnl"/>
+        </w:rPr>
+        <w:t>todas las c</w:t>
+      </w:r>
+      <w:r>
+        <w:rPr>
+          <w:color w:val="0070C0"/>
+          <w:lang w:val="es-ES_tradnl"/>
+        </w:rPr>
+        <w:t>onfiguraci</w:t>
+      </w:r>
+      <w:r>
+        <w:rPr>
+          <w:color w:val="0070C0"/>
+          <w:lang w:val="es-ES_tradnl"/>
+        </w:rPr>
+        <w:t>o</w:t>
+      </w:r>
+      <w:r>
+        <w:rPr>
+          <w:color w:val="0070C0"/>
+          <w:lang w:val="es-ES_tradnl"/>
+        </w:rPr>
+        <w:t>n</w:t>
+      </w:r>
+      <w:r>
+        <w:rPr>
+          <w:color w:val="0070C0"/>
+          <w:lang w:val="es-ES_tradnl"/>
+        </w:rPr>
+        <w:t>es</w:t>
+      </w:r>
+      <w:r>
+        <w:rPr>
+          <w:color w:val="0070C0"/>
+          <w:lang w:val="es-ES_tradnl"/>
+        </w:rPr>
+        <w:t xml:space="preserve"> de experimen</w:t>
+      </w:r>
+      <w:r>
+        <w:rPr>
+          <w:color w:val="0070C0"/>
+          <w:lang w:val="es-ES_tradnl"/>
+        </w:rPr>
+        <w:t xml:space="preserve">tos </w:t>
+      </w:r>
+      <w:r>
+        <w:rPr>
+          <w:lang w:val="es-ES_tradnl"/>
+        </w:rPr>
+        <w:t>agrupa los datos promedio de las siguientes medidas estructurales</w:t>
+      </w:r>
+      <w:r>
+        <w:rPr>
+          <w:lang w:val="es-ES_tradnl"/>
+        </w:rPr>
+        <w:t xml:space="preserve"> a lo largo del proceso de degradación</w:t>
+      </w:r>
+      <w:r>
+        <w:rPr>
+          <w:lang w:val="es-ES_tradnl"/>
+        </w:rPr>
+        <w:t>:</w:t>
+      </w:r>
+    </w:p>
+    <w:p>
+      <w:pPr>
+        <w:pStyle w:val="Prrafodelista"/>
+        <w:numPr>
+          <w:ilvl w:val="1"/>
+          <w:numId w:val="9"/>
+        </w:numPr>
+        <w:rPr>
+          <w:lang w:val="es-ES_tradnl"/>
+        </w:rPr>
+      </w:pPr>
+      <w:r>
+        <w:rPr>
+          <w:lang w:val="es-ES_tradnl"/>
+        </w:rPr>
+        <w:t>Promedio del coeficiente de agrupamiento</w:t>
+      </w:r>
+    </w:p>
+    <w:p>
+      <w:pPr>
+        <w:pStyle w:val="Prrafodelista"/>
+        <w:numPr>
+          <w:ilvl w:val="1"/>
+          <w:numId w:val="9"/>
+        </w:numPr>
+        <w:rPr>
+          <w:lang w:val="es-ES_tradnl"/>
+        </w:rPr>
+      </w:pPr>
+      <w:r>
+        <w:rPr>
+          <w:lang w:val="es-ES_tradnl"/>
+        </w:rPr>
+        <w:t>Promedio de la trayectoria más corta</w:t>
+      </w:r>
+    </w:p>
+    <w:p>
+      <w:pPr>
+        <w:pStyle w:val="Prrafodelista"/>
+        <w:numPr>
+          <w:ilvl w:val="1"/>
+          <w:numId w:val="9"/>
+        </w:numPr>
+        <w:rPr>
+          <w:lang w:val="es-ES_tradnl"/>
+        </w:rPr>
+      </w:pPr>
+      <w:r>
+        <w:rPr>
+          <w:lang w:val="es-ES_tradnl"/>
+        </w:rPr>
+        <w:t>Diámetro</w:t>
+      </w:r>
+    </w:p>
+    <w:p>
+      <w:pPr>
+        <w:pStyle w:val="Prrafodelista"/>
+        <w:numPr>
+          <w:ilvl w:val="1"/>
+          <w:numId w:val="9"/>
+        </w:numPr>
+        <w:rPr>
+          <w:lang w:val="es-ES_tradnl"/>
+        </w:rPr>
+      </w:pPr>
+      <w:r>
+        <w:rPr>
+          <w:lang w:val="es-ES_tradnl"/>
+        </w:rPr>
+        <w:t>Orden relativo del componente más grande</w:t>
+      </w:r>
+    </w:p>
+    <w:p>
+      <w:pPr>
+        <w:pStyle w:val="Prrafodelista"/>
+        <w:numPr>
+          <w:ilvl w:val="1"/>
+          <w:numId w:val="9"/>
+        </w:numPr>
+        <w:rPr>
+          <w:lang w:val="es-ES_tradnl"/>
+        </w:rPr>
+      </w:pPr>
+      <w:proofErr w:type="spellStart"/>
+      <w:r>
+        <w:rPr>
+          <w:lang w:val="es-ES_tradnl"/>
+        </w:rPr>
+        <w:t>Asortatividad</w:t>
+      </w:r>
+      <w:proofErr w:type="spellEnd"/>
+    </w:p>
+    <w:p>
+      <w:pPr>
+        <w:rPr>
+          <w:lang w:val="es-ES_tradnl"/>
+        </w:rPr>
+      </w:pPr>
     </w:p>
     <w:sectPr>
       <w:pgSz w:w="12240" w:h="15840"/>
@@ -3889,14 +10407,14 @@
   <w:abstractNum w:abstractNumId="0" w15:restartNumberingAfterBreak="0">
     <w:nsid w:val="04A011AC"/>
     <w:multiLevelType w:val="hybridMultilevel"/>
-    <w:tmpl w:val="0C7AF686"/>
-    <w:lvl w:ilvl="0" w:tplc="C65C745E">
+    <w:tmpl w:val="860E304E"/>
+    <w:lvl w:ilvl="0" w:tplc="080A000F">
       <w:start w:val="1"/>
-      <w:numFmt w:val="upperRoman"/>
+      <w:numFmt w:val="decimal"/>
       <w:lvlText w:val="%1."/>
       <w:lvlJc w:val="left"/>
       <w:pPr>
-        <w:ind w:left="1080" w:hanging="720"/>
+        <w:ind w:left="720" w:hanging="360"/>
       </w:pPr>
       <w:rPr>
         <w:rFonts w:hint="default"/>
@@ -3979,9 +10497,122 @@
     </w:lvl>
   </w:abstractNum>
   <w:abstractNum w:abstractNumId="1" w15:restartNumberingAfterBreak="0">
+    <w:nsid w:val="08B41172"/>
+    <w:multiLevelType w:val="hybridMultilevel"/>
+    <w:tmpl w:val="AD6CAFC0"/>
+    <w:lvl w:ilvl="0" w:tplc="080A0001">
+      <w:start w:val="1"/>
+      <w:numFmt w:val="bullet"/>
+      <w:lvlText w:val=""/>
+      <w:lvlJc w:val="left"/>
+      <w:pPr>
+        <w:ind w:left="720" w:hanging="360"/>
+      </w:pPr>
+      <w:rPr>
+        <w:rFonts w:ascii="Symbol" w:hAnsi="Symbol" w:hint="default"/>
+      </w:rPr>
+    </w:lvl>
+    <w:lvl w:ilvl="1" w:tplc="080A0003" w:tentative="1">
+      <w:start w:val="1"/>
+      <w:numFmt w:val="bullet"/>
+      <w:lvlText w:val="o"/>
+      <w:lvlJc w:val="left"/>
+      <w:pPr>
+        <w:ind w:left="1440" w:hanging="360"/>
+      </w:pPr>
+      <w:rPr>
+        <w:rFonts w:ascii="Courier New" w:hAnsi="Courier New" w:cs="Courier New" w:hint="default"/>
+      </w:rPr>
+    </w:lvl>
+    <w:lvl w:ilvl="2" w:tplc="080A0005" w:tentative="1">
+      <w:start w:val="1"/>
+      <w:numFmt w:val="bullet"/>
+      <w:lvlText w:val=""/>
+      <w:lvlJc w:val="left"/>
+      <w:pPr>
+        <w:ind w:left="2160" w:hanging="360"/>
+      </w:pPr>
+      <w:rPr>
+        <w:rFonts w:ascii="Wingdings" w:hAnsi="Wingdings" w:hint="default"/>
+      </w:rPr>
+    </w:lvl>
+    <w:lvl w:ilvl="3" w:tplc="080A0001" w:tentative="1">
+      <w:start w:val="1"/>
+      <w:numFmt w:val="bullet"/>
+      <w:lvlText w:val=""/>
+      <w:lvlJc w:val="left"/>
+      <w:pPr>
+        <w:ind w:left="2880" w:hanging="360"/>
+      </w:pPr>
+      <w:rPr>
+        <w:rFonts w:ascii="Symbol" w:hAnsi="Symbol" w:hint="default"/>
+      </w:rPr>
+    </w:lvl>
+    <w:lvl w:ilvl="4" w:tplc="080A0003" w:tentative="1">
+      <w:start w:val="1"/>
+      <w:numFmt w:val="bullet"/>
+      <w:lvlText w:val="o"/>
+      <w:lvlJc w:val="left"/>
+      <w:pPr>
+        <w:ind w:left="3600" w:hanging="360"/>
+      </w:pPr>
+      <w:rPr>
+        <w:rFonts w:ascii="Courier New" w:hAnsi="Courier New" w:cs="Courier New" w:hint="default"/>
+      </w:rPr>
+    </w:lvl>
+    <w:lvl w:ilvl="5" w:tplc="080A0005" w:tentative="1">
+      <w:start w:val="1"/>
+      <w:numFmt w:val="bullet"/>
+      <w:lvlText w:val=""/>
+      <w:lvlJc w:val="left"/>
+      <w:pPr>
+        <w:ind w:left="4320" w:hanging="360"/>
+      </w:pPr>
+      <w:rPr>
+        <w:rFonts w:ascii="Wingdings" w:hAnsi="Wingdings" w:hint="default"/>
+      </w:rPr>
+    </w:lvl>
+    <w:lvl w:ilvl="6" w:tplc="080A0001" w:tentative="1">
+      <w:start w:val="1"/>
+      <w:numFmt w:val="bullet"/>
+      <w:lvlText w:val=""/>
+      <w:lvlJc w:val="left"/>
+      <w:pPr>
+        <w:ind w:left="5040" w:hanging="360"/>
+      </w:pPr>
+      <w:rPr>
+        <w:rFonts w:ascii="Symbol" w:hAnsi="Symbol" w:hint="default"/>
+      </w:rPr>
+    </w:lvl>
+    <w:lvl w:ilvl="7" w:tplc="080A0003" w:tentative="1">
+      <w:start w:val="1"/>
+      <w:numFmt w:val="bullet"/>
+      <w:lvlText w:val="o"/>
+      <w:lvlJc w:val="left"/>
+      <w:pPr>
+        <w:ind w:left="5760" w:hanging="360"/>
+      </w:pPr>
+      <w:rPr>
+        <w:rFonts w:ascii="Courier New" w:hAnsi="Courier New" w:cs="Courier New" w:hint="default"/>
+      </w:rPr>
+    </w:lvl>
+    <w:lvl w:ilvl="8" w:tplc="080A0005" w:tentative="1">
+      <w:start w:val="1"/>
+      <w:numFmt w:val="bullet"/>
+      <w:lvlText w:val=""/>
+      <w:lvlJc w:val="left"/>
+      <w:pPr>
+        <w:ind w:left="6480" w:hanging="360"/>
+      </w:pPr>
+      <w:rPr>
+        <w:rFonts w:ascii="Wingdings" w:hAnsi="Wingdings" w:hint="default"/>
+      </w:rPr>
+    </w:lvl>
+  </w:abstractNum>
+  <w:abstractNum w:abstractNumId="2" w15:restartNumberingAfterBreak="0">
     <w:nsid w:val="0EB0241C"/>
     <w:multiLevelType w:val="hybridMultilevel"/>
-    <w:tmpl w:val="19041094"/>
+    <w:tmpl w:val="0870345A"/>
     <w:lvl w:ilvl="0" w:tplc="080A000F">
       <w:start w:val="1"/>
       <w:numFmt w:val="decimal"/>
@@ -4006,14 +10637,17 @@
         <w:rFonts w:ascii="Symbol" w:hAnsi="Symbol" w:hint="default"/>
       </w:rPr>
     </w:lvl>
-    <w:lvl w:ilvl="2" w:tplc="080A001B" w:tentative="1">
-      <w:start w:val="1"/>
-      <w:numFmt w:val="lowerRoman"/>
+    <w:lvl w:ilvl="2" w:tplc="BE30BDB8">
+      <w:start w:val="3"/>
+      <w:numFmt w:val="upperRoman"/>
       <w:lvlText w:val="%3."/>
-      <w:lvlJc w:val="right"/>
-      <w:pPr>
-        <w:ind w:left="1788" w:hanging="180"/>
-      </w:pPr>
+      <w:lvlJc w:val="left"/>
+      <w:pPr>
+        <w:ind w:left="2328" w:hanging="720"/>
+      </w:pPr>
+      <w:rPr>
+        <w:rFonts w:hint="default"/>
+      </w:rPr>
     </w:lvl>
     <w:lvl w:ilvl="3" w:tplc="080A000F" w:tentative="1">
       <w:start w:val="1"/>
@@ -4070,7 +10704,7 @@
       </w:pPr>
     </w:lvl>
   </w:abstractNum>
-  <w:abstractNum w:abstractNumId="2" w15:restartNumberingAfterBreak="0">
+  <w:abstractNum w:abstractNumId="3" w15:restartNumberingAfterBreak="0">
     <w:nsid w:val="1AE901D8"/>
     <w:multiLevelType w:val="hybridMultilevel"/>
     <w:tmpl w:val="B9B269A4"/>
@@ -4183,7 +10817,7 @@
       </w:rPr>
     </w:lvl>
   </w:abstractNum>
-  <w:abstractNum w:abstractNumId="3" w15:restartNumberingAfterBreak="0">
+  <w:abstractNum w:abstractNumId="4" w15:restartNumberingAfterBreak="0">
     <w:nsid w:val="207A24BF"/>
     <w:multiLevelType w:val="hybridMultilevel"/>
     <w:tmpl w:val="1DACA57C"/>
@@ -4272,7 +10906,7 @@
       </w:pPr>
     </w:lvl>
   </w:abstractNum>
-  <w:abstractNum w:abstractNumId="4" w15:restartNumberingAfterBreak="0">
+  <w:abstractNum w:abstractNumId="5" w15:restartNumberingAfterBreak="0">
     <w:nsid w:val="22E01BE0"/>
     <w:multiLevelType w:val="hybridMultilevel"/>
     <w:tmpl w:val="CC36B78E"/>
@@ -4385,7 +11019,7 @@
       </w:rPr>
     </w:lvl>
   </w:abstractNum>
-  <w:abstractNum w:abstractNumId="5" w15:restartNumberingAfterBreak="0">
+  <w:abstractNum w:abstractNumId="6" w15:restartNumberingAfterBreak="0">
     <w:nsid w:val="27BB5C12"/>
     <w:multiLevelType w:val="hybridMultilevel"/>
     <w:tmpl w:val="4628FBC4"/>
@@ -4498,17 +11132,106 @@
       </w:rPr>
     </w:lvl>
   </w:abstractNum>
-  <w:abstractNum w:abstractNumId="6" w15:restartNumberingAfterBreak="0">
-    <w:nsid w:val="39F247C0"/>
+  <w:abstractNum w:abstractNumId="7" w15:restartNumberingAfterBreak="0">
+    <w:nsid w:val="282966F1"/>
     <w:multiLevelType w:val="hybridMultilevel"/>
-    <w:tmpl w:val="CCE85F92"/>
+    <w:tmpl w:val="0226D63E"/>
+    <w:lvl w:ilvl="0" w:tplc="D3D2DE34">
+      <w:start w:val="1"/>
+      <w:numFmt w:val="upperRoman"/>
+      <w:lvlText w:val="%1."/>
+      <w:lvlJc w:val="left"/>
+      <w:pPr>
+        <w:ind w:left="1080" w:hanging="720"/>
+      </w:pPr>
+      <w:rPr>
+        <w:rFonts w:hint="default"/>
+      </w:rPr>
+    </w:lvl>
+    <w:lvl w:ilvl="1" w:tplc="080A0019">
+      <w:start w:val="1"/>
+      <w:numFmt w:val="lowerLetter"/>
+      <w:lvlText w:val="%2."/>
+      <w:lvlJc w:val="left"/>
+      <w:pPr>
+        <w:ind w:left="1440" w:hanging="360"/>
+      </w:pPr>
+    </w:lvl>
+    <w:lvl w:ilvl="2" w:tplc="080A001B" w:tentative="1">
+      <w:start w:val="1"/>
+      <w:numFmt w:val="lowerRoman"/>
+      <w:lvlText w:val="%3."/>
+      <w:lvlJc w:val="right"/>
+      <w:pPr>
+        <w:ind w:left="2160" w:hanging="180"/>
+      </w:pPr>
+    </w:lvl>
+    <w:lvl w:ilvl="3" w:tplc="080A000F" w:tentative="1">
+      <w:start w:val="1"/>
+      <w:numFmt w:val="decimal"/>
+      <w:lvlText w:val="%4."/>
+      <w:lvlJc w:val="left"/>
+      <w:pPr>
+        <w:ind w:left="2880" w:hanging="360"/>
+      </w:pPr>
+    </w:lvl>
+    <w:lvl w:ilvl="4" w:tplc="080A0019" w:tentative="1">
+      <w:start w:val="1"/>
+      <w:numFmt w:val="lowerLetter"/>
+      <w:lvlText w:val="%5."/>
+      <w:lvlJc w:val="left"/>
+      <w:pPr>
+        <w:ind w:left="3600" w:hanging="360"/>
+      </w:pPr>
+    </w:lvl>
+    <w:lvl w:ilvl="5" w:tplc="080A001B" w:tentative="1">
+      <w:start w:val="1"/>
+      <w:numFmt w:val="lowerRoman"/>
+      <w:lvlText w:val="%6."/>
+      <w:lvlJc w:val="right"/>
+      <w:pPr>
+        <w:ind w:left="4320" w:hanging="180"/>
+      </w:pPr>
+    </w:lvl>
+    <w:lvl w:ilvl="6" w:tplc="080A000F" w:tentative="1">
+      <w:start w:val="1"/>
+      <w:numFmt w:val="decimal"/>
+      <w:lvlText w:val="%7."/>
+      <w:lvlJc w:val="left"/>
+      <w:pPr>
+        <w:ind w:left="5040" w:hanging="360"/>
+      </w:pPr>
+    </w:lvl>
+    <w:lvl w:ilvl="7" w:tplc="080A0019" w:tentative="1">
+      <w:start w:val="1"/>
+      <w:numFmt w:val="lowerLetter"/>
+      <w:lvlText w:val="%8."/>
+      <w:lvlJc w:val="left"/>
+      <w:pPr>
+        <w:ind w:left="5760" w:hanging="360"/>
+      </w:pPr>
+    </w:lvl>
+    <w:lvl w:ilvl="8" w:tplc="080A001B" w:tentative="1">
+      <w:start w:val="1"/>
+      <w:numFmt w:val="lowerRoman"/>
+      <w:lvlText w:val="%9."/>
+      <w:lvlJc w:val="right"/>
+      <w:pPr>
+        <w:ind w:left="6480" w:hanging="180"/>
+      </w:pPr>
+    </w:lvl>
+  </w:abstractNum>
+  <w:abstractNum w:abstractNumId="8" w15:restartNumberingAfterBreak="0">
+    <w:nsid w:val="30764FC7"/>
+    <w:multiLevelType w:val="hybridMultilevel"/>
+    <w:tmpl w:val="A4CC9ACE"/>
     <w:lvl w:ilvl="0" w:tplc="080A0001">
       <w:start w:val="1"/>
       <w:numFmt w:val="bullet"/>
       <w:lvlText w:val=""/>
       <w:lvlJc w:val="left"/>
       <w:pPr>
-        <w:ind w:left="1440" w:hanging="360"/>
+        <w:ind w:left="720" w:hanging="360"/>
       </w:pPr>
       <w:rPr>
         <w:rFonts w:ascii="Symbol" w:hAnsi="Symbol" w:hint="default"/>
@@ -4520,7 +11243,7 @@
       <w:lvlText w:val="o"/>
       <w:lvlJc w:val="left"/>
       <w:pPr>
-        <w:ind w:left="2160" w:hanging="360"/>
+        <w:ind w:left="1440" w:hanging="360"/>
       </w:pPr>
       <w:rPr>
         <w:rFonts w:ascii="Courier New" w:hAnsi="Courier New" w:cs="Courier New" w:hint="default"/>
@@ -4532,7 +11255,7 @@
       <w:lvlText w:val=""/>
       <w:lvlJc w:val="left"/>
       <w:pPr>
-        <w:ind w:left="2880" w:hanging="360"/>
+        <w:ind w:left="2160" w:hanging="360"/>
       </w:pPr>
       <w:rPr>
         <w:rFonts w:ascii="Wingdings" w:hAnsi="Wingdings" w:hint="default"/>
@@ -4544,7 +11267,7 @@
       <w:lvlText w:val=""/>
       <w:lvlJc w:val="left"/>
       <w:pPr>
-        <w:ind w:left="3600" w:hanging="360"/>
+        <w:ind w:left="2880" w:hanging="360"/>
       </w:pPr>
       <w:rPr>
         <w:rFonts w:ascii="Symbol" w:hAnsi="Symbol" w:hint="default"/>
@@ -4556,7 +11279,7 @@
       <w:lvlText w:val="o"/>
       <w:lvlJc w:val="left"/>
       <w:pPr>
-        <w:ind w:left="4320" w:hanging="360"/>
+        <w:ind w:left="3600" w:hanging="360"/>
       </w:pPr>
       <w:rPr>
         <w:rFonts w:ascii="Courier New" w:hAnsi="Courier New" w:cs="Courier New" w:hint="default"/>
@@ -4568,7 +11291,7 @@
       <w:lvlText w:val=""/>
       <w:lvlJc w:val="left"/>
       <w:pPr>
-        <w:ind w:left="5040" w:hanging="360"/>
+        <w:ind w:left="4320" w:hanging="360"/>
       </w:pPr>
       <w:rPr>
         <w:rFonts w:ascii="Wingdings" w:hAnsi="Wingdings" w:hint="default"/>
@@ -4580,7 +11303,7 @@
       <w:lvlText w:val=""/>
       <w:lvlJc w:val="left"/>
       <w:pPr>
-        <w:ind w:left="5760" w:hanging="360"/>
+        <w:ind w:left="5040" w:hanging="360"/>
       </w:pPr>
       <w:rPr>
         <w:rFonts w:ascii="Symbol" w:hAnsi="Symbol" w:hint="default"/>
@@ -4592,7 +11315,7 @@
       <w:lvlText w:val="o"/>
       <w:lvlJc w:val="left"/>
       <w:pPr>
-        <w:ind w:left="6480" w:hanging="360"/>
+        <w:ind w:left="5760" w:hanging="360"/>
       </w:pPr>
       <w:rPr>
         <w:rFonts w:ascii="Courier New" w:hAnsi="Courier New" w:cs="Courier New" w:hint="default"/>
@@ -4604,14 +11327,127 @@
       <w:lvlText w:val=""/>
       <w:lvlJc w:val="left"/>
       <w:pPr>
-        <w:ind w:left="7200" w:hanging="360"/>
+        <w:ind w:left="6480" w:hanging="360"/>
       </w:pPr>
       <w:rPr>
         <w:rFonts w:ascii="Wingdings" w:hAnsi="Wingdings" w:hint="default"/>
       </w:rPr>
     </w:lvl>
   </w:abstractNum>
-  <w:abstractNum w:abstractNumId="7" w15:restartNumberingAfterBreak="0">
+  <w:abstractNum w:abstractNumId="9" w15:restartNumberingAfterBreak="0">
+    <w:nsid w:val="39F247C0"/>
+    <w:multiLevelType w:val="hybridMultilevel"/>
+    <w:tmpl w:val="CCE85F92"/>
+    <w:lvl w:ilvl="0" w:tplc="080A0001">
+      <w:start w:val="1"/>
+      <w:numFmt w:val="bullet"/>
+      <w:lvlText w:val=""/>
+      <w:lvlJc w:val="left"/>
+      <w:pPr>
+        <w:ind w:left="1440" w:hanging="360"/>
+      </w:pPr>
+      <w:rPr>
+        <w:rFonts w:ascii="Symbol" w:hAnsi="Symbol" w:hint="default"/>
+      </w:rPr>
+    </w:lvl>
+    <w:lvl w:ilvl="1" w:tplc="080A0003" w:tentative="1">
+      <w:start w:val="1"/>
+      <w:numFmt w:val="bullet"/>
+      <w:lvlText w:val="o"/>
+      <w:lvlJc w:val="left"/>
+      <w:pPr>
+        <w:ind w:left="2160" w:hanging="360"/>
+      </w:pPr>
+      <w:rPr>
+        <w:rFonts w:ascii="Courier New" w:hAnsi="Courier New" w:cs="Courier New" w:hint="default"/>
+      </w:rPr>
+    </w:lvl>
+    <w:lvl w:ilvl="2" w:tplc="080A0005" w:tentative="1">
+      <w:start w:val="1"/>
+      <w:numFmt w:val="bullet"/>
+      <w:lvlText w:val=""/>
+      <w:lvlJc w:val="left"/>
+      <w:pPr>
+        <w:ind w:left="2880" w:hanging="360"/>
+      </w:pPr>
+      <w:rPr>
+        <w:rFonts w:ascii="Wingdings" w:hAnsi="Wingdings" w:hint="default"/>
+      </w:rPr>
+    </w:lvl>
+    <w:lvl w:ilvl="3" w:tplc="080A0001" w:tentative="1">
+      <w:start w:val="1"/>
+      <w:numFmt w:val="bullet"/>
+      <w:lvlText w:val=""/>
+      <w:lvlJc w:val="left"/>
+      <w:pPr>
+        <w:ind w:left="3600" w:hanging="360"/>
+      </w:pPr>
+      <w:rPr>
+        <w:rFonts w:ascii="Symbol" w:hAnsi="Symbol" w:hint="default"/>
+      </w:rPr>
+    </w:lvl>
+    <w:lvl w:ilvl="4" w:tplc="080A0003" w:tentative="1">
+      <w:start w:val="1"/>
+      <w:numFmt w:val="bullet"/>
+      <w:lvlText w:val="o"/>
+      <w:lvlJc w:val="left"/>
+      <w:pPr>
+        <w:ind w:left="4320" w:hanging="360"/>
+      </w:pPr>
+      <w:rPr>
+        <w:rFonts w:ascii="Courier New" w:hAnsi="Courier New" w:cs="Courier New" w:hint="default"/>
+      </w:rPr>
+    </w:lvl>
+    <w:lvl w:ilvl="5" w:tplc="080A0005" w:tentative="1">
+      <w:start w:val="1"/>
+      <w:numFmt w:val="bullet"/>
+      <w:lvlText w:val=""/>
+      <w:lvlJc w:val="left"/>
+      <w:pPr>
+        <w:ind w:left="5040" w:hanging="360"/>
+      </w:pPr>
+      <w:rPr>
+        <w:rFonts w:ascii="Wingdings" w:hAnsi="Wingdings" w:hint="default"/>
+      </w:rPr>
+    </w:lvl>
+    <w:lvl w:ilvl="6" w:tplc="080A0001" w:tentative="1">
+      <w:start w:val="1"/>
+      <w:numFmt w:val="bullet"/>
+      <w:lvlText w:val=""/>
+      <w:lvlJc w:val="left"/>
+      <w:pPr>
+        <w:ind w:left="5760" w:hanging="360"/>
+      </w:pPr>
+      <w:rPr>
+        <w:rFonts w:ascii="Symbol" w:hAnsi="Symbol" w:hint="default"/>
+      </w:rPr>
+    </w:lvl>
+    <w:lvl w:ilvl="7" w:tplc="080A0003" w:tentative="1">
+      <w:start w:val="1"/>
+      <w:numFmt w:val="bullet"/>
+      <w:lvlText w:val="o"/>
+      <w:lvlJc w:val="left"/>
+      <w:pPr>
+        <w:ind w:left="6480" w:hanging="360"/>
+      </w:pPr>
+      <w:rPr>
+        <w:rFonts w:ascii="Courier New" w:hAnsi="Courier New" w:cs="Courier New" w:hint="default"/>
+      </w:rPr>
+    </w:lvl>
+    <w:lvl w:ilvl="8" w:tplc="080A0005" w:tentative="1">
+      <w:start w:val="1"/>
+      <w:numFmt w:val="bullet"/>
+      <w:lvlText w:val=""/>
+      <w:lvlJc w:val="left"/>
+      <w:pPr>
+        <w:ind w:left="7200" w:hanging="360"/>
+      </w:pPr>
+      <w:rPr>
+        <w:rFonts w:ascii="Wingdings" w:hAnsi="Wingdings" w:hint="default"/>
+      </w:rPr>
+    </w:lvl>
+  </w:abstractNum>
+  <w:abstractNum w:abstractNumId="10" w15:restartNumberingAfterBreak="0">
     <w:nsid w:val="469D3E28"/>
     <w:multiLevelType w:val="hybridMultilevel"/>
     <w:tmpl w:val="DD6E833E"/>
@@ -4700,29 +11536,252 @@
       </w:pPr>
     </w:lvl>
   </w:abstractNum>
+  <w:abstractNum w:abstractNumId="11" w15:restartNumberingAfterBreak="0">
+    <w:nsid w:val="59FE416F"/>
+    <w:multiLevelType w:val="hybridMultilevel"/>
+    <w:tmpl w:val="7D6E6228"/>
+    <w:lvl w:ilvl="0" w:tplc="080A0001">
+      <w:start w:val="1"/>
+      <w:numFmt w:val="bullet"/>
+      <w:lvlText w:val=""/>
+      <w:lvlJc w:val="left"/>
+      <w:pPr>
+        <w:ind w:left="720" w:hanging="360"/>
+      </w:pPr>
+      <w:rPr>
+        <w:rFonts w:ascii="Symbol" w:hAnsi="Symbol" w:hint="default"/>
+      </w:rPr>
+    </w:lvl>
+    <w:lvl w:ilvl="1" w:tplc="080A0003">
+      <w:start w:val="1"/>
+      <w:numFmt w:val="bullet"/>
+      <w:lvlText w:val="o"/>
+      <w:lvlJc w:val="left"/>
+      <w:pPr>
+        <w:ind w:left="1440" w:hanging="360"/>
+      </w:pPr>
+      <w:rPr>
+        <w:rFonts w:ascii="Courier New" w:hAnsi="Courier New" w:cs="Courier New" w:hint="default"/>
+      </w:rPr>
+    </w:lvl>
+    <w:lvl w:ilvl="2" w:tplc="080A0005" w:tentative="1">
+      <w:start w:val="1"/>
+      <w:numFmt w:val="bullet"/>
+      <w:lvlText w:val=""/>
+      <w:lvlJc w:val="left"/>
+      <w:pPr>
+        <w:ind w:left="2160" w:hanging="360"/>
+      </w:pPr>
+      <w:rPr>
+        <w:rFonts w:ascii="Wingdings" w:hAnsi="Wingdings" w:hint="default"/>
+      </w:rPr>
+    </w:lvl>
+    <w:lvl w:ilvl="3" w:tplc="080A0001" w:tentative="1">
+      <w:start w:val="1"/>
+      <w:numFmt w:val="bullet"/>
+      <w:lvlText w:val=""/>
+      <w:lvlJc w:val="left"/>
+      <w:pPr>
+        <w:ind w:left="2880" w:hanging="360"/>
+      </w:pPr>
+      <w:rPr>
+        <w:rFonts w:ascii="Symbol" w:hAnsi="Symbol" w:hint="default"/>
+      </w:rPr>
+    </w:lvl>
+    <w:lvl w:ilvl="4" w:tplc="080A0003" w:tentative="1">
+      <w:start w:val="1"/>
+      <w:numFmt w:val="bullet"/>
+      <w:lvlText w:val="o"/>
+      <w:lvlJc w:val="left"/>
+      <w:pPr>
+        <w:ind w:left="3600" w:hanging="360"/>
+      </w:pPr>
+      <w:rPr>
+        <w:rFonts w:ascii="Courier New" w:hAnsi="Courier New" w:cs="Courier New" w:hint="default"/>
+      </w:rPr>
+    </w:lvl>
+    <w:lvl w:ilvl="5" w:tplc="080A0005" w:tentative="1">
+      <w:start w:val="1"/>
+      <w:numFmt w:val="bullet"/>
+      <w:lvlText w:val=""/>
+      <w:lvlJc w:val="left"/>
+      <w:pPr>
+        <w:ind w:left="4320" w:hanging="360"/>
+      </w:pPr>
+      <w:rPr>
+        <w:rFonts w:ascii="Wingdings" w:hAnsi="Wingdings" w:hint="default"/>
+      </w:rPr>
+    </w:lvl>
+    <w:lvl w:ilvl="6" w:tplc="080A0001" w:tentative="1">
+      <w:start w:val="1"/>
+      <w:numFmt w:val="bullet"/>
+      <w:lvlText w:val=""/>
+      <w:lvlJc w:val="left"/>
+      <w:pPr>
+        <w:ind w:left="5040" w:hanging="360"/>
+      </w:pPr>
+      <w:rPr>
+        <w:rFonts w:ascii="Symbol" w:hAnsi="Symbol" w:hint="default"/>
+      </w:rPr>
+    </w:lvl>
+    <w:lvl w:ilvl="7" w:tplc="080A0003" w:tentative="1">
+      <w:start w:val="1"/>
+      <w:numFmt w:val="bullet"/>
+      <w:lvlText w:val="o"/>
+      <w:lvlJc w:val="left"/>
+      <w:pPr>
+        <w:ind w:left="5760" w:hanging="360"/>
+      </w:pPr>
+      <w:rPr>
+        <w:rFonts w:ascii="Courier New" w:hAnsi="Courier New" w:cs="Courier New" w:hint="default"/>
+      </w:rPr>
+    </w:lvl>
+    <w:lvl w:ilvl="8" w:tplc="080A0005" w:tentative="1">
+      <w:start w:val="1"/>
+      <w:numFmt w:val="bullet"/>
+      <w:lvlText w:val=""/>
+      <w:lvlJc w:val="left"/>
+      <w:pPr>
+        <w:ind w:left="6480" w:hanging="360"/>
+      </w:pPr>
+      <w:rPr>
+        <w:rFonts w:ascii="Wingdings" w:hAnsi="Wingdings" w:hint="default"/>
+      </w:rPr>
+    </w:lvl>
+  </w:abstractNum>
+  <w:abstractNum w:abstractNumId="12" w15:restartNumberingAfterBreak="0">
+    <w:nsid w:val="769F79A5"/>
+    <w:multiLevelType w:val="hybridMultilevel"/>
+    <w:tmpl w:val="0870345A"/>
+    <w:lvl w:ilvl="0" w:tplc="FFFFFFFF">
+      <w:start w:val="1"/>
+      <w:numFmt w:val="decimal"/>
+      <w:lvlText w:val="%1."/>
+      <w:lvlJc w:val="left"/>
+      <w:pPr>
+        <w:ind w:left="720" w:hanging="360"/>
+      </w:pPr>
+      <w:rPr>
+        <w:rFonts w:hint="default"/>
+      </w:rPr>
+    </w:lvl>
+    <w:lvl w:ilvl="1" w:tplc="FFFFFFFF">
+      <w:start w:val="1"/>
+      <w:numFmt w:val="bullet"/>
+      <w:lvlText w:val=""/>
+      <w:lvlJc w:val="left"/>
+      <w:pPr>
+        <w:ind w:left="1440" w:hanging="360"/>
+      </w:pPr>
+      <w:rPr>
+        <w:rFonts w:ascii="Symbol" w:hAnsi="Symbol" w:hint="default"/>
+      </w:rPr>
+    </w:lvl>
+    <w:lvl w:ilvl="2" w:tplc="FFFFFFFF">
+      <w:start w:val="3"/>
+      <w:numFmt w:val="upperRoman"/>
+      <w:lvlText w:val="%3."/>
+      <w:lvlJc w:val="left"/>
+      <w:pPr>
+        <w:ind w:left="2328" w:hanging="720"/>
+      </w:pPr>
+      <w:rPr>
+        <w:rFonts w:hint="default"/>
+      </w:rPr>
+    </w:lvl>
+    <w:lvl w:ilvl="3" w:tplc="FFFFFFFF" w:tentative="1">
+      <w:start w:val="1"/>
+      <w:numFmt w:val="decimal"/>
+      <w:lvlText w:val="%4."/>
+      <w:lvlJc w:val="left"/>
+      <w:pPr>
+        <w:ind w:left="2508" w:hanging="360"/>
+      </w:pPr>
+    </w:lvl>
+    <w:lvl w:ilvl="4" w:tplc="FFFFFFFF" w:tentative="1">
+      <w:start w:val="1"/>
+      <w:numFmt w:val="lowerLetter"/>
+      <w:lvlText w:val="%5."/>
+      <w:lvlJc w:val="left"/>
+      <w:pPr>
+        <w:ind w:left="3228" w:hanging="360"/>
+      </w:pPr>
+    </w:lvl>
+    <w:lvl w:ilvl="5" w:tplc="FFFFFFFF" w:tentative="1">
+      <w:start w:val="1"/>
+      <w:numFmt w:val="lowerRoman"/>
+      <w:lvlText w:val="%6."/>
+      <w:lvlJc w:val="right"/>
+      <w:pPr>
+        <w:ind w:left="3948" w:hanging="180"/>
+      </w:pPr>
+    </w:lvl>
+    <w:lvl w:ilvl="6" w:tplc="FFFFFFFF" w:tentative="1">
+      <w:start w:val="1"/>
+      <w:numFmt w:val="decimal"/>
+      <w:lvlText w:val="%7."/>
+      <w:lvlJc w:val="left"/>
+      <w:pPr>
+        <w:ind w:left="4668" w:hanging="360"/>
+      </w:pPr>
+    </w:lvl>
+    <w:lvl w:ilvl="7" w:tplc="FFFFFFFF" w:tentative="1">
+      <w:start w:val="1"/>
+      <w:numFmt w:val="lowerLetter"/>
+      <w:lvlText w:val="%8."/>
+      <w:lvlJc w:val="left"/>
+      <w:pPr>
+        <w:ind w:left="5388" w:hanging="360"/>
+      </w:pPr>
+    </w:lvl>
+    <w:lvl w:ilvl="8" w:tplc="FFFFFFFF" w:tentative="1">
+      <w:start w:val="1"/>
+      <w:numFmt w:val="lowerRoman"/>
+      <w:lvlText w:val="%9."/>
+      <w:lvlJc w:val="right"/>
+      <w:pPr>
+        <w:ind w:left="6108" w:hanging="180"/>
+      </w:pPr>
+    </w:lvl>
+  </w:abstractNum>
   <w:num w:numId="1" w16cid:durableId="583730802">
     <w:abstractNumId w:val="0"/>
   </w:num>
   <w:num w:numId="2" w16cid:durableId="164370372">
+    <w:abstractNumId w:val="10"/>
+  </w:num>
+  <w:num w:numId="3" w16cid:durableId="573391863">
+    <w:abstractNumId w:val="6"/>
+  </w:num>
+  <w:num w:numId="4" w16cid:durableId="1954169933">
+    <w:abstractNumId w:val="2"/>
+  </w:num>
+  <w:num w:numId="5" w16cid:durableId="1863975786">
+    <w:abstractNumId w:val="5"/>
+  </w:num>
+  <w:num w:numId="6" w16cid:durableId="1050880830">
+    <w:abstractNumId w:val="3"/>
+  </w:num>
+  <w:num w:numId="7" w16cid:durableId="548035891">
+    <w:abstractNumId w:val="9"/>
+  </w:num>
+  <w:num w:numId="8" w16cid:durableId="885726146">
+    <w:abstractNumId w:val="4"/>
+  </w:num>
+  <w:num w:numId="9" w16cid:durableId="1102459956">
+    <w:abstractNumId w:val="11"/>
+  </w:num>
+  <w:num w:numId="10" w16cid:durableId="1167358830">
+    <w:abstractNumId w:val="1"/>
+  </w:num>
+  <w:num w:numId="11" w16cid:durableId="929852752">
     <w:abstractNumId w:val="7"/>
   </w:num>
-  <w:num w:numId="3" w16cid:durableId="573391863">
-    <w:abstractNumId w:val="5"/>
+  <w:num w:numId="12" w16cid:durableId="324285193">
+    <w:abstractNumId w:val="12"/>
   </w:num>
-  <w:num w:numId="4" w16cid:durableId="1954169933">
-    <w:abstractNumId w:val="1"/>
-  </w:num>
-  <w:num w:numId="5" w16cid:durableId="1863975786">
-    <w:abstractNumId w:val="4"/>
-  </w:num>
-  <w:num w:numId="6" w16cid:durableId="1050880830">
-    <w:abstractNumId w:val="2"/>
-  </w:num>
-  <w:num w:numId="7" w16cid:durableId="548035891">
-    <w:abstractNumId w:val="6"/>
-  </w:num>
-  <w:num w:numId="8" w16cid:durableId="885726146">
-    <w:abstractNumId w:val="3"/>
+  <w:num w:numId="13" w16cid:durableId="1769496643">
+    <w:abstractNumId w:val="8"/>
   </w:num>
 </w:numbering>
 </file>
@@ -5195,7 +12254,6 @@
     <w:next w:val="Normal"/>
     <w:link w:val="Ttulo4Car"/>
     <w:uiPriority w:val="9"/>
-    <w:semiHidden/>
     <w:unhideWhenUsed/>
     <w:qFormat/>
     <w:rsid w:val="00250DAF"/>
@@ -5390,7 +12448,6 @@
     <w:basedOn w:val="Fuentedeprrafopredeter"/>
     <w:link w:val="Ttulo4"/>
     <w:uiPriority w:val="9"/>
-    <w:semiHidden/>
     <w:rsid w:val="00250DAF"/>
     <w:rPr>
       <w:rFonts w:eastAsiaTheme="majorEastAsia" w:cstheme="majorBidi"/>

--- a/Manual de uso.docx
+++ b/Manual de uso.docx
@@ -334,21 +334,7 @@
         <w:rPr>
           <w:lang w:val="es-ES_tradnl"/>
         </w:rPr>
-        <w:t xml:space="preserve">, se recomienda crear un directorio exclusivo para los resultados. Se debe considerar la ruta relativa al home del usuario. Por ejemplo, en la siguiente ruta la carpeta de </w:t>
-      </w:r>
-      <w:proofErr w:type="spellStart"/>
-      <w:r>
-        <w:rPr>
-          <w:lang w:val="es-ES_tradnl"/>
-        </w:rPr>
-        <w:t>Documents</w:t>
-      </w:r>
-      <w:proofErr w:type="spellEnd"/>
-      <w:r>
-        <w:rPr>
-          <w:lang w:val="es-ES_tradnl"/>
-        </w:rPr>
-        <w:t xml:space="preserve"> está dentro del home del usuario:</w:t>
+        <w:t>, se recomienda crear un directorio exclusivo para los resultados. Se debe considerar la ruta relativa al home del usuario. Por ejemplo, en la siguiente ruta está dentro del home del usuario:</w:t>
       </w:r>
     </w:p>
     <w:p>
@@ -401,184 +387,6 @@
           <w:szCs w:val="18"/>
           <w:lang w:eastAsia="es-MX"/>
           <w14:ligatures w14:val="none"/>
-        </w:rPr>
-      </w:pPr>
-    </w:p>
-    <w:p>
-      <w:pPr>
-        <w:pStyle w:val="Prrafodelista"/>
-        <w:numPr>
-          <w:ilvl w:val="1"/>
-          <w:numId w:val="1"/>
-        </w:numPr>
-        <w:spacing w:after="240"/>
-        <w:ind w:left="720"/>
-        <w:rPr>
-          <w:lang w:val="es-ES_tradnl"/>
-        </w:rPr>
-      </w:pPr>
-      <w:r>
-        <w:rPr>
-          <w:lang w:val="es-ES_tradnl"/>
-        </w:rPr>
-        <w:t>Dentro del</w:t>
-      </w:r>
-      <w:r>
-        <w:rPr>
-          <w:lang w:val="es-ES_tradnl"/>
-        </w:rPr>
-        <w:t xml:space="preserve"> directorio </w:t>
-      </w:r>
-      <w:r>
-        <w:rPr>
-          <w:lang w:val="es-ES_tradnl"/>
-        </w:rPr>
-        <w:t xml:space="preserve">de resultados, crear </w:t>
-      </w:r>
-      <w:r>
-        <w:rPr>
-          <w:lang w:val="es-ES_tradnl"/>
-        </w:rPr>
-        <w:t>dos carpetas</w:t>
-      </w:r>
-      <w:r>
-        <w:rPr>
-          <w:lang w:val="es-ES_tradnl"/>
-        </w:rPr>
-        <w:t>:</w:t>
-      </w:r>
-      <w:r>
-        <w:rPr>
-          <w:lang w:val="es-ES_tradnl"/>
-        </w:rPr>
-        <w:t xml:space="preserve"> una para los resultados de los experimentos de formación y otra para los resultados de </w:t>
-      </w:r>
-      <w:r>
-        <w:rPr>
-          <w:lang w:val="es-ES_tradnl"/>
-        </w:rPr>
-        <w:t xml:space="preserve">los experimentos de </w:t>
-      </w:r>
-      <w:r>
-        <w:rPr>
-          <w:lang w:val="es-ES_tradnl"/>
-        </w:rPr>
-        <w:t>degradación, por ejemplo:</w:t>
-      </w:r>
-    </w:p>
-    <w:p>
-      <w:pPr>
-        <w:shd w:val="clear" w:color="auto" w:fill="FFFFFF"/>
-        <w:spacing w:line="270" w:lineRule="atLeast"/>
-        <w:ind w:left="1404"/>
-        <w:jc w:val="center"/>
-        <w:rPr>
-          <w:rFonts w:ascii="Menlo" w:hAnsi="Menlo" w:cs="Menlo"/>
-          <w:color w:val="3B3B3B"/>
-          <w:sz w:val="18"/>
-          <w:szCs w:val="18"/>
-        </w:rPr>
-      </w:pPr>
-      <w:r>
-        <w:rPr>
-          <w:rFonts w:ascii="Menlo" w:hAnsi="Menlo" w:cs="Menlo"/>
-          <w:color w:val="A31515"/>
-          <w:sz w:val="18"/>
-          <w:szCs w:val="18"/>
-        </w:rPr>
-        <w:t xml:space="preserve"> </w:t>
-      </w:r>
-      <w:r>
-        <w:rPr>
-          <w:rFonts w:ascii="Menlo" w:hAnsi="Menlo" w:cs="Menlo"/>
-          <w:color w:val="A31515"/>
-          <w:sz w:val="18"/>
-          <w:szCs w:val="18"/>
-        </w:rPr>
-        <w:t>/Documents/Repositorios/ResultadosCN/Formacion</w:t>
-      </w:r>
-    </w:p>
-    <w:p>
-      <w:pPr>
-        <w:shd w:val="clear" w:color="auto" w:fill="FFFFFF"/>
-        <w:spacing w:line="270" w:lineRule="atLeast"/>
-        <w:ind w:left="1404" w:firstLine="708"/>
-        <w:rPr>
-          <w:rFonts w:ascii="Menlo" w:hAnsi="Menlo" w:cs="Menlo"/>
-          <w:color w:val="A31515"/>
-          <w:sz w:val="18"/>
-          <w:szCs w:val="18"/>
-        </w:rPr>
-      </w:pPr>
-      <w:r>
-        <w:rPr>
-          <w:rFonts w:ascii="Menlo" w:hAnsi="Menlo" w:cs="Menlo"/>
-          <w:color w:val="A31515"/>
-          <w:sz w:val="18"/>
-          <w:szCs w:val="18"/>
-        </w:rPr>
-        <w:t xml:space="preserve">  /</w:t>
-      </w:r>
-      <w:r>
-        <w:rPr>
-          <w:rFonts w:ascii="Menlo" w:hAnsi="Menlo" w:cs="Menlo"/>
-          <w:color w:val="A31515"/>
-          <w:sz w:val="18"/>
-          <w:szCs w:val="18"/>
-        </w:rPr>
-        <w:t>Documents/Repositorios/ResultadosCN/Degradaci</w:t>
-      </w:r>
-      <w:r>
-        <w:rPr>
-          <w:rFonts w:ascii="Menlo" w:hAnsi="Menlo" w:cs="Menlo"/>
-          <w:color w:val="A31515"/>
-          <w:sz w:val="18"/>
-          <w:szCs w:val="18"/>
-        </w:rPr>
-        <w:t>o</w:t>
-      </w:r>
-      <w:r>
-        <w:rPr>
-          <w:rFonts w:ascii="Menlo" w:hAnsi="Menlo" w:cs="Menlo"/>
-          <w:color w:val="A31515"/>
-          <w:sz w:val="18"/>
-          <w:szCs w:val="18"/>
-        </w:rPr>
-        <w:t>n</w:t>
-      </w:r>
-    </w:p>
-    <w:p>
-      <w:pPr>
-        <w:shd w:val="clear" w:color="auto" w:fill="FFFFFF"/>
-        <w:spacing w:line="270" w:lineRule="atLeast"/>
-        <w:ind w:left="1404" w:firstLine="708"/>
-        <w:rPr>
-          <w:rFonts w:ascii="Menlo" w:hAnsi="Menlo" w:cs="Menlo"/>
-          <w:color w:val="3B3B3B"/>
-          <w:sz w:val="18"/>
-          <w:szCs w:val="18"/>
-        </w:rPr>
-      </w:pPr>
-    </w:p>
-    <w:p>
-      <w:pPr>
-        <w:pStyle w:val="Prrafodelista"/>
-        <w:rPr>
-          <w:lang w:val="es-ES_tradnl"/>
-        </w:rPr>
-      </w:pPr>
-      <w:r>
-        <w:rPr>
-          <w:lang w:val="es-ES_tradnl"/>
-        </w:rPr>
-        <w:t>Se recomienda que los nombres de estas rutas no contengan espacios, caracteres especiales ni acentos.</w:t>
-      </w:r>
-    </w:p>
-    <w:p>
-      <w:pPr>
-        <w:pStyle w:val="Prrafodelista"/>
-        <w:rPr>
-          <w:lang w:val="es-ES_tradnl"/>
         </w:rPr>
       </w:pPr>
     </w:p>
@@ -851,7 +659,19 @@
         <w:rPr>
           <w:lang w:val="es-ES_tradnl"/>
         </w:rPr>
-        <w:t xml:space="preserve"> las carpetas de resultados de formación y degradación</w:t>
+        <w:t xml:space="preserve"> las carpetas </w:t>
+      </w:r>
+      <w:r>
+        <w:rPr>
+          <w:lang w:val="es-ES_tradnl"/>
+        </w:rPr>
+        <w:t>en donde se guardarán los</w:t>
+      </w:r>
+      <w:r>
+        <w:rPr>
+          <w:lang w:val="es-ES_tradnl"/>
+        </w:rPr>
+        <w:t xml:space="preserve"> resultados de formación y degradación</w:t>
       </w:r>
       <w:r>
         <w:rPr>
@@ -1102,14 +922,36 @@
     </w:p>
     <w:p>
       <w:pPr>
+        <w:pStyle w:val="Prrafodelista"/>
+        <w:rPr>
+          <w:lang w:val="es-ES_tradnl"/>
+        </w:rPr>
+      </w:pPr>
+      <w:r>
+        <w:rPr>
+          <w:lang w:val="es-ES_tradnl"/>
+        </w:rPr>
+        <w:t>Se recomienda que los nombres de estas rutas no contengan espacios, caracteres especiales ni acentos.</w:t>
+      </w:r>
+    </w:p>
+    <w:p>
+      <w:pPr>
         <w:rPr>
           <w:rFonts w:asciiTheme="majorHAnsi" w:eastAsiaTheme="majorEastAsia" w:hAnsiTheme="majorHAnsi" w:cstheme="majorBidi"/>
           <w:color w:val="0F4761" w:themeColor="accent1" w:themeShade="BF"/>
+          <w:kern w:val="2"/>
           <w:sz w:val="32"/>
           <w:szCs w:val="32"/>
-          <w:lang w:val="es-ES_tradnl"/>
-        </w:rPr>
-      </w:pPr>
+          <w:lang w:val="es-ES_tradnl" w:eastAsia="en-US"/>
+          <w14:ligatures w14:val="standardContextual"/>
+        </w:rPr>
+      </w:pPr>
+      <w:r>
+        <w:rPr>
+          <w:lang w:val="es-ES_tradnl"/>
+        </w:rPr>
+        <w:br w:type="page"/>
+      </w:r>
     </w:p>
     <w:p>
       <w:pPr>
@@ -3179,7 +3021,7 @@
           <w14:ligatures w14:val="standardContextual"/>
         </w:rPr>
         <w:drawing>
-          <wp:inline distT="0" distB="0" distL="0" distR="0" wp14:anchorId="385792A4" wp14:editId="0AA13988">
+          <wp:inline distT="0" distB="0" distL="0" distR="0" wp14:anchorId="385792A4" wp14:editId="74F2B581">
             <wp:extent cx="1334663" cy="2462873"/>
             <wp:effectExtent l="0" t="0" r="0" b="1270"/>
             <wp:docPr id="772151637" name="Imagen 1"/>
@@ -3290,7 +3132,25 @@
         <w:rPr>
           <w:lang w:val="es-ES_tradnl"/>
         </w:rPr>
-        <w:t xml:space="preserve"> la Figura 1. Después de ejecutar el script, cada directorio debe tener lo siguientes archivos</w:t>
+        <w:t xml:space="preserve"> la Figura 1. Después de ejecutar el script, cada directorio debe tener lo</w:t>
+      </w:r>
+      <w:r>
+        <w:rPr>
+          <w:lang w:val="es-ES_tradnl"/>
+        </w:rPr>
+        <w:t xml:space="preserve">s </w:t>
+      </w:r>
+      <w:r>
+        <w:rPr>
+          <w:lang w:val="es-ES_tradnl"/>
+        </w:rPr>
+        <w:t>archivos</w:t>
+      </w:r>
+      <w:r>
+        <w:rPr>
+          <w:lang w:val="es-ES_tradnl"/>
+        </w:rPr>
+        <w:t xml:space="preserve"> de la Figura 2.</w:t>
       </w:r>
     </w:p>
     <w:p>
@@ -3606,11 +3466,28 @@
         <w:rPr>
           <w:lang w:val="es-ES_tradnl"/>
         </w:rPr>
-        <w:t xml:space="preserve"> (archivos de extensión </w:t>
+        <w:t xml:space="preserve"> (archivos de </w:t>
+      </w:r>
+      <w:proofErr w:type="gramStart"/>
+      <w:r>
+        <w:rPr>
+          <w:lang w:val="es-ES_tradnl"/>
+        </w:rPr>
+        <w:t xml:space="preserve">extensión </w:t>
+      </w:r>
+      <w:r>
+        <w:rPr>
+          <w:b/>
+          <w:bCs/>
+          <w:lang w:val="es-ES_tradnl"/>
+        </w:rPr>
+        <w:t>.</w:t>
       </w:r>
       <w:proofErr w:type="spellStart"/>
       <w:r>
         <w:rPr>
+          <w:b/>
+          <w:bCs/>
           <w:i/>
           <w:iCs/>
           <w:lang w:val="es-ES_tradnl"/>
@@ -3618,6 +3495,7 @@
         <w:t>adjlist</w:t>
       </w:r>
       <w:proofErr w:type="spellEnd"/>
+      <w:proofErr w:type="gramEnd"/>
       <w:r>
         <w:rPr>
           <w:lang w:val="es-ES_tradnl"/>
@@ -3659,16 +3537,26 @@
         </w:rPr>
         <w:t xml:space="preserve"> (archivos de nombre </w:t>
       </w:r>
-      <w:proofErr w:type="spellStart"/>
-      <w:r>
-        <w:rPr>
+      <w:r>
+        <w:rPr>
+          <w:b/>
+          <w:bCs/>
           <w:i/>
           <w:iCs/>
           <w:lang w:val="es-ES_tradnl"/>
         </w:rPr>
         <w:t>hist_test</w:t>
       </w:r>
-      <w:proofErr w:type="spellEnd"/>
+      <w:r>
+        <w:rPr>
+          <w:b/>
+          <w:bCs/>
+          <w:i/>
+          <w:iCs/>
+          <w:lang w:val="es-ES_tradnl"/>
+        </w:rPr>
+        <w:t>.csv</w:t>
+      </w:r>
       <w:r>
         <w:rPr>
           <w:lang w:val="es-ES_tradnl"/>
@@ -3742,7 +3630,52 @@
         <w:rPr>
           <w:lang w:val="es-ES_tradnl"/>
         </w:rPr>
-        <w:t>obtenidas en cada ciclo de ejecución (archivo datos-salida).</w:t>
+        <w:t xml:space="preserve">obtenidas en cada ciclo de ejecución (archivo </w:t>
+      </w:r>
+      <w:r>
+        <w:rPr>
+          <w:b/>
+          <w:bCs/>
+          <w:i/>
+          <w:iCs/>
+          <w:lang w:val="es-ES_tradnl"/>
+        </w:rPr>
+        <w:t>datos-salida</w:t>
+      </w:r>
+      <w:r>
+        <w:rPr>
+          <w:b/>
+          <w:bCs/>
+          <w:i/>
+          <w:iCs/>
+          <w:lang w:val="es-ES_tradnl"/>
+        </w:rPr>
+        <w:t>.csv</w:t>
+      </w:r>
+      <w:r>
+        <w:rPr>
+          <w:lang w:val="es-ES_tradnl"/>
+        </w:rPr>
+        <w:t>).</w:t>
+      </w:r>
+    </w:p>
+    <w:p>
+      <w:pPr>
+        <w:rPr>
+          <w:rFonts w:asciiTheme="minorHAnsi" w:eastAsiaTheme="majorEastAsia" w:hAnsiTheme="minorHAnsi" w:cstheme="majorBidi"/>
+          <w:color w:val="0F4761" w:themeColor="accent1" w:themeShade="BF"/>
+          <w:kern w:val="2"/>
+          <w:sz w:val="28"/>
+          <w:szCs w:val="28"/>
+          <w:lang w:val="es-ES_tradnl" w:eastAsia="en-US"/>
+          <w14:ligatures w14:val="standardContextual"/>
+        </w:rPr>
+      </w:pPr>
+      <w:r>
+        <w:rPr>
+          <w:lang w:val="es-ES_tradnl"/>
+        </w:rPr>
+        <w:br w:type="page"/>
       </w:r>
     </w:p>
     <w:p>
@@ -3756,6 +3689,7 @@
         <w:rPr>
           <w:lang w:val="es-ES_tradnl"/>
         </w:rPr>
+        <w:lastRenderedPageBreak/>
         <w:t>Generación de imágenes de las redes obtenidas y gráficas de sus medidas estructurales</w:t>
       </w:r>
     </w:p>
@@ -3769,7 +3703,7 @@
         <w:rPr>
           <w:lang w:val="es-ES_tradnl"/>
         </w:rPr>
-        <w:t xml:space="preserve">A continuación, se indican la lista de archivos para obtener distintos reportes de medidas estructurales e imágenes de las redes generadas. </w:t>
+        <w:t xml:space="preserve">A continuación, se indica la lista de archivos para obtener distintos reportes de medidas estructurales e imágenes de las redes generadas. </w:t>
       </w:r>
     </w:p>
     <w:p>
@@ -3794,33 +3728,54 @@
         <w:rPr>
           <w:lang w:val="es-ES_tradnl"/>
         </w:rPr>
-        <w:t xml:space="preserve"> configurar el archivo </w:t>
+        <w:t xml:space="preserve"> configurar el </w:t>
+      </w:r>
+      <w:r>
+        <w:rPr>
+          <w:lang w:val="es-ES_tradnl"/>
+        </w:rPr>
+        <w:t xml:space="preserve">tamaño de los nodos en </w:t>
+      </w:r>
+      <w:proofErr w:type="spellStart"/>
+      <w:r>
+        <w:rPr>
+          <w:lang w:val="es-ES_tradnl"/>
+        </w:rPr>
+        <w:t>e</w:t>
+      </w:r>
+      <w:proofErr w:type="spellEnd"/>
+      <w:r>
+        <w:rPr>
+          <w:lang w:val="es-ES_tradnl"/>
+        </w:rPr>
+        <w:t xml:space="preserve">, </w:t>
+      </w:r>
+      <w:r>
+        <w:rPr>
+          <w:lang w:val="es-ES_tradnl"/>
+        </w:rPr>
+        <w:t xml:space="preserve">archivo </w:t>
       </w:r>
       <w:r>
         <w:rPr>
           <w:color w:val="0070C0"/>
           <w:lang w:val="es-ES_tradnl"/>
         </w:rPr>
-        <w:t>config_7GraficasFormacion.py</w:t>
+        <w:t>config</w:t>
       </w:r>
       <w:r>
         <w:rPr>
           <w:color w:val="0070C0"/>
           <w:lang w:val="es-ES_tradnl"/>
         </w:rPr>
-        <w:t xml:space="preserve"> </w:t>
-      </w:r>
-      <w:r>
-        <w:rPr>
-          <w:lang w:val="es-ES_tradnl"/>
-        </w:rPr>
-        <w:t xml:space="preserve">con información de los experimentos </w:t>
-      </w:r>
-      <w:r>
-        <w:rPr>
-          <w:lang w:val="es-ES_tradnl"/>
-        </w:rPr>
-        <w:t>ejecutados</w:t>
+        <w:t>Visualizacion</w:t>
+      </w:r>
+      <w:r>
+        <w:rPr>
+          <w:color w:val="0070C0"/>
+          <w:lang w:val="es-ES_tradnl"/>
+        </w:rPr>
+        <w:t>.py</w:t>
       </w:r>
       <w:r>
         <w:rPr>
@@ -3843,18 +3798,63 @@
         <w:rPr>
           <w:rFonts w:ascii="Menlo" w:hAnsi="Menlo" w:cs="Menlo"/>
           <w:color w:val="3B3B3B"/>
-          <w:sz w:val="16"/>
-          <w:szCs w:val="16"/>
-        </w:rPr>
-      </w:pPr>
-      <w:r>
-        <w:rPr>
-          <w:rFonts w:ascii="Menlo" w:hAnsi="Menlo" w:cs="Menlo"/>
-          <w:color w:val="008000"/>
-          <w:sz w:val="16"/>
-          <w:szCs w:val="16"/>
-        </w:rPr>
-        <w:t>#PARA AGENTES COOPERADORES:</w:t>
+          <w:sz w:val="18"/>
+          <w:szCs w:val="18"/>
+        </w:rPr>
+      </w:pPr>
+      <w:r>
+        <w:rPr>
+          <w:rFonts w:ascii="Menlo" w:hAnsi="Menlo" w:cs="Menlo"/>
+          <w:color w:val="0070C1"/>
+          <w:sz w:val="18"/>
+          <w:szCs w:val="18"/>
+        </w:rPr>
+        <w:t>NODE_SCALE</w:t>
+      </w:r>
+      <w:r>
+        <w:rPr>
+          <w:rFonts w:ascii="Menlo" w:hAnsi="Menlo" w:cs="Menlo"/>
+          <w:color w:val="3B3B3B"/>
+          <w:sz w:val="18"/>
+          <w:szCs w:val="18"/>
+        </w:rPr>
+        <w:t xml:space="preserve"> </w:t>
+      </w:r>
+      <w:r>
+        <w:rPr>
+          <w:rFonts w:ascii="Menlo" w:hAnsi="Menlo" w:cs="Menlo"/>
+          <w:color w:val="000000"/>
+          <w:sz w:val="18"/>
+          <w:szCs w:val="18"/>
+        </w:rPr>
+        <w:t>=</w:t>
+      </w:r>
+      <w:r>
+        <w:rPr>
+          <w:rFonts w:ascii="Menlo" w:hAnsi="Menlo" w:cs="Menlo"/>
+          <w:color w:val="3B3B3B"/>
+          <w:sz w:val="18"/>
+          <w:szCs w:val="18"/>
+        </w:rPr>
+        <w:t xml:space="preserve"> </w:t>
+      </w:r>
+      <w:r>
+        <w:rPr>
+          <w:rFonts w:ascii="Menlo" w:hAnsi="Menlo" w:cs="Menlo"/>
+          <w:color w:val="098658"/>
+          <w:sz w:val="18"/>
+          <w:szCs w:val="18"/>
+        </w:rPr>
+        <w:t>20</w:t>
+      </w:r>
+      <w:r>
+        <w:rPr>
+          <w:rFonts w:ascii="Menlo" w:hAnsi="Menlo" w:cs="Menlo"/>
+          <w:color w:val="3B3B3B"/>
+          <w:sz w:val="18"/>
+          <w:szCs w:val="18"/>
+        </w:rPr>
+        <w:t xml:space="preserve">    </w:t>
       </w:r>
     </w:p>
     <w:p>
@@ -3864,655 +3864,30 @@
         <w:rPr>
           <w:rFonts w:ascii="Menlo" w:hAnsi="Menlo" w:cs="Menlo"/>
           <w:color w:val="3B3B3B"/>
-          <w:sz w:val="16"/>
-          <w:szCs w:val="16"/>
-        </w:rPr>
-      </w:pPr>
-      <w:r>
-        <w:rPr>
-          <w:rFonts w:ascii="Menlo" w:hAnsi="Menlo" w:cs="Menlo"/>
-          <w:color w:val="0070C1"/>
-          <w:sz w:val="16"/>
-          <w:szCs w:val="16"/>
-        </w:rPr>
-        <w:t>TAM_ENLACES</w:t>
-      </w:r>
-      <w:r>
-        <w:rPr>
-          <w:rFonts w:ascii="Menlo" w:hAnsi="Menlo" w:cs="Menlo"/>
-          <w:color w:val="000000"/>
-          <w:sz w:val="16"/>
-          <w:szCs w:val="16"/>
-        </w:rPr>
-        <w:t>=</w:t>
-      </w:r>
-      <w:r>
-        <w:rPr>
-          <w:rFonts w:ascii="Menlo" w:hAnsi="Menlo" w:cs="Menlo"/>
-          <w:color w:val="3B3B3B"/>
-          <w:sz w:val="16"/>
-          <w:szCs w:val="16"/>
-        </w:rPr>
-        <w:t>[</w:t>
-      </w:r>
-      <w:r>
-        <w:rPr>
-          <w:rFonts w:ascii="Menlo" w:hAnsi="Menlo" w:cs="Menlo"/>
-          <w:color w:val="A31515"/>
-          <w:sz w:val="16"/>
-          <w:szCs w:val="16"/>
-        </w:rPr>
-        <w:t>"D"</w:t>
-      </w:r>
-      <w:r>
-        <w:rPr>
-          <w:rFonts w:ascii="Menlo" w:hAnsi="Menlo" w:cs="Menlo"/>
-          <w:color w:val="3B3B3B"/>
-          <w:sz w:val="16"/>
-          <w:szCs w:val="16"/>
-        </w:rPr>
-        <w:t>,</w:t>
-      </w:r>
-      <w:r>
-        <w:rPr>
-          <w:rFonts w:ascii="Menlo" w:hAnsi="Menlo" w:cs="Menlo"/>
-          <w:color w:val="A31515"/>
-          <w:sz w:val="16"/>
-          <w:szCs w:val="16"/>
-        </w:rPr>
-        <w:t>"D2"</w:t>
-      </w:r>
-      <w:r>
-        <w:rPr>
-          <w:rFonts w:ascii="Menlo" w:hAnsi="Menlo" w:cs="Menlo"/>
-          <w:color w:val="3B3B3B"/>
-          <w:sz w:val="16"/>
-          <w:szCs w:val="16"/>
-        </w:rPr>
-        <w:t>,</w:t>
-      </w:r>
-      <w:r>
-        <w:rPr>
-          <w:rFonts w:ascii="Menlo" w:hAnsi="Menlo" w:cs="Menlo"/>
-          <w:color w:val="A31515"/>
-          <w:sz w:val="16"/>
-          <w:szCs w:val="16"/>
-        </w:rPr>
-        <w:t>"D4"</w:t>
-      </w:r>
-      <w:r>
-        <w:rPr>
-          <w:rFonts w:ascii="Menlo" w:hAnsi="Menlo" w:cs="Menlo"/>
-          <w:color w:val="3B3B3B"/>
-          <w:sz w:val="16"/>
-          <w:szCs w:val="16"/>
-        </w:rPr>
-        <w:t>]</w:t>
-      </w:r>
-    </w:p>
-    <w:p>
-      <w:pPr>
-        <w:shd w:val="clear" w:color="auto" w:fill="FFFFFF"/>
-        <w:spacing w:line="270" w:lineRule="atLeast"/>
-        <w:rPr>
-          <w:rFonts w:ascii="Menlo" w:hAnsi="Menlo" w:cs="Menlo"/>
-          <w:color w:val="3B3B3B"/>
-          <w:sz w:val="16"/>
-          <w:szCs w:val="16"/>
-        </w:rPr>
-      </w:pPr>
-      <w:r>
-        <w:rPr>
-          <w:rFonts w:ascii="Menlo" w:hAnsi="Menlo" w:cs="Menlo"/>
-          <w:color w:val="0070C1"/>
-          <w:sz w:val="16"/>
-          <w:szCs w:val="16"/>
-        </w:rPr>
-        <w:t>REGLAS</w:t>
-      </w:r>
-      <w:r>
-        <w:rPr>
-          <w:rFonts w:ascii="Menlo" w:hAnsi="Menlo" w:cs="Menlo"/>
-          <w:color w:val="000000"/>
-          <w:sz w:val="16"/>
-          <w:szCs w:val="16"/>
-        </w:rPr>
-        <w:t>=</w:t>
-      </w:r>
-      <w:r>
-        <w:rPr>
-          <w:rFonts w:ascii="Menlo" w:hAnsi="Menlo" w:cs="Menlo"/>
-          <w:color w:val="3B3B3B"/>
-          <w:sz w:val="16"/>
-          <w:szCs w:val="16"/>
-        </w:rPr>
-        <w:t>[</w:t>
-      </w:r>
-      <w:r>
-        <w:rPr>
-          <w:rFonts w:ascii="Menlo" w:hAnsi="Menlo" w:cs="Menlo"/>
-          <w:color w:val="A31515"/>
-          <w:sz w:val="16"/>
-          <w:szCs w:val="16"/>
-        </w:rPr>
-        <w:t>"R1"</w:t>
-      </w:r>
-      <w:r>
-        <w:rPr>
-          <w:rFonts w:ascii="Menlo" w:hAnsi="Menlo" w:cs="Menlo"/>
-          <w:color w:val="3B3B3B"/>
-          <w:sz w:val="16"/>
-          <w:szCs w:val="16"/>
-        </w:rPr>
-        <w:t>]</w:t>
-      </w:r>
-    </w:p>
-    <w:p>
-      <w:pPr>
-        <w:shd w:val="clear" w:color="auto" w:fill="FFFFFF"/>
-        <w:spacing w:line="270" w:lineRule="atLeast"/>
-        <w:rPr>
-          <w:rFonts w:ascii="Menlo" w:hAnsi="Menlo" w:cs="Menlo"/>
-          <w:color w:val="3B3B3B"/>
-          <w:sz w:val="16"/>
-          <w:szCs w:val="16"/>
-        </w:rPr>
-      </w:pPr>
-      <w:r>
-        <w:rPr>
-          <w:rFonts w:ascii="Menlo" w:hAnsi="Menlo" w:cs="Menlo"/>
-          <w:color w:val="0070C1"/>
-          <w:sz w:val="16"/>
-          <w:szCs w:val="16"/>
-        </w:rPr>
-        <w:t>TOPOLOGIAS</w:t>
-      </w:r>
-      <w:r>
-        <w:rPr>
-          <w:rFonts w:ascii="Menlo" w:hAnsi="Menlo" w:cs="Menlo"/>
-          <w:color w:val="000000"/>
-          <w:sz w:val="16"/>
-          <w:szCs w:val="16"/>
-        </w:rPr>
-        <w:t>=</w:t>
-      </w:r>
-      <w:r>
-        <w:rPr>
-          <w:rFonts w:ascii="Menlo" w:hAnsi="Menlo" w:cs="Menlo"/>
-          <w:color w:val="3B3B3B"/>
-          <w:sz w:val="16"/>
-          <w:szCs w:val="16"/>
-        </w:rPr>
-        <w:t>[</w:t>
-      </w:r>
-      <w:r>
-        <w:rPr>
-          <w:rFonts w:ascii="Menlo" w:hAnsi="Menlo" w:cs="Menlo"/>
-          <w:color w:val="A31515"/>
-          <w:sz w:val="16"/>
-          <w:szCs w:val="16"/>
-        </w:rPr>
-        <w:t>"malla8x8"</w:t>
-      </w:r>
-      <w:r>
-        <w:rPr>
-          <w:rFonts w:ascii="Menlo" w:hAnsi="Menlo" w:cs="Menlo"/>
-          <w:color w:val="3B3B3B"/>
-          <w:sz w:val="16"/>
-          <w:szCs w:val="16"/>
-        </w:rPr>
-        <w:t>]</w:t>
-      </w:r>
-    </w:p>
-    <w:p>
-      <w:pPr>
-        <w:shd w:val="clear" w:color="auto" w:fill="FFFFFF"/>
-        <w:spacing w:line="270" w:lineRule="atLeast"/>
-        <w:rPr>
-          <w:rFonts w:ascii="Menlo" w:hAnsi="Menlo" w:cs="Menlo"/>
-          <w:color w:val="3B3B3B"/>
-          <w:sz w:val="16"/>
-          <w:szCs w:val="16"/>
-        </w:rPr>
-      </w:pPr>
-      <w:r>
-        <w:rPr>
-          <w:rFonts w:ascii="Menlo" w:hAnsi="Menlo" w:cs="Menlo"/>
-          <w:color w:val="0070C1"/>
-          <w:sz w:val="16"/>
-          <w:szCs w:val="16"/>
-        </w:rPr>
-        <w:t>ALG_ENCAMINAMIENTO</w:t>
-      </w:r>
-      <w:r>
-        <w:rPr>
-          <w:rFonts w:ascii="Menlo" w:hAnsi="Menlo" w:cs="Menlo"/>
-          <w:color w:val="000000"/>
-          <w:sz w:val="16"/>
-          <w:szCs w:val="16"/>
-        </w:rPr>
-        <w:t>=</w:t>
-      </w:r>
-      <w:r>
-        <w:rPr>
-          <w:rFonts w:ascii="Menlo" w:hAnsi="Menlo" w:cs="Menlo"/>
-          <w:color w:val="3B3B3B"/>
-          <w:sz w:val="16"/>
-          <w:szCs w:val="16"/>
-        </w:rPr>
-        <w:t>[</w:t>
-      </w:r>
-      <w:r>
-        <w:rPr>
-          <w:rFonts w:ascii="Menlo" w:hAnsi="Menlo" w:cs="Menlo"/>
-          <w:color w:val="A31515"/>
-          <w:sz w:val="16"/>
-          <w:szCs w:val="16"/>
-        </w:rPr>
-        <w:t>"CR"</w:t>
-      </w:r>
-      <w:r>
-        <w:rPr>
-          <w:rFonts w:ascii="Menlo" w:hAnsi="Menlo" w:cs="Menlo"/>
-          <w:color w:val="3B3B3B"/>
-          <w:sz w:val="16"/>
-          <w:szCs w:val="16"/>
-        </w:rPr>
-        <w:t>]</w:t>
-      </w:r>
-    </w:p>
-    <w:p>
-      <w:pPr>
-        <w:shd w:val="clear" w:color="auto" w:fill="FFFFFF"/>
-        <w:spacing w:line="270" w:lineRule="atLeast"/>
-        <w:rPr>
-          <w:rFonts w:ascii="Menlo" w:hAnsi="Menlo" w:cs="Menlo"/>
-          <w:color w:val="3B3B3B"/>
-          <w:sz w:val="16"/>
-          <w:szCs w:val="16"/>
-        </w:rPr>
-      </w:pPr>
-    </w:p>
-    <w:p>
-      <w:pPr>
-        <w:shd w:val="clear" w:color="auto" w:fill="FFFFFF"/>
-        <w:spacing w:line="270" w:lineRule="atLeast"/>
-        <w:rPr>
-          <w:rFonts w:ascii="Menlo" w:hAnsi="Menlo" w:cs="Menlo"/>
-          <w:color w:val="3B3B3B"/>
-          <w:sz w:val="16"/>
-          <w:szCs w:val="16"/>
-        </w:rPr>
-      </w:pPr>
-      <w:r>
-        <w:rPr>
-          <w:rFonts w:ascii="Menlo" w:hAnsi="Menlo" w:cs="Menlo"/>
-          <w:color w:val="008000"/>
-          <w:sz w:val="16"/>
-          <w:szCs w:val="16"/>
-        </w:rPr>
-        <w:lastRenderedPageBreak/>
-        <w:t>#PARA AGENTES SEMI-COOPERADORES:</w:t>
-      </w:r>
-    </w:p>
-    <w:p>
-      <w:pPr>
-        <w:shd w:val="clear" w:color="auto" w:fill="FFFFFF"/>
-        <w:spacing w:line="270" w:lineRule="atLeast"/>
-        <w:rPr>
-          <w:rFonts w:ascii="Menlo" w:hAnsi="Menlo" w:cs="Menlo"/>
-          <w:color w:val="3B3B3B"/>
-          <w:sz w:val="16"/>
-          <w:szCs w:val="16"/>
-        </w:rPr>
-      </w:pPr>
-      <w:r>
-        <w:rPr>
-          <w:rFonts w:ascii="Menlo" w:hAnsi="Menlo" w:cs="Menlo"/>
-          <w:color w:val="0070C1"/>
-          <w:sz w:val="16"/>
-          <w:szCs w:val="16"/>
-        </w:rPr>
-        <w:t>TAM_ENLACES_SC</w:t>
-      </w:r>
-      <w:r>
-        <w:rPr>
-          <w:rFonts w:ascii="Menlo" w:hAnsi="Menlo" w:cs="Menlo"/>
-          <w:color w:val="000000"/>
-          <w:sz w:val="16"/>
-          <w:szCs w:val="16"/>
-        </w:rPr>
-        <w:t>=</w:t>
-      </w:r>
-      <w:r>
-        <w:rPr>
-          <w:rFonts w:ascii="Menlo" w:hAnsi="Menlo" w:cs="Menlo"/>
-          <w:color w:val="3B3B3B"/>
-          <w:sz w:val="16"/>
-          <w:szCs w:val="16"/>
-        </w:rPr>
-        <w:t>[</w:t>
-      </w:r>
-      <w:r>
-        <w:rPr>
-          <w:rFonts w:ascii="Menlo" w:hAnsi="Menlo" w:cs="Menlo"/>
-          <w:color w:val="A31515"/>
-          <w:sz w:val="16"/>
-          <w:szCs w:val="16"/>
-        </w:rPr>
-        <w:t>"D"</w:t>
-      </w:r>
-      <w:r>
-        <w:rPr>
-          <w:rFonts w:ascii="Menlo" w:hAnsi="Menlo" w:cs="Menlo"/>
-          <w:color w:val="3B3B3B"/>
-          <w:sz w:val="16"/>
-          <w:szCs w:val="16"/>
-        </w:rPr>
-        <w:t>,</w:t>
-      </w:r>
-      <w:r>
-        <w:rPr>
-          <w:rFonts w:ascii="Menlo" w:hAnsi="Menlo" w:cs="Menlo"/>
-          <w:color w:val="A31515"/>
-          <w:sz w:val="16"/>
-          <w:szCs w:val="16"/>
-        </w:rPr>
-        <w:t>"D2"</w:t>
-      </w:r>
-      <w:r>
-        <w:rPr>
-          <w:rFonts w:ascii="Menlo" w:hAnsi="Menlo" w:cs="Menlo"/>
-          <w:color w:val="3B3B3B"/>
-          <w:sz w:val="16"/>
-          <w:szCs w:val="16"/>
-        </w:rPr>
-        <w:t>,</w:t>
-      </w:r>
-      <w:r>
-        <w:rPr>
-          <w:rFonts w:ascii="Menlo" w:hAnsi="Menlo" w:cs="Menlo"/>
-          <w:color w:val="A31515"/>
-          <w:sz w:val="16"/>
-          <w:szCs w:val="16"/>
-        </w:rPr>
-        <w:t>"D4"</w:t>
-      </w:r>
-      <w:r>
-        <w:rPr>
-          <w:rFonts w:ascii="Menlo" w:hAnsi="Menlo" w:cs="Menlo"/>
-          <w:color w:val="3B3B3B"/>
-          <w:sz w:val="16"/>
-          <w:szCs w:val="16"/>
-        </w:rPr>
-        <w:t>,</w:t>
-      </w:r>
-      <w:r>
-        <w:rPr>
-          <w:rFonts w:ascii="Menlo" w:hAnsi="Menlo" w:cs="Menlo"/>
-          <w:color w:val="A31515"/>
-          <w:sz w:val="16"/>
-          <w:szCs w:val="16"/>
-        </w:rPr>
-        <w:t>"D8"</w:t>
-      </w:r>
-      <w:r>
-        <w:rPr>
-          <w:rFonts w:ascii="Menlo" w:hAnsi="Menlo" w:cs="Menlo"/>
-          <w:color w:val="3B3B3B"/>
-          <w:sz w:val="16"/>
-          <w:szCs w:val="16"/>
-        </w:rPr>
-        <w:t>,</w:t>
-      </w:r>
-      <w:r>
-        <w:rPr>
-          <w:rFonts w:ascii="Menlo" w:hAnsi="Menlo" w:cs="Menlo"/>
-          <w:color w:val="A31515"/>
-          <w:sz w:val="16"/>
-          <w:szCs w:val="16"/>
-        </w:rPr>
-        <w:t>"D16"</w:t>
-      </w:r>
-      <w:r>
-        <w:rPr>
-          <w:rFonts w:ascii="Menlo" w:hAnsi="Menlo" w:cs="Menlo"/>
-          <w:color w:val="3B3B3B"/>
-          <w:sz w:val="16"/>
-          <w:szCs w:val="16"/>
-        </w:rPr>
-        <w:t>]</w:t>
-      </w:r>
-    </w:p>
-    <w:p>
-      <w:pPr>
-        <w:shd w:val="clear" w:color="auto" w:fill="FFFFFF"/>
-        <w:spacing w:line="270" w:lineRule="atLeast"/>
-        <w:rPr>
-          <w:rFonts w:ascii="Menlo" w:hAnsi="Menlo" w:cs="Menlo"/>
-          <w:color w:val="3B3B3B"/>
-          <w:sz w:val="16"/>
-          <w:szCs w:val="16"/>
-        </w:rPr>
-      </w:pPr>
-      <w:r>
-        <w:rPr>
-          <w:rFonts w:ascii="Menlo" w:hAnsi="Menlo" w:cs="Menlo"/>
-          <w:color w:val="0070C1"/>
-          <w:sz w:val="16"/>
-          <w:szCs w:val="16"/>
-        </w:rPr>
-        <w:t>REGLAS_SC</w:t>
-      </w:r>
-      <w:r>
-        <w:rPr>
-          <w:rFonts w:ascii="Menlo" w:hAnsi="Menlo" w:cs="Menlo"/>
-          <w:color w:val="000000"/>
-          <w:sz w:val="16"/>
-          <w:szCs w:val="16"/>
-        </w:rPr>
-        <w:t>=</w:t>
-      </w:r>
-      <w:r>
-        <w:rPr>
-          <w:rFonts w:ascii="Menlo" w:hAnsi="Menlo" w:cs="Menlo"/>
-          <w:color w:val="3B3B3B"/>
-          <w:sz w:val="16"/>
-          <w:szCs w:val="16"/>
-        </w:rPr>
-        <w:t>[]</w:t>
-      </w:r>
-      <w:r>
-        <w:rPr>
-          <w:rFonts w:ascii="Menlo" w:hAnsi="Menlo" w:cs="Menlo"/>
-          <w:color w:val="008000"/>
-          <w:sz w:val="16"/>
-          <w:szCs w:val="16"/>
-        </w:rPr>
-        <w:t>#["R1","R2","R3"]</w:t>
-      </w:r>
-    </w:p>
-    <w:p>
-      <w:pPr>
-        <w:shd w:val="clear" w:color="auto" w:fill="FFFFFF"/>
-        <w:spacing w:line="270" w:lineRule="atLeast"/>
-        <w:rPr>
-          <w:rFonts w:ascii="Menlo" w:hAnsi="Menlo" w:cs="Menlo"/>
-          <w:color w:val="3B3B3B"/>
-          <w:sz w:val="16"/>
-          <w:szCs w:val="16"/>
-        </w:rPr>
-      </w:pPr>
-      <w:r>
-        <w:rPr>
-          <w:rFonts w:ascii="Menlo" w:hAnsi="Menlo" w:cs="Menlo"/>
-          <w:color w:val="0070C1"/>
-          <w:sz w:val="16"/>
-          <w:szCs w:val="16"/>
-        </w:rPr>
-        <w:t>TOPOLOGIAS_SC</w:t>
-      </w:r>
-      <w:r>
-        <w:rPr>
-          <w:rFonts w:ascii="Menlo" w:hAnsi="Menlo" w:cs="Menlo"/>
-          <w:color w:val="000000"/>
-          <w:sz w:val="16"/>
-          <w:szCs w:val="16"/>
-        </w:rPr>
-        <w:t>=</w:t>
-      </w:r>
-      <w:r>
-        <w:rPr>
-          <w:rFonts w:ascii="Menlo" w:hAnsi="Menlo" w:cs="Menlo"/>
-          <w:color w:val="3B3B3B"/>
-          <w:sz w:val="16"/>
-          <w:szCs w:val="16"/>
-        </w:rPr>
-        <w:t>[</w:t>
-      </w:r>
-      <w:r>
-        <w:rPr>
-          <w:rFonts w:ascii="Menlo" w:hAnsi="Menlo" w:cs="Menlo"/>
-          <w:color w:val="A31515"/>
-          <w:sz w:val="16"/>
-          <w:szCs w:val="16"/>
-        </w:rPr>
-        <w:t>"anillo1500"</w:t>
-      </w:r>
-      <w:r>
-        <w:rPr>
-          <w:rFonts w:ascii="Menlo" w:hAnsi="Menlo" w:cs="Menlo"/>
-          <w:color w:val="3B3B3B"/>
-          <w:sz w:val="16"/>
-          <w:szCs w:val="16"/>
-        </w:rPr>
-        <w:t>,</w:t>
-      </w:r>
-      <w:r>
-        <w:rPr>
-          <w:rFonts w:ascii="Menlo" w:hAnsi="Menlo" w:cs="Menlo"/>
-          <w:color w:val="A31515"/>
-          <w:sz w:val="16"/>
-          <w:szCs w:val="16"/>
-        </w:rPr>
-        <w:t>"malla50x50"</w:t>
-      </w:r>
-      <w:r>
-        <w:rPr>
-          <w:rFonts w:ascii="Menlo" w:hAnsi="Menlo" w:cs="Menlo"/>
-          <w:color w:val="3B3B3B"/>
-          <w:sz w:val="16"/>
-          <w:szCs w:val="16"/>
-        </w:rPr>
-        <w:t>]</w:t>
-      </w:r>
-    </w:p>
-    <w:p>
-      <w:pPr>
-        <w:shd w:val="clear" w:color="auto" w:fill="FFFFFF"/>
-        <w:spacing w:line="270" w:lineRule="atLeast"/>
-        <w:rPr>
-          <w:rFonts w:ascii="Menlo" w:hAnsi="Menlo" w:cs="Menlo"/>
-          <w:color w:val="3B3B3B"/>
-          <w:sz w:val="16"/>
-          <w:szCs w:val="16"/>
-        </w:rPr>
-      </w:pPr>
-      <w:r>
-        <w:rPr>
-          <w:rFonts w:ascii="Menlo" w:hAnsi="Menlo" w:cs="Menlo"/>
-          <w:color w:val="0070C1"/>
-          <w:sz w:val="16"/>
-          <w:szCs w:val="16"/>
-        </w:rPr>
-        <w:t>CONEXIONES_SC</w:t>
-      </w:r>
-      <w:r>
-        <w:rPr>
-          <w:rFonts w:ascii="Menlo" w:hAnsi="Menlo" w:cs="Menlo"/>
-          <w:color w:val="000000"/>
-          <w:sz w:val="16"/>
-          <w:szCs w:val="16"/>
-        </w:rPr>
-        <w:t>=</w:t>
-      </w:r>
-      <w:r>
-        <w:rPr>
-          <w:rFonts w:ascii="Menlo" w:hAnsi="Menlo" w:cs="Menlo"/>
-          <w:color w:val="3B3B3B"/>
-          <w:sz w:val="16"/>
-          <w:szCs w:val="16"/>
-        </w:rPr>
-        <w:t>[</w:t>
-      </w:r>
-      <w:r>
-        <w:rPr>
-          <w:rFonts w:ascii="Menlo" w:hAnsi="Menlo" w:cs="Menlo"/>
-          <w:color w:val="A31515"/>
-          <w:sz w:val="16"/>
-          <w:szCs w:val="16"/>
-        </w:rPr>
-        <w:t>"n4"</w:t>
-      </w:r>
-      <w:r>
-        <w:rPr>
-          <w:rFonts w:ascii="Menlo" w:hAnsi="Menlo" w:cs="Menlo"/>
-          <w:color w:val="3B3B3B"/>
-          <w:sz w:val="16"/>
-          <w:szCs w:val="16"/>
-        </w:rPr>
-        <w:t>,</w:t>
-      </w:r>
-      <w:r>
-        <w:rPr>
-          <w:rFonts w:ascii="Menlo" w:hAnsi="Menlo" w:cs="Menlo"/>
-          <w:color w:val="A31515"/>
-          <w:sz w:val="16"/>
-          <w:szCs w:val="16"/>
-        </w:rPr>
-        <w:t>"n16"</w:t>
-      </w:r>
-      <w:r>
-        <w:rPr>
-          <w:rFonts w:ascii="Menlo" w:hAnsi="Menlo" w:cs="Menlo"/>
-          <w:color w:val="3B3B3B"/>
-          <w:sz w:val="16"/>
-          <w:szCs w:val="16"/>
-        </w:rPr>
-        <w:t>,</w:t>
-      </w:r>
-      <w:r>
-        <w:rPr>
-          <w:rFonts w:ascii="Menlo" w:hAnsi="Menlo" w:cs="Menlo"/>
-          <w:color w:val="A31515"/>
-          <w:sz w:val="16"/>
-          <w:szCs w:val="16"/>
-        </w:rPr>
-        <w:t>"n64"</w:t>
-      </w:r>
-      <w:r>
-        <w:rPr>
-          <w:rFonts w:ascii="Menlo" w:hAnsi="Menlo" w:cs="Menlo"/>
-          <w:color w:val="3B3B3B"/>
-          <w:sz w:val="16"/>
-          <w:szCs w:val="16"/>
-        </w:rPr>
-        <w:t>]</w:t>
-      </w:r>
-    </w:p>
-    <w:p>
-      <w:pPr>
-        <w:rPr>
-          <w:lang w:val="es-ES_tradnl"/>
-        </w:rPr>
-      </w:pPr>
+          <w:sz w:val="18"/>
+          <w:szCs w:val="18"/>
+        </w:rPr>
+      </w:pPr>
+    </w:p>
+    <w:p>
+      <w:pPr>
+        <w:rPr>
+          <w:lang w:val="es-ES_tradnl"/>
+        </w:rPr>
+      </w:pPr>
+      <w:r>
+        <w:rPr>
+          <w:lang w:val="es-ES_tradnl"/>
+        </w:rPr>
+        <w:t>Se recomiendan los siguientes valores:</w:t>
+      </w:r>
     </w:p>
     <w:p>
       <w:pPr>
         <w:pStyle w:val="Prrafodelista"/>
         <w:numPr>
           <w:ilvl w:val="0"/>
-          <w:numId w:val="9"/>
+          <w:numId w:val="15"/>
         </w:numPr>
         <w:rPr>
           <w:lang w:val="es-ES_tradnl"/>
@@ -4524,6 +3899,82 @@
           <w:bCs/>
           <w:lang w:val="es-ES_tradnl"/>
         </w:rPr>
+        <w:t xml:space="preserve">NODE_SCALE = </w:t>
+      </w:r>
+      <w:r>
+        <w:rPr>
+          <w:b/>
+          <w:bCs/>
+          <w:lang w:val="es-ES_tradnl"/>
+        </w:rPr>
+        <w:t>1</w:t>
+      </w:r>
+      <w:r>
+        <w:rPr>
+          <w:lang w:val="es-ES_tradnl"/>
+        </w:rPr>
+        <w:t>,</w:t>
+      </w:r>
+      <w:r>
+        <w:rPr>
+          <w:lang w:val="es-ES_tradnl"/>
+        </w:rPr>
+        <w:t xml:space="preserve"> para orden de anillo=1500 y orden de malla=2500</w:t>
+      </w:r>
+    </w:p>
+    <w:p>
+      <w:pPr>
+        <w:pStyle w:val="Prrafodelista"/>
+        <w:numPr>
+          <w:ilvl w:val="0"/>
+          <w:numId w:val="15"/>
+        </w:numPr>
+        <w:rPr>
+          <w:lang w:val="es-ES_tradnl"/>
+        </w:rPr>
+      </w:pPr>
+      <w:r>
+        <w:rPr>
+          <w:b/>
+          <w:bCs/>
+          <w:lang w:val="es-ES_tradnl"/>
+        </w:rPr>
+        <w:t xml:space="preserve">NODE_SCALE = </w:t>
+      </w:r>
+      <w:r>
+        <w:rPr>
+          <w:b/>
+          <w:bCs/>
+          <w:lang w:val="es-ES_tradnl"/>
+        </w:rPr>
+        <w:t>20,</w:t>
+      </w:r>
+      <w:r>
+        <w:rPr>
+          <w:lang w:val="es-ES_tradnl"/>
+        </w:rPr>
+        <w:t xml:space="preserve"> para orden de anillo=50 y orden de malla=64</w:t>
+      </w:r>
+    </w:p>
+    <w:p>
+      <w:pPr>
+        <w:rPr>
+          <w:lang w:val="es-ES_tradnl"/>
+        </w:rPr>
+      </w:pPr>
+    </w:p>
+    <w:p>
+      <w:pPr>
+        <w:pStyle w:val="Ttulo4"/>
+        <w:ind w:firstLine="360"/>
+        <w:rPr>
+          <w:lang w:val="es-ES_tradnl"/>
+        </w:rPr>
+      </w:pPr>
+      <w:r>
+        <w:rPr>
+          <w:lang w:val="es-ES_tradnl"/>
+        </w:rPr>
         <w:t>1creaPromediosFormacion.py</w:t>
       </w:r>
     </w:p>
@@ -4531,6 +3982,7 @@
       <w:pPr>
         <w:ind w:left="360"/>
         <w:rPr>
+          <w:color w:val="0070C0"/>
           <w:lang w:val="es-ES_tradnl"/>
         </w:rPr>
       </w:pPr>
@@ -4565,40 +4017,45 @@
         <w:rPr>
           <w:lang w:val="es-ES_tradnl"/>
         </w:rPr>
-        <w:t xml:space="preserve"> (</w:t>
-      </w:r>
-      <w:proofErr w:type="spellStart"/>
-      <w:r>
-        <w:rPr>
-          <w:sz w:val="12"/>
-          <w:szCs w:val="12"/>
-          <w:lang w:val="es-ES_tradnl"/>
-        </w:rPr>
-        <w:t>p.e</w:t>
-      </w:r>
-      <w:proofErr w:type="spellEnd"/>
-      <w:r>
-        <w:rPr>
-          <w:sz w:val="12"/>
-          <w:szCs w:val="12"/>
-          <w:lang w:val="es-ES_tradnl"/>
-        </w:rPr>
-        <w:t xml:space="preserve">. </w:t>
-      </w:r>
+        <w:t>, por ejemplo</w:t>
+      </w:r>
+      <w:r>
+        <w:rPr>
+          <w:lang w:val="es-ES_tradnl"/>
+        </w:rPr>
+        <w:t>:</w:t>
+      </w:r>
+    </w:p>
+    <w:p>
+      <w:pPr>
+        <w:ind w:left="360"/>
+        <w:jc w:val="center"/>
+        <w:rPr>
+          <w:sz w:val="56"/>
+          <w:szCs w:val="56"/>
+          <w:lang w:val="es-ES_tradnl"/>
+        </w:rPr>
+      </w:pPr>
       <w:r>
         <w:rPr>
           <w:color w:val="0070C0"/>
-          <w:sz w:val="12"/>
-          <w:szCs w:val="12"/>
           <w:lang w:val="es-ES_tradnl"/>
         </w:rPr>
         <w:t>ResultadosCN/Formación/D2/ExperimentosCooperadores/R1/malla8x8/CR</w:t>
       </w:r>
-      <w:r>
-        <w:rPr>
-          <w:lang w:val="es-ES_tradnl"/>
-        </w:rPr>
-        <w:t xml:space="preserve">) crea el archivo </w:t>
+    </w:p>
+    <w:p>
+      <w:pPr>
+        <w:ind w:left="360"/>
+        <w:rPr>
+          <w:lang w:val="es-ES_tradnl"/>
+        </w:rPr>
+      </w:pPr>
+      <w:r>
+        <w:rPr>
+          <w:lang w:val="es-ES_tradnl"/>
+        </w:rPr>
+        <w:t xml:space="preserve">crea el archivo </w:t>
       </w:r>
       <w:r>
         <w:rPr>
@@ -4841,43 +4298,32 @@
     </w:p>
     <w:p>
       <w:pPr>
-        <w:pStyle w:val="Prrafodelista"/>
-        <w:numPr>
-          <w:ilvl w:val="0"/>
-          <w:numId w:val="9"/>
-        </w:numPr>
-        <w:rPr>
-          <w:lang w:val="es-ES_tradnl"/>
-        </w:rPr>
-      </w:pPr>
-      <w:r>
-        <w:rPr>
-          <w:b/>
-          <w:bCs/>
+        <w:pStyle w:val="Ttulo4"/>
+        <w:ind w:firstLine="360"/>
+        <w:rPr>
+          <w:lang w:val="es-ES_tradnl"/>
+        </w:rPr>
+      </w:pPr>
+      <w:r>
+        <w:rPr>
           <w:lang w:val="es-ES_tradnl"/>
         </w:rPr>
         <w:t>2</w:t>
       </w:r>
       <w:r>
         <w:rPr>
-          <w:b/>
-          <w:bCs/>
           <w:lang w:val="es-ES_tradnl"/>
         </w:rPr>
         <w:t>creaPromedios</w:t>
       </w:r>
       <w:r>
         <w:rPr>
-          <w:b/>
-          <w:bCs/>
           <w:lang w:val="es-ES_tradnl"/>
         </w:rPr>
         <w:t>DistGrados</w:t>
       </w:r>
       <w:r>
         <w:rPr>
-          <w:b/>
-          <w:bCs/>
           <w:lang w:val="es-ES_tradnl"/>
         </w:rPr>
         <w:t>Formacion.py</w:t>
@@ -4887,6 +4333,7 @@
       <w:pPr>
         <w:ind w:left="360"/>
         <w:rPr>
+          <w:color w:val="0070C0"/>
           <w:lang w:val="es-ES_tradnl"/>
         </w:rPr>
       </w:pPr>
@@ -4907,40 +4354,39 @@
         <w:rPr>
           <w:lang w:val="es-ES_tradnl"/>
         </w:rPr>
-        <w:t xml:space="preserve"> (</w:t>
-      </w:r>
-      <w:proofErr w:type="spellStart"/>
-      <w:r>
-        <w:rPr>
-          <w:sz w:val="12"/>
-          <w:szCs w:val="12"/>
-          <w:lang w:val="es-ES_tradnl"/>
-        </w:rPr>
-        <w:t>p.e</w:t>
-      </w:r>
-      <w:proofErr w:type="spellEnd"/>
-      <w:r>
-        <w:rPr>
-          <w:sz w:val="12"/>
-          <w:szCs w:val="12"/>
-          <w:lang w:val="es-ES_tradnl"/>
-        </w:rPr>
-        <w:t xml:space="preserve">. </w:t>
-      </w:r>
+        <w:t>, por ejemplo:</w:t>
+      </w:r>
+    </w:p>
+    <w:p>
+      <w:pPr>
+        <w:ind w:left="360"/>
+        <w:jc w:val="center"/>
+        <w:rPr>
+          <w:sz w:val="56"/>
+          <w:szCs w:val="56"/>
+          <w:lang w:val="es-ES_tradnl"/>
+        </w:rPr>
+      </w:pPr>
       <w:r>
         <w:rPr>
           <w:color w:val="0070C0"/>
-          <w:sz w:val="12"/>
-          <w:szCs w:val="12"/>
           <w:lang w:val="es-ES_tradnl"/>
         </w:rPr>
         <w:t>ResultadosCN/Formación/D2/ExperimentosCooperadores/R1/malla8x8/CR</w:t>
       </w:r>
-      <w:r>
-        <w:rPr>
-          <w:lang w:val="es-ES_tradnl"/>
-        </w:rPr>
-        <w:t>) crea el</w:t>
+    </w:p>
+    <w:p>
+      <w:pPr>
+        <w:ind w:left="360"/>
+        <w:rPr>
+          <w:lang w:val="es-ES_tradnl"/>
+        </w:rPr>
+      </w:pPr>
+      <w:r>
+        <w:rPr>
+          <w:lang w:val="es-ES_tradnl"/>
+        </w:rPr>
+        <w:t>crea el</w:t>
       </w:r>
       <w:r>
         <w:rPr>
@@ -5081,19 +4527,14 @@
     </w:p>
     <w:p>
       <w:pPr>
-        <w:pStyle w:val="Prrafodelista"/>
-        <w:numPr>
-          <w:ilvl w:val="0"/>
-          <w:numId w:val="9"/>
-        </w:numPr>
-        <w:rPr>
-          <w:lang w:val="es-ES_tradnl"/>
-        </w:rPr>
-      </w:pPr>
-      <w:r>
-        <w:rPr>
-          <w:b/>
-          <w:bCs/>
+        <w:pStyle w:val="Ttulo4"/>
+        <w:ind w:firstLine="360"/>
+        <w:rPr>
+          <w:lang w:val="es-ES_tradnl"/>
+        </w:rPr>
+      </w:pPr>
+      <w:r>
+        <w:rPr>
           <w:lang w:val="es-ES_tradnl"/>
         </w:rPr>
         <w:t>3creaImagenesPNG.py</w:t>
@@ -5103,6 +4544,7 @@
       <w:pPr>
         <w:ind w:left="360"/>
         <w:rPr>
+          <w:color w:val="0070C0"/>
           <w:lang w:val="es-ES_tradnl"/>
         </w:rPr>
       </w:pPr>
@@ -5124,55 +4566,45 @@
           <w:color w:val="0070C0"/>
           <w:lang w:val="es-ES_tradnl"/>
         </w:rPr>
-        <w:t xml:space="preserve">de experimento </w:t>
-      </w:r>
-      <w:r>
-        <w:rPr>
-          <w:lang w:val="es-ES_tradnl"/>
-        </w:rPr>
-        <w:t>(</w:t>
-      </w:r>
-      <w:proofErr w:type="spellStart"/>
-      <w:r>
-        <w:rPr>
-          <w:sz w:val="12"/>
-          <w:szCs w:val="12"/>
-          <w:lang w:val="es-ES_tradnl"/>
-        </w:rPr>
-        <w:t>p.e</w:t>
-      </w:r>
-      <w:proofErr w:type="spellEnd"/>
-      <w:r>
-        <w:rPr>
-          <w:sz w:val="12"/>
-          <w:szCs w:val="12"/>
-          <w:lang w:val="es-ES_tradnl"/>
-        </w:rPr>
-        <w:t xml:space="preserve">. </w:t>
-      </w:r>
+        <w:t>de experimento</w:t>
+      </w:r>
+      <w:r>
+        <w:rPr>
+          <w:lang w:val="es-ES_tradnl"/>
+        </w:rPr>
+        <w:t>, por ejemplo:</w:t>
+      </w:r>
+    </w:p>
+    <w:p>
+      <w:pPr>
+        <w:ind w:left="360"/>
+        <w:jc w:val="center"/>
+        <w:rPr>
+          <w:sz w:val="56"/>
+          <w:szCs w:val="56"/>
+          <w:lang w:val="es-ES_tradnl"/>
+        </w:rPr>
+      </w:pPr>
       <w:r>
         <w:rPr>
           <w:color w:val="0070C0"/>
-          <w:sz w:val="12"/>
-          <w:szCs w:val="12"/>
-          <w:lang w:val="es-ES_tradnl"/>
-        </w:rPr>
-        <w:t>ResultadosCN/Formación/D2/ExperimentosCooperadores/R1/malla8x8/CR/</w:t>
-      </w:r>
-      <w:r>
-        <w:rPr>
-          <w:color w:val="0070C0"/>
-          <w:sz w:val="12"/>
-          <w:szCs w:val="12"/>
-          <w:lang w:val="es-ES_tradnl"/>
-        </w:rPr>
-        <w:t>5</w:t>
-      </w:r>
-      <w:r>
-        <w:rPr>
-          <w:lang w:val="es-ES_tradnl"/>
-        </w:rPr>
-        <w:t xml:space="preserve">) crea </w:t>
+          <w:lang w:val="es-ES_tradnl"/>
+        </w:rPr>
+        <w:t>ResultadosCN/Formación/D2/ExperimentosCooperadores/R1/malla8x8/CR</w:t>
+      </w:r>
+    </w:p>
+    <w:p>
+      <w:pPr>
+        <w:ind w:left="360"/>
+        <w:rPr>
+          <w:lang w:val="es-ES_tradnl"/>
+        </w:rPr>
+      </w:pPr>
+      <w:r>
+        <w:rPr>
+          <w:lang w:val="es-ES_tradnl"/>
+        </w:rPr>
+        <w:t xml:space="preserve">crea </w:t>
       </w:r>
       <w:r>
         <w:rPr>
@@ -5273,6 +4705,7 @@
         <w:rPr>
           <w:lang w:val="es-ES_tradnl"/>
         </w:rPr>
+        <w:lastRenderedPageBreak/>
         <w:t>img_graph_test_5.png</w:t>
       </w:r>
     </w:p>
@@ -5287,27 +4720,20 @@
     </w:p>
     <w:p>
       <w:pPr>
-        <w:pStyle w:val="Prrafodelista"/>
-        <w:numPr>
-          <w:ilvl w:val="0"/>
-          <w:numId w:val="13"/>
-        </w:numPr>
-        <w:rPr>
-          <w:lang w:val="es-ES_tradnl"/>
-        </w:rPr>
-      </w:pPr>
-      <w:r>
-        <w:rPr>
-          <w:b/>
-          <w:bCs/>
+        <w:pStyle w:val="Ttulo4"/>
+        <w:ind w:firstLine="360"/>
+        <w:rPr>
+          <w:lang w:val="es-ES_tradnl"/>
+        </w:rPr>
+      </w:pPr>
+      <w:r>
+        <w:rPr>
           <w:lang w:val="es-ES_tradnl"/>
         </w:rPr>
         <w:t>4creaGEXF</w:t>
       </w:r>
       <w:r>
         <w:rPr>
-          <w:b/>
-          <w:bCs/>
           <w:lang w:val="es-ES_tradnl"/>
         </w:rPr>
         <w:t>.py</w:t>
@@ -5317,6 +4743,7 @@
       <w:pPr>
         <w:ind w:left="360"/>
         <w:rPr>
+          <w:color w:val="0070C0"/>
           <w:lang w:val="es-ES_tradnl"/>
         </w:rPr>
       </w:pPr>
@@ -5331,265 +4758,241 @@
           <w:color w:val="0070C0"/>
           <w:lang w:val="es-ES_tradnl"/>
         </w:rPr>
-        <w:t xml:space="preserve">ejecución de experimento </w:t>
-      </w:r>
-      <w:r>
-        <w:rPr>
-          <w:lang w:val="es-ES_tradnl"/>
-        </w:rPr>
-        <w:t>(</w:t>
+        <w:t>ejecución de experimento</w:t>
+      </w:r>
+      <w:r>
+        <w:rPr>
+          <w:lang w:val="es-ES_tradnl"/>
+        </w:rPr>
+        <w:t>, por ejemplo:</w:t>
+      </w:r>
+    </w:p>
+    <w:p>
+      <w:pPr>
+        <w:ind w:left="360"/>
+        <w:jc w:val="center"/>
+        <w:rPr>
+          <w:sz w:val="56"/>
+          <w:szCs w:val="56"/>
+          <w:lang w:val="es-ES_tradnl"/>
+        </w:rPr>
+      </w:pPr>
+      <w:r>
+        <w:rPr>
+          <w:color w:val="0070C0"/>
+          <w:lang w:val="es-ES_tradnl"/>
+        </w:rPr>
+        <w:t>ResultadosCN/Formación/D2/ExperimentosCooperadores/R1/malla8x8/CR</w:t>
+      </w:r>
+    </w:p>
+    <w:p>
+      <w:pPr>
+        <w:ind w:left="360"/>
+        <w:rPr>
+          <w:lang w:val="es-ES_tradnl"/>
+        </w:rPr>
+      </w:pPr>
+      <w:r>
+        <w:rPr>
+          <w:lang w:val="es-ES_tradnl"/>
+        </w:rPr>
+        <w:t>crea</w:t>
+      </w:r>
+      <w:r>
+        <w:rPr>
+          <w:lang w:val="es-ES_tradnl"/>
+        </w:rPr>
+        <w:t xml:space="preserve"> un archivo GEXF de la red final</w:t>
+      </w:r>
+      <w:r>
+        <w:rPr>
+          <w:lang w:val="es-ES_tradnl"/>
+        </w:rPr>
+        <w:t>, p</w:t>
+      </w:r>
+      <w:r>
+        <w:rPr>
+          <w:lang w:val="es-ES_tradnl"/>
+        </w:rPr>
+        <w:t xml:space="preserve">or ejemplo, para el experimento 5, el archivo se guarda con el nombre </w:t>
+      </w:r>
+      <w:r>
+        <w:rPr>
+          <w:color w:val="0070C0"/>
+          <w:lang w:val="es-ES_tradnl"/>
+        </w:rPr>
+        <w:t>graph_test_</w:t>
+      </w:r>
+      <w:proofErr w:type="gramStart"/>
+      <w:r>
+        <w:rPr>
+          <w:color w:val="0070C0"/>
+          <w:lang w:val="es-ES_tradnl"/>
+        </w:rPr>
+        <w:t>5.</w:t>
+      </w:r>
+      <w:r>
+        <w:rPr>
+          <w:color w:val="0070C0"/>
+          <w:lang w:val="es-ES_tradnl"/>
+        </w:rPr>
+        <w:t>gexf</w:t>
+      </w:r>
+      <w:proofErr w:type="gramEnd"/>
+      <w:r>
+        <w:rPr>
+          <w:lang w:val="es-ES_tradnl"/>
+        </w:rPr>
+        <w:t xml:space="preserve"> y</w:t>
+      </w:r>
+      <w:r>
+        <w:rPr>
+          <w:lang w:val="es-ES_tradnl"/>
+        </w:rPr>
+        <w:t xml:space="preserve"> </w:t>
+      </w:r>
+      <w:r>
+        <w:rPr>
+          <w:lang w:val="es-ES_tradnl"/>
+        </w:rPr>
+        <w:t xml:space="preserve">se puede visualizar en </w:t>
       </w:r>
       <w:proofErr w:type="spellStart"/>
       <w:r>
         <w:rPr>
-          <w:sz w:val="12"/>
-          <w:szCs w:val="12"/>
-          <w:lang w:val="es-ES_tradnl"/>
-        </w:rPr>
-        <w:t>p.e</w:t>
+          <w:lang w:val="es-ES_tradnl"/>
+        </w:rPr>
+        <w:t>gephi</w:t>
       </w:r>
       <w:proofErr w:type="spellEnd"/>
       <w:r>
         <w:rPr>
-          <w:sz w:val="12"/>
-          <w:szCs w:val="12"/>
+          <w:lang w:val="es-ES_tradnl"/>
+        </w:rPr>
+        <w:t>.</w:t>
+      </w:r>
+    </w:p>
+    <w:p>
+      <w:pPr>
+        <w:ind w:left="360"/>
+        <w:rPr>
+          <w:lang w:val="es-ES_tradnl"/>
+        </w:rPr>
+      </w:pPr>
+      <w:r>
+        <w:rPr>
+          <w:lang w:val="es-ES_tradnl"/>
+        </w:rPr>
+        <w:t xml:space="preserve">El archivo contiene las coordenadas de cada nodo y se pueden usar en </w:t>
+      </w:r>
+      <w:proofErr w:type="spellStart"/>
+      <w:r>
+        <w:rPr>
+          <w:lang w:val="es-ES_tradnl"/>
+        </w:rPr>
+        <w:t>gephi</w:t>
+      </w:r>
+      <w:proofErr w:type="spellEnd"/>
+      <w:r>
+        <w:rPr>
+          <w:lang w:val="es-ES_tradnl"/>
+        </w:rPr>
+        <w:t xml:space="preserve"> con el plugin </w:t>
+      </w:r>
+      <w:proofErr w:type="spellStart"/>
+      <w:r>
+        <w:rPr>
+          <w:color w:val="0070C0"/>
+          <w:lang w:val="es-ES_tradnl"/>
+        </w:rPr>
+        <w:t>geoLayout</w:t>
+      </w:r>
+      <w:proofErr w:type="spellEnd"/>
+      <w:r>
+        <w:rPr>
+          <w:lang w:val="es-ES_tradnl"/>
+        </w:rPr>
+        <w:t>.</w:t>
+      </w:r>
+    </w:p>
+    <w:p>
+      <w:pPr>
+        <w:ind w:left="360"/>
+        <w:rPr>
+          <w:lang w:val="es-ES_tradnl"/>
+        </w:rPr>
+      </w:pPr>
+    </w:p>
+    <w:p>
+      <w:pPr>
+        <w:pStyle w:val="Ttulo4"/>
+        <w:ind w:firstLine="360"/>
+        <w:rPr>
+          <w:lang w:val="es-ES_tradnl"/>
+        </w:rPr>
+      </w:pPr>
+      <w:r>
+        <w:rPr>
+          <w:lang w:val="es-ES_tradnl"/>
+        </w:rPr>
+        <w:t>5creaSemicooperadores.py</w:t>
+      </w:r>
+    </w:p>
+    <w:p>
+      <w:pPr>
+        <w:ind w:left="360"/>
+        <w:rPr>
+          <w:color w:val="EE0000"/>
+          <w:lang w:val="es-ES_tradnl"/>
+        </w:rPr>
+      </w:pPr>
+      <w:r>
+        <w:rPr>
+          <w:lang w:val="es-ES_tradnl"/>
+        </w:rPr>
+        <w:t xml:space="preserve">Crea promedio para los experimentos para los experimentos </w:t>
+      </w:r>
+      <w:proofErr w:type="spellStart"/>
+      <w:r>
+        <w:rPr>
+          <w:lang w:val="es-ES_tradnl"/>
+        </w:rPr>
+        <w:t>semicooperadores</w:t>
+      </w:r>
+      <w:proofErr w:type="spellEnd"/>
+      <w:r>
+        <w:rPr>
           <w:lang w:val="es-ES_tradnl"/>
         </w:rPr>
         <w:t xml:space="preserve">. </w:t>
       </w:r>
       <w:r>
         <w:rPr>
-          <w:color w:val="0070C0"/>
-          <w:sz w:val="12"/>
-          <w:szCs w:val="12"/>
-          <w:lang w:val="es-ES_tradnl"/>
-        </w:rPr>
-        <w:t>ResultadosCN/Formación/D2/ExperimentosCooperadores/R1/malla8x8/CR/</w:t>
-      </w:r>
-      <w:r>
-        <w:rPr>
-          <w:color w:val="0070C0"/>
-          <w:sz w:val="12"/>
-          <w:szCs w:val="12"/>
-          <w:lang w:val="es-ES_tradnl"/>
-        </w:rPr>
-        <w:t>5</w:t>
-      </w:r>
-      <w:r>
-        <w:rPr>
-          <w:lang w:val="es-ES_tradnl"/>
-        </w:rPr>
-        <w:t>) crea</w:t>
-      </w:r>
-      <w:r>
-        <w:rPr>
-          <w:lang w:val="es-ES_tradnl"/>
-        </w:rPr>
-        <w:t xml:space="preserve"> un archivo GEXF de la red final</w:t>
-      </w:r>
-      <w:r>
-        <w:rPr>
-          <w:lang w:val="es-ES_tradnl"/>
-        </w:rPr>
-        <w:t>, p</w:t>
-      </w:r>
-      <w:r>
-        <w:rPr>
-          <w:lang w:val="es-ES_tradnl"/>
-        </w:rPr>
-        <w:t xml:space="preserve">or ejemplo, para el experimento 5, el archivo se guarda con el nombre </w:t>
-      </w:r>
-      <w:r>
-        <w:rPr>
-          <w:color w:val="0070C0"/>
-          <w:lang w:val="es-ES_tradnl"/>
-        </w:rPr>
-        <w:t>graph_test_</w:t>
-      </w:r>
-      <w:proofErr w:type="gramStart"/>
-      <w:r>
-        <w:rPr>
-          <w:color w:val="0070C0"/>
-          <w:lang w:val="es-ES_tradnl"/>
-        </w:rPr>
-        <w:t>5.</w:t>
-      </w:r>
-      <w:r>
-        <w:rPr>
-          <w:color w:val="0070C0"/>
-          <w:lang w:val="es-ES_tradnl"/>
-        </w:rPr>
-        <w:t>gexf</w:t>
-      </w:r>
-      <w:proofErr w:type="gramEnd"/>
-      <w:r>
-        <w:rPr>
-          <w:lang w:val="es-ES_tradnl"/>
-        </w:rPr>
-        <w:t xml:space="preserve"> y</w:t>
-      </w:r>
-      <w:r>
-        <w:rPr>
-          <w:lang w:val="es-ES_tradnl"/>
-        </w:rPr>
-        <w:t xml:space="preserve"> </w:t>
-      </w:r>
-      <w:r>
-        <w:rPr>
-          <w:lang w:val="es-ES_tradnl"/>
-        </w:rPr>
-        <w:t xml:space="preserve">se puede visualizar en </w:t>
-      </w:r>
-      <w:proofErr w:type="spellStart"/>
-      <w:r>
-        <w:rPr>
-          <w:lang w:val="es-ES_tradnl"/>
-        </w:rPr>
-        <w:t>gephi</w:t>
-      </w:r>
-      <w:proofErr w:type="spellEnd"/>
-      <w:r>
-        <w:rPr>
-          <w:lang w:val="es-ES_tradnl"/>
-        </w:rPr>
-        <w:t>.</w:t>
+          <w:color w:val="EE0000"/>
+          <w:lang w:val="es-ES_tradnl"/>
+        </w:rPr>
+        <w:t>Falta documentar.</w:t>
       </w:r>
     </w:p>
     <w:p>
       <w:pPr>
         <w:ind w:left="360"/>
         <w:rPr>
-          <w:lang w:val="es-ES_tradnl"/>
-        </w:rPr>
-      </w:pPr>
-      <w:r>
-        <w:rPr>
-          <w:lang w:val="es-ES_tradnl"/>
-        </w:rPr>
-        <w:t xml:space="preserve">El archivo contiene las coordenadas de cada nodo y se pueden usar en </w:t>
-      </w:r>
-      <w:proofErr w:type="spellStart"/>
-      <w:r>
-        <w:rPr>
-          <w:lang w:val="es-ES_tradnl"/>
-        </w:rPr>
-        <w:t>gephi</w:t>
-      </w:r>
-      <w:proofErr w:type="spellEnd"/>
-      <w:r>
-        <w:rPr>
-          <w:lang w:val="es-ES_tradnl"/>
-        </w:rPr>
-        <w:t xml:space="preserve"> con el plugin </w:t>
-      </w:r>
-      <w:proofErr w:type="spellStart"/>
-      <w:r>
-        <w:rPr>
-          <w:color w:val="0070C0"/>
-          <w:lang w:val="es-ES_tradnl"/>
-        </w:rPr>
-        <w:t>geoLayout</w:t>
-      </w:r>
-      <w:proofErr w:type="spellEnd"/>
-      <w:r>
-        <w:rPr>
-          <w:lang w:val="es-ES_tradnl"/>
-        </w:rPr>
-        <w:t>.</w:t>
-      </w:r>
-    </w:p>
-    <w:p>
-      <w:pPr>
-        <w:ind w:left="360"/>
-        <w:rPr>
-          <w:lang w:val="es-ES_tradnl"/>
-        </w:rPr>
-      </w:pPr>
-    </w:p>
-    <w:p>
-      <w:pPr>
-        <w:pStyle w:val="Prrafodelista"/>
-        <w:numPr>
-          <w:ilvl w:val="0"/>
-          <w:numId w:val="10"/>
-        </w:numPr>
-        <w:rPr>
-          <w:b/>
-          <w:bCs/>
-          <w:lang w:val="es-ES_tradnl"/>
-        </w:rPr>
-      </w:pPr>
-      <w:r>
-        <w:rPr>
-          <w:b/>
-          <w:bCs/>
-          <w:lang w:val="es-ES_tradnl"/>
-        </w:rPr>
-        <w:t>5creaSemicooperadores.py</w:t>
-      </w:r>
-    </w:p>
-    <w:p>
-      <w:pPr>
-        <w:ind w:left="360"/>
-        <w:rPr>
           <w:color w:val="EE0000"/>
           <w:lang w:val="es-ES_tradnl"/>
         </w:rPr>
       </w:pPr>
-      <w:r>
-        <w:rPr>
-          <w:lang w:val="es-ES_tradnl"/>
-        </w:rPr>
-        <w:t xml:space="preserve">Crea promedio para los experimentos para los experimentos </w:t>
-      </w:r>
-      <w:proofErr w:type="spellStart"/>
-      <w:r>
-        <w:rPr>
-          <w:lang w:val="es-ES_tradnl"/>
-        </w:rPr>
-        <w:t>semicooperadores</w:t>
-      </w:r>
-      <w:proofErr w:type="spellEnd"/>
-      <w:r>
-        <w:rPr>
-          <w:lang w:val="es-ES_tradnl"/>
-        </w:rPr>
-        <w:t xml:space="preserve">. </w:t>
-      </w:r>
-      <w:r>
-        <w:rPr>
-          <w:color w:val="EE0000"/>
-          <w:lang w:val="es-ES_tradnl"/>
-        </w:rPr>
-        <w:t>Falta documentar.</w:t>
-      </w:r>
-    </w:p>
-    <w:p>
-      <w:pPr>
-        <w:ind w:left="360"/>
-        <w:rPr>
-          <w:color w:val="EE0000"/>
-          <w:lang w:val="es-ES_tradnl"/>
-        </w:rPr>
-      </w:pPr>
-    </w:p>
-    <w:p>
-      <w:pPr>
-        <w:pStyle w:val="Prrafodelista"/>
-        <w:numPr>
-          <w:ilvl w:val="0"/>
-          <w:numId w:val="10"/>
-        </w:numPr>
-        <w:rPr>
-          <w:b/>
-          <w:bCs/>
-          <w:lang w:val="es-ES_tradnl"/>
-        </w:rPr>
-      </w:pPr>
-      <w:r>
-        <w:rPr>
-          <w:b/>
-          <w:bCs/>
+    </w:p>
+    <w:p>
+      <w:pPr>
+        <w:pStyle w:val="Ttulo4"/>
+        <w:ind w:firstLine="360"/>
+        <w:rPr>
+          <w:lang w:val="es-ES_tradnl"/>
+        </w:rPr>
+      </w:pPr>
+      <w:r>
+        <w:rPr>
           <w:lang w:val="es-ES_tradnl"/>
         </w:rPr>
         <w:t>7creaGraficasFormacion.py</w:t>
@@ -5734,6 +5137,88 @@
           <w:lang w:val="es-ES_tradnl"/>
         </w:rPr>
         <w:t>Distribución de grados</w:t>
+      </w:r>
+    </w:p>
+    <w:p>
+      <w:pPr>
+        <w:rPr>
+          <w:lang w:val="es-ES_tradnl"/>
+        </w:rPr>
+      </w:pPr>
+      <w:r>
+        <w:rPr>
+          <w:lang w:val="es-ES_tradnl"/>
+        </w:rPr>
+        <w:t xml:space="preserve">       </w:t>
+      </w:r>
+      <w:r>
+        <w:rPr>
+          <w:lang w:val="es-ES_tradnl"/>
+        </w:rPr>
+        <w:t>E</w:t>
+      </w:r>
+      <w:r>
+        <w:rPr>
+          <w:lang w:val="es-ES_tradnl"/>
+        </w:rPr>
+        <w:t>st</w:t>
+      </w:r>
+      <w:r>
+        <w:rPr>
+          <w:lang w:val="es-ES_tradnl"/>
+        </w:rPr>
+        <w:t xml:space="preserve">os datos son guardados </w:t>
+      </w:r>
+      <w:r>
+        <w:rPr>
+          <w:lang w:val="es-ES_tradnl"/>
+        </w:rPr>
+        <w:t>en la carpeta</w:t>
+      </w:r>
+      <w:r>
+        <w:rPr>
+          <w:color w:val="0070C0"/>
+          <w:lang w:val="es-ES_tradnl"/>
+        </w:rPr>
+        <w:t xml:space="preserve"> </w:t>
+      </w:r>
+      <w:proofErr w:type="spellStart"/>
+      <w:r>
+        <w:rPr>
+          <w:color w:val="0070C0"/>
+          <w:lang w:val="es-ES_tradnl"/>
+        </w:rPr>
+        <w:t>Formacion</w:t>
+      </w:r>
+      <w:proofErr w:type="spellEnd"/>
+      <w:r>
+        <w:rPr>
+          <w:color w:val="0070C0"/>
+          <w:lang w:val="es-ES_tradnl"/>
+        </w:rPr>
+        <w:t>/</w:t>
+      </w:r>
+      <w:proofErr w:type="spellStart"/>
+      <w:r>
+        <w:rPr>
+          <w:color w:val="0070C0"/>
+          <w:lang w:val="es-ES_tradnl"/>
+        </w:rPr>
+        <w:t>Medidas_estructurales</w:t>
+      </w:r>
+      <w:proofErr w:type="spellEnd"/>
+      <w:r>
+        <w:rPr>
+          <w:color w:val="0070C0"/>
+          <w:lang w:val="es-ES_tradnl"/>
+        </w:rPr>
+        <w:t>/</w:t>
+      </w:r>
+      <w:r>
+        <w:rPr>
+          <w:lang w:val="es-ES_tradnl"/>
+        </w:rPr>
+        <w:t>.</w:t>
       </w:r>
       <w:r>
         <w:rPr>
@@ -6500,16 +5985,18 @@
         <w:rPr>
           <w:lang w:val="es-ES_tradnl"/>
         </w:rPr>
-        <w:t>se tendrá el siguiente árbol de directorios con los resultados:</w:t>
-      </w:r>
-    </w:p>
-    <w:p>
-      <w:pPr>
-        <w:pStyle w:val="Prrafodelista"/>
-        <w:numPr>
-          <w:ilvl w:val="0"/>
-          <w:numId w:val="12"/>
-        </w:numPr>
+        <w:t xml:space="preserve">se tendrá el árbol de directorios </w:t>
+      </w:r>
+      <w:r>
+        <w:rPr>
+          <w:lang w:val="es-ES_tradnl"/>
+        </w:rPr>
+        <w:t>mostrado en la Figura 4.</w:t>
+      </w:r>
+    </w:p>
+    <w:p>
+      <w:pPr>
+        <w:pStyle w:val="Prrafodelista"/>
         <w:spacing w:after="240"/>
         <w:jc w:val="center"/>
         <w:rPr>
@@ -6568,10 +6055,6 @@
     <w:p>
       <w:pPr>
         <w:pStyle w:val="Prrafodelista"/>
-        <w:numPr>
-          <w:ilvl w:val="0"/>
-          <w:numId w:val="12"/>
-        </w:numPr>
         <w:spacing w:after="240"/>
         <w:jc w:val="center"/>
         <w:rPr>
@@ -6780,6 +6263,25 @@
     </w:p>
     <w:p>
       <w:pPr>
+        <w:rPr>
+          <w:rFonts w:asciiTheme="minorHAnsi" w:eastAsiaTheme="majorEastAsia" w:hAnsiTheme="minorHAnsi" w:cstheme="majorBidi"/>
+          <w:color w:val="0F4761" w:themeColor="accent1" w:themeShade="BF"/>
+          <w:kern w:val="2"/>
+          <w:sz w:val="28"/>
+          <w:szCs w:val="28"/>
+          <w:lang w:val="es-ES_tradnl" w:eastAsia="en-US"/>
+          <w14:ligatures w14:val="standardContextual"/>
+        </w:rPr>
+      </w:pPr>
+      <w:r>
+        <w:rPr>
+          <w:lang w:val="es-ES_tradnl"/>
+        </w:rPr>
+        <w:br w:type="page"/>
+      </w:r>
+    </w:p>
+    <w:p>
+      <w:pPr>
         <w:pStyle w:val="Ttulo3"/>
         <w:rPr>
           <w:lang w:val="es-ES_tradnl"/>
@@ -6789,6 +6291,7 @@
         <w:rPr>
           <w:lang w:val="es-ES_tradnl"/>
         </w:rPr>
+        <w:lastRenderedPageBreak/>
         <w:t>Generación de imágenes de redes y gráficas de medidas</w:t>
       </w:r>
     </w:p>
@@ -6827,43 +6330,32 @@
     </w:p>
     <w:p>
       <w:pPr>
-        <w:pStyle w:val="Prrafodelista"/>
-        <w:numPr>
-          <w:ilvl w:val="0"/>
-          <w:numId w:val="9"/>
-        </w:numPr>
-        <w:rPr>
-          <w:lang w:val="es-ES_tradnl"/>
-        </w:rPr>
-      </w:pPr>
-      <w:r>
-        <w:rPr>
-          <w:b/>
-          <w:bCs/>
+        <w:pStyle w:val="Ttulo4"/>
+        <w:ind w:firstLine="360"/>
+        <w:rPr>
+          <w:lang w:val="es-ES_tradnl"/>
+        </w:rPr>
+      </w:pPr>
+      <w:r>
+        <w:rPr>
           <w:lang w:val="es-ES_tradnl"/>
         </w:rPr>
         <w:t>6</w:t>
       </w:r>
       <w:r>
         <w:rPr>
-          <w:b/>
-          <w:bCs/>
           <w:lang w:val="es-ES_tradnl"/>
         </w:rPr>
         <w:t>creaPromedios</w:t>
       </w:r>
       <w:r>
         <w:rPr>
-          <w:b/>
-          <w:bCs/>
           <w:lang w:val="es-ES_tradnl"/>
         </w:rPr>
         <w:t>Degradacion</w:t>
       </w:r>
       <w:r>
         <w:rPr>
-          <w:b/>
-          <w:bCs/>
           <w:lang w:val="es-ES_tradnl"/>
         </w:rPr>
         <w:t>.py</w:t>
@@ -6873,14 +6365,14 @@
       <w:pPr>
         <w:ind w:left="360"/>
         <w:rPr>
-          <w:lang w:val="es-ES_tradnl"/>
-        </w:rPr>
-      </w:pPr>
-      <w:r>
-        <w:rPr>
-          <w:lang w:val="es-ES_tradnl"/>
-        </w:rPr>
-        <w:lastRenderedPageBreak/>
+          <w:color w:val="000000" w:themeColor="text1"/>
+          <w:lang w:val="es-ES_tradnl"/>
+        </w:rPr>
+      </w:pPr>
+      <w:r>
+        <w:rPr>
+          <w:lang w:val="es-ES_tradnl"/>
+        </w:rPr>
         <w:t xml:space="preserve">Para cada </w:t>
       </w:r>
       <w:r>
@@ -6913,33 +6405,25 @@
       </w:r>
       <w:r>
         <w:rPr>
-          <w:lang w:val="es-ES_tradnl"/>
-        </w:rPr>
-        <w:t xml:space="preserve"> (</w:t>
-      </w:r>
-      <w:proofErr w:type="spellStart"/>
-      <w:r>
-        <w:rPr>
-          <w:sz w:val="18"/>
-          <w:szCs w:val="18"/>
-          <w:lang w:val="es-ES_tradnl"/>
-        </w:rPr>
-        <w:t>p.e</w:t>
-      </w:r>
-      <w:proofErr w:type="spellEnd"/>
-      <w:r>
-        <w:rPr>
-          <w:sz w:val="18"/>
-          <w:szCs w:val="18"/>
-          <w:lang w:val="es-ES_tradnl"/>
-        </w:rPr>
-        <w:t xml:space="preserve">. </w:t>
-      </w:r>
+          <w:color w:val="000000" w:themeColor="text1"/>
+          <w:lang w:val="es-ES_tradnl"/>
+        </w:rPr>
+        <w:t>, por ejemplo:</w:t>
+      </w:r>
+    </w:p>
+    <w:p>
+      <w:pPr>
+        <w:ind w:left="360"/>
+        <w:jc w:val="center"/>
+        <w:rPr>
+          <w:lang w:val="es-ES_tradnl"/>
+        </w:rPr>
+      </w:pPr>
       <w:r>
         <w:rPr>
           <w:color w:val="0070C0"/>
-          <w:sz w:val="18"/>
-          <w:szCs w:val="18"/>
+          <w:sz w:val="21"/>
+          <w:szCs w:val="21"/>
           <w:lang w:val="es-ES_tradnl"/>
         </w:rPr>
         <w:t>ResultadosCN/</w:t>
@@ -6947,8 +6431,8 @@
       <w:r>
         <w:rPr>
           <w:color w:val="0070C0"/>
-          <w:sz w:val="18"/>
-          <w:szCs w:val="18"/>
+          <w:sz w:val="21"/>
+          <w:szCs w:val="21"/>
           <w:lang w:val="es-ES_tradnl"/>
         </w:rPr>
         <w:t>Degrad</w:t>
@@ -6956,8 +6440,8 @@
       <w:r>
         <w:rPr>
           <w:color w:val="0070C0"/>
-          <w:sz w:val="18"/>
-          <w:szCs w:val="18"/>
+          <w:sz w:val="21"/>
+          <w:szCs w:val="21"/>
           <w:lang w:val="es-ES_tradnl"/>
         </w:rPr>
         <w:t>ación/</w:t>
@@ -6965,8 +6449,8 @@
       <w:r>
         <w:rPr>
           <w:color w:val="0070C0"/>
-          <w:sz w:val="18"/>
-          <w:szCs w:val="18"/>
+          <w:sz w:val="21"/>
+          <w:szCs w:val="21"/>
           <w:lang w:val="es-ES_tradnl"/>
         </w:rPr>
         <w:t>Atques/GrafosFinales/</w:t>
@@ -6974,17 +6458,25 @@
       <w:r>
         <w:rPr>
           <w:color w:val="0070C0"/>
-          <w:sz w:val="18"/>
-          <w:szCs w:val="18"/>
+          <w:sz w:val="21"/>
+          <w:szCs w:val="21"/>
           <w:lang w:val="es-ES_tradnl"/>
         </w:rPr>
         <w:t>D2/ExperimentosCooperadores/R1/malla8x8/CR</w:t>
       </w:r>
-      <w:r>
-        <w:rPr>
-          <w:lang w:val="es-ES_tradnl"/>
-        </w:rPr>
-        <w:t xml:space="preserve">) crea el archivo </w:t>
+    </w:p>
+    <w:p>
+      <w:pPr>
+        <w:ind w:left="360"/>
+        <w:rPr>
+          <w:lang w:val="es-ES_tradnl"/>
+        </w:rPr>
+      </w:pPr>
+      <w:r>
+        <w:rPr>
+          <w:lang w:val="es-ES_tradnl"/>
+        </w:rPr>
+        <w:t xml:space="preserve">crea el archivo </w:t>
       </w:r>
       <w:r>
         <w:rPr>
@@ -7222,45 +6714,32 @@
     </w:p>
     <w:p>
       <w:pPr>
-        <w:pStyle w:val="Prrafodelista"/>
-        <w:numPr>
-          <w:ilvl w:val="0"/>
-          <w:numId w:val="10"/>
-        </w:numPr>
-        <w:rPr>
-          <w:b/>
-          <w:bCs/>
-          <w:lang w:val="es-ES_tradnl"/>
-        </w:rPr>
-      </w:pPr>
-      <w:r>
-        <w:rPr>
-          <w:b/>
-          <w:bCs/>
+        <w:pStyle w:val="Ttulo4"/>
+        <w:ind w:firstLine="360"/>
+        <w:rPr>
+          <w:lang w:val="es-ES_tradnl"/>
+        </w:rPr>
+      </w:pPr>
+      <w:r>
+        <w:rPr>
           <w:lang w:val="es-ES_tradnl"/>
         </w:rPr>
         <w:t>8</w:t>
       </w:r>
       <w:r>
         <w:rPr>
-          <w:b/>
-          <w:bCs/>
           <w:lang w:val="es-ES_tradnl"/>
         </w:rPr>
         <w:t>creaGraficas</w:t>
       </w:r>
       <w:r>
         <w:rPr>
-          <w:b/>
-          <w:bCs/>
           <w:lang w:val="es-ES_tradnl"/>
         </w:rPr>
         <w:t>Degrad</w:t>
       </w:r>
       <w:r>
         <w:rPr>
-          <w:b/>
-          <w:bCs/>
           <w:lang w:val="es-ES_tradnl"/>
         </w:rPr>
         <w:t>acion.py</w:t>
@@ -7454,8 +6933,6 @@
     <w:p>
       <w:pPr>
         <w:rPr>
-          <w:b/>
-          <w:bCs/>
           <w:color w:val="156082" w:themeColor="accent1"/>
           <w:lang w:val="es-ES_tradnl"/>
         </w:rPr>
@@ -7480,12 +6957,31 @@
       </w:r>
       <w:r>
         <w:rPr>
-          <w:b/>
-          <w:bCs/>
+          <w:color w:val="0070C0"/>
+          <w:lang w:val="es-ES_tradnl"/>
+        </w:rPr>
+        <w:t>ResultadosCN</w:t>
+      </w:r>
+      <w:r>
+        <w:rPr>
+          <w:color w:val="0070C0"/>
+          <w:lang w:val="es-ES_tradnl"/>
+        </w:rPr>
+        <w:t>/</w:t>
+      </w:r>
+      <w:r>
+        <w:rPr>
+          <w:color w:val="0070C0"/>
+          <w:lang w:val="es-ES_tradnl"/>
+        </w:rPr>
+        <w:t>Medidas_degradacion</w:t>
+      </w:r>
+      <w:r>
+        <w:rPr>
           <w:color w:val="156082" w:themeColor="accent1"/>
           <w:lang w:val="es-ES_tradnl"/>
         </w:rPr>
-        <w:t>ResultadosCN\Medidas_degradacion\</w:t>
+        <w:t>/</w:t>
       </w:r>
     </w:p>
     <w:p>
@@ -7713,6 +7209,92 @@
     </w:lvl>
   </w:abstractNum>
   <w:abstractNum w:abstractNumId="2" w15:restartNumberingAfterBreak="0">
+    <w:nsid w:val="0DCF6468"/>
+    <w:multiLevelType w:val="hybridMultilevel"/>
+    <w:tmpl w:val="8E5CC07E"/>
+    <w:lvl w:ilvl="0" w:tplc="080A000F">
+      <w:start w:val="1"/>
+      <w:numFmt w:val="decimal"/>
+      <w:lvlText w:val="%1."/>
+      <w:lvlJc w:val="left"/>
+      <w:pPr>
+        <w:ind w:left="360" w:hanging="360"/>
+      </w:pPr>
+    </w:lvl>
+    <w:lvl w:ilvl="1" w:tplc="080A0019" w:tentative="1">
+      <w:start w:val="1"/>
+      <w:numFmt w:val="lowerLetter"/>
+      <w:lvlText w:val="%2."/>
+      <w:lvlJc w:val="left"/>
+      <w:pPr>
+        <w:ind w:left="1080" w:hanging="360"/>
+      </w:pPr>
+    </w:lvl>
+    <w:lvl w:ilvl="2" w:tplc="080A001B" w:tentative="1">
+      <w:start w:val="1"/>
+      <w:numFmt w:val="lowerRoman"/>
+      <w:lvlText w:val="%3."/>
+      <w:lvlJc w:val="right"/>
+      <w:pPr>
+        <w:ind w:left="1800" w:hanging="180"/>
+      </w:pPr>
+    </w:lvl>
+    <w:lvl w:ilvl="3" w:tplc="080A000F" w:tentative="1">
+      <w:start w:val="1"/>
+      <w:numFmt w:val="decimal"/>
+      <w:lvlText w:val="%4."/>
+      <w:lvlJc w:val="left"/>
+      <w:pPr>
+        <w:ind w:left="2520" w:hanging="360"/>
+      </w:pPr>
+    </w:lvl>
+    <w:lvl w:ilvl="4" w:tplc="080A0019" w:tentative="1">
+      <w:start w:val="1"/>
+      <w:numFmt w:val="lowerLetter"/>
+      <w:lvlText w:val="%5."/>
+      <w:lvlJc w:val="left"/>
+      <w:pPr>
+        <w:ind w:left="3240" w:hanging="360"/>
+      </w:pPr>
+    </w:lvl>
+    <w:lvl w:ilvl="5" w:tplc="080A001B" w:tentative="1">
+      <w:start w:val="1"/>
+      <w:numFmt w:val="lowerRoman"/>
+      <w:lvlText w:val="%6."/>
+      <w:lvlJc w:val="right"/>
+      <w:pPr>
+        <w:ind w:left="3960" w:hanging="180"/>
+      </w:pPr>
+    </w:lvl>
+    <w:lvl w:ilvl="6" w:tplc="080A000F" w:tentative="1">
+      <w:start w:val="1"/>
+      <w:numFmt w:val="decimal"/>
+      <w:lvlText w:val="%7."/>
+      <w:lvlJc w:val="left"/>
+      <w:pPr>
+        <w:ind w:left="4680" w:hanging="360"/>
+      </w:pPr>
+    </w:lvl>
+    <w:lvl w:ilvl="7" w:tplc="080A0019" w:tentative="1">
+      <w:start w:val="1"/>
+      <w:numFmt w:val="lowerLetter"/>
+      <w:lvlText w:val="%8."/>
+      <w:lvlJc w:val="left"/>
+      <w:pPr>
+        <w:ind w:left="5400" w:hanging="360"/>
+      </w:pPr>
+    </w:lvl>
+    <w:lvl w:ilvl="8" w:tplc="080A001B" w:tentative="1">
+      <w:start w:val="1"/>
+      <w:numFmt w:val="lowerRoman"/>
+      <w:lvlText w:val="%9."/>
+      <w:lvlJc w:val="right"/>
+      <w:pPr>
+        <w:ind w:left="6120" w:hanging="180"/>
+      </w:pPr>
+    </w:lvl>
+  </w:abstractNum>
+  <w:abstractNum w:abstractNumId="3" w15:restartNumberingAfterBreak="0">
     <w:nsid w:val="0EB0241C"/>
     <w:multiLevelType w:val="hybridMultilevel"/>
     <w:tmpl w:val="0870345A"/>
@@ -7807,7 +7389,7 @@
       </w:pPr>
     </w:lvl>
   </w:abstractNum>
-  <w:abstractNum w:abstractNumId="3" w15:restartNumberingAfterBreak="0">
+  <w:abstractNum w:abstractNumId="4" w15:restartNumberingAfterBreak="0">
     <w:nsid w:val="1AE901D8"/>
     <w:multiLevelType w:val="hybridMultilevel"/>
     <w:tmpl w:val="B9B269A4"/>
@@ -7920,7 +7502,7 @@
       </w:rPr>
     </w:lvl>
   </w:abstractNum>
-  <w:abstractNum w:abstractNumId="4" w15:restartNumberingAfterBreak="0">
+  <w:abstractNum w:abstractNumId="5" w15:restartNumberingAfterBreak="0">
     <w:nsid w:val="207A24BF"/>
     <w:multiLevelType w:val="hybridMultilevel"/>
     <w:tmpl w:val="1DACA57C"/>
@@ -8009,7 +7591,7 @@
       </w:pPr>
     </w:lvl>
   </w:abstractNum>
-  <w:abstractNum w:abstractNumId="5" w15:restartNumberingAfterBreak="0">
+  <w:abstractNum w:abstractNumId="6" w15:restartNumberingAfterBreak="0">
     <w:nsid w:val="22E01BE0"/>
     <w:multiLevelType w:val="hybridMultilevel"/>
     <w:tmpl w:val="CC36B78E"/>
@@ -8122,7 +7704,7 @@
       </w:rPr>
     </w:lvl>
   </w:abstractNum>
-  <w:abstractNum w:abstractNumId="6" w15:restartNumberingAfterBreak="0">
+  <w:abstractNum w:abstractNumId="7" w15:restartNumberingAfterBreak="0">
     <w:nsid w:val="27BB5C12"/>
     <w:multiLevelType w:val="hybridMultilevel"/>
     <w:tmpl w:val="4628FBC4"/>
@@ -8235,7 +7817,7 @@
       </w:rPr>
     </w:lvl>
   </w:abstractNum>
-  <w:abstractNum w:abstractNumId="7" w15:restartNumberingAfterBreak="0">
+  <w:abstractNum w:abstractNumId="8" w15:restartNumberingAfterBreak="0">
     <w:nsid w:val="282966F1"/>
     <w:multiLevelType w:val="hybridMultilevel"/>
     <w:tmpl w:val="0226D63E"/>
@@ -8324,7 +7906,7 @@
       </w:pPr>
     </w:lvl>
   </w:abstractNum>
-  <w:abstractNum w:abstractNumId="8" w15:restartNumberingAfterBreak="0">
+  <w:abstractNum w:abstractNumId="9" w15:restartNumberingAfterBreak="0">
     <w:nsid w:val="30764FC7"/>
     <w:multiLevelType w:val="hybridMultilevel"/>
     <w:tmpl w:val="A4CC9ACE"/>
@@ -8437,7 +8019,7 @@
       </w:rPr>
     </w:lvl>
   </w:abstractNum>
-  <w:abstractNum w:abstractNumId="9" w15:restartNumberingAfterBreak="0">
+  <w:abstractNum w:abstractNumId="10" w15:restartNumberingAfterBreak="0">
     <w:nsid w:val="39F247C0"/>
     <w:multiLevelType w:val="hybridMultilevel"/>
     <w:tmpl w:val="CCE85F92"/>
@@ -8550,7 +8132,7 @@
       </w:rPr>
     </w:lvl>
   </w:abstractNum>
-  <w:abstractNum w:abstractNumId="10" w15:restartNumberingAfterBreak="0">
+  <w:abstractNum w:abstractNumId="11" w15:restartNumberingAfterBreak="0">
     <w:nsid w:val="3A1E53D0"/>
     <w:multiLevelType w:val="hybridMultilevel"/>
     <w:tmpl w:val="41C823E0"/>
@@ -8663,7 +8245,7 @@
       </w:rPr>
     </w:lvl>
   </w:abstractNum>
-  <w:abstractNum w:abstractNumId="11" w15:restartNumberingAfterBreak="0">
+  <w:abstractNum w:abstractNumId="12" w15:restartNumberingAfterBreak="0">
     <w:nsid w:val="469D3E28"/>
     <w:multiLevelType w:val="hybridMultilevel"/>
     <w:tmpl w:val="DD6E833E"/>
@@ -8752,7 +8334,120 @@
       </w:pPr>
     </w:lvl>
   </w:abstractNum>
-  <w:abstractNum w:abstractNumId="12" w15:restartNumberingAfterBreak="0">
+  <w:abstractNum w:abstractNumId="13" w15:restartNumberingAfterBreak="0">
+    <w:nsid w:val="4F1A586E"/>
+    <w:multiLevelType w:val="hybridMultilevel"/>
+    <w:tmpl w:val="545A5B9E"/>
+    <w:lvl w:ilvl="0" w:tplc="080A0001">
+      <w:start w:val="1"/>
+      <w:numFmt w:val="bullet"/>
+      <w:lvlText w:val=""/>
+      <w:lvlJc w:val="left"/>
+      <w:pPr>
+        <w:ind w:left="720" w:hanging="360"/>
+      </w:pPr>
+      <w:rPr>
+        <w:rFonts w:ascii="Symbol" w:hAnsi="Symbol" w:hint="default"/>
+      </w:rPr>
+    </w:lvl>
+    <w:lvl w:ilvl="1" w:tplc="080A0003" w:tentative="1">
+      <w:start w:val="1"/>
+      <w:numFmt w:val="bullet"/>
+      <w:lvlText w:val="o"/>
+      <w:lvlJc w:val="left"/>
+      <w:pPr>
+        <w:ind w:left="1440" w:hanging="360"/>
+      </w:pPr>
+      <w:rPr>
+        <w:rFonts w:ascii="Courier New" w:hAnsi="Courier New" w:cs="Courier New" w:hint="default"/>
+      </w:rPr>
+    </w:lvl>
+    <w:lvl w:ilvl="2" w:tplc="080A0005" w:tentative="1">
+      <w:start w:val="1"/>
+      <w:numFmt w:val="bullet"/>
+      <w:lvlText w:val=""/>
+      <w:lvlJc w:val="left"/>
+      <w:pPr>
+        <w:ind w:left="2160" w:hanging="360"/>
+      </w:pPr>
+      <w:rPr>
+        <w:rFonts w:ascii="Wingdings" w:hAnsi="Wingdings" w:hint="default"/>
+      </w:rPr>
+    </w:lvl>
+    <w:lvl w:ilvl="3" w:tplc="080A0001" w:tentative="1">
+      <w:start w:val="1"/>
+      <w:numFmt w:val="bullet"/>
+      <w:lvlText w:val=""/>
+      <w:lvlJc w:val="left"/>
+      <w:pPr>
+        <w:ind w:left="2880" w:hanging="360"/>
+      </w:pPr>
+      <w:rPr>
+        <w:rFonts w:ascii="Symbol" w:hAnsi="Symbol" w:hint="default"/>
+      </w:rPr>
+    </w:lvl>
+    <w:lvl w:ilvl="4" w:tplc="080A0003" w:tentative="1">
+      <w:start w:val="1"/>
+      <w:numFmt w:val="bullet"/>
+      <w:lvlText w:val="o"/>
+      <w:lvlJc w:val="left"/>
+      <w:pPr>
+        <w:ind w:left="3600" w:hanging="360"/>
+      </w:pPr>
+      <w:rPr>
+        <w:rFonts w:ascii="Courier New" w:hAnsi="Courier New" w:cs="Courier New" w:hint="default"/>
+      </w:rPr>
+    </w:lvl>
+    <w:lvl w:ilvl="5" w:tplc="080A0005" w:tentative="1">
+      <w:start w:val="1"/>
+      <w:numFmt w:val="bullet"/>
+      <w:lvlText w:val=""/>
+      <w:lvlJc w:val="left"/>
+      <w:pPr>
+        <w:ind w:left="4320" w:hanging="360"/>
+      </w:pPr>
+      <w:rPr>
+        <w:rFonts w:ascii="Wingdings" w:hAnsi="Wingdings" w:hint="default"/>
+      </w:rPr>
+    </w:lvl>
+    <w:lvl w:ilvl="6" w:tplc="080A0001" w:tentative="1">
+      <w:start w:val="1"/>
+      <w:numFmt w:val="bullet"/>
+      <w:lvlText w:val=""/>
+      <w:lvlJc w:val="left"/>
+      <w:pPr>
+        <w:ind w:left="5040" w:hanging="360"/>
+      </w:pPr>
+      <w:rPr>
+        <w:rFonts w:ascii="Symbol" w:hAnsi="Symbol" w:hint="default"/>
+      </w:rPr>
+    </w:lvl>
+    <w:lvl w:ilvl="7" w:tplc="080A0003" w:tentative="1">
+      <w:start w:val="1"/>
+      <w:numFmt w:val="bullet"/>
+      <w:lvlText w:val="o"/>
+      <w:lvlJc w:val="left"/>
+      <w:pPr>
+        <w:ind w:left="5760" w:hanging="360"/>
+      </w:pPr>
+      <w:rPr>
+        <w:rFonts w:ascii="Courier New" w:hAnsi="Courier New" w:cs="Courier New" w:hint="default"/>
+      </w:rPr>
+    </w:lvl>
+    <w:lvl w:ilvl="8" w:tplc="080A0005" w:tentative="1">
+      <w:start w:val="1"/>
+      <w:numFmt w:val="bullet"/>
+      <w:lvlText w:val=""/>
+      <w:lvlJc w:val="left"/>
+      <w:pPr>
+        <w:ind w:left="6480" w:hanging="360"/>
+      </w:pPr>
+      <w:rPr>
+        <w:rFonts w:ascii="Wingdings" w:hAnsi="Wingdings" w:hint="default"/>
+      </w:rPr>
+    </w:lvl>
+  </w:abstractNum>
+  <w:abstractNum w:abstractNumId="14" w15:restartNumberingAfterBreak="0">
     <w:nsid w:val="59FE416F"/>
     <w:multiLevelType w:val="hybridMultilevel"/>
     <w:tmpl w:val="7D6E6228"/>
@@ -8865,7 +8560,7 @@
       </w:rPr>
     </w:lvl>
   </w:abstractNum>
-  <w:abstractNum w:abstractNumId="13" w15:restartNumberingAfterBreak="0">
+  <w:abstractNum w:abstractNumId="15" w15:restartNumberingAfterBreak="0">
     <w:nsid w:val="769F79A5"/>
     <w:multiLevelType w:val="hybridMultilevel"/>
     <w:tmpl w:val="0870345A"/>
@@ -8964,43 +8659,49 @@
     <w:abstractNumId w:val="0"/>
   </w:num>
   <w:num w:numId="2" w16cid:durableId="164370372">
-    <w:abstractNumId w:val="11"/>
+    <w:abstractNumId w:val="12"/>
   </w:num>
   <w:num w:numId="3" w16cid:durableId="573391863">
+    <w:abstractNumId w:val="7"/>
+  </w:num>
+  <w:num w:numId="4" w16cid:durableId="1954169933">
+    <w:abstractNumId w:val="3"/>
+  </w:num>
+  <w:num w:numId="5" w16cid:durableId="1863975786">
     <w:abstractNumId w:val="6"/>
   </w:num>
-  <w:num w:numId="4" w16cid:durableId="1954169933">
-    <w:abstractNumId w:val="2"/>
+  <w:num w:numId="6" w16cid:durableId="1050880830">
+    <w:abstractNumId w:val="4"/>
   </w:num>
-  <w:num w:numId="5" w16cid:durableId="1863975786">
+  <w:num w:numId="7" w16cid:durableId="548035891">
+    <w:abstractNumId w:val="10"/>
+  </w:num>
+  <w:num w:numId="8" w16cid:durableId="885726146">
     <w:abstractNumId w:val="5"/>
   </w:num>
-  <w:num w:numId="6" w16cid:durableId="1050880830">
-    <w:abstractNumId w:val="3"/>
-  </w:num>
-  <w:num w:numId="7" w16cid:durableId="548035891">
-    <w:abstractNumId w:val="9"/>
-  </w:num>
-  <w:num w:numId="8" w16cid:durableId="885726146">
-    <w:abstractNumId w:val="4"/>
-  </w:num>
   <w:num w:numId="9" w16cid:durableId="1102459956">
-    <w:abstractNumId w:val="12"/>
+    <w:abstractNumId w:val="14"/>
   </w:num>
   <w:num w:numId="10" w16cid:durableId="1167358830">
     <w:abstractNumId w:val="1"/>
   </w:num>
   <w:num w:numId="11" w16cid:durableId="929852752">
-    <w:abstractNumId w:val="7"/>
+    <w:abstractNumId w:val="8"/>
   </w:num>
   <w:num w:numId="12" w16cid:durableId="324285193">
+    <w:abstractNumId w:val="15"/>
+  </w:num>
+  <w:num w:numId="13" w16cid:durableId="1769496643">
+    <w:abstractNumId w:val="9"/>
+  </w:num>
+  <w:num w:numId="14" w16cid:durableId="303048217">
+    <w:abstractNumId w:val="11"/>
+  </w:num>
+  <w:num w:numId="15" w16cid:durableId="2067947648">
     <w:abstractNumId w:val="13"/>
   </w:num>
-  <w:num w:numId="13" w16cid:durableId="1769496643">
-    <w:abstractNumId w:val="8"/>
-  </w:num>
-  <w:num w:numId="14" w16cid:durableId="303048217">
-    <w:abstractNumId w:val="10"/>
+  <w:num w:numId="16" w16cid:durableId="65617587">
+    <w:abstractNumId w:val="2"/>
   </w:num>
 </w:numbering>
 </file>
